--- a/Project5/说明文档.docx
+++ b/Project5/说明文档.docx
@@ -2,9 +2,6383 @@
 <file path=word/document.xml><?xml version="1.0" encoding="utf-8"?>
 <w:document xmlns:wpc="http://schemas.microsoft.com/office/word/2010/wordprocessingCanvas" xmlns:cx="http://schemas.microsoft.com/office/drawing/2014/chartex" xmlns:cx1="http://schemas.microsoft.com/office/drawing/2015/9/8/chartex" xmlns:cx2="http://schemas.microsoft.com/office/drawing/2015/10/21/chartex" xmlns:cx3="http://schemas.microsoft.com/office/drawing/2016/5/9/chartex" xmlns:cx4="http://schemas.microsoft.com/office/drawing/2016/5/10/chartex" xmlns:cx5="http://schemas.microsoft.com/office/drawing/2016/5/11/chartex" xmlns:cx6="http://schemas.microsoft.com/office/drawing/2016/5/12/chartex" xmlns:cx7="http://schemas.microsoft.com/office/drawing/2016/5/13/chartex" xmlns:cx8="http://schemas.microsoft.com/office/drawing/2016/5/14/chartex" xmlns:mc="http://schemas.openxmlformats.org/markup-compatibility/2006" xmlns:aink="http://schemas.microsoft.com/office/drawing/2016/ink" xmlns:am3d="http://schemas.microsoft.com/office/drawing/2017/model3d" xmlns:o="urn:schemas-microsoft-com:office:office" xmlns:oel="http://schemas.microsoft.com/office/2019/extlst" xmlns:r="http://schemas.openxmlformats.org/officeDocument/2006/relationships" xmlns:m="http://schemas.openxmlformats.org/officeDocument/2006/math" xmlns:v="urn:schemas-microsoft-com:vml" xmlns:wp14="http://schemas.microsoft.com/office/word/2010/wordprocessingDrawing" xmlns:wp="http://schemas.openxmlformats.org/drawingml/2006/wordprocessingDrawing" xmlns:w10="urn:schemas-microsoft-com:office:word" xmlns:w="http://schemas.openxmlformats.org/wordprocessingml/2006/main" xmlns:w14="http://schemas.microsoft.com/office/word/2010/wordml" xmlns:w15="http://schemas.microsoft.com/office/word/2012/wordml" xmlns:w16cex="http://schemas.microsoft.com/office/word/2018/wordml/cex" xmlns:w16cid="http://schemas.microsoft.com/office/word/2016/wordml/cid" xmlns:w16="http://schemas.microsoft.com/office/word/2018/wordml" xmlns:w16du="http://schemas.microsoft.com/office/word/2023/wordml/word16du" xmlns:w16sdtdh="http://schemas.microsoft.com/office/word/2020/wordml/sdtdatahash" xmlns:w16sdtfl="http://schemas.microsoft.com/office/word/2024/wordml/sdtformatlock" xmlns:w16se="http://schemas.microsoft.com/office/word/2015/wordml/symex" xmlns:wpg="http://schemas.microsoft.com/office/word/2010/wordprocessingGroup" xmlns:wpi="http://schemas.microsoft.com/office/word/2010/wordprocessingInk" xmlns:wne="http://schemas.microsoft.com/office/word/2006/wordml" xmlns:wps="http://schemas.microsoft.com/office/word/2010/wordprocessingShape" mc:Ignorable="w14 w15 w16se w16cid w16 w16cex w16sdtdh w16sdtfl w16du wp14">
   <w:body>
-    <w:p/>
+    <w:p>
+      <w:pPr>
+        <w:pStyle w:val="1"/>
+        <w:rPr>
+          <w:rFonts w:hint="eastAsia"/>
+        </w:rPr>
+      </w:pPr>
+      <w:r>
+        <w:rPr>
+          <w:rFonts w:hint="eastAsia"/>
+        </w:rPr>
+        <w:t>SM2</w:t>
+      </w:r>
+      <w:r>
+        <w:rPr>
+          <w:rFonts w:hint="eastAsia"/>
+        </w:rPr>
+        <w:t>基础实现及优化</w:t>
+      </w:r>
+    </w:p>
+    <w:p>
+      <w:pPr>
+        <w:rPr>
+          <w:b/>
+          <w:bCs/>
+        </w:rPr>
+      </w:pPr>
+      <w:r>
+        <w:rPr>
+          <w:b/>
+          <w:bCs/>
+        </w:rPr>
+        <w:t xml:space="preserve">1. </w:t>
+      </w:r>
+      <w:r>
+        <w:rPr>
+          <w:b/>
+          <w:bCs/>
+        </w:rPr>
+        <w:t>核心类解析</w:t>
+      </w:r>
+    </w:p>
+    <w:p>
+      <w:pPr>
+        <w:numPr>
+          <w:ilvl w:val="0"/>
+          <w:numId w:val="5"/>
+        </w:numPr>
+      </w:pPr>
+      <w:r>
+        <w:t>​</w:t>
+      </w:r>
+      <w:r>
+        <w:rPr>
+          <w:b/>
+          <w:bCs/>
+        </w:rPr>
+        <w:t>​</w:t>
+      </w:r>
+      <w:proofErr w:type="spellStart"/>
+      <w:r>
+        <w:rPr>
+          <w:b/>
+          <w:bCs/>
+        </w:rPr>
+        <w:t>EllipticCurve</w:t>
+      </w:r>
+      <w:proofErr w:type="spellEnd"/>
+      <w:r>
+        <w:rPr>
+          <w:b/>
+          <w:bCs/>
+        </w:rPr>
+        <w:t>（原始仿射坐标实现）</w:t>
+      </w:r>
+      <w:r>
+        <w:rPr>
+          <w:b/>
+          <w:bCs/>
+        </w:rPr>
+        <w:t>​</w:t>
+      </w:r>
+      <w:r>
+        <w:t>​</w:t>
+      </w:r>
+    </w:p>
+    <w:p>
+      <w:pPr>
+        <w:numPr>
+          <w:ilvl w:val="1"/>
+          <w:numId w:val="5"/>
+        </w:numPr>
+      </w:pPr>
+      <w:r>
+        <w:t>​</w:t>
+      </w:r>
+      <w:r>
+        <w:rPr>
+          <w:b/>
+          <w:bCs/>
+        </w:rPr>
+        <w:t>​</w:t>
+      </w:r>
+      <w:r>
+        <w:rPr>
+          <w:b/>
+          <w:bCs/>
+        </w:rPr>
+        <w:t>核心方法</w:t>
+      </w:r>
+      <w:r>
+        <w:rPr>
+          <w:b/>
+          <w:bCs/>
+        </w:rPr>
+        <w:t>​</w:t>
+      </w:r>
+      <w:r>
+        <w:t>​</w:t>
+      </w:r>
+      <w:r>
+        <w:t>：</w:t>
+      </w:r>
+    </w:p>
+    <w:p>
+      <w:pPr>
+        <w:numPr>
+          <w:ilvl w:val="2"/>
+          <w:numId w:val="5"/>
+        </w:numPr>
+      </w:pPr>
+      <w:proofErr w:type="spellStart"/>
+      <w:r>
+        <w:t>point_addition</w:t>
+      </w:r>
+      <w:proofErr w:type="spellEnd"/>
+      <w:r>
+        <w:t>：实现仿射坐标系下的点加法</w:t>
+      </w:r>
+    </w:p>
+    <w:p>
+      <w:pPr>
+        <w:numPr>
+          <w:ilvl w:val="2"/>
+          <w:numId w:val="5"/>
+        </w:numPr>
+      </w:pPr>
+      <w:proofErr w:type="spellStart"/>
+      <w:r>
+        <w:t>point_multiply</w:t>
+      </w:r>
+      <w:proofErr w:type="spellEnd"/>
+      <w:r>
+        <w:t>：基于</w:t>
+      </w:r>
+      <w:proofErr w:type="gramStart"/>
+      <w:r>
+        <w:t>倍</w:t>
+      </w:r>
+      <w:proofErr w:type="gramEnd"/>
+      <w:r>
+        <w:t>点算法的点乘法（核心运算）</w:t>
+      </w:r>
+    </w:p>
+    <w:p>
+      <w:pPr>
+        <w:numPr>
+          <w:ilvl w:val="2"/>
+          <w:numId w:val="5"/>
+        </w:numPr>
+      </w:pPr>
+      <w:proofErr w:type="spellStart"/>
+      <w:r>
+        <w:t>inv_mod</w:t>
+      </w:r>
+      <w:proofErr w:type="spellEnd"/>
+      <w:r>
+        <w:t>：扩展欧几里得算法</w:t>
+      </w:r>
+      <w:proofErr w:type="gramStart"/>
+      <w:r>
+        <w:t>求模逆</w:t>
+      </w:r>
+      <w:proofErr w:type="gramEnd"/>
+      <w:r>
+        <w:t>（运算瓶颈）</w:t>
+      </w:r>
+    </w:p>
+    <w:p>
+      <w:pPr>
+        <w:numPr>
+          <w:ilvl w:val="1"/>
+          <w:numId w:val="5"/>
+        </w:numPr>
+      </w:pPr>
+      <w:r>
+        <w:t>​</w:t>
+      </w:r>
+      <w:r>
+        <w:rPr>
+          <w:b/>
+          <w:bCs/>
+        </w:rPr>
+        <w:t>​</w:t>
+      </w:r>
+      <w:r>
+        <w:rPr>
+          <w:b/>
+          <w:bCs/>
+        </w:rPr>
+        <w:t>特点</w:t>
+      </w:r>
+      <w:r>
+        <w:rPr>
+          <w:b/>
+          <w:bCs/>
+        </w:rPr>
+        <w:t>​</w:t>
+      </w:r>
+      <w:r>
+        <w:t>​</w:t>
+      </w:r>
+      <w:r>
+        <w:t>：</w:t>
+      </w:r>
+    </w:p>
+    <w:p>
+      <w:pPr>
+        <w:numPr>
+          <w:ilvl w:val="2"/>
+          <w:numId w:val="5"/>
+        </w:numPr>
+      </w:pPr>
+      <w:proofErr w:type="gramStart"/>
+      <w:r>
+        <w:t>每次点加</w:t>
+      </w:r>
+      <w:proofErr w:type="gramEnd"/>
+      <w:r>
+        <w:t>/</w:t>
+      </w:r>
+      <w:proofErr w:type="gramStart"/>
+      <w:r>
+        <w:t>倍</w:t>
+      </w:r>
+      <w:proofErr w:type="gramEnd"/>
+      <w:r>
+        <w:t>点都需要计算模逆（耗时操作）</w:t>
+      </w:r>
+    </w:p>
+    <w:p>
+      <w:pPr>
+        <w:numPr>
+          <w:ilvl w:val="2"/>
+          <w:numId w:val="5"/>
+        </w:numPr>
+      </w:pPr>
+      <w:r>
+        <w:t>实现直观但效率较低</w:t>
+      </w:r>
+    </w:p>
+    <w:p>
+      <w:pPr>
+        <w:numPr>
+          <w:ilvl w:val="0"/>
+          <w:numId w:val="5"/>
+        </w:numPr>
+      </w:pPr>
+      <w:r>
+        <w:t>​</w:t>
+      </w:r>
+      <w:r>
+        <w:rPr>
+          <w:b/>
+          <w:bCs/>
+        </w:rPr>
+        <w:t>​</w:t>
+      </w:r>
+      <w:proofErr w:type="spellStart"/>
+      <w:r>
+        <w:rPr>
+          <w:b/>
+          <w:bCs/>
+        </w:rPr>
+        <w:t>EllipticCurveJacobi</w:t>
+      </w:r>
+      <w:proofErr w:type="spellEnd"/>
+      <w:r>
+        <w:rPr>
+          <w:b/>
+          <w:bCs/>
+        </w:rPr>
+        <w:t>（优化雅可比坐标实现）</w:t>
+      </w:r>
+      <w:r>
+        <w:rPr>
+          <w:b/>
+          <w:bCs/>
+        </w:rPr>
+        <w:t>​</w:t>
+      </w:r>
+      <w:r>
+        <w:t>​</w:t>
+      </w:r>
+    </w:p>
+    <w:p>
+      <w:pPr>
+        <w:numPr>
+          <w:ilvl w:val="1"/>
+          <w:numId w:val="5"/>
+        </w:numPr>
+      </w:pPr>
+      <w:r>
+        <w:t>​</w:t>
+      </w:r>
+      <w:r>
+        <w:rPr>
+          <w:b/>
+          <w:bCs/>
+        </w:rPr>
+        <w:t>​</w:t>
+      </w:r>
+      <w:r>
+        <w:rPr>
+          <w:b/>
+          <w:bCs/>
+        </w:rPr>
+        <w:t>核心方法</w:t>
+      </w:r>
+      <w:r>
+        <w:rPr>
+          <w:b/>
+          <w:bCs/>
+        </w:rPr>
+        <w:t>​</w:t>
+      </w:r>
+      <w:r>
+        <w:t>​</w:t>
+      </w:r>
+      <w:r>
+        <w:t>：</w:t>
+      </w:r>
+    </w:p>
+    <w:p>
+      <w:pPr>
+        <w:numPr>
+          <w:ilvl w:val="2"/>
+          <w:numId w:val="5"/>
+        </w:numPr>
+      </w:pPr>
+      <w:proofErr w:type="spellStart"/>
+      <w:r>
+        <w:t>jacobian_point_double</w:t>
+      </w:r>
+      <w:proofErr w:type="spellEnd"/>
+      <w:r>
+        <w:t>：雅可比坐标下的点加倍运算</w:t>
+      </w:r>
+    </w:p>
+    <w:p>
+      <w:pPr>
+        <w:numPr>
+          <w:ilvl w:val="2"/>
+          <w:numId w:val="5"/>
+        </w:numPr>
+      </w:pPr>
+      <w:proofErr w:type="spellStart"/>
+      <w:r>
+        <w:t>jacobian_point_add</w:t>
+      </w:r>
+      <w:proofErr w:type="spellEnd"/>
+      <w:r>
+        <w:t>：雅可比坐标下</w:t>
+      </w:r>
+      <w:proofErr w:type="gramStart"/>
+      <w:r>
+        <w:t>的点加运算</w:t>
+      </w:r>
+      <w:proofErr w:type="gramEnd"/>
+    </w:p>
+    <w:p>
+      <w:pPr>
+        <w:numPr>
+          <w:ilvl w:val="2"/>
+          <w:numId w:val="5"/>
+        </w:numPr>
+      </w:pPr>
+      <w:proofErr w:type="spellStart"/>
+      <w:r>
+        <w:t>point_multiply</w:t>
+      </w:r>
+      <w:proofErr w:type="spellEnd"/>
+      <w:r>
+        <w:t>：重写点乘法（使用坐标转换）</w:t>
+      </w:r>
+    </w:p>
+    <w:p>
+      <w:pPr>
+        <w:numPr>
+          <w:ilvl w:val="1"/>
+          <w:numId w:val="5"/>
+        </w:numPr>
+      </w:pPr>
+      <w:r>
+        <w:t>​</w:t>
+      </w:r>
+      <w:r>
+        <w:rPr>
+          <w:b/>
+          <w:bCs/>
+        </w:rPr>
+        <w:t>​</w:t>
+      </w:r>
+      <w:r>
+        <w:rPr>
+          <w:b/>
+          <w:bCs/>
+        </w:rPr>
+        <w:t>优化原理</w:t>
+      </w:r>
+      <w:r>
+        <w:rPr>
+          <w:b/>
+          <w:bCs/>
+        </w:rPr>
+        <w:t>​</w:t>
+      </w:r>
+      <w:r>
+        <w:t>​</w:t>
+      </w:r>
+      <w:r>
+        <w:t>：</w:t>
+      </w:r>
+    </w:p>
+    <w:p>
+      <w:pPr>
+        <w:numPr>
+          <w:ilvl w:val="2"/>
+          <w:numId w:val="5"/>
+        </w:numPr>
+      </w:pPr>
+      <w:r>
+        <w:t>使用三元组</w:t>
+      </w:r>
+      <w:r>
+        <w:t xml:space="preserve"> (x, y, z) </w:t>
+      </w:r>
+      <w:r>
+        <w:t>表示点</w:t>
+      </w:r>
+    </w:p>
+    <w:p>
+      <w:pPr>
+        <w:numPr>
+          <w:ilvl w:val="2"/>
+          <w:numId w:val="5"/>
+        </w:numPr>
+      </w:pPr>
+      <w:r>
+        <w:t>延迟模</w:t>
+      </w:r>
+      <w:proofErr w:type="gramStart"/>
+      <w:r>
+        <w:t>逆计算</w:t>
+      </w:r>
+      <w:proofErr w:type="gramEnd"/>
+      <w:r>
+        <w:t>到坐标转换阶段</w:t>
+      </w:r>
+    </w:p>
+    <w:p>
+      <w:pPr>
+        <w:numPr>
+          <w:ilvl w:val="2"/>
+          <w:numId w:val="5"/>
+        </w:numPr>
+      </w:pPr>
+      <w:r>
+        <w:t>避免重复模逆运算（主要性能瓶颈）</w:t>
+      </w:r>
+    </w:p>
+    <w:p>
+      <w:pPr>
+        <w:numPr>
+          <w:ilvl w:val="0"/>
+          <w:numId w:val="5"/>
+        </w:numPr>
+      </w:pPr>
+      <w:r>
+        <w:t>​</w:t>
+      </w:r>
+      <w:r>
+        <w:rPr>
+          <w:b/>
+          <w:bCs/>
+        </w:rPr>
+        <w:t>​SM2</w:t>
+      </w:r>
+      <w:r>
+        <w:rPr>
+          <w:b/>
+          <w:bCs/>
+        </w:rPr>
+        <w:t>（</w:t>
+      </w:r>
+      <w:proofErr w:type="gramStart"/>
+      <w:r>
+        <w:rPr>
+          <w:b/>
+          <w:bCs/>
+        </w:rPr>
+        <w:t>国密算法</w:t>
+      </w:r>
+      <w:proofErr w:type="gramEnd"/>
+      <w:r>
+        <w:rPr>
+          <w:b/>
+          <w:bCs/>
+        </w:rPr>
+        <w:t>实现）</w:t>
+      </w:r>
+      <w:r>
+        <w:rPr>
+          <w:b/>
+          <w:bCs/>
+        </w:rPr>
+        <w:t>​</w:t>
+      </w:r>
+      <w:r>
+        <w:t>​</w:t>
+      </w:r>
+    </w:p>
+    <w:p>
+      <w:pPr>
+        <w:numPr>
+          <w:ilvl w:val="1"/>
+          <w:numId w:val="5"/>
+        </w:numPr>
+      </w:pPr>
+      <w:r>
+        <w:t>​</w:t>
+      </w:r>
+      <w:r>
+        <w:rPr>
+          <w:b/>
+          <w:bCs/>
+        </w:rPr>
+        <w:t>​</w:t>
+      </w:r>
+      <w:r>
+        <w:rPr>
+          <w:b/>
+          <w:bCs/>
+        </w:rPr>
+        <w:t>参数</w:t>
+      </w:r>
+      <w:r>
+        <w:rPr>
+          <w:b/>
+          <w:bCs/>
+        </w:rPr>
+        <w:t>​</w:t>
+      </w:r>
+      <w:r>
+        <w:t>​</w:t>
+      </w:r>
+      <w:r>
+        <w:t>：使用</w:t>
+      </w:r>
+      <w:r>
+        <w:t xml:space="preserve"> SM2 </w:t>
+      </w:r>
+      <w:r>
+        <w:t>标准曲线参数</w:t>
+      </w:r>
+    </w:p>
+    <w:p>
+      <w:pPr>
+        <w:numPr>
+          <w:ilvl w:val="2"/>
+          <w:numId w:val="5"/>
+        </w:numPr>
+      </w:pPr>
+      <w:r>
+        <w:t>P</w:t>
+      </w:r>
+      <w:r>
+        <w:t>：</w:t>
+      </w:r>
+      <w:r>
+        <w:t>256</w:t>
+      </w:r>
+      <w:r>
+        <w:t>位素数域</w:t>
+      </w:r>
+    </w:p>
+    <w:p>
+      <w:pPr>
+        <w:numPr>
+          <w:ilvl w:val="2"/>
+          <w:numId w:val="5"/>
+        </w:numPr>
+      </w:pPr>
+      <w:r>
+        <w:t>A/B</w:t>
+      </w:r>
+      <w:r>
+        <w:t>：曲线系数</w:t>
+      </w:r>
+    </w:p>
+    <w:p>
+      <w:pPr>
+        <w:numPr>
+          <w:ilvl w:val="2"/>
+          <w:numId w:val="5"/>
+        </w:numPr>
+      </w:pPr>
+      <w:r>
+        <w:t>N</w:t>
+      </w:r>
+      <w:r>
+        <w:t>：基点阶</w:t>
+      </w:r>
+    </w:p>
+    <w:p>
+      <w:pPr>
+        <w:numPr>
+          <w:ilvl w:val="2"/>
+          <w:numId w:val="5"/>
+        </w:numPr>
+      </w:pPr>
+      <w:r>
+        <w:t>G</w:t>
+      </w:r>
+      <w:r>
+        <w:t>：</w:t>
+      </w:r>
+      <w:r>
+        <w:t xml:space="preserve">(Gx, Gy) </w:t>
+      </w:r>
+      <w:r>
+        <w:t>基点坐标</w:t>
+      </w:r>
+    </w:p>
+    <w:p>
+      <w:pPr>
+        <w:numPr>
+          <w:ilvl w:val="1"/>
+          <w:numId w:val="5"/>
+        </w:numPr>
+      </w:pPr>
+      <w:r>
+        <w:lastRenderedPageBreak/>
+        <w:t>​</w:t>
+      </w:r>
+      <w:r>
+        <w:rPr>
+          <w:b/>
+          <w:bCs/>
+        </w:rPr>
+        <w:t>​</w:t>
+      </w:r>
+      <w:r>
+        <w:rPr>
+          <w:b/>
+          <w:bCs/>
+        </w:rPr>
+        <w:t>核心功能</w:t>
+      </w:r>
+      <w:r>
+        <w:rPr>
+          <w:b/>
+          <w:bCs/>
+        </w:rPr>
+        <w:t>​</w:t>
+      </w:r>
+      <w:r>
+        <w:t>​</w:t>
+      </w:r>
+      <w:r>
+        <w:t>：</w:t>
+      </w:r>
+    </w:p>
+    <w:p>
+      <w:pPr>
+        <w:numPr>
+          <w:ilvl w:val="2"/>
+          <w:numId w:val="5"/>
+        </w:numPr>
+      </w:pPr>
+      <w:proofErr w:type="spellStart"/>
+      <w:r>
+        <w:t>generate_keypair</w:t>
+      </w:r>
+      <w:proofErr w:type="spellEnd"/>
+      <w:r>
+        <w:t>：生成公私</w:t>
+      </w:r>
+      <w:proofErr w:type="gramStart"/>
+      <w:r>
+        <w:t>钥</w:t>
+      </w:r>
+      <w:proofErr w:type="gramEnd"/>
+      <w:r>
+        <w:t>对</w:t>
+      </w:r>
+    </w:p>
+    <w:p>
+      <w:pPr>
+        <w:numPr>
+          <w:ilvl w:val="2"/>
+          <w:numId w:val="5"/>
+        </w:numPr>
+      </w:pPr>
+      <w:r>
+        <w:t>sign</w:t>
+      </w:r>
+      <w:r>
+        <w:t>：消息签名</w:t>
+      </w:r>
+    </w:p>
+    <w:p>
+      <w:pPr>
+        <w:numPr>
+          <w:ilvl w:val="2"/>
+          <w:numId w:val="5"/>
+        </w:numPr>
+      </w:pPr>
+      <w:r>
+        <w:t>verify</w:t>
+      </w:r>
+      <w:r>
+        <w:t>：签名验证</w:t>
+      </w:r>
+    </w:p>
+    <w:p>
+      <w:pPr>
+        <w:rPr>
+          <w:b/>
+          <w:bCs/>
+        </w:rPr>
+      </w:pPr>
+      <w:r>
+        <w:rPr>
+          <w:b/>
+          <w:bCs/>
+        </w:rPr>
+        <w:t xml:space="preserve">2. </w:t>
+      </w:r>
+      <w:r>
+        <w:rPr>
+          <w:b/>
+          <w:bCs/>
+        </w:rPr>
+        <w:t>算法关键流程</w:t>
+      </w:r>
+    </w:p>
+    <w:p>
+      <w:pPr>
+        <w:numPr>
+          <w:ilvl w:val="0"/>
+          <w:numId w:val="6"/>
+        </w:numPr>
+      </w:pPr>
+      <w:r>
+        <w:t>​</w:t>
+      </w:r>
+      <w:r>
+        <w:rPr>
+          <w:b/>
+          <w:bCs/>
+        </w:rPr>
+        <w:t>​</w:t>
+      </w:r>
+      <w:r>
+        <w:rPr>
+          <w:b/>
+          <w:bCs/>
+        </w:rPr>
+        <w:t>密钥生成</w:t>
+      </w:r>
+      <w:r>
+        <w:rPr>
+          <w:b/>
+          <w:bCs/>
+        </w:rPr>
+        <w:t>​</w:t>
+      </w:r>
+      <w:r>
+        <w:t>​</w:t>
+      </w:r>
+      <w:r>
+        <w:t>：</w:t>
+      </w:r>
+    </w:p>
+    <w:p>
+      <w:pPr>
+        <w:ind w:left="720"/>
+      </w:pPr>
+      <w:r>
+        <w:rPr>
+          <w:noProof/>
+        </w:rPr>
+        <w:drawing>
+          <wp:inline distT="0" distB="0" distL="0" distR="0" wp14:anchorId="2BC99AFF" wp14:editId="08137DE8">
+            <wp:extent cx="5274310" cy="527050"/>
+            <wp:effectExtent l="0" t="0" r="2540" b="6350"/>
+            <wp:docPr id="513422094" name="图片 1"/>
+            <wp:cNvGraphicFramePr>
+              <a:graphicFrameLocks xmlns:a="http://schemas.openxmlformats.org/drawingml/2006/main" noChangeAspect="1"/>
+            </wp:cNvGraphicFramePr>
+            <a:graphic xmlns:a="http://schemas.openxmlformats.org/drawingml/2006/main">
+              <a:graphicData uri="http://schemas.openxmlformats.org/drawingml/2006/picture">
+                <pic:pic xmlns:pic="http://schemas.openxmlformats.org/drawingml/2006/picture">
+                  <pic:nvPicPr>
+                    <pic:cNvPr id="513422094" name=""/>
+                    <pic:cNvPicPr/>
+                  </pic:nvPicPr>
+                  <pic:blipFill>
+                    <a:blip r:embed="rId8"/>
+                    <a:stretch>
+                      <a:fillRect/>
+                    </a:stretch>
+                  </pic:blipFill>
+                  <pic:spPr>
+                    <a:xfrm>
+                      <a:off x="0" y="0"/>
+                      <a:ext cx="5274310" cy="527050"/>
+                    </a:xfrm>
+                    <a:prstGeom prst="rect">
+                      <a:avLst/>
+                    </a:prstGeom>
+                  </pic:spPr>
+                </pic:pic>
+              </a:graphicData>
+            </a:graphic>
+          </wp:inline>
+        </w:drawing>
+      </w:r>
+    </w:p>
+    <w:p>
+      <w:pPr>
+        <w:numPr>
+          <w:ilvl w:val="0"/>
+          <w:numId w:val="6"/>
+        </w:numPr>
+      </w:pPr>
+      <w:r>
+        <w:t>​</w:t>
+      </w:r>
+      <w:r>
+        <w:rPr>
+          <w:b/>
+          <w:bCs/>
+        </w:rPr>
+        <w:t>​</w:t>
+      </w:r>
+      <w:r>
+        <w:rPr>
+          <w:b/>
+          <w:bCs/>
+        </w:rPr>
+        <w:t>签名过程</w:t>
+      </w:r>
+      <w:r>
+        <w:rPr>
+          <w:b/>
+          <w:bCs/>
+        </w:rPr>
+        <w:t>​</w:t>
+      </w:r>
+      <w:r>
+        <w:t>​</w:t>
+      </w:r>
+      <w:r>
+        <w:t>：</w:t>
+      </w:r>
+    </w:p>
+    <w:p>
+      <w:pPr>
+        <w:ind w:left="720"/>
+        <w:rPr>
+          <w:rFonts w:hint="eastAsia"/>
+        </w:rPr>
+      </w:pPr>
+      <w:r>
+        <w:rPr>
+          <w:noProof/>
+        </w:rPr>
+        <w:drawing>
+          <wp:inline distT="0" distB="0" distL="0" distR="0" wp14:anchorId="7428E444" wp14:editId="574513CA">
+            <wp:extent cx="5274310" cy="974272"/>
+            <wp:effectExtent l="0" t="0" r="2540" b="0"/>
+            <wp:docPr id="2130433150" name="图片 1"/>
+            <wp:cNvGraphicFramePr>
+              <a:graphicFrameLocks xmlns:a="http://schemas.openxmlformats.org/drawingml/2006/main" noChangeAspect="1"/>
+            </wp:cNvGraphicFramePr>
+            <a:graphic xmlns:a="http://schemas.openxmlformats.org/drawingml/2006/main">
+              <a:graphicData uri="http://schemas.openxmlformats.org/drawingml/2006/picture">
+                <pic:pic xmlns:pic="http://schemas.openxmlformats.org/drawingml/2006/picture">
+                  <pic:nvPicPr>
+                    <pic:cNvPr id="2130433150" name=""/>
+                    <pic:cNvPicPr/>
+                  </pic:nvPicPr>
+                  <pic:blipFill rotWithShape="1">
+                    <a:blip r:embed="rId9"/>
+                    <a:srcRect b="8237"/>
+                    <a:stretch>
+                      <a:fillRect/>
+                    </a:stretch>
+                  </pic:blipFill>
+                  <pic:spPr bwMode="auto">
+                    <a:xfrm>
+                      <a:off x="0" y="0"/>
+                      <a:ext cx="5274310" cy="974272"/>
+                    </a:xfrm>
+                    <a:prstGeom prst="rect">
+                      <a:avLst/>
+                    </a:prstGeom>
+                    <a:ln>
+                      <a:noFill/>
+                    </a:ln>
+                    <a:extLst>
+                      <a:ext uri="{53640926-AAD7-44D8-BBD7-CCE9431645EC}">
+                        <a14:shadowObscured xmlns:a14="http://schemas.microsoft.com/office/drawing/2010/main"/>
+                      </a:ext>
+                    </a:extLst>
+                  </pic:spPr>
+                </pic:pic>
+              </a:graphicData>
+            </a:graphic>
+          </wp:inline>
+        </w:drawing>
+      </w:r>
+    </w:p>
+    <w:p>
+      <w:pPr>
+        <w:numPr>
+          <w:ilvl w:val="0"/>
+          <w:numId w:val="6"/>
+        </w:numPr>
+      </w:pPr>
+      <w:r>
+        <w:t>​</w:t>
+      </w:r>
+      <w:r>
+        <w:rPr>
+          <w:b/>
+          <w:bCs/>
+        </w:rPr>
+        <w:t>​</w:t>
+      </w:r>
+      <w:r>
+        <w:rPr>
+          <w:b/>
+          <w:bCs/>
+        </w:rPr>
+        <w:t>验证过程</w:t>
+      </w:r>
+      <w:r>
+        <w:rPr>
+          <w:b/>
+          <w:bCs/>
+        </w:rPr>
+        <w:t>​</w:t>
+      </w:r>
+      <w:r>
+        <w:t>​</w:t>
+      </w:r>
+      <w:r>
+        <w:t>：</w:t>
+      </w:r>
+    </w:p>
+    <w:p>
+      <w:pPr>
+        <w:ind w:left="720"/>
+        <w:rPr>
+          <w:rFonts w:hint="eastAsia"/>
+        </w:rPr>
+      </w:pPr>
+      <w:r>
+        <w:rPr>
+          <w:noProof/>
+        </w:rPr>
+        <w:drawing>
+          <wp:inline distT="0" distB="0" distL="0" distR="0" wp14:anchorId="45F2EADA" wp14:editId="42E3FA51">
+            <wp:extent cx="5274310" cy="1179830"/>
+            <wp:effectExtent l="0" t="0" r="2540" b="1270"/>
+            <wp:docPr id="1693277252" name="图片 1"/>
+            <wp:cNvGraphicFramePr>
+              <a:graphicFrameLocks xmlns:a="http://schemas.openxmlformats.org/drawingml/2006/main" noChangeAspect="1"/>
+            </wp:cNvGraphicFramePr>
+            <a:graphic xmlns:a="http://schemas.openxmlformats.org/drawingml/2006/main">
+              <a:graphicData uri="http://schemas.openxmlformats.org/drawingml/2006/picture">
+                <pic:pic xmlns:pic="http://schemas.openxmlformats.org/drawingml/2006/picture">
+                  <pic:nvPicPr>
+                    <pic:cNvPr id="1693277252" name=""/>
+                    <pic:cNvPicPr/>
+                  </pic:nvPicPr>
+                  <pic:blipFill>
+                    <a:blip r:embed="rId10"/>
+                    <a:stretch>
+                      <a:fillRect/>
+                    </a:stretch>
+                  </pic:blipFill>
+                  <pic:spPr>
+                    <a:xfrm>
+                      <a:off x="0" y="0"/>
+                      <a:ext cx="5274310" cy="1179830"/>
+                    </a:xfrm>
+                    <a:prstGeom prst="rect">
+                      <a:avLst/>
+                    </a:prstGeom>
+                  </pic:spPr>
+                </pic:pic>
+              </a:graphicData>
+            </a:graphic>
+          </wp:inline>
+        </w:drawing>
+      </w:r>
+    </w:p>
+    <w:p>
+      <w:pPr>
+        <w:rPr>
+          <w:b/>
+          <w:bCs/>
+        </w:rPr>
+      </w:pPr>
+      <w:r>
+        <w:rPr>
+          <w:b/>
+          <w:bCs/>
+        </w:rPr>
+        <w:t xml:space="preserve">3. </w:t>
+      </w:r>
+      <w:r>
+        <w:rPr>
+          <w:b/>
+          <w:bCs/>
+        </w:rPr>
+        <w:t>性能对比实现</w:t>
+      </w:r>
+    </w:p>
+    <w:p>
+      <w:pPr>
+        <w:rPr>
+          <w:b/>
+          <w:bCs/>
+        </w:rPr>
+      </w:pPr>
+      <w:r>
+        <w:rPr>
+          <w:noProof/>
+        </w:rPr>
+        <w:drawing>
+          <wp:inline distT="0" distB="0" distL="0" distR="0" wp14:anchorId="5F70BCBC" wp14:editId="006C02FF">
+            <wp:extent cx="5274310" cy="1788160"/>
+            <wp:effectExtent l="0" t="0" r="2540" b="2540"/>
+            <wp:docPr id="303207359" name="图片 1"/>
+            <wp:cNvGraphicFramePr>
+              <a:graphicFrameLocks xmlns:a="http://schemas.openxmlformats.org/drawingml/2006/main" noChangeAspect="1"/>
+            </wp:cNvGraphicFramePr>
+            <a:graphic xmlns:a="http://schemas.openxmlformats.org/drawingml/2006/main">
+              <a:graphicData uri="http://schemas.openxmlformats.org/drawingml/2006/picture">
+                <pic:pic xmlns:pic="http://schemas.openxmlformats.org/drawingml/2006/picture">
+                  <pic:nvPicPr>
+                    <pic:cNvPr id="303207359" name=""/>
+                    <pic:cNvPicPr/>
+                  </pic:nvPicPr>
+                  <pic:blipFill>
+                    <a:blip r:embed="rId11"/>
+                    <a:stretch>
+                      <a:fillRect/>
+                    </a:stretch>
+                  </pic:blipFill>
+                  <pic:spPr>
+                    <a:xfrm>
+                      <a:off x="0" y="0"/>
+                      <a:ext cx="5274310" cy="1788160"/>
+                    </a:xfrm>
+                    <a:prstGeom prst="rect">
+                      <a:avLst/>
+                    </a:prstGeom>
+                  </pic:spPr>
+                </pic:pic>
+              </a:graphicData>
+            </a:graphic>
+          </wp:inline>
+        </w:drawing>
+      </w:r>
+      <w:r>
+        <w:rPr>
+          <w:b/>
+          <w:bCs/>
+        </w:rPr>
+        <w:t xml:space="preserve">4. </w:t>
+      </w:r>
+      <w:r>
+        <w:rPr>
+          <w:b/>
+          <w:bCs/>
+        </w:rPr>
+        <w:t>雅可比坐标优化原理</w:t>
+      </w:r>
+    </w:p>
+    <w:tbl>
+      <w:tblPr>
+        <w:tblW w:w="0" w:type="auto"/>
+        <w:tblCellMar>
+          <w:left w:w="0" w:type="dxa"/>
+          <w:right w:w="0" w:type="dxa"/>
+        </w:tblCellMar>
+        <w:tblLook w:val="04A0" w:firstRow="1" w:lastRow="0" w:firstColumn="1" w:lastColumn="0" w:noHBand="0" w:noVBand="1"/>
+      </w:tblPr>
+      <w:tblGrid>
+        <w:gridCol w:w="1554"/>
+        <w:gridCol w:w="2966"/>
+        <w:gridCol w:w="3469"/>
+      </w:tblGrid>
+      <w:tr>
+        <w:trPr>
+          <w:tblHeader/>
+        </w:trPr>
+        <w:tc>
+          <w:tcPr>
+            <w:tcW w:w="0" w:type="auto"/>
+            <w:tcBorders>
+              <w:top w:val="nil"/>
+              <w:left w:val="nil"/>
+              <w:bottom w:val="single" w:sz="2" w:space="0" w:color="E0E0E0"/>
+              <w:right w:val="single" w:sz="2" w:space="0" w:color="E0E0E0"/>
+            </w:tcBorders>
+            <w:shd w:val="clear" w:color="auto" w:fill="EDEDED"/>
+            <w:tcMar>
+              <w:top w:w="150" w:type="dxa"/>
+              <w:left w:w="180" w:type="dxa"/>
+              <w:bottom w:w="150" w:type="dxa"/>
+              <w:right w:w="180" w:type="dxa"/>
+            </w:tcMar>
+            <w:vAlign w:val="center"/>
+            <w:hideMark/>
+          </w:tcPr>
+          <w:p>
+            <w:pPr>
+              <w:rPr>
+                <w:b/>
+                <w:bCs/>
+              </w:rPr>
+            </w:pPr>
+            <w:r>
+              <w:rPr>
+                <w:b/>
+                <w:bCs/>
+              </w:rPr>
+              <w:lastRenderedPageBreak/>
+              <w:t>操作</w:t>
+            </w:r>
+          </w:p>
+        </w:tc>
+        <w:tc>
+          <w:tcPr>
+            <w:tcW w:w="0" w:type="auto"/>
+            <w:tcBorders>
+              <w:top w:val="nil"/>
+              <w:left w:val="single" w:sz="2" w:space="0" w:color="E0E0E0"/>
+              <w:bottom w:val="single" w:sz="2" w:space="0" w:color="E0E0E0"/>
+              <w:right w:val="single" w:sz="2" w:space="0" w:color="E0E0E0"/>
+            </w:tcBorders>
+            <w:shd w:val="clear" w:color="auto" w:fill="EDEDED"/>
+            <w:tcMar>
+              <w:top w:w="150" w:type="dxa"/>
+              <w:left w:w="180" w:type="dxa"/>
+              <w:bottom w:w="150" w:type="dxa"/>
+              <w:right w:w="180" w:type="dxa"/>
+            </w:tcMar>
+            <w:vAlign w:val="center"/>
+            <w:hideMark/>
+          </w:tcPr>
+          <w:p>
+            <w:pPr>
+              <w:rPr>
+                <w:b/>
+                <w:bCs/>
+              </w:rPr>
+            </w:pPr>
+            <w:r>
+              <w:rPr>
+                <w:b/>
+                <w:bCs/>
+              </w:rPr>
+              <w:t>仿射坐标计算代价</w:t>
+            </w:r>
+          </w:p>
+        </w:tc>
+        <w:tc>
+          <w:tcPr>
+            <w:tcW w:w="0" w:type="auto"/>
+            <w:tcBorders>
+              <w:top w:val="nil"/>
+              <w:left w:val="single" w:sz="2" w:space="0" w:color="E0E0E0"/>
+              <w:bottom w:val="single" w:sz="2" w:space="0" w:color="E0E0E0"/>
+              <w:right w:val="nil"/>
+            </w:tcBorders>
+            <w:shd w:val="clear" w:color="auto" w:fill="EDEDED"/>
+            <w:tcMar>
+              <w:top w:w="150" w:type="dxa"/>
+              <w:left w:w="180" w:type="dxa"/>
+              <w:bottom w:w="150" w:type="dxa"/>
+              <w:right w:w="180" w:type="dxa"/>
+            </w:tcMar>
+            <w:vAlign w:val="center"/>
+            <w:hideMark/>
+          </w:tcPr>
+          <w:p>
+            <w:pPr>
+              <w:rPr>
+                <w:b/>
+                <w:bCs/>
+              </w:rPr>
+            </w:pPr>
+            <w:r>
+              <w:rPr>
+                <w:b/>
+                <w:bCs/>
+              </w:rPr>
+              <w:t>雅可比坐标计算代价</w:t>
+            </w:r>
+          </w:p>
+        </w:tc>
+      </w:tr>
+      <w:tr>
+        <w:tc>
+          <w:tcPr>
+            <w:tcW w:w="0" w:type="auto"/>
+            <w:tcBorders>
+              <w:top w:val="single" w:sz="2" w:space="0" w:color="E0E0E0"/>
+              <w:left w:val="nil"/>
+              <w:bottom w:val="single" w:sz="2" w:space="0" w:color="E0E0E0"/>
+              <w:right w:val="single" w:sz="2" w:space="0" w:color="E0E0E0"/>
+            </w:tcBorders>
+            <w:shd w:val="clear" w:color="auto" w:fill="FFFFFF"/>
+            <w:tcMar>
+              <w:top w:w="150" w:type="dxa"/>
+              <w:left w:w="180" w:type="dxa"/>
+              <w:bottom w:w="150" w:type="dxa"/>
+              <w:right w:w="180" w:type="dxa"/>
+            </w:tcMar>
+            <w:vAlign w:val="center"/>
+            <w:hideMark/>
+          </w:tcPr>
+          <w:p>
+            <w:r>
+              <w:t>点加倍</w:t>
+            </w:r>
+            <w:r>
+              <w:t xml:space="preserve"> (2P)</w:t>
+            </w:r>
+          </w:p>
+        </w:tc>
+        <w:tc>
+          <w:tcPr>
+            <w:tcW w:w="0" w:type="auto"/>
+            <w:tcBorders>
+              <w:top w:val="single" w:sz="2" w:space="0" w:color="E0E0E0"/>
+              <w:left w:val="single" w:sz="2" w:space="0" w:color="E0E0E0"/>
+              <w:bottom w:val="single" w:sz="2" w:space="0" w:color="E0E0E0"/>
+              <w:right w:val="single" w:sz="2" w:space="0" w:color="E0E0E0"/>
+            </w:tcBorders>
+            <w:shd w:val="clear" w:color="auto" w:fill="FFFFFF"/>
+            <w:tcMar>
+              <w:top w:w="150" w:type="dxa"/>
+              <w:left w:w="180" w:type="dxa"/>
+              <w:bottom w:w="150" w:type="dxa"/>
+              <w:right w:w="180" w:type="dxa"/>
+            </w:tcMar>
+            <w:vAlign w:val="center"/>
+            <w:hideMark/>
+          </w:tcPr>
+          <w:p>
+            <w:r>
+              <w:t>1</w:t>
+            </w:r>
+            <w:r>
+              <w:t>次求逆</w:t>
+            </w:r>
+            <w:r>
+              <w:t xml:space="preserve"> + 2</w:t>
+            </w:r>
+            <w:r>
+              <w:t>次乘法</w:t>
+            </w:r>
+          </w:p>
+        </w:tc>
+        <w:tc>
+          <w:tcPr>
+            <w:tcW w:w="0" w:type="auto"/>
+            <w:tcBorders>
+              <w:top w:val="single" w:sz="2" w:space="0" w:color="E0E0E0"/>
+              <w:left w:val="single" w:sz="2" w:space="0" w:color="E0E0E0"/>
+              <w:bottom w:val="single" w:sz="2" w:space="0" w:color="E0E0E0"/>
+              <w:right w:val="nil"/>
+            </w:tcBorders>
+            <w:shd w:val="clear" w:color="auto" w:fill="FFFFFF"/>
+            <w:tcMar>
+              <w:top w:w="150" w:type="dxa"/>
+              <w:left w:w="180" w:type="dxa"/>
+              <w:bottom w:w="150" w:type="dxa"/>
+              <w:right w:w="180" w:type="dxa"/>
+            </w:tcMar>
+            <w:vAlign w:val="center"/>
+            <w:hideMark/>
+          </w:tcPr>
+          <w:p>
+            <w:r>
+              <w:t>4</w:t>
+            </w:r>
+            <w:r>
+              <w:t>次乘法</w:t>
+            </w:r>
+          </w:p>
+        </w:tc>
+      </w:tr>
+      <w:tr>
+        <w:tc>
+          <w:tcPr>
+            <w:tcW w:w="0" w:type="auto"/>
+            <w:tcBorders>
+              <w:top w:val="single" w:sz="2" w:space="0" w:color="E0E0E0"/>
+              <w:left w:val="nil"/>
+              <w:bottom w:val="single" w:sz="2" w:space="0" w:color="E0E0E0"/>
+              <w:right w:val="single" w:sz="2" w:space="0" w:color="E0E0E0"/>
+            </w:tcBorders>
+            <w:shd w:val="clear" w:color="auto" w:fill="FFFFFF"/>
+            <w:tcMar>
+              <w:top w:w="150" w:type="dxa"/>
+              <w:left w:w="180" w:type="dxa"/>
+              <w:bottom w:w="150" w:type="dxa"/>
+              <w:right w:w="180" w:type="dxa"/>
+            </w:tcMar>
+            <w:vAlign w:val="center"/>
+            <w:hideMark/>
+          </w:tcPr>
+          <w:p>
+            <w:proofErr w:type="gramStart"/>
+            <w:r>
+              <w:t>点加</w:t>
+            </w:r>
+            <w:proofErr w:type="gramEnd"/>
+            <w:r>
+              <w:t xml:space="preserve"> (P+Q)</w:t>
+            </w:r>
+          </w:p>
+        </w:tc>
+        <w:tc>
+          <w:tcPr>
+            <w:tcW w:w="0" w:type="auto"/>
+            <w:tcBorders>
+              <w:top w:val="single" w:sz="2" w:space="0" w:color="E0E0E0"/>
+              <w:left w:val="single" w:sz="2" w:space="0" w:color="E0E0E0"/>
+              <w:bottom w:val="single" w:sz="2" w:space="0" w:color="E0E0E0"/>
+              <w:right w:val="single" w:sz="2" w:space="0" w:color="E0E0E0"/>
+            </w:tcBorders>
+            <w:shd w:val="clear" w:color="auto" w:fill="FFFFFF"/>
+            <w:tcMar>
+              <w:top w:w="150" w:type="dxa"/>
+              <w:left w:w="180" w:type="dxa"/>
+              <w:bottom w:w="150" w:type="dxa"/>
+              <w:right w:w="180" w:type="dxa"/>
+            </w:tcMar>
+            <w:vAlign w:val="center"/>
+            <w:hideMark/>
+          </w:tcPr>
+          <w:p>
+            <w:r>
+              <w:t>1</w:t>
+            </w:r>
+            <w:r>
+              <w:t>次求逆</w:t>
+            </w:r>
+            <w:r>
+              <w:t xml:space="preserve"> + 3</w:t>
+            </w:r>
+            <w:r>
+              <w:t>次乘法</w:t>
+            </w:r>
+          </w:p>
+        </w:tc>
+        <w:tc>
+          <w:tcPr>
+            <w:tcW w:w="0" w:type="auto"/>
+            <w:tcBorders>
+              <w:top w:val="single" w:sz="2" w:space="0" w:color="E0E0E0"/>
+              <w:left w:val="single" w:sz="2" w:space="0" w:color="E0E0E0"/>
+              <w:bottom w:val="single" w:sz="2" w:space="0" w:color="E0E0E0"/>
+              <w:right w:val="nil"/>
+            </w:tcBorders>
+            <w:shd w:val="clear" w:color="auto" w:fill="FFFFFF"/>
+            <w:tcMar>
+              <w:top w:w="150" w:type="dxa"/>
+              <w:left w:w="180" w:type="dxa"/>
+              <w:bottom w:w="150" w:type="dxa"/>
+              <w:right w:w="180" w:type="dxa"/>
+            </w:tcMar>
+            <w:vAlign w:val="center"/>
+            <w:hideMark/>
+          </w:tcPr>
+          <w:p>
+            <w:r>
+              <w:t>12</w:t>
+            </w:r>
+            <w:r>
+              <w:t>次乘法</w:t>
+            </w:r>
+          </w:p>
+        </w:tc>
+      </w:tr>
+      <w:tr>
+        <w:tc>
+          <w:tcPr>
+            <w:tcW w:w="0" w:type="auto"/>
+            <w:tcBorders>
+              <w:top w:val="single" w:sz="2" w:space="0" w:color="E0E0E0"/>
+              <w:left w:val="nil"/>
+              <w:bottom w:val="nil"/>
+              <w:right w:val="single" w:sz="2" w:space="0" w:color="E0E0E0"/>
+            </w:tcBorders>
+            <w:shd w:val="clear" w:color="auto" w:fill="FFFFFF"/>
+            <w:tcMar>
+              <w:top w:w="150" w:type="dxa"/>
+              <w:left w:w="180" w:type="dxa"/>
+              <w:bottom w:w="150" w:type="dxa"/>
+              <w:right w:w="180" w:type="dxa"/>
+            </w:tcMar>
+            <w:vAlign w:val="center"/>
+            <w:hideMark/>
+          </w:tcPr>
+          <w:p>
+            <w:r>
+              <w:t>点乘</w:t>
+            </w:r>
+            <w:r>
+              <w:t xml:space="preserve"> (</w:t>
+            </w:r>
+            <w:proofErr w:type="spellStart"/>
+            <w:r>
+              <w:t>k·P</w:t>
+            </w:r>
+            <w:proofErr w:type="spellEnd"/>
+            <w:r>
+              <w:t>)</w:t>
+            </w:r>
+          </w:p>
+        </w:tc>
+        <w:tc>
+          <w:tcPr>
+            <w:tcW w:w="0" w:type="auto"/>
+            <w:tcBorders>
+              <w:top w:val="single" w:sz="2" w:space="0" w:color="E0E0E0"/>
+              <w:left w:val="single" w:sz="2" w:space="0" w:color="E0E0E0"/>
+              <w:bottom w:val="nil"/>
+              <w:right w:val="single" w:sz="2" w:space="0" w:color="E0E0E0"/>
+            </w:tcBorders>
+            <w:shd w:val="clear" w:color="auto" w:fill="FFFFFF"/>
+            <w:tcMar>
+              <w:top w:w="150" w:type="dxa"/>
+              <w:left w:w="180" w:type="dxa"/>
+              <w:bottom w:w="150" w:type="dxa"/>
+              <w:right w:w="180" w:type="dxa"/>
+            </w:tcMar>
+            <w:vAlign w:val="center"/>
+            <w:hideMark/>
+          </w:tcPr>
+          <w:p>
+            <w:r>
+              <w:t>~512</w:t>
+            </w:r>
+            <w:r>
+              <w:t>次求逆</w:t>
+            </w:r>
+            <w:r>
+              <w:t xml:space="preserve"> (256</w:t>
+            </w:r>
+            <w:r>
+              <w:t>位密钥</w:t>
+            </w:r>
+            <w:r>
+              <w:t>)</w:t>
+            </w:r>
+          </w:p>
+        </w:tc>
+        <w:tc>
+          <w:tcPr>
+            <w:tcW w:w="0" w:type="auto"/>
+            <w:tcBorders>
+              <w:top w:val="single" w:sz="2" w:space="0" w:color="E0E0E0"/>
+              <w:left w:val="single" w:sz="2" w:space="0" w:color="E0E0E0"/>
+              <w:bottom w:val="nil"/>
+              <w:right w:val="nil"/>
+            </w:tcBorders>
+            <w:shd w:val="clear" w:color="auto" w:fill="FFFFFF"/>
+            <w:tcMar>
+              <w:top w:w="150" w:type="dxa"/>
+              <w:left w:w="180" w:type="dxa"/>
+              <w:bottom w:w="150" w:type="dxa"/>
+              <w:right w:w="180" w:type="dxa"/>
+            </w:tcMar>
+            <w:vAlign w:val="center"/>
+            <w:hideMark/>
+          </w:tcPr>
+          <w:p>
+            <w:r>
+              <w:t>全程仅</w:t>
+            </w:r>
+            <w:r>
+              <w:t>1</w:t>
+            </w:r>
+            <w:r>
+              <w:t>次求逆（坐标转换）</w:t>
+            </w:r>
+          </w:p>
+        </w:tc>
+      </w:tr>
+    </w:tbl>
+    <w:p>
+      <w:r>
+        <w:t>​</w:t>
+      </w:r>
+      <w:r>
+        <w:rPr>
+          <w:b/>
+          <w:bCs/>
+        </w:rPr>
+        <w:t>​</w:t>
+      </w:r>
+      <w:r>
+        <w:rPr>
+          <w:b/>
+          <w:bCs/>
+        </w:rPr>
+        <w:t>优化核心</w:t>
+      </w:r>
+      <w:r>
+        <w:rPr>
+          <w:b/>
+          <w:bCs/>
+        </w:rPr>
+        <w:t>​</w:t>
+      </w:r>
+      <w:r>
+        <w:t>​</w:t>
+      </w:r>
+      <w:r>
+        <w:t>：将昂贵的模逆运算次数从</w:t>
+      </w:r>
+      <w:r>
+        <w:t xml:space="preserve"> O(</w:t>
+      </w:r>
+      <w:proofErr w:type="spellStart"/>
+      <w:r>
+        <w:t>logk</w:t>
+      </w:r>
+      <w:proofErr w:type="spellEnd"/>
+      <w:r>
+        <w:t xml:space="preserve">) </w:t>
+      </w:r>
+      <w:r>
+        <w:t>降低到</w:t>
+      </w:r>
+      <w:r>
+        <w:t xml:space="preserve"> O(1)</w:t>
+      </w:r>
+    </w:p>
+    <w:p>
+      <w:pPr>
+        <w:rPr>
+          <w:b/>
+          <w:bCs/>
+        </w:rPr>
+      </w:pPr>
+      <w:r>
+        <w:rPr>
+          <w:rFonts w:hint="eastAsia"/>
+          <w:b/>
+          <w:bCs/>
+        </w:rPr>
+        <w:t>5</w:t>
+      </w:r>
+      <w:r>
+        <w:rPr>
+          <w:b/>
+          <w:bCs/>
+        </w:rPr>
+        <w:t>.</w:t>
+      </w:r>
+      <w:r>
+        <w:rPr>
+          <w:rFonts w:hint="eastAsia"/>
+          <w:b/>
+          <w:bCs/>
+        </w:rPr>
+        <w:t>运行结果</w:t>
+      </w:r>
+    </w:p>
+    <w:p>
+      <w:r>
+        <w:rPr>
+          <w:noProof/>
+        </w:rPr>
+        <w:drawing>
+          <wp:inline distT="0" distB="0" distL="0" distR="0" wp14:anchorId="7B47B0AB" wp14:editId="02CF2025">
+            <wp:extent cx="5274310" cy="1310640"/>
+            <wp:effectExtent l="0" t="0" r="2540" b="3810"/>
+            <wp:docPr id="1405298635" name="图片 1"/>
+            <wp:cNvGraphicFramePr>
+              <a:graphicFrameLocks xmlns:a="http://schemas.openxmlformats.org/drawingml/2006/main" noChangeAspect="1"/>
+            </wp:cNvGraphicFramePr>
+            <a:graphic xmlns:a="http://schemas.openxmlformats.org/drawingml/2006/main">
+              <a:graphicData uri="http://schemas.openxmlformats.org/drawingml/2006/picture">
+                <pic:pic xmlns:pic="http://schemas.openxmlformats.org/drawingml/2006/picture">
+                  <pic:nvPicPr>
+                    <pic:cNvPr id="1405298635" name=""/>
+                    <pic:cNvPicPr/>
+                  </pic:nvPicPr>
+                  <pic:blipFill>
+                    <a:blip r:embed="rId12"/>
+                    <a:stretch>
+                      <a:fillRect/>
+                    </a:stretch>
+                  </pic:blipFill>
+                  <pic:spPr>
+                    <a:xfrm>
+                      <a:off x="0" y="0"/>
+                      <a:ext cx="5274310" cy="1310640"/>
+                    </a:xfrm>
+                    <a:prstGeom prst="rect">
+                      <a:avLst/>
+                    </a:prstGeom>
+                  </pic:spPr>
+                </pic:pic>
+              </a:graphicData>
+            </a:graphic>
+          </wp:inline>
+        </w:drawing>
+      </w:r>
+    </w:p>
+    <w:p>
+      <w:r>
+        <w:rPr>
+          <w:noProof/>
+        </w:rPr>
+        <w:drawing>
+          <wp:inline distT="0" distB="0" distL="0" distR="0" wp14:anchorId="6AE68D0E" wp14:editId="2076A80E">
+            <wp:extent cx="5274310" cy="1245235"/>
+            <wp:effectExtent l="0" t="0" r="2540" b="0"/>
+            <wp:docPr id="151973795" name="图片 1"/>
+            <wp:cNvGraphicFramePr>
+              <a:graphicFrameLocks xmlns:a="http://schemas.openxmlformats.org/drawingml/2006/main" noChangeAspect="1"/>
+            </wp:cNvGraphicFramePr>
+            <a:graphic xmlns:a="http://schemas.openxmlformats.org/drawingml/2006/main">
+              <a:graphicData uri="http://schemas.openxmlformats.org/drawingml/2006/picture">
+                <pic:pic xmlns:pic="http://schemas.openxmlformats.org/drawingml/2006/picture">
+                  <pic:nvPicPr>
+                    <pic:cNvPr id="151973795" name=""/>
+                    <pic:cNvPicPr/>
+                  </pic:nvPicPr>
+                  <pic:blipFill>
+                    <a:blip r:embed="rId13"/>
+                    <a:stretch>
+                      <a:fillRect/>
+                    </a:stretch>
+                  </pic:blipFill>
+                  <pic:spPr>
+                    <a:xfrm>
+                      <a:off x="0" y="0"/>
+                      <a:ext cx="5274310" cy="1245235"/>
+                    </a:xfrm>
+                    <a:prstGeom prst="rect">
+                      <a:avLst/>
+                    </a:prstGeom>
+                  </pic:spPr>
+                </pic:pic>
+              </a:graphicData>
+            </a:graphic>
+          </wp:inline>
+        </w:drawing>
+      </w:r>
+    </w:p>
+    <w:p>
+      <w:r>
+        <w:rPr>
+          <w:noProof/>
+        </w:rPr>
+        <w:drawing>
+          <wp:inline distT="0" distB="0" distL="0" distR="0" wp14:anchorId="2A3735C4" wp14:editId="683B4D3F">
+            <wp:extent cx="5274310" cy="558165"/>
+            <wp:effectExtent l="0" t="0" r="2540" b="0"/>
+            <wp:docPr id="147051981" name="图片 1"/>
+            <wp:cNvGraphicFramePr>
+              <a:graphicFrameLocks xmlns:a="http://schemas.openxmlformats.org/drawingml/2006/main" noChangeAspect="1"/>
+            </wp:cNvGraphicFramePr>
+            <a:graphic xmlns:a="http://schemas.openxmlformats.org/drawingml/2006/main">
+              <a:graphicData uri="http://schemas.openxmlformats.org/drawingml/2006/picture">
+                <pic:pic xmlns:pic="http://schemas.openxmlformats.org/drawingml/2006/picture">
+                  <pic:nvPicPr>
+                    <pic:cNvPr id="147051981" name=""/>
+                    <pic:cNvPicPr/>
+                  </pic:nvPicPr>
+                  <pic:blipFill>
+                    <a:blip r:embed="rId14"/>
+                    <a:stretch>
+                      <a:fillRect/>
+                    </a:stretch>
+                  </pic:blipFill>
+                  <pic:spPr>
+                    <a:xfrm>
+                      <a:off x="0" y="0"/>
+                      <a:ext cx="5274310" cy="558165"/>
+                    </a:xfrm>
+                    <a:prstGeom prst="rect">
+                      <a:avLst/>
+                    </a:prstGeom>
+                  </pic:spPr>
+                </pic:pic>
+              </a:graphicData>
+            </a:graphic>
+          </wp:inline>
+        </w:drawing>
+      </w:r>
+    </w:p>
+    <w:p>
+      <w:pPr>
+        <w:pStyle w:val="1"/>
+      </w:pPr>
+      <w:r>
+        <w:rPr>
+          <w:rFonts w:hint="eastAsia"/>
+        </w:rPr>
+        <w:t>SM2</w:t>
+      </w:r>
+      <w:r>
+        <w:rPr>
+          <w:rFonts w:hint="eastAsia"/>
+        </w:rPr>
+        <w:t>签名误用及分析</w:t>
+      </w:r>
+    </w:p>
+    <w:p>
+      <w:pPr>
+        <w:rPr>
+          <w:b/>
+          <w:bCs/>
+        </w:rPr>
+      </w:pPr>
+      <w:r>
+        <w:rPr>
+          <w:b/>
+          <w:bCs/>
+        </w:rPr>
+        <w:t>1. ​​</w:t>
+      </w:r>
+      <w:r>
+        <w:rPr>
+          <w:b/>
+          <w:bCs/>
+        </w:rPr>
+        <w:t>相同用户重用随机数</w:t>
+      </w:r>
+      <w:r>
+        <w:rPr>
+          <w:b/>
+          <w:bCs/>
+        </w:rPr>
+        <w:t>k</w:t>
+      </w:r>
+      <w:r>
+        <w:rPr>
+          <w:b/>
+          <w:bCs/>
+        </w:rPr>
+        <w:t>攻击</w:t>
+      </w:r>
+      <w:r>
+        <w:rPr>
+          <w:b/>
+          <w:bCs/>
+        </w:rPr>
+        <w:t>​​</w:t>
+      </w:r>
+    </w:p>
+    <w:p>
+      <w:pPr>
+        <w:rPr>
+          <w:b/>
+          <w:bCs/>
+        </w:rPr>
+      </w:pPr>
+      <w:r>
+        <w:rPr>
+          <w:b/>
+          <w:bCs/>
+        </w:rPr>
+        <w:t>数学推导：</w:t>
+      </w:r>
+    </w:p>
+    <w:p>
+      <w:pPr>
+        <w:rPr>
+          <w:rFonts w:hint="eastAsia"/>
+        </w:rPr>
+      </w:pPr>
+      <m:oMathPara>
+        <m:oMath>
+          <m:d>
+            <m:dPr>
+              <m:begChr m:val="{"/>
+              <m:endChr m:val=""/>
+              <m:ctrlPr>
+                <w:rPr>
+                  <w:rFonts w:ascii="Cambria Math" w:hAnsi="Cambria Math"/>
+                  <w:i/>
+                </w:rPr>
+              </m:ctrlPr>
+            </m:dPr>
+            <m:e>
+              <m:eqArr>
+                <m:eqArrPr>
+                  <m:ctrlPr>
+                    <w:rPr>
+                      <w:rFonts w:ascii="Cambria Math" w:hAnsi="Cambria Math"/>
+                      <w:i/>
+                    </w:rPr>
+                  </m:ctrlPr>
+                </m:eqArrPr>
+                <m:e>
+                  <m:sSub>
+                    <m:sSubPr>
+                      <m:ctrlPr>
+                        <w:rPr>
+                          <w:rFonts w:ascii="Cambria Math" w:hAnsi="Cambria Math"/>
+                          <w:i/>
+                        </w:rPr>
+                      </m:ctrlPr>
+                    </m:sSubPr>
+                    <m:e>
+                      <m:r>
+                        <w:rPr>
+                          <w:rFonts w:ascii="Cambria Math" w:hAnsi="Cambria Math"/>
+                        </w:rPr>
+                        <m:t>s</m:t>
+                      </m:r>
+                    </m:e>
+                    <m:sub>
+                      <m:r>
+                        <w:rPr>
+                          <w:rFonts w:ascii="Cambria Math" w:hAnsi="Cambria Math"/>
+                        </w:rPr>
+                        <m:t>1</m:t>
+                      </m:r>
+                    </m:sub>
+                  </m:sSub>
+                  <m:r>
+                    <w:rPr>
+                      <w:rFonts w:ascii="Cambria Math" w:hAnsi="Cambria Math"/>
+                    </w:rPr>
+                    <m:t>=</m:t>
+                  </m:r>
+                  <m:sSup>
+                    <m:sSupPr>
+                      <m:ctrlPr>
+                        <w:rPr>
+                          <w:rFonts w:ascii="Cambria Math" w:hAnsi="Cambria Math"/>
+                          <w:i/>
+                        </w:rPr>
+                      </m:ctrlPr>
+                    </m:sSupPr>
+                    <m:e>
+                      <m:d>
+                        <m:dPr>
+                          <m:ctrlPr>
+                            <w:rPr>
+                              <w:rFonts w:ascii="Cambria Math" w:hAnsi="Cambria Math"/>
+                              <w:i/>
+                            </w:rPr>
+                          </m:ctrlPr>
+                        </m:dPr>
+                        <m:e>
+                          <m:r>
+                            <w:rPr>
+                              <w:rFonts w:ascii="Cambria Math" w:hAnsi="Cambria Math"/>
+                            </w:rPr>
+                            <m:t>1+</m:t>
+                          </m:r>
+                          <m:sSub>
+                            <m:sSubPr>
+                              <m:ctrlPr>
+                                <w:rPr>
+                                  <w:rFonts w:ascii="Cambria Math" w:hAnsi="Cambria Math"/>
+                                  <w:i/>
+                                </w:rPr>
+                              </m:ctrlPr>
+                            </m:sSubPr>
+                            <m:e>
+                              <m:r>
+                                <w:rPr>
+                                  <w:rFonts w:ascii="Cambria Math" w:hAnsi="Cambria Math"/>
+                                </w:rPr>
+                                <m:t>d</m:t>
+                              </m:r>
+                            </m:e>
+                            <m:sub>
+                              <m:r>
+                                <w:rPr>
+                                  <w:rFonts w:ascii="Cambria Math" w:hAnsi="Cambria Math"/>
+                                </w:rPr>
+                                <m:t>A</m:t>
+                              </m:r>
+                            </m:sub>
+                          </m:sSub>
+                        </m:e>
+                      </m:d>
+                    </m:e>
+                    <m:sup>
+                      <m:r>
+                        <w:rPr>
+                          <w:rFonts w:ascii="Cambria Math" w:hAnsi="Cambria Math"/>
+                        </w:rPr>
+                        <m:t>-1</m:t>
+                      </m:r>
+                    </m:sup>
+                  </m:sSup>
+                  <m:r>
+                    <w:rPr>
+                      <w:rFonts w:ascii="Cambria Math" w:hAnsi="Cambria Math"/>
+                    </w:rPr>
+                    <m:t>∙</m:t>
+                  </m:r>
+                  <m:d>
+                    <m:dPr>
+                      <m:ctrlPr>
+                        <w:rPr>
+                          <w:rFonts w:ascii="Cambria Math" w:hAnsi="Cambria Math"/>
+                          <w:i/>
+                        </w:rPr>
+                      </m:ctrlPr>
+                    </m:dPr>
+                    <m:e>
+                      <m:r>
+                        <w:rPr>
+                          <w:rFonts w:ascii="Cambria Math" w:hAnsi="Cambria Math"/>
+                        </w:rPr>
+                        <m:t>k-</m:t>
+                      </m:r>
+                      <m:sSub>
+                        <m:sSubPr>
+                          <m:ctrlPr>
+                            <w:rPr>
+                              <w:rFonts w:ascii="Cambria Math" w:hAnsi="Cambria Math"/>
+                              <w:i/>
+                            </w:rPr>
+                          </m:ctrlPr>
+                        </m:sSubPr>
+                        <m:e>
+                          <m:r>
+                            <w:rPr>
+                              <w:rFonts w:ascii="Cambria Math" w:hAnsi="Cambria Math"/>
+                            </w:rPr>
+                            <m:t>r</m:t>
+                          </m:r>
+                        </m:e>
+                        <m:sub>
+                          <m:r>
+                            <w:rPr>
+                              <w:rFonts w:ascii="Cambria Math" w:hAnsi="Cambria Math"/>
+                            </w:rPr>
+                            <m:t>1</m:t>
+                          </m:r>
+                        </m:sub>
+                      </m:sSub>
+                      <m:r>
+                        <w:rPr>
+                          <w:rFonts w:ascii="Cambria Math" w:hAnsi="Cambria Math"/>
+                        </w:rPr>
+                        <m:t>∙</m:t>
+                      </m:r>
+                      <m:sSub>
+                        <m:sSubPr>
+                          <m:ctrlPr>
+                            <w:rPr>
+                              <w:rFonts w:ascii="Cambria Math" w:hAnsi="Cambria Math"/>
+                              <w:i/>
+                            </w:rPr>
+                          </m:ctrlPr>
+                        </m:sSubPr>
+                        <m:e>
+                          <m:r>
+                            <w:rPr>
+                              <w:rFonts w:ascii="Cambria Math" w:hAnsi="Cambria Math"/>
+                            </w:rPr>
+                            <m:t>d</m:t>
+                          </m:r>
+                        </m:e>
+                        <m:sub>
+                          <m:r>
+                            <w:rPr>
+                              <w:rFonts w:ascii="Cambria Math" w:hAnsi="Cambria Math"/>
+                            </w:rPr>
+                            <m:t>A</m:t>
+                          </m:r>
+                        </m:sub>
+                      </m:sSub>
+                    </m:e>
+                  </m:d>
+                  <m:r>
+                    <w:rPr>
+                      <w:rFonts w:ascii="Cambria Math" w:hAnsi="Cambria Math"/>
+                    </w:rPr>
+                    <m:t>mod n</m:t>
+                  </m:r>
+                </m:e>
+                <m:e>
+                  <m:sSub>
+                    <m:sSubPr>
+                      <m:ctrlPr>
+                        <w:rPr>
+                          <w:rFonts w:ascii="Cambria Math" w:hAnsi="Cambria Math"/>
+                          <w:i/>
+                        </w:rPr>
+                      </m:ctrlPr>
+                    </m:sSubPr>
+                    <m:e>
+                      <m:r>
+                        <w:rPr>
+                          <w:rFonts w:ascii="Cambria Math" w:hAnsi="Cambria Math"/>
+                        </w:rPr>
+                        <m:t>s</m:t>
+                      </m:r>
+                    </m:e>
+                    <m:sub>
+                      <m:r>
+                        <w:rPr>
+                          <w:rFonts w:ascii="Cambria Math" w:hAnsi="Cambria Math"/>
+                        </w:rPr>
+                        <m:t>2</m:t>
+                      </m:r>
+                    </m:sub>
+                  </m:sSub>
+                  <m:r>
+                    <w:rPr>
+                      <w:rFonts w:ascii="Cambria Math" w:hAnsi="Cambria Math"/>
+                    </w:rPr>
+                    <m:t>=</m:t>
+                  </m:r>
+                  <m:sSup>
+                    <m:sSupPr>
+                      <m:ctrlPr>
+                        <w:rPr>
+                          <w:rFonts w:ascii="Cambria Math" w:hAnsi="Cambria Math"/>
+                          <w:i/>
+                        </w:rPr>
+                      </m:ctrlPr>
+                    </m:sSupPr>
+                    <m:e>
+                      <m:d>
+                        <m:dPr>
+                          <m:ctrlPr>
+                            <w:rPr>
+                              <w:rFonts w:ascii="Cambria Math" w:hAnsi="Cambria Math"/>
+                              <w:i/>
+                            </w:rPr>
+                          </m:ctrlPr>
+                        </m:dPr>
+                        <m:e>
+                          <m:r>
+                            <w:rPr>
+                              <w:rFonts w:ascii="Cambria Math" w:hAnsi="Cambria Math"/>
+                            </w:rPr>
+                            <m:t>1+</m:t>
+                          </m:r>
+                          <m:sSub>
+                            <m:sSubPr>
+                              <m:ctrlPr>
+                                <w:rPr>
+                                  <w:rFonts w:ascii="Cambria Math" w:hAnsi="Cambria Math"/>
+                                  <w:i/>
+                                </w:rPr>
+                              </m:ctrlPr>
+                            </m:sSubPr>
+                            <m:e>
+                              <m:r>
+                                <w:rPr>
+                                  <w:rFonts w:ascii="Cambria Math" w:hAnsi="Cambria Math"/>
+                                </w:rPr>
+                                <m:t>d</m:t>
+                              </m:r>
+                            </m:e>
+                            <m:sub>
+                              <m:r>
+                                <w:rPr>
+                                  <w:rFonts w:ascii="Cambria Math" w:hAnsi="Cambria Math"/>
+                                </w:rPr>
+                                <m:t>A</m:t>
+                              </m:r>
+                            </m:sub>
+                          </m:sSub>
+                        </m:e>
+                      </m:d>
+                    </m:e>
+                    <m:sup>
+                      <m:r>
+                        <w:rPr>
+                          <w:rFonts w:ascii="Cambria Math" w:hAnsi="Cambria Math"/>
+                        </w:rPr>
+                        <m:t>-1</m:t>
+                      </m:r>
+                    </m:sup>
+                  </m:sSup>
+                  <m:r>
+                    <w:rPr>
+                      <w:rFonts w:ascii="Cambria Math" w:hAnsi="Cambria Math"/>
+                    </w:rPr>
+                    <m:t>∙</m:t>
+                  </m:r>
+                  <m:d>
+                    <m:dPr>
+                      <m:ctrlPr>
+                        <w:rPr>
+                          <w:rFonts w:ascii="Cambria Math" w:hAnsi="Cambria Math"/>
+                          <w:i/>
+                        </w:rPr>
+                      </m:ctrlPr>
+                    </m:dPr>
+                    <m:e>
+                      <m:r>
+                        <w:rPr>
+                          <w:rFonts w:ascii="Cambria Math" w:hAnsi="Cambria Math"/>
+                        </w:rPr>
+                        <m:t>k-</m:t>
+                      </m:r>
+                      <m:sSub>
+                        <m:sSubPr>
+                          <m:ctrlPr>
+                            <w:rPr>
+                              <w:rFonts w:ascii="Cambria Math" w:hAnsi="Cambria Math"/>
+                              <w:i/>
+                            </w:rPr>
+                          </m:ctrlPr>
+                        </m:sSubPr>
+                        <m:e>
+                          <m:r>
+                            <w:rPr>
+                              <w:rFonts w:ascii="Cambria Math" w:hAnsi="Cambria Math"/>
+                            </w:rPr>
+                            <m:t>r</m:t>
+                          </m:r>
+                        </m:e>
+                        <m:sub>
+                          <m:r>
+                            <w:rPr>
+                              <w:rFonts w:ascii="Cambria Math" w:hAnsi="Cambria Math"/>
+                            </w:rPr>
+                            <m:t>2</m:t>
+                          </m:r>
+                        </m:sub>
+                      </m:sSub>
+                      <m:r>
+                        <w:rPr>
+                          <w:rFonts w:ascii="Cambria Math" w:hAnsi="Cambria Math"/>
+                        </w:rPr>
+                        <m:t>∙</m:t>
+                      </m:r>
+                      <m:sSub>
+                        <m:sSubPr>
+                          <m:ctrlPr>
+                            <w:rPr>
+                              <w:rFonts w:ascii="Cambria Math" w:hAnsi="Cambria Math"/>
+                              <w:i/>
+                            </w:rPr>
+                          </m:ctrlPr>
+                        </m:sSubPr>
+                        <m:e>
+                          <m:r>
+                            <w:rPr>
+                              <w:rFonts w:ascii="Cambria Math" w:hAnsi="Cambria Math"/>
+                            </w:rPr>
+                            <m:t>d</m:t>
+                          </m:r>
+                        </m:e>
+                        <m:sub>
+                          <m:r>
+                            <w:rPr>
+                              <w:rFonts w:ascii="Cambria Math" w:hAnsi="Cambria Math"/>
+                            </w:rPr>
+                            <m:t>A</m:t>
+                          </m:r>
+                        </m:sub>
+                      </m:sSub>
+                    </m:e>
+                  </m:d>
+                  <m:r>
+                    <w:rPr>
+                      <w:rFonts w:ascii="Cambria Math" w:hAnsi="Cambria Math"/>
+                    </w:rPr>
+                    <m:t>mod n</m:t>
+                  </m:r>
+                </m:e>
+              </m:eqArr>
+            </m:e>
+          </m:d>
+        </m:oMath>
+      </m:oMathPara>
+    </w:p>
+    <w:p>
+      <w:r>
+        <w:t>消去公因子：</w:t>
+      </w:r>
+    </w:p>
+    <w:p>
+      <w:pPr>
+        <w:rPr>
+          <w:rFonts w:hint="eastAsia"/>
+        </w:rPr>
+      </w:pPr>
+      <m:oMathPara>
+        <m:oMath>
+          <m:m>
+            <m:mPr>
+              <m:mcs>
+                <m:mc>
+                  <m:mcPr>
+                    <m:count m:val="1"/>
+                    <m:mcJc m:val="center"/>
+                  </m:mcPr>
+                </m:mc>
+              </m:mcs>
+              <m:ctrlPr>
+                <w:rPr>
+                  <w:rFonts w:ascii="Cambria Math" w:hAnsi="Cambria Math"/>
+                  <w:i/>
+                </w:rPr>
+              </m:ctrlPr>
+            </m:mPr>
+            <m:mr>
+              <m:e>
+                <m:sSub>
+                  <m:sSubPr>
+                    <m:ctrlPr>
+                      <w:rPr>
+                        <w:rFonts w:ascii="Cambria Math" w:hAnsi="Cambria Math"/>
+                        <w:i/>
+                      </w:rPr>
+                    </m:ctrlPr>
+                  </m:sSubPr>
+                  <m:e>
+                    <m:r>
+                      <w:rPr>
+                        <w:rFonts w:ascii="Cambria Math" w:hAnsi="Cambria Math"/>
+                      </w:rPr>
+                      <m:t>s</m:t>
+                    </m:r>
+                  </m:e>
+                  <m:sub>
+                    <m:r>
+                      <w:rPr>
+                        <w:rFonts w:ascii="Cambria Math" w:hAnsi="Cambria Math"/>
+                      </w:rPr>
+                      <m:t>1</m:t>
+                    </m:r>
+                  </m:sub>
+                </m:sSub>
+                <m:d>
+                  <m:dPr>
+                    <m:ctrlPr>
+                      <w:rPr>
+                        <w:rFonts w:ascii="Cambria Math" w:hAnsi="Cambria Math"/>
+                        <w:i/>
+                      </w:rPr>
+                    </m:ctrlPr>
+                  </m:dPr>
+                  <m:e>
+                    <m:r>
+                      <w:rPr>
+                        <w:rFonts w:ascii="Cambria Math" w:hAnsi="Cambria Math"/>
+                      </w:rPr>
+                      <m:t>1+</m:t>
+                    </m:r>
+                    <m:sSub>
+                      <m:sSubPr>
+                        <m:ctrlPr>
+                          <w:rPr>
+                            <w:rFonts w:ascii="Cambria Math" w:hAnsi="Cambria Math"/>
+                            <w:i/>
+                          </w:rPr>
+                        </m:ctrlPr>
+                      </m:sSubPr>
+                      <m:e>
+                        <m:r>
+                          <w:rPr>
+                            <w:rFonts w:ascii="Cambria Math" w:hAnsi="Cambria Math"/>
+                          </w:rPr>
+                          <m:t>d</m:t>
+                        </m:r>
+                      </m:e>
+                      <m:sub>
+                        <m:r>
+                          <w:rPr>
+                            <w:rFonts w:ascii="Cambria Math" w:hAnsi="Cambria Math"/>
+                          </w:rPr>
+                          <m:t>A</m:t>
+                        </m:r>
+                      </m:sub>
+                    </m:sSub>
+                  </m:e>
+                </m:d>
+                <m:r>
+                  <w:rPr>
+                    <w:rFonts w:ascii="Cambria Math" w:hAnsi="Cambria Math"/>
+                  </w:rPr>
+                  <m:t>=k-</m:t>
+                </m:r>
+                <m:sSub>
+                  <m:sSubPr>
+                    <m:ctrlPr>
+                      <w:rPr>
+                        <w:rFonts w:ascii="Cambria Math" w:hAnsi="Cambria Math"/>
+                        <w:i/>
+                      </w:rPr>
+                    </m:ctrlPr>
+                  </m:sSubPr>
+                  <m:e>
+                    <m:r>
+                      <w:rPr>
+                        <w:rFonts w:ascii="Cambria Math" w:hAnsi="Cambria Math"/>
+                      </w:rPr>
+                      <m:t>r</m:t>
+                    </m:r>
+                  </m:e>
+                  <m:sub>
+                    <m:r>
+                      <w:rPr>
+                        <w:rFonts w:ascii="Cambria Math" w:hAnsi="Cambria Math"/>
+                      </w:rPr>
+                      <m:t>1</m:t>
+                    </m:r>
+                  </m:sub>
+                </m:sSub>
+                <m:sSub>
+                  <m:sSubPr>
+                    <m:ctrlPr>
+                      <w:rPr>
+                        <w:rFonts w:ascii="Cambria Math" w:hAnsi="Cambria Math"/>
+                        <w:i/>
+                      </w:rPr>
+                    </m:ctrlPr>
+                  </m:sSubPr>
+                  <m:e>
+                    <m:r>
+                      <w:rPr>
+                        <w:rFonts w:ascii="Cambria Math" w:hAnsi="Cambria Math"/>
+                      </w:rPr>
+                      <m:t>d</m:t>
+                    </m:r>
+                  </m:e>
+                  <m:sub>
+                    <m:r>
+                      <w:rPr>
+                        <w:rFonts w:ascii="Cambria Math" w:hAnsi="Cambria Math"/>
+                      </w:rPr>
+                      <m:t>A</m:t>
+                    </m:r>
+                  </m:sub>
+                </m:sSub>
+              </m:e>
+            </m:mr>
+            <m:mr>
+              <m:e>
+                <m:sSub>
+                  <m:sSubPr>
+                    <m:ctrlPr>
+                      <w:rPr>
+                        <w:rFonts w:ascii="Cambria Math" w:hAnsi="Cambria Math"/>
+                        <w:i/>
+                      </w:rPr>
+                    </m:ctrlPr>
+                  </m:sSubPr>
+                  <m:e>
+                    <m:r>
+                      <w:rPr>
+                        <w:rFonts w:ascii="Cambria Math" w:hAnsi="Cambria Math"/>
+                      </w:rPr>
+                      <m:t>s</m:t>
+                    </m:r>
+                  </m:e>
+                  <m:sub>
+                    <m:r>
+                      <w:rPr>
+                        <w:rFonts w:ascii="Cambria Math" w:hAnsi="Cambria Math"/>
+                      </w:rPr>
+                      <m:t>2</m:t>
+                    </m:r>
+                  </m:sub>
+                </m:sSub>
+                <m:d>
+                  <m:dPr>
+                    <m:ctrlPr>
+                      <w:rPr>
+                        <w:rFonts w:ascii="Cambria Math" w:hAnsi="Cambria Math"/>
+                        <w:i/>
+                      </w:rPr>
+                    </m:ctrlPr>
+                  </m:dPr>
+                  <m:e>
+                    <m:r>
+                      <w:rPr>
+                        <w:rFonts w:ascii="Cambria Math" w:hAnsi="Cambria Math"/>
+                      </w:rPr>
+                      <m:t>1+</m:t>
+                    </m:r>
+                    <m:sSub>
+                      <m:sSubPr>
+                        <m:ctrlPr>
+                          <w:rPr>
+                            <w:rFonts w:ascii="Cambria Math" w:hAnsi="Cambria Math"/>
+                            <w:i/>
+                          </w:rPr>
+                        </m:ctrlPr>
+                      </m:sSubPr>
+                      <m:e>
+                        <m:r>
+                          <w:rPr>
+                            <w:rFonts w:ascii="Cambria Math" w:hAnsi="Cambria Math"/>
+                          </w:rPr>
+                          <m:t>d</m:t>
+                        </m:r>
+                      </m:e>
+                      <m:sub>
+                        <m:r>
+                          <w:rPr>
+                            <w:rFonts w:ascii="Cambria Math" w:hAnsi="Cambria Math"/>
+                          </w:rPr>
+                          <m:t>A</m:t>
+                        </m:r>
+                      </m:sub>
+                    </m:sSub>
+                  </m:e>
+                </m:d>
+                <m:r>
+                  <w:rPr>
+                    <w:rFonts w:ascii="Cambria Math" w:hAnsi="Cambria Math"/>
+                  </w:rPr>
+                  <m:t>=k-</m:t>
+                </m:r>
+                <m:sSub>
+                  <m:sSubPr>
+                    <m:ctrlPr>
+                      <w:rPr>
+                        <w:rFonts w:ascii="Cambria Math" w:hAnsi="Cambria Math"/>
+                        <w:i/>
+                      </w:rPr>
+                    </m:ctrlPr>
+                  </m:sSubPr>
+                  <m:e>
+                    <m:r>
+                      <w:rPr>
+                        <w:rFonts w:ascii="Cambria Math" w:hAnsi="Cambria Math"/>
+                      </w:rPr>
+                      <m:t>r</m:t>
+                    </m:r>
+                  </m:e>
+                  <m:sub>
+                    <m:r>
+                      <w:rPr>
+                        <w:rFonts w:ascii="Cambria Math" w:hAnsi="Cambria Math"/>
+                      </w:rPr>
+                      <m:t>2</m:t>
+                    </m:r>
+                  </m:sub>
+                </m:sSub>
+                <m:sSub>
+                  <m:sSubPr>
+                    <m:ctrlPr>
+                      <w:rPr>
+                        <w:rFonts w:ascii="Cambria Math" w:hAnsi="Cambria Math"/>
+                        <w:i/>
+                      </w:rPr>
+                    </m:ctrlPr>
+                  </m:sSubPr>
+                  <m:e>
+                    <m:r>
+                      <w:rPr>
+                        <w:rFonts w:ascii="Cambria Math" w:hAnsi="Cambria Math"/>
+                      </w:rPr>
+                      <m:t>d</m:t>
+                    </m:r>
+                  </m:e>
+                  <m:sub>
+                    <m:r>
+                      <w:rPr>
+                        <w:rFonts w:ascii="Cambria Math" w:hAnsi="Cambria Math"/>
+                      </w:rPr>
+                      <m:t>A</m:t>
+                    </m:r>
+                  </m:sub>
+                </m:sSub>
+              </m:e>
+            </m:mr>
+          </m:m>
+        </m:oMath>
+      </m:oMathPara>
+    </w:p>
+    <w:p>
+      <w:r>
+        <w:t>联立方程：</w:t>
+      </w:r>
+    </w:p>
+    <w:p>
+      <m:oMathPara>
+        <m:oMath>
+          <m:d>
+            <m:dPr>
+              <m:ctrlPr>
+                <w:rPr>
+                  <w:rFonts w:ascii="Cambria Math" w:hAnsi="Cambria Math"/>
+                  <w:i/>
+                </w:rPr>
+              </m:ctrlPr>
+            </m:dPr>
+            <m:e>
+              <m:sSub>
+                <m:sSubPr>
+                  <m:ctrlPr>
+                    <w:rPr>
+                      <w:rFonts w:ascii="Cambria Math" w:hAnsi="Cambria Math"/>
+                      <w:i/>
+                    </w:rPr>
+                  </m:ctrlPr>
+                </m:sSubPr>
+                <m:e>
+                  <m:r>
+                    <w:rPr>
+                      <w:rFonts w:ascii="Cambria Math" w:hAnsi="Cambria Math"/>
+                    </w:rPr>
+                    <m:t>s</m:t>
+                  </m:r>
+                </m:e>
+                <m:sub>
+                  <m:r>
+                    <w:rPr>
+                      <w:rFonts w:ascii="Cambria Math" w:hAnsi="Cambria Math"/>
+                    </w:rPr>
+                    <m:t>1</m:t>
+                  </m:r>
+                </m:sub>
+              </m:sSub>
+              <m:r>
+                <w:rPr>
+                  <w:rFonts w:ascii="Cambria Math" w:hAnsi="Cambria Math"/>
+                </w:rPr>
+                <m:t>-</m:t>
+              </m:r>
+              <m:sSub>
+                <m:sSubPr>
+                  <m:ctrlPr>
+                    <w:rPr>
+                      <w:rFonts w:ascii="Cambria Math" w:hAnsi="Cambria Math"/>
+                      <w:i/>
+                    </w:rPr>
+                  </m:ctrlPr>
+                </m:sSubPr>
+                <m:e>
+                  <m:r>
+                    <w:rPr>
+                      <w:rFonts w:ascii="Cambria Math" w:hAnsi="Cambria Math"/>
+                    </w:rPr>
+                    <m:t>s</m:t>
+                  </m:r>
+                </m:e>
+                <m:sub>
+                  <m:r>
+                    <w:rPr>
+                      <w:rFonts w:ascii="Cambria Math" w:hAnsi="Cambria Math"/>
+                    </w:rPr>
+                    <m:t>2</m:t>
+                  </m:r>
+                </m:sub>
+              </m:sSub>
+            </m:e>
+          </m:d>
+          <m:d>
+            <m:dPr>
+              <m:ctrlPr>
+                <w:rPr>
+                  <w:rFonts w:ascii="Cambria Math" w:hAnsi="Cambria Math"/>
+                  <w:i/>
+                </w:rPr>
+              </m:ctrlPr>
+            </m:dPr>
+            <m:e>
+              <m:r>
+                <w:rPr>
+                  <w:rFonts w:ascii="Cambria Math" w:hAnsi="Cambria Math"/>
+                </w:rPr>
+                <m:t>1+</m:t>
+              </m:r>
+              <m:sSub>
+                <m:sSubPr>
+                  <m:ctrlPr>
+                    <w:rPr>
+                      <w:rFonts w:ascii="Cambria Math" w:hAnsi="Cambria Math"/>
+                      <w:i/>
+                    </w:rPr>
+                  </m:ctrlPr>
+                </m:sSubPr>
+                <m:e>
+                  <m:r>
+                    <w:rPr>
+                      <w:rFonts w:ascii="Cambria Math" w:hAnsi="Cambria Math"/>
+                    </w:rPr>
+                    <m:t>d</m:t>
+                  </m:r>
+                </m:e>
+                <m:sub>
+                  <m:r>
+                    <w:rPr>
+                      <w:rFonts w:ascii="Cambria Math" w:hAnsi="Cambria Math"/>
+                    </w:rPr>
+                    <m:t>A</m:t>
+                  </m:r>
+                </m:sub>
+              </m:sSub>
+            </m:e>
+          </m:d>
+          <m:r>
+            <w:rPr>
+              <w:rFonts w:ascii="Cambria Math" w:hAnsi="Cambria Math"/>
+            </w:rPr>
+            <m:t>=</m:t>
+          </m:r>
+          <m:d>
+            <m:dPr>
+              <m:ctrlPr>
+                <w:rPr>
+                  <w:rFonts w:ascii="Cambria Math" w:hAnsi="Cambria Math"/>
+                  <w:i/>
+                </w:rPr>
+              </m:ctrlPr>
+            </m:dPr>
+            <m:e>
+              <m:sSub>
+                <m:sSubPr>
+                  <m:ctrlPr>
+                    <w:rPr>
+                      <w:rFonts w:ascii="Cambria Math" w:hAnsi="Cambria Math"/>
+                      <w:i/>
+                    </w:rPr>
+                  </m:ctrlPr>
+                </m:sSubPr>
+                <m:e>
+                  <m:r>
+                    <w:rPr>
+                      <w:rFonts w:ascii="Cambria Math" w:hAnsi="Cambria Math"/>
+                    </w:rPr>
+                    <m:t>r</m:t>
+                  </m:r>
+                </m:e>
+                <m:sub>
+                  <m:r>
+                    <w:rPr>
+                      <w:rFonts w:ascii="Cambria Math" w:hAnsi="Cambria Math"/>
+                    </w:rPr>
+                    <m:t>2</m:t>
+                  </m:r>
+                </m:sub>
+              </m:sSub>
+              <m:r>
+                <w:rPr>
+                  <w:rFonts w:ascii="Cambria Math" w:hAnsi="Cambria Math"/>
+                </w:rPr>
+                <m:t>-</m:t>
+              </m:r>
+              <m:sSub>
+                <m:sSubPr>
+                  <m:ctrlPr>
+                    <w:rPr>
+                      <w:rFonts w:ascii="Cambria Math" w:hAnsi="Cambria Math"/>
+                      <w:i/>
+                    </w:rPr>
+                  </m:ctrlPr>
+                </m:sSubPr>
+                <m:e>
+                  <m:r>
+                    <w:rPr>
+                      <w:rFonts w:ascii="Cambria Math" w:hAnsi="Cambria Math"/>
+                    </w:rPr>
+                    <m:t>r</m:t>
+                  </m:r>
+                </m:e>
+                <m:sub>
+                  <m:r>
+                    <w:rPr>
+                      <w:rFonts w:ascii="Cambria Math" w:hAnsi="Cambria Math"/>
+                    </w:rPr>
+                    <m:t>1</m:t>
+                  </m:r>
+                </m:sub>
+              </m:sSub>
+            </m:e>
+          </m:d>
+          <m:sSub>
+            <m:sSubPr>
+              <m:ctrlPr>
+                <w:rPr>
+                  <w:rFonts w:ascii="Cambria Math" w:hAnsi="Cambria Math"/>
+                  <w:i/>
+                </w:rPr>
+              </m:ctrlPr>
+            </m:sSubPr>
+            <m:e>
+              <m:r>
+                <w:rPr>
+                  <w:rFonts w:ascii="Cambria Math" w:hAnsi="Cambria Math"/>
+                </w:rPr>
+                <m:t>d</m:t>
+              </m:r>
+            </m:e>
+            <m:sub>
+              <m:r>
+                <w:rPr>
+                  <w:rFonts w:ascii="Cambria Math" w:hAnsi="Cambria Math"/>
+                </w:rPr>
+                <m:t>A</m:t>
+              </m:r>
+            </m:sub>
+          </m:sSub>
+        </m:oMath>
+      </m:oMathPara>
+    </w:p>
+    <w:p>
+      <w:r>
+        <w:t>最终推导私</w:t>
+      </w:r>
+      <w:proofErr w:type="gramStart"/>
+      <w:r>
+        <w:t>钥</w:t>
+      </w:r>
+      <w:proofErr w:type="gramEnd"/>
+      <w:r>
+        <w:t>公式：</w:t>
+      </w:r>
+    </w:p>
+    <w:p>
+      <w:pPr>
+        <w:rPr>
+          <w:rFonts w:hint="eastAsia"/>
+        </w:rPr>
+      </w:pPr>
+      <m:oMathPara>
+        <m:oMath>
+          <m:sSub>
+            <m:sSubPr>
+              <m:ctrlPr>
+                <w:rPr>
+                  <w:rFonts w:ascii="Cambria Math" w:hAnsi="Cambria Math"/>
+                  <w:i/>
+                </w:rPr>
+              </m:ctrlPr>
+            </m:sSubPr>
+            <m:e>
+              <m:r>
+                <w:rPr>
+                  <w:rFonts w:ascii="Cambria Math" w:hAnsi="Cambria Math"/>
+                </w:rPr>
+                <m:t>d</m:t>
+              </m:r>
+            </m:e>
+            <m:sub>
+              <m:r>
+                <w:rPr>
+                  <w:rFonts w:ascii="Cambria Math" w:hAnsi="Cambria Math"/>
+                </w:rPr>
+                <m:t>A</m:t>
+              </m:r>
+            </m:sub>
+          </m:sSub>
+          <m:r>
+            <w:rPr>
+              <w:rFonts w:ascii="Cambria Math" w:hAnsi="Cambria Math"/>
+            </w:rPr>
+            <m:t>=</m:t>
+          </m:r>
+          <m:f>
+            <m:fPr>
+              <m:ctrlPr>
+                <w:rPr>
+                  <w:rFonts w:ascii="Cambria Math" w:hAnsi="Cambria Math"/>
+                  <w:i/>
+                </w:rPr>
+              </m:ctrlPr>
+            </m:fPr>
+            <m:num>
+              <m:sSub>
+                <m:sSubPr>
+                  <m:ctrlPr>
+                    <w:rPr>
+                      <w:rFonts w:ascii="Cambria Math" w:hAnsi="Cambria Math"/>
+                      <w:i/>
+                    </w:rPr>
+                  </m:ctrlPr>
+                </m:sSubPr>
+                <m:e>
+                  <m:r>
+                    <w:rPr>
+                      <w:rFonts w:ascii="Cambria Math" w:hAnsi="Cambria Math"/>
+                    </w:rPr>
+                    <m:t>s</m:t>
+                  </m:r>
+                </m:e>
+                <m:sub>
+                  <m:r>
+                    <w:rPr>
+                      <w:rFonts w:ascii="Cambria Math" w:hAnsi="Cambria Math"/>
+                    </w:rPr>
+                    <m:t>2</m:t>
+                  </m:r>
+                </m:sub>
+              </m:sSub>
+              <m:r>
+                <w:rPr>
+                  <w:rFonts w:ascii="Cambria Math" w:hAnsi="Cambria Math"/>
+                </w:rPr>
+                <m:t>-</m:t>
+              </m:r>
+              <m:sSub>
+                <m:sSubPr>
+                  <m:ctrlPr>
+                    <w:rPr>
+                      <w:rFonts w:ascii="Cambria Math" w:hAnsi="Cambria Math"/>
+                      <w:i/>
+                    </w:rPr>
+                  </m:ctrlPr>
+                </m:sSubPr>
+                <m:e>
+                  <m:r>
+                    <w:rPr>
+                      <w:rFonts w:ascii="Cambria Math" w:hAnsi="Cambria Math"/>
+                    </w:rPr>
+                    <m:t>s</m:t>
+                  </m:r>
+                </m:e>
+                <m:sub>
+                  <m:r>
+                    <w:rPr>
+                      <w:rFonts w:ascii="Cambria Math" w:hAnsi="Cambria Math"/>
+                    </w:rPr>
+                    <m:t>1</m:t>
+                  </m:r>
+                </m:sub>
+              </m:sSub>
+            </m:num>
+            <m:den>
+              <m:sSub>
+                <m:sSubPr>
+                  <m:ctrlPr>
+                    <w:rPr>
+                      <w:rFonts w:ascii="Cambria Math" w:hAnsi="Cambria Math"/>
+                      <w:i/>
+                    </w:rPr>
+                  </m:ctrlPr>
+                </m:sSubPr>
+                <m:e>
+                  <m:r>
+                    <w:rPr>
+                      <w:rFonts w:ascii="Cambria Math" w:hAnsi="Cambria Math"/>
+                    </w:rPr>
+                    <m:t>s</m:t>
+                  </m:r>
+                </m:e>
+                <m:sub>
+                  <m:r>
+                    <w:rPr>
+                      <w:rFonts w:ascii="Cambria Math" w:hAnsi="Cambria Math"/>
+                    </w:rPr>
+                    <m:t>1</m:t>
+                  </m:r>
+                </m:sub>
+              </m:sSub>
+              <m:r>
+                <w:rPr>
+                  <w:rFonts w:ascii="Cambria Math" w:hAnsi="Cambria Math"/>
+                </w:rPr>
+                <m:t>-</m:t>
+              </m:r>
+              <m:sSub>
+                <m:sSubPr>
+                  <m:ctrlPr>
+                    <w:rPr>
+                      <w:rFonts w:ascii="Cambria Math" w:hAnsi="Cambria Math"/>
+                      <w:i/>
+                    </w:rPr>
+                  </m:ctrlPr>
+                </m:sSubPr>
+                <m:e>
+                  <m:r>
+                    <w:rPr>
+                      <w:rFonts w:ascii="Cambria Math" w:hAnsi="Cambria Math"/>
+                    </w:rPr>
+                    <m:t>s</m:t>
+                  </m:r>
+                </m:e>
+                <m:sub>
+                  <m:r>
+                    <w:rPr>
+                      <w:rFonts w:ascii="Cambria Math" w:hAnsi="Cambria Math"/>
+                    </w:rPr>
+                    <m:t>2</m:t>
+                  </m:r>
+                </m:sub>
+              </m:sSub>
+              <m:r>
+                <w:rPr>
+                  <w:rFonts w:ascii="Cambria Math" w:hAnsi="Cambria Math"/>
+                </w:rPr>
+                <m:t>+</m:t>
+              </m:r>
+              <m:sSub>
+                <m:sSubPr>
+                  <m:ctrlPr>
+                    <w:rPr>
+                      <w:rFonts w:ascii="Cambria Math" w:hAnsi="Cambria Math"/>
+                      <w:i/>
+                    </w:rPr>
+                  </m:ctrlPr>
+                </m:sSubPr>
+                <m:e>
+                  <m:r>
+                    <w:rPr>
+                      <w:rFonts w:ascii="Cambria Math" w:hAnsi="Cambria Math"/>
+                    </w:rPr>
+                    <m:t>r</m:t>
+                  </m:r>
+                </m:e>
+                <m:sub>
+                  <m:r>
+                    <w:rPr>
+                      <w:rFonts w:ascii="Cambria Math" w:hAnsi="Cambria Math"/>
+                    </w:rPr>
+                    <m:t>1</m:t>
+                  </m:r>
+                </m:sub>
+              </m:sSub>
+              <m:r>
+                <w:rPr>
+                  <w:rFonts w:ascii="Cambria Math" w:hAnsi="Cambria Math"/>
+                </w:rPr>
+                <m:t>-</m:t>
+              </m:r>
+              <m:sSub>
+                <m:sSubPr>
+                  <m:ctrlPr>
+                    <w:rPr>
+                      <w:rFonts w:ascii="Cambria Math" w:hAnsi="Cambria Math"/>
+                      <w:i/>
+                    </w:rPr>
+                  </m:ctrlPr>
+                </m:sSubPr>
+                <m:e>
+                  <m:r>
+                    <w:rPr>
+                      <w:rFonts w:ascii="Cambria Math" w:hAnsi="Cambria Math"/>
+                    </w:rPr>
+                    <m:t>r</m:t>
+                  </m:r>
+                </m:e>
+                <m:sub>
+                  <m:r>
+                    <w:rPr>
+                      <w:rFonts w:ascii="Cambria Math" w:hAnsi="Cambria Math"/>
+                    </w:rPr>
+                    <m:t>2</m:t>
+                  </m:r>
+                </m:sub>
+              </m:sSub>
+            </m:den>
+          </m:f>
+          <m:r>
+            <w:rPr>
+              <w:rFonts w:ascii="Cambria Math" w:hAnsi="Cambria Math"/>
+            </w:rPr>
+            <m:t>mod n</m:t>
+          </m:r>
+        </m:oMath>
+      </m:oMathPara>
+    </w:p>
+    <w:p>
+      <w:pPr>
+        <w:rPr>
+          <w:b/>
+          <w:bCs/>
+        </w:rPr>
+      </w:pPr>
+      <w:r>
+        <w:rPr>
+          <w:b/>
+          <w:bCs/>
+        </w:rPr>
+        <w:t>POC</w:t>
+      </w:r>
+      <w:r>
+        <w:rPr>
+          <w:b/>
+          <w:bCs/>
+        </w:rPr>
+        <w:t>验证步骤：</w:t>
+      </w:r>
+    </w:p>
+    <w:p>
+      <w:pPr>
+        <w:numPr>
+          <w:ilvl w:val="0"/>
+          <w:numId w:val="7"/>
+        </w:numPr>
+      </w:pPr>
+      <w:r>
+        <w:t>生成固定</w:t>
+      </w:r>
+      <w:r>
+        <w:t>k</w:t>
+      </w:r>
+      <w:r>
+        <w:t>值</w:t>
+      </w:r>
+    </w:p>
+    <w:p>
+      <w:pPr>
+        <w:numPr>
+          <w:ilvl w:val="0"/>
+          <w:numId w:val="7"/>
+        </w:numPr>
+      </w:pPr>
+      <w:r>
+        <w:t>对两条不同消息</w:t>
+      </w:r>
+      <w:r>
+        <w:rPr>
+          <w:i/>
+          <w:iCs/>
+        </w:rPr>
+        <w:t>M</w:t>
+      </w:r>
+      <w:r>
+        <w:t>1​,</w:t>
+      </w:r>
+      <w:r>
+        <w:rPr>
+          <w:i/>
+          <w:iCs/>
+        </w:rPr>
+        <w:t>M</w:t>
+      </w:r>
+      <w:r>
+        <w:t>2​</w:t>
+      </w:r>
+      <w:r>
+        <w:t>签名</w:t>
+      </w:r>
+    </w:p>
+    <w:p>
+      <w:pPr>
+        <w:numPr>
+          <w:ilvl w:val="0"/>
+          <w:numId w:val="7"/>
+        </w:numPr>
+      </w:pPr>
+      <w:r>
+        <w:t>提取</w:t>
+      </w:r>
+      <w:r>
+        <w:t>(</w:t>
+      </w:r>
+      <w:r>
+        <w:rPr>
+          <w:i/>
+          <w:iCs/>
+        </w:rPr>
+        <w:t>r</w:t>
+      </w:r>
+      <w:r>
+        <w:t>1​,</w:t>
+      </w:r>
+      <w:r>
+        <w:rPr>
+          <w:i/>
+          <w:iCs/>
+        </w:rPr>
+        <w:t>s</w:t>
+      </w:r>
+      <w:r>
+        <w:t>1​)</w:t>
+      </w:r>
+      <w:r>
+        <w:t>和</w:t>
+      </w:r>
+      <w:r>
+        <w:t>(</w:t>
+      </w:r>
+      <w:r>
+        <w:rPr>
+          <w:i/>
+          <w:iCs/>
+        </w:rPr>
+        <w:t>r</w:t>
+      </w:r>
+      <w:r>
+        <w:t>2​,</w:t>
+      </w:r>
+      <w:r>
+        <w:rPr>
+          <w:i/>
+          <w:iCs/>
+        </w:rPr>
+        <w:t>s</w:t>
+      </w:r>
+      <w:r>
+        <w:t>2​)</w:t>
+      </w:r>
+    </w:p>
+    <w:p>
+      <w:pPr>
+        <w:numPr>
+          <w:ilvl w:val="0"/>
+          <w:numId w:val="7"/>
+        </w:numPr>
+      </w:pPr>
+      <w:r>
+        <w:t>用推导公式计算私</w:t>
+      </w:r>
+      <w:proofErr w:type="gramStart"/>
+      <w:r>
+        <w:t>钥</w:t>
+      </w:r>
+      <w:proofErr w:type="spellStart"/>
+      <w:proofErr w:type="gramEnd"/>
+      <w:r>
+        <w:rPr>
+          <w:i/>
+          <w:iCs/>
+        </w:rPr>
+        <w:t>dA</w:t>
+      </w:r>
+      <w:proofErr w:type="spellEnd"/>
+      <w:r>
+        <w:t>​</w:t>
+      </w:r>
+    </w:p>
+    <w:p>
+      <w:pPr>
+        <w:numPr>
+          <w:ilvl w:val="0"/>
+          <w:numId w:val="7"/>
+        </w:numPr>
+      </w:pPr>
+      <w:r>
+        <w:t>与真实私</w:t>
+      </w:r>
+      <w:proofErr w:type="gramStart"/>
+      <w:r>
+        <w:t>钥</w:t>
+      </w:r>
+      <w:proofErr w:type="gramEnd"/>
+      <w:r>
+        <w:t>比对</w:t>
+      </w:r>
+    </w:p>
+    <w:p>
+      <w:pPr>
+        <w:rPr>
+          <w:b/>
+          <w:bCs/>
+        </w:rPr>
+      </w:pPr>
+      <w:r>
+        <w:rPr>
+          <w:b/>
+          <w:bCs/>
+        </w:rPr>
+        <w:t>2. ​​</w:t>
+      </w:r>
+      <w:r>
+        <w:rPr>
+          <w:b/>
+          <w:bCs/>
+        </w:rPr>
+        <w:t>不同用户重用随机数</w:t>
+      </w:r>
+      <w:r>
+        <w:rPr>
+          <w:b/>
+          <w:bCs/>
+        </w:rPr>
+        <w:t>k</w:t>
+      </w:r>
+      <w:r>
+        <w:rPr>
+          <w:b/>
+          <w:bCs/>
+        </w:rPr>
+        <w:t>攻击</w:t>
+      </w:r>
+      <w:r>
+        <w:rPr>
+          <w:b/>
+          <w:bCs/>
+        </w:rPr>
+        <w:t>​​</w:t>
+      </w:r>
+    </w:p>
+    <w:p>
+      <w:pPr>
+        <w:rPr>
+          <w:b/>
+          <w:bCs/>
+        </w:rPr>
+      </w:pPr>
+      <w:r>
+        <w:rPr>
+          <w:b/>
+          <w:bCs/>
+        </w:rPr>
+        <w:t>数学推导：</w:t>
+      </w:r>
+    </w:p>
+    <w:p>
+      <w:pPr>
+        <w:rPr>
+          <w:rFonts w:hint="eastAsia"/>
+        </w:rPr>
+      </w:pPr>
+      <m:oMathPara>
+        <m:oMath>
+          <m:d>
+            <m:dPr>
+              <m:begChr m:val="{"/>
+              <m:endChr m:val=""/>
+              <m:ctrlPr>
+                <w:rPr>
+                  <w:rFonts w:ascii="Cambria Math" w:hAnsi="Cambria Math"/>
+                  <w:i/>
+                </w:rPr>
+              </m:ctrlPr>
+            </m:dPr>
+            <m:e>
+              <m:eqArr>
+                <m:eqArrPr>
+                  <m:ctrlPr>
+                    <w:rPr>
+                      <w:rFonts w:ascii="Cambria Math" w:hAnsi="Cambria Math"/>
+                      <w:i/>
+                    </w:rPr>
+                  </m:ctrlPr>
+                </m:eqArrPr>
+                <m:e>
+                  <m:sSub>
+                    <m:sSubPr>
+                      <m:ctrlPr>
+                        <w:rPr>
+                          <w:rFonts w:ascii="Cambria Math" w:hAnsi="Cambria Math"/>
+                          <w:i/>
+                        </w:rPr>
+                      </m:ctrlPr>
+                    </m:sSubPr>
+                    <m:e>
+                      <m:r>
+                        <w:rPr>
+                          <w:rFonts w:ascii="Cambria Math" w:hAnsi="Cambria Math"/>
+                        </w:rPr>
+                        <m:t>s</m:t>
+                      </m:r>
+                    </m:e>
+                    <m:sub>
+                      <m:r>
+                        <w:rPr>
+                          <w:rFonts w:ascii="Cambria Math" w:hAnsi="Cambria Math"/>
+                        </w:rPr>
+                        <m:t>A</m:t>
+                      </m:r>
+                    </m:sub>
+                  </m:sSub>
+                  <m:r>
+                    <w:rPr>
+                      <w:rFonts w:ascii="Cambria Math" w:hAnsi="Cambria Math"/>
+                    </w:rPr>
+                    <m:t>=</m:t>
+                  </m:r>
+                  <m:sSup>
+                    <m:sSupPr>
+                      <m:ctrlPr>
+                        <w:rPr>
+                          <w:rFonts w:ascii="Cambria Math" w:hAnsi="Cambria Math"/>
+                          <w:i/>
+                        </w:rPr>
+                      </m:ctrlPr>
+                    </m:sSupPr>
+                    <m:e>
+                      <m:d>
+                        <m:dPr>
+                          <m:ctrlPr>
+                            <w:rPr>
+                              <w:rFonts w:ascii="Cambria Math" w:hAnsi="Cambria Math"/>
+                              <w:i/>
+                            </w:rPr>
+                          </m:ctrlPr>
+                        </m:dPr>
+                        <m:e>
+                          <m:r>
+                            <w:rPr>
+                              <w:rFonts w:ascii="Cambria Math" w:hAnsi="Cambria Math"/>
+                            </w:rPr>
+                            <m:t>1+</m:t>
+                          </m:r>
+                          <m:sSub>
+                            <m:sSubPr>
+                              <m:ctrlPr>
+                                <w:rPr>
+                                  <w:rFonts w:ascii="Cambria Math" w:hAnsi="Cambria Math"/>
+                                  <w:i/>
+                                </w:rPr>
+                              </m:ctrlPr>
+                            </m:sSubPr>
+                            <m:e>
+                              <m:r>
+                                <w:rPr>
+                                  <w:rFonts w:ascii="Cambria Math" w:hAnsi="Cambria Math"/>
+                                </w:rPr>
+                                <m:t>d</m:t>
+                              </m:r>
+                            </m:e>
+                            <m:sub>
+                              <m:r>
+                                <w:rPr>
+                                  <w:rFonts w:ascii="Cambria Math" w:hAnsi="Cambria Math"/>
+                                </w:rPr>
+                                <m:t>A</m:t>
+                              </m:r>
+                            </m:sub>
+                          </m:sSub>
+                        </m:e>
+                      </m:d>
+                    </m:e>
+                    <m:sup>
+                      <m:r>
+                        <w:rPr>
+                          <w:rFonts w:ascii="Cambria Math" w:hAnsi="Cambria Math"/>
+                        </w:rPr>
+                        <m:t>-1</m:t>
+                      </m:r>
+                    </m:sup>
+                  </m:sSup>
+                  <m:r>
+                    <w:rPr>
+                      <w:rFonts w:ascii="Cambria Math" w:hAnsi="Cambria Math"/>
+                    </w:rPr>
+                    <m:t>∙(k-</m:t>
+                  </m:r>
+                  <m:sSub>
+                    <m:sSubPr>
+                      <m:ctrlPr>
+                        <w:rPr>
+                          <w:rFonts w:ascii="Cambria Math" w:hAnsi="Cambria Math"/>
+                          <w:i/>
+                        </w:rPr>
+                      </m:ctrlPr>
+                    </m:sSubPr>
+                    <m:e>
+                      <m:r>
+                        <w:rPr>
+                          <w:rFonts w:ascii="Cambria Math" w:hAnsi="Cambria Math"/>
+                        </w:rPr>
+                        <m:t>r</m:t>
+                      </m:r>
+                    </m:e>
+                    <m:sub>
+                      <m:r>
+                        <w:rPr>
+                          <w:rFonts w:ascii="Cambria Math" w:hAnsi="Cambria Math"/>
+                        </w:rPr>
+                        <m:t>A</m:t>
+                      </m:r>
+                    </m:sub>
+                  </m:sSub>
+                  <m:r>
+                    <w:rPr>
+                      <w:rFonts w:ascii="Cambria Math" w:hAnsi="Cambria Math"/>
+                    </w:rPr>
+                    <m:t>∙</m:t>
+                  </m:r>
+                  <m:sSub>
+                    <m:sSubPr>
+                      <m:ctrlPr>
+                        <w:rPr>
+                          <w:rFonts w:ascii="Cambria Math" w:hAnsi="Cambria Math"/>
+                          <w:i/>
+                        </w:rPr>
+                      </m:ctrlPr>
+                    </m:sSubPr>
+                    <m:e>
+                      <m:r>
+                        <w:rPr>
+                          <w:rFonts w:ascii="Cambria Math" w:hAnsi="Cambria Math"/>
+                        </w:rPr>
+                        <m:t>d</m:t>
+                      </m:r>
+                    </m:e>
+                    <m:sub>
+                      <m:r>
+                        <w:rPr>
+                          <w:rFonts w:ascii="Cambria Math" w:hAnsi="Cambria Math"/>
+                        </w:rPr>
+                        <m:t>A</m:t>
+                      </m:r>
+                    </m:sub>
+                  </m:sSub>
+                  <m:r>
+                    <w:rPr>
+                      <w:rFonts w:ascii="Cambria Math" w:hAnsi="Cambria Math"/>
+                    </w:rPr>
+                    <m:t>)</m:t>
+                  </m:r>
+                </m:e>
+                <m:e>
+                  <m:sSub>
+                    <m:sSubPr>
+                      <m:ctrlPr>
+                        <w:rPr>
+                          <w:rFonts w:ascii="Cambria Math" w:hAnsi="Cambria Math"/>
+                          <w:i/>
+                        </w:rPr>
+                      </m:ctrlPr>
+                    </m:sSubPr>
+                    <m:e>
+                      <m:r>
+                        <w:rPr>
+                          <w:rFonts w:ascii="Cambria Math" w:hAnsi="Cambria Math"/>
+                        </w:rPr>
+                        <m:t>s</m:t>
+                      </m:r>
+                    </m:e>
+                    <m:sub>
+                      <m:r>
+                        <w:rPr>
+                          <w:rFonts w:ascii="Cambria Math" w:hAnsi="Cambria Math"/>
+                        </w:rPr>
+                        <m:t>B</m:t>
+                      </m:r>
+                    </m:sub>
+                  </m:sSub>
+                  <m:r>
+                    <w:rPr>
+                      <w:rFonts w:ascii="Cambria Math" w:hAnsi="Cambria Math"/>
+                    </w:rPr>
+                    <m:t>=</m:t>
+                  </m:r>
+                  <m:sSup>
+                    <m:sSupPr>
+                      <m:ctrlPr>
+                        <w:rPr>
+                          <w:rFonts w:ascii="Cambria Math" w:hAnsi="Cambria Math"/>
+                          <w:i/>
+                        </w:rPr>
+                      </m:ctrlPr>
+                    </m:sSupPr>
+                    <m:e>
+                      <m:d>
+                        <m:dPr>
+                          <m:ctrlPr>
+                            <w:rPr>
+                              <w:rFonts w:ascii="Cambria Math" w:hAnsi="Cambria Math"/>
+                              <w:i/>
+                            </w:rPr>
+                          </m:ctrlPr>
+                        </m:dPr>
+                        <m:e>
+                          <m:r>
+                            <w:rPr>
+                              <w:rFonts w:ascii="Cambria Math" w:hAnsi="Cambria Math"/>
+                            </w:rPr>
+                            <m:t>1+</m:t>
+                          </m:r>
+                          <m:sSub>
+                            <m:sSubPr>
+                              <m:ctrlPr>
+                                <w:rPr>
+                                  <w:rFonts w:ascii="Cambria Math" w:hAnsi="Cambria Math"/>
+                                  <w:i/>
+                                </w:rPr>
+                              </m:ctrlPr>
+                            </m:sSubPr>
+                            <m:e>
+                              <m:r>
+                                <w:rPr>
+                                  <w:rFonts w:ascii="Cambria Math" w:hAnsi="Cambria Math"/>
+                                </w:rPr>
+                                <m:t>d</m:t>
+                              </m:r>
+                            </m:e>
+                            <m:sub>
+                              <m:r>
+                                <w:rPr>
+                                  <w:rFonts w:ascii="Cambria Math" w:hAnsi="Cambria Math"/>
+                                </w:rPr>
+                                <m:t>B</m:t>
+                              </m:r>
+                            </m:sub>
+                          </m:sSub>
+                        </m:e>
+                      </m:d>
+                    </m:e>
+                    <m:sup>
+                      <m:r>
+                        <w:rPr>
+                          <w:rFonts w:ascii="Cambria Math" w:hAnsi="Cambria Math"/>
+                        </w:rPr>
+                        <m:t>-1</m:t>
+                      </m:r>
+                    </m:sup>
+                  </m:sSup>
+                  <m:r>
+                    <w:rPr>
+                      <w:rFonts w:ascii="Cambria Math" w:hAnsi="Cambria Math"/>
+                    </w:rPr>
+                    <m:t>∙(k-</m:t>
+                  </m:r>
+                  <m:sSub>
+                    <m:sSubPr>
+                      <m:ctrlPr>
+                        <w:rPr>
+                          <w:rFonts w:ascii="Cambria Math" w:hAnsi="Cambria Math"/>
+                          <w:i/>
+                        </w:rPr>
+                      </m:ctrlPr>
+                    </m:sSubPr>
+                    <m:e>
+                      <m:r>
+                        <w:rPr>
+                          <w:rFonts w:ascii="Cambria Math" w:hAnsi="Cambria Math"/>
+                        </w:rPr>
+                        <m:t>r</m:t>
+                      </m:r>
+                    </m:e>
+                    <m:sub>
+                      <m:r>
+                        <w:rPr>
+                          <w:rFonts w:ascii="Cambria Math" w:hAnsi="Cambria Math"/>
+                        </w:rPr>
+                        <m:t>B</m:t>
+                      </m:r>
+                    </m:sub>
+                  </m:sSub>
+                  <m:r>
+                    <w:rPr>
+                      <w:rFonts w:ascii="Cambria Math" w:hAnsi="Cambria Math"/>
+                    </w:rPr>
+                    <m:t>∙</m:t>
+                  </m:r>
+                  <m:sSub>
+                    <m:sSubPr>
+                      <m:ctrlPr>
+                        <w:rPr>
+                          <w:rFonts w:ascii="Cambria Math" w:hAnsi="Cambria Math"/>
+                          <w:i/>
+                        </w:rPr>
+                      </m:ctrlPr>
+                    </m:sSubPr>
+                    <m:e>
+                      <m:r>
+                        <w:rPr>
+                          <w:rFonts w:ascii="Cambria Math" w:hAnsi="Cambria Math"/>
+                        </w:rPr>
+                        <m:t>d</m:t>
+                      </m:r>
+                    </m:e>
+                    <m:sub>
+                      <m:r>
+                        <w:rPr>
+                          <w:rFonts w:ascii="Cambria Math" w:hAnsi="Cambria Math"/>
+                        </w:rPr>
+                        <m:t>B</m:t>
+                      </m:r>
+                    </m:sub>
+                  </m:sSub>
+                  <m:r>
+                    <w:rPr>
+                      <w:rFonts w:ascii="Cambria Math" w:hAnsi="Cambria Math"/>
+                    </w:rPr>
+                    <m:t>)</m:t>
+                  </m:r>
+                </m:e>
+              </m:eqArr>
+            </m:e>
+          </m:d>
+        </m:oMath>
+      </m:oMathPara>
+    </w:p>
+    <w:p>
+      <w:r>
+        <w:t>分析方程组：</w:t>
+      </w:r>
+    </w:p>
+    <w:p>
+      <w:pPr>
+        <w:numPr>
+          <w:ilvl w:val="0"/>
+          <w:numId w:val="8"/>
+        </w:numPr>
+      </w:pPr>
+      <w:r>
+        <w:t>包含两个未知数</w:t>
+      </w:r>
+      <w:proofErr w:type="spellStart"/>
+      <w:r>
+        <w:rPr>
+          <w:i/>
+          <w:iCs/>
+        </w:rPr>
+        <w:t>dA</w:t>
+      </w:r>
+      <w:proofErr w:type="spellEnd"/>
+      <w:r>
+        <w:t>​,</w:t>
+      </w:r>
+      <w:r>
+        <w:rPr>
+          <w:i/>
+          <w:iCs/>
+        </w:rPr>
+        <w:t>dB</w:t>
+      </w:r>
+      <w:r>
+        <w:t>​</w:t>
+      </w:r>
+    </w:p>
+    <w:p>
+      <w:pPr>
+        <w:numPr>
+          <w:ilvl w:val="0"/>
+          <w:numId w:val="8"/>
+        </w:numPr>
+      </w:pPr>
+      <w:r>
+        <w:t>仅有一个共享参数</w:t>
+      </w:r>
+      <w:r>
+        <w:rPr>
+          <w:i/>
+          <w:iCs/>
+        </w:rPr>
+        <w:t>k</w:t>
+      </w:r>
+    </w:p>
+    <w:p>
+      <w:pPr>
+        <w:numPr>
+          <w:ilvl w:val="0"/>
+          <w:numId w:val="8"/>
+        </w:numPr>
+      </w:pPr>
+      <w:r>
+        <w:t>无法构造有效方程组求解</w:t>
+      </w:r>
+    </w:p>
+    <w:p>
+      <w:pPr>
+        <w:rPr>
+          <w:b/>
+          <w:bCs/>
+        </w:rPr>
+      </w:pPr>
+      <w:r>
+        <w:rPr>
+          <w:b/>
+          <w:bCs/>
+        </w:rPr>
+        <w:t>验证结论：</w:t>
+      </w:r>
+    </w:p>
+    <w:p>
+      <w:r>
+        <w:lastRenderedPageBreak/>
+        <w:drawing>
+          <wp:inline distT="0" distB="0" distL="0" distR="0" wp14:anchorId="2D9776BD" wp14:editId="54F01D2E">
+            <wp:extent cx="5274310" cy="2076450"/>
+            <wp:effectExtent l="0" t="0" r="2540" b="0"/>
+            <wp:docPr id="971672149" name="图片 2"/>
+            <wp:cNvGraphicFramePr>
+              <a:graphicFrameLocks xmlns:a="http://schemas.openxmlformats.org/drawingml/2006/main" noChangeAspect="1"/>
+            </wp:cNvGraphicFramePr>
+            <a:graphic xmlns:a="http://schemas.openxmlformats.org/drawingml/2006/main">
+              <a:graphicData uri="http://schemas.openxmlformats.org/drawingml/2006/picture">
+                <pic:pic xmlns:pic="http://schemas.openxmlformats.org/drawingml/2006/picture">
+                  <pic:nvPicPr>
+                    <pic:cNvPr id="0" name="Picture 6"/>
+                    <pic:cNvPicPr>
+                      <a:picLocks noChangeAspect="1" noChangeArrowheads="1"/>
+                    </pic:cNvPicPr>
+                  </pic:nvPicPr>
+                  <pic:blipFill>
+                    <a:blip r:embed="rId15">
+                      <a:extLst>
+                        <a:ext uri="{28A0092B-C50C-407E-A947-70E740481C1C}">
+                          <a14:useLocalDpi xmlns:a14="http://schemas.microsoft.com/office/drawing/2010/main" val="0"/>
+                        </a:ext>
+                      </a:extLst>
+                    </a:blip>
+                    <a:srcRect/>
+                    <a:stretch>
+                      <a:fillRect/>
+                    </a:stretch>
+                  </pic:blipFill>
+                  <pic:spPr bwMode="auto">
+                    <a:xfrm>
+                      <a:off x="0" y="0"/>
+                      <a:ext cx="5274310" cy="2076450"/>
+                    </a:xfrm>
+                    <a:prstGeom prst="rect">
+                      <a:avLst/>
+                    </a:prstGeom>
+                    <a:noFill/>
+                    <a:ln>
+                      <a:noFill/>
+                    </a:ln>
+                  </pic:spPr>
+                </pic:pic>
+              </a:graphicData>
+            </a:graphic>
+          </wp:inline>
+        </w:drawing>
+      </w:r>
+    </w:p>
+    <w:p>
+      <w:pPr>
+        <w:rPr>
+          <w:b/>
+          <w:bCs/>
+        </w:rPr>
+      </w:pPr>
+      <w:r>
+        <w:rPr>
+          <w:b/>
+          <w:bCs/>
+        </w:rPr>
+        <w:t>3. ​​SM2</w:t>
+      </w:r>
+      <w:r>
+        <w:rPr>
+          <w:b/>
+          <w:bCs/>
+        </w:rPr>
+        <w:t>与</w:t>
+      </w:r>
+      <w:r>
+        <w:rPr>
+          <w:b/>
+          <w:bCs/>
+        </w:rPr>
+        <w:t>ECDSA</w:t>
+      </w:r>
+      <w:r>
+        <w:rPr>
+          <w:b/>
+          <w:bCs/>
+        </w:rPr>
+        <w:t>重用随机数</w:t>
+      </w:r>
+      <w:r>
+        <w:rPr>
+          <w:b/>
+          <w:bCs/>
+        </w:rPr>
+        <w:t>k</w:t>
+      </w:r>
+      <w:r>
+        <w:rPr>
+          <w:b/>
+          <w:bCs/>
+        </w:rPr>
+        <w:t>攻击</w:t>
+      </w:r>
+      <w:r>
+        <w:rPr>
+          <w:b/>
+          <w:bCs/>
+        </w:rPr>
+        <w:t>​​</w:t>
+      </w:r>
+    </w:p>
+    <w:p>
+      <w:pPr>
+        <w:rPr>
+          <w:b/>
+          <w:bCs/>
+        </w:rPr>
+      </w:pPr>
+      <w:r>
+        <w:rPr>
+          <w:b/>
+          <w:bCs/>
+        </w:rPr>
+        <w:t>数学推导：</w:t>
+      </w:r>
+    </w:p>
+    <w:p>
+      <w:pPr>
+        <w:rPr>
+          <w:rFonts w:hint="eastAsia"/>
+        </w:rPr>
+      </w:pPr>
+      <m:oMathPara>
+        <m:oMath>
+          <m:d>
+            <m:dPr>
+              <m:begChr m:val="{"/>
+              <m:endChr m:val=""/>
+              <m:ctrlPr>
+                <w:rPr>
+                  <w:rFonts w:ascii="Cambria Math" w:hAnsi="Cambria Math"/>
+                  <w:i/>
+                </w:rPr>
+              </m:ctrlPr>
+            </m:dPr>
+            <m:e>
+              <m:eqArr>
+                <m:eqArrPr>
+                  <m:ctrlPr>
+                    <w:rPr>
+                      <w:rFonts w:ascii="Cambria Math" w:hAnsi="Cambria Math"/>
+                      <w:i/>
+                    </w:rPr>
+                  </m:ctrlPr>
+                </m:eqArrPr>
+                <m:e>
+                  <m:r>
+                    <w:rPr>
+                      <w:rFonts w:ascii="Cambria Math" w:hAnsi="Cambria Math"/>
+                    </w:rPr>
+                    <m:t>ECDSA:</m:t>
+                  </m:r>
+                  <m:sSub>
+                    <m:sSubPr>
+                      <m:ctrlPr>
+                        <w:rPr>
+                          <w:rFonts w:ascii="Cambria Math" w:hAnsi="Cambria Math"/>
+                          <w:i/>
+                        </w:rPr>
+                      </m:ctrlPr>
+                    </m:sSubPr>
+                    <m:e>
+                      <m:r>
+                        <w:rPr>
+                          <w:rFonts w:ascii="Cambria Math" w:hAnsi="Cambria Math"/>
+                        </w:rPr>
+                        <m:t>s</m:t>
+                      </m:r>
+                    </m:e>
+                    <m:sub>
+                      <m:r>
+                        <w:rPr>
+                          <w:rFonts w:ascii="Cambria Math" w:hAnsi="Cambria Math"/>
+                        </w:rPr>
+                        <m:t>1</m:t>
+                      </m:r>
+                    </m:sub>
+                  </m:sSub>
+                  <m:r>
+                    <w:rPr>
+                      <w:rFonts w:ascii="Cambria Math" w:hAnsi="Cambria Math"/>
+                    </w:rPr>
+                    <m:t>=</m:t>
+                  </m:r>
+                  <m:sSup>
+                    <m:sSupPr>
+                      <m:ctrlPr>
+                        <w:rPr>
+                          <w:rFonts w:ascii="Cambria Math" w:hAnsi="Cambria Math"/>
+                          <w:i/>
+                        </w:rPr>
+                      </m:ctrlPr>
+                    </m:sSupPr>
+                    <m:e>
+                      <m:r>
+                        <w:rPr>
+                          <w:rFonts w:ascii="Cambria Math" w:hAnsi="Cambria Math"/>
+                        </w:rPr>
+                        <m:t>k</m:t>
+                      </m:r>
+                    </m:e>
+                    <m:sup>
+                      <m:r>
+                        <w:rPr>
+                          <w:rFonts w:ascii="Cambria Math" w:hAnsi="Cambria Math"/>
+                        </w:rPr>
+                        <m:t>-1</m:t>
+                      </m:r>
+                    </m:sup>
+                  </m:sSup>
+                  <m:d>
+                    <m:dPr>
+                      <m:ctrlPr>
+                        <w:rPr>
+                          <w:rFonts w:ascii="Cambria Math" w:hAnsi="Cambria Math"/>
+                          <w:i/>
+                        </w:rPr>
+                      </m:ctrlPr>
+                    </m:dPr>
+                    <m:e>
+                      <m:sSub>
+                        <m:sSubPr>
+                          <m:ctrlPr>
+                            <w:rPr>
+                              <w:rFonts w:ascii="Cambria Math" w:hAnsi="Cambria Math"/>
+                              <w:i/>
+                            </w:rPr>
+                          </m:ctrlPr>
+                        </m:sSubPr>
+                        <m:e>
+                          <m:r>
+                            <w:rPr>
+                              <w:rFonts w:ascii="Cambria Math" w:hAnsi="Cambria Math"/>
+                            </w:rPr>
+                            <m:t>e</m:t>
+                          </m:r>
+                        </m:e>
+                        <m:sub>
+                          <m:r>
+                            <w:rPr>
+                              <w:rFonts w:ascii="Cambria Math" w:hAnsi="Cambria Math"/>
+                            </w:rPr>
+                            <m:t>1</m:t>
+                          </m:r>
+                        </m:sub>
+                      </m:sSub>
+                      <m:r>
+                        <w:rPr>
+                          <w:rFonts w:ascii="Cambria Math" w:hAnsi="Cambria Math"/>
+                        </w:rPr>
+                        <m:t>+</m:t>
+                      </m:r>
+                      <m:sSub>
+                        <m:sSubPr>
+                          <m:ctrlPr>
+                            <w:rPr>
+                              <w:rFonts w:ascii="Cambria Math" w:hAnsi="Cambria Math"/>
+                              <w:i/>
+                            </w:rPr>
+                          </m:ctrlPr>
+                        </m:sSubPr>
+                        <m:e>
+                          <m:r>
+                            <w:rPr>
+                              <w:rFonts w:ascii="Cambria Math" w:hAnsi="Cambria Math"/>
+                            </w:rPr>
+                            <m:t>r</m:t>
+                          </m:r>
+                        </m:e>
+                        <m:sub>
+                          <m:r>
+                            <w:rPr>
+                              <w:rFonts w:ascii="Cambria Math" w:hAnsi="Cambria Math"/>
+                            </w:rPr>
+                            <m:t>1</m:t>
+                          </m:r>
+                        </m:sub>
+                      </m:sSub>
+                      <m:r>
+                        <w:rPr>
+                          <w:rFonts w:ascii="Cambria Math" w:hAnsi="Cambria Math"/>
+                        </w:rPr>
+                        <m:t>d</m:t>
+                      </m:r>
+                    </m:e>
+                  </m:d>
+                  <m:r>
+                    <w:rPr>
+                      <w:rFonts w:ascii="Cambria Math" w:hAnsi="Cambria Math"/>
+                    </w:rPr>
+                    <m:t xml:space="preserve">     mod n</m:t>
+                  </m:r>
+                </m:e>
+                <m:e>
+                  <m:r>
+                    <w:rPr>
+                      <w:rFonts w:ascii="Cambria Math" w:hAnsi="Cambria Math"/>
+                    </w:rPr>
+                    <m:t>SM2:</m:t>
+                  </m:r>
+                  <m:sSub>
+                    <m:sSubPr>
+                      <m:ctrlPr>
+                        <w:rPr>
+                          <w:rFonts w:ascii="Cambria Math" w:hAnsi="Cambria Math"/>
+                          <w:i/>
+                        </w:rPr>
+                      </m:ctrlPr>
+                    </m:sSubPr>
+                    <m:e>
+                      <m:r>
+                        <w:rPr>
+                          <w:rFonts w:ascii="Cambria Math" w:hAnsi="Cambria Math"/>
+                        </w:rPr>
+                        <m:t>s</m:t>
+                      </m:r>
+                    </m:e>
+                    <m:sub>
+                      <m:r>
+                        <w:rPr>
+                          <w:rFonts w:ascii="Cambria Math" w:hAnsi="Cambria Math"/>
+                        </w:rPr>
+                        <m:t>2</m:t>
+                      </m:r>
+                    </m:sub>
+                  </m:sSub>
+                  <m:r>
+                    <w:rPr>
+                      <w:rFonts w:ascii="Cambria Math" w:hAnsi="Cambria Math"/>
+                    </w:rPr>
+                    <m:t>=</m:t>
+                  </m:r>
+                  <m:sSup>
+                    <m:sSupPr>
+                      <m:ctrlPr>
+                        <w:rPr>
+                          <w:rFonts w:ascii="Cambria Math" w:hAnsi="Cambria Math"/>
+                          <w:i/>
+                        </w:rPr>
+                      </m:ctrlPr>
+                    </m:sSupPr>
+                    <m:e>
+                      <m:d>
+                        <m:dPr>
+                          <m:ctrlPr>
+                            <w:rPr>
+                              <w:rFonts w:ascii="Cambria Math" w:hAnsi="Cambria Math"/>
+                              <w:i/>
+                            </w:rPr>
+                          </m:ctrlPr>
+                        </m:dPr>
+                        <m:e>
+                          <m:r>
+                            <w:rPr>
+                              <w:rFonts w:ascii="Cambria Math" w:hAnsi="Cambria Math"/>
+                            </w:rPr>
+                            <m:t>1+d</m:t>
+                          </m:r>
+                        </m:e>
+                      </m:d>
+                    </m:e>
+                    <m:sup>
+                      <m:r>
+                        <w:rPr>
+                          <w:rFonts w:ascii="Cambria Math" w:hAnsi="Cambria Math"/>
+                        </w:rPr>
+                        <m:t>-1</m:t>
+                      </m:r>
+                    </m:sup>
+                  </m:sSup>
+                  <m:d>
+                    <m:dPr>
+                      <m:ctrlPr>
+                        <w:rPr>
+                          <w:rFonts w:ascii="Cambria Math" w:hAnsi="Cambria Math"/>
+                          <w:i/>
+                        </w:rPr>
+                      </m:ctrlPr>
+                    </m:dPr>
+                    <m:e>
+                      <m:r>
+                        <w:rPr>
+                          <w:rFonts w:ascii="Cambria Math" w:hAnsi="Cambria Math"/>
+                        </w:rPr>
+                        <m:t>k-</m:t>
+                      </m:r>
+                      <m:sSub>
+                        <m:sSubPr>
+                          <m:ctrlPr>
+                            <w:rPr>
+                              <w:rFonts w:ascii="Cambria Math" w:hAnsi="Cambria Math"/>
+                              <w:i/>
+                            </w:rPr>
+                          </m:ctrlPr>
+                        </m:sSubPr>
+                        <m:e>
+                          <m:r>
+                            <w:rPr>
+                              <w:rFonts w:ascii="Cambria Math" w:hAnsi="Cambria Math"/>
+                            </w:rPr>
+                            <m:t>r</m:t>
+                          </m:r>
+                        </m:e>
+                        <m:sub>
+                          <m:r>
+                            <w:rPr>
+                              <w:rFonts w:ascii="Cambria Math" w:hAnsi="Cambria Math"/>
+                            </w:rPr>
+                            <m:t>2</m:t>
+                          </m:r>
+                        </m:sub>
+                      </m:sSub>
+                      <m:r>
+                        <w:rPr>
+                          <w:rFonts w:ascii="Cambria Math" w:hAnsi="Cambria Math"/>
+                        </w:rPr>
+                        <m:t>d</m:t>
+                      </m:r>
+                    </m:e>
+                  </m:d>
+                  <m:r>
+                    <w:rPr>
+                      <w:rFonts w:ascii="Cambria Math" w:hAnsi="Cambria Math"/>
+                    </w:rPr>
+                    <m:t>modn</m:t>
+                  </m:r>
+                </m:e>
+              </m:eqArr>
+            </m:e>
+          </m:d>
+        </m:oMath>
+      </m:oMathPara>
+    </w:p>
+    <w:p>
+      <w:r>
+        <w:t>变形方程组：</w:t>
+      </w:r>
+    </w:p>
+    <w:p>
+      <w:pPr>
+        <w:rPr>
+          <w:rFonts w:hint="eastAsia"/>
+        </w:rPr>
+      </w:pPr>
+      <m:oMathPara>
+        <m:oMath>
+          <m:d>
+            <m:dPr>
+              <m:begChr m:val="{"/>
+              <m:endChr m:val=""/>
+              <m:ctrlPr>
+                <w:rPr>
+                  <w:rFonts w:ascii="Cambria Math" w:hAnsi="Cambria Math"/>
+                  <w:i/>
+                </w:rPr>
+              </m:ctrlPr>
+            </m:dPr>
+            <m:e>
+              <m:eqArr>
+                <m:eqArrPr>
+                  <m:ctrlPr>
+                    <w:rPr>
+                      <w:rFonts w:ascii="Cambria Math" w:hAnsi="Cambria Math"/>
+                      <w:i/>
+                    </w:rPr>
+                  </m:ctrlPr>
+                </m:eqArrPr>
+                <m:e>
+                  <m:r>
+                    <w:rPr>
+                      <w:rFonts w:ascii="Cambria Math" w:hAnsi="Cambria Math"/>
+                    </w:rPr>
+                    <m:t>k=</m:t>
+                  </m:r>
+                  <m:sSubSup>
+                    <m:sSubSupPr>
+                      <m:ctrlPr>
+                        <w:rPr>
+                          <w:rFonts w:ascii="Cambria Math" w:hAnsi="Cambria Math"/>
+                          <w:i/>
+                        </w:rPr>
+                      </m:ctrlPr>
+                    </m:sSubSupPr>
+                    <m:e>
+                      <m:r>
+                        <w:rPr>
+                          <w:rFonts w:ascii="Cambria Math" w:hAnsi="Cambria Math"/>
+                        </w:rPr>
+                        <m:t>s</m:t>
+                      </m:r>
+                    </m:e>
+                    <m:sub>
+                      <m:r>
+                        <w:rPr>
+                          <w:rFonts w:ascii="Cambria Math" w:hAnsi="Cambria Math"/>
+                        </w:rPr>
+                        <m:t>1</m:t>
+                      </m:r>
+                    </m:sub>
+                    <m:sup>
+                      <m:r>
+                        <w:rPr>
+                          <w:rFonts w:ascii="Cambria Math" w:hAnsi="Cambria Math"/>
+                        </w:rPr>
+                        <m:t>-1</m:t>
+                      </m:r>
+                    </m:sup>
+                  </m:sSubSup>
+                  <m:d>
+                    <m:dPr>
+                      <m:ctrlPr>
+                        <w:rPr>
+                          <w:rFonts w:ascii="Cambria Math" w:hAnsi="Cambria Math"/>
+                          <w:i/>
+                        </w:rPr>
+                      </m:ctrlPr>
+                    </m:dPr>
+                    <m:e>
+                      <m:sSub>
+                        <m:sSubPr>
+                          <m:ctrlPr>
+                            <w:rPr>
+                              <w:rFonts w:ascii="Cambria Math" w:hAnsi="Cambria Math"/>
+                              <w:i/>
+                            </w:rPr>
+                          </m:ctrlPr>
+                        </m:sSubPr>
+                        <m:e>
+                          <m:r>
+                            <w:rPr>
+                              <w:rFonts w:ascii="Cambria Math" w:hAnsi="Cambria Math"/>
+                            </w:rPr>
+                            <m:t>e</m:t>
+                          </m:r>
+                        </m:e>
+                        <m:sub>
+                          <m:r>
+                            <w:rPr>
+                              <w:rFonts w:ascii="Cambria Math" w:hAnsi="Cambria Math"/>
+                            </w:rPr>
+                            <m:t>1</m:t>
+                          </m:r>
+                        </m:sub>
+                      </m:sSub>
+                      <m:r>
+                        <w:rPr>
+                          <w:rFonts w:ascii="Cambria Math" w:hAnsi="Cambria Math"/>
+                        </w:rPr>
+                        <m:t>+</m:t>
+                      </m:r>
+                      <m:sSub>
+                        <m:sSubPr>
+                          <m:ctrlPr>
+                            <w:rPr>
+                              <w:rFonts w:ascii="Cambria Math" w:hAnsi="Cambria Math"/>
+                              <w:i/>
+                            </w:rPr>
+                          </m:ctrlPr>
+                        </m:sSubPr>
+                        <m:e>
+                          <m:r>
+                            <w:rPr>
+                              <w:rFonts w:ascii="Cambria Math" w:hAnsi="Cambria Math"/>
+                            </w:rPr>
+                            <m:t>r</m:t>
+                          </m:r>
+                        </m:e>
+                        <m:sub>
+                          <m:r>
+                            <w:rPr>
+                              <w:rFonts w:ascii="Cambria Math" w:hAnsi="Cambria Math"/>
+                            </w:rPr>
+                            <m:t>1</m:t>
+                          </m:r>
+                        </m:sub>
+                      </m:sSub>
+                      <m:r>
+                        <w:rPr>
+                          <w:rFonts w:ascii="Cambria Math" w:hAnsi="Cambria Math"/>
+                        </w:rPr>
+                        <m:t>d</m:t>
+                      </m:r>
+                    </m:e>
+                  </m:d>
+                  <m:r>
+                    <w:rPr>
+                      <w:rFonts w:ascii="Cambria Math" w:hAnsi="Cambria Math"/>
+                    </w:rPr>
+                    <m:t xml:space="preserve">    </m:t>
+                  </m:r>
+                </m:e>
+                <m:e>
+                  <m:r>
+                    <w:rPr>
+                      <w:rFonts w:ascii="Cambria Math" w:hAnsi="Cambria Math"/>
+                    </w:rPr>
+                    <m:t>k=</m:t>
+                  </m:r>
+                  <m:sSub>
+                    <m:sSubPr>
+                      <m:ctrlPr>
+                        <w:rPr>
+                          <w:rFonts w:ascii="Cambria Math" w:hAnsi="Cambria Math"/>
+                          <w:i/>
+                        </w:rPr>
+                      </m:ctrlPr>
+                    </m:sSubPr>
+                    <m:e>
+                      <m:r>
+                        <w:rPr>
+                          <w:rFonts w:ascii="Cambria Math" w:hAnsi="Cambria Math"/>
+                        </w:rPr>
+                        <m:t>s</m:t>
+                      </m:r>
+                    </m:e>
+                    <m:sub>
+                      <m:r>
+                        <w:rPr>
+                          <w:rFonts w:ascii="Cambria Math" w:hAnsi="Cambria Math"/>
+                        </w:rPr>
+                        <m:t>2</m:t>
+                      </m:r>
+                    </m:sub>
+                  </m:sSub>
+                  <m:d>
+                    <m:dPr>
+                      <m:ctrlPr>
+                        <w:rPr>
+                          <w:rFonts w:ascii="Cambria Math" w:hAnsi="Cambria Math"/>
+                          <w:i/>
+                        </w:rPr>
+                      </m:ctrlPr>
+                    </m:dPr>
+                    <m:e>
+                      <m:r>
+                        <w:rPr>
+                          <w:rFonts w:ascii="Cambria Math" w:hAnsi="Cambria Math"/>
+                        </w:rPr>
+                        <m:t>1+d</m:t>
+                      </m:r>
+                    </m:e>
+                  </m:d>
+                  <m:r>
+                    <w:rPr>
+                      <w:rFonts w:ascii="Cambria Math" w:hAnsi="Cambria Math"/>
+                    </w:rPr>
+                    <m:t>+</m:t>
+                  </m:r>
+                  <m:sSub>
+                    <m:sSubPr>
+                      <m:ctrlPr>
+                        <w:rPr>
+                          <w:rFonts w:ascii="Cambria Math" w:hAnsi="Cambria Math"/>
+                          <w:i/>
+                        </w:rPr>
+                      </m:ctrlPr>
+                    </m:sSubPr>
+                    <m:e>
+                      <m:r>
+                        <w:rPr>
+                          <w:rFonts w:ascii="Cambria Math" w:hAnsi="Cambria Math"/>
+                        </w:rPr>
+                        <m:t>r</m:t>
+                      </m:r>
+                    </m:e>
+                    <m:sub>
+                      <m:r>
+                        <w:rPr>
+                          <w:rFonts w:ascii="Cambria Math" w:hAnsi="Cambria Math"/>
+                        </w:rPr>
+                        <m:t>2</m:t>
+                      </m:r>
+                    </m:sub>
+                  </m:sSub>
+                  <m:r>
+                    <w:rPr>
+                      <w:rFonts w:ascii="Cambria Math" w:hAnsi="Cambria Math"/>
+                    </w:rPr>
+                    <m:t>d</m:t>
+                  </m:r>
+                </m:e>
+              </m:eqArr>
+            </m:e>
+          </m:d>
+        </m:oMath>
+      </m:oMathPara>
+    </w:p>
+    <w:p>
+      <w:r>
+        <w:t>消去</w:t>
+      </w:r>
+      <w:r>
+        <w:rPr>
+          <w:i/>
+          <w:iCs/>
+        </w:rPr>
+        <w:t>k</w:t>
+      </w:r>
+      <w:r>
+        <w:t>：</w:t>
+      </w:r>
+    </w:p>
+    <w:p>
+      <w:pPr>
+        <w:rPr>
+          <w:rFonts w:hint="eastAsia"/>
+        </w:rPr>
+      </w:pPr>
+      <m:oMathPara>
+        <m:oMath>
+          <m:sSubSup>
+            <m:sSubSupPr>
+              <m:ctrlPr>
+                <w:rPr>
+                  <w:rFonts w:ascii="Cambria Math" w:hAnsi="Cambria Math"/>
+                  <w:i/>
+                </w:rPr>
+              </m:ctrlPr>
+            </m:sSubSupPr>
+            <m:e>
+              <m:r>
+                <w:rPr>
+                  <w:rFonts w:ascii="Cambria Math" w:hAnsi="Cambria Math" w:hint="eastAsia"/>
+                </w:rPr>
+                <m:t>s</m:t>
+              </m:r>
+              <m:ctrlPr>
+                <w:rPr>
+                  <w:rFonts w:ascii="Cambria Math" w:hAnsi="Cambria Math" w:hint="eastAsia"/>
+                  <w:i/>
+                </w:rPr>
+              </m:ctrlPr>
+            </m:e>
+            <m:sub>
+              <m:r>
+                <w:rPr>
+                  <w:rFonts w:ascii="Cambria Math" w:hAnsi="Cambria Math" w:hint="eastAsia"/>
+                </w:rPr>
+                <m:t>1</m:t>
+              </m:r>
+              <m:ctrlPr>
+                <w:rPr>
+                  <w:rFonts w:ascii="Cambria Math" w:hAnsi="Cambria Math" w:hint="eastAsia"/>
+                  <w:i/>
+                </w:rPr>
+              </m:ctrlPr>
+            </m:sub>
+            <m:sup>
+              <m:r>
+                <w:rPr>
+                  <w:rFonts w:ascii="Cambria Math" w:hAnsi="Cambria Math"/>
+                </w:rPr>
+                <m:t>-1</m:t>
+              </m:r>
+            </m:sup>
+          </m:sSubSup>
+          <m:d>
+            <m:dPr>
+              <m:ctrlPr>
+                <w:rPr>
+                  <w:rFonts w:ascii="Cambria Math" w:hAnsi="Cambria Math"/>
+                  <w:i/>
+                </w:rPr>
+              </m:ctrlPr>
+            </m:dPr>
+            <m:e>
+              <m:sSub>
+                <m:sSubPr>
+                  <m:ctrlPr>
+                    <w:rPr>
+                      <w:rFonts w:ascii="Cambria Math" w:hAnsi="Cambria Math"/>
+                      <w:i/>
+                    </w:rPr>
+                  </m:ctrlPr>
+                </m:sSubPr>
+                <m:e>
+                  <m:r>
+                    <w:rPr>
+                      <w:rFonts w:ascii="Cambria Math" w:hAnsi="Cambria Math"/>
+                    </w:rPr>
+                    <m:t>e</m:t>
+                  </m:r>
+                </m:e>
+                <m:sub>
+                  <m:r>
+                    <w:rPr>
+                      <w:rFonts w:ascii="Cambria Math" w:hAnsi="Cambria Math"/>
+                    </w:rPr>
+                    <m:t>1</m:t>
+                  </m:r>
+                </m:sub>
+              </m:sSub>
+              <m:r>
+                <w:rPr>
+                  <w:rFonts w:ascii="Cambria Math" w:hAnsi="Cambria Math"/>
+                </w:rPr>
+                <m:t>+</m:t>
+              </m:r>
+              <m:sSub>
+                <m:sSubPr>
+                  <m:ctrlPr>
+                    <w:rPr>
+                      <w:rFonts w:ascii="Cambria Math" w:hAnsi="Cambria Math"/>
+                      <w:i/>
+                    </w:rPr>
+                  </m:ctrlPr>
+                </m:sSubPr>
+                <m:e>
+                  <m:r>
+                    <w:rPr>
+                      <w:rFonts w:ascii="Cambria Math" w:hAnsi="Cambria Math"/>
+                    </w:rPr>
+                    <m:t>r</m:t>
+                  </m:r>
+                </m:e>
+                <m:sub>
+                  <m:r>
+                    <w:rPr>
+                      <w:rFonts w:ascii="Cambria Math" w:hAnsi="Cambria Math"/>
+                    </w:rPr>
+                    <m:t>1</m:t>
+                  </m:r>
+                </m:sub>
+              </m:sSub>
+              <m:r>
+                <w:rPr>
+                  <w:rFonts w:ascii="Cambria Math" w:hAnsi="Cambria Math"/>
+                </w:rPr>
+                <m:t>d</m:t>
+              </m:r>
+            </m:e>
+          </m:d>
+          <m:r>
+            <w:rPr>
+              <w:rFonts w:ascii="Cambria Math" w:hAnsi="Cambria Math"/>
+            </w:rPr>
+            <m:t>=</m:t>
+          </m:r>
+          <m:sSub>
+            <m:sSubPr>
+              <m:ctrlPr>
+                <w:rPr>
+                  <w:rFonts w:ascii="Cambria Math" w:hAnsi="Cambria Math"/>
+                  <w:i/>
+                </w:rPr>
+              </m:ctrlPr>
+            </m:sSubPr>
+            <m:e>
+              <m:r>
+                <w:rPr>
+                  <w:rFonts w:ascii="Cambria Math" w:hAnsi="Cambria Math"/>
+                </w:rPr>
+                <m:t>s</m:t>
+              </m:r>
+            </m:e>
+            <m:sub>
+              <m:r>
+                <w:rPr>
+                  <w:rFonts w:ascii="Cambria Math" w:hAnsi="Cambria Math"/>
+                </w:rPr>
+                <m:t>2</m:t>
+              </m:r>
+            </m:sub>
+          </m:sSub>
+          <m:r>
+            <w:rPr>
+              <w:rFonts w:ascii="Cambria Math" w:hAnsi="Cambria Math"/>
+            </w:rPr>
+            <m:t>+</m:t>
+          </m:r>
+          <m:d>
+            <m:dPr>
+              <m:ctrlPr>
+                <w:rPr>
+                  <w:rFonts w:ascii="Cambria Math" w:hAnsi="Cambria Math"/>
+                  <w:i/>
+                </w:rPr>
+              </m:ctrlPr>
+            </m:dPr>
+            <m:e>
+              <m:sSub>
+                <m:sSubPr>
+                  <m:ctrlPr>
+                    <w:rPr>
+                      <w:rFonts w:ascii="Cambria Math" w:hAnsi="Cambria Math"/>
+                      <w:i/>
+                    </w:rPr>
+                  </m:ctrlPr>
+                </m:sSubPr>
+                <m:e>
+                  <m:r>
+                    <w:rPr>
+                      <w:rFonts w:ascii="Cambria Math" w:hAnsi="Cambria Math"/>
+                    </w:rPr>
+                    <m:t>s</m:t>
+                  </m:r>
+                </m:e>
+                <m:sub>
+                  <m:r>
+                    <w:rPr>
+                      <w:rFonts w:ascii="Cambria Math" w:hAnsi="Cambria Math"/>
+                    </w:rPr>
+                    <m:t>2</m:t>
+                  </m:r>
+                </m:sub>
+              </m:sSub>
+              <m:r>
+                <w:rPr>
+                  <w:rFonts w:ascii="Cambria Math" w:hAnsi="Cambria Math"/>
+                </w:rPr>
+                <m:t>+</m:t>
+              </m:r>
+              <m:sSub>
+                <m:sSubPr>
+                  <m:ctrlPr>
+                    <w:rPr>
+                      <w:rFonts w:ascii="Cambria Math" w:hAnsi="Cambria Math"/>
+                      <w:i/>
+                    </w:rPr>
+                  </m:ctrlPr>
+                </m:sSubPr>
+                <m:e>
+                  <m:r>
+                    <w:rPr>
+                      <w:rFonts w:ascii="Cambria Math" w:hAnsi="Cambria Math"/>
+                    </w:rPr>
+                    <m:t>r</m:t>
+                  </m:r>
+                </m:e>
+                <m:sub>
+                  <m:r>
+                    <w:rPr>
+                      <w:rFonts w:ascii="Cambria Math" w:hAnsi="Cambria Math"/>
+                    </w:rPr>
+                    <m:t>2</m:t>
+                  </m:r>
+                </m:sub>
+              </m:sSub>
+            </m:e>
+          </m:d>
+          <m:r>
+            <w:rPr>
+              <w:rFonts w:ascii="Cambria Math" w:hAnsi="Cambria Math"/>
+            </w:rPr>
+            <m:t>d</m:t>
+          </m:r>
+        </m:oMath>
+      </m:oMathPara>
+    </w:p>
+    <w:p>
+      <w:r>
+        <w:t>最终解：</w:t>
+      </w:r>
+    </w:p>
+    <w:p>
+      <w:pPr>
+        <w:rPr>
+          <w:rFonts w:hint="eastAsia"/>
+        </w:rPr>
+      </w:pPr>
+      <m:oMathPara>
+        <m:oMath>
+          <m:r>
+            <w:rPr>
+              <w:rFonts w:ascii="Cambria Math" w:hAnsi="Cambria Math"/>
+            </w:rPr>
+            <m:t>d=</m:t>
+          </m:r>
+          <m:f>
+            <m:fPr>
+              <m:ctrlPr>
+                <w:rPr>
+                  <w:rFonts w:ascii="Cambria Math" w:hAnsi="Cambria Math"/>
+                  <w:i/>
+                </w:rPr>
+              </m:ctrlPr>
+            </m:fPr>
+            <m:num>
+              <m:sSub>
+                <m:sSubPr>
+                  <m:ctrlPr>
+                    <w:rPr>
+                      <w:rFonts w:ascii="Cambria Math" w:hAnsi="Cambria Math"/>
+                      <w:i/>
+                    </w:rPr>
+                  </m:ctrlPr>
+                </m:sSubPr>
+                <m:e>
+                  <m:r>
+                    <w:rPr>
+                      <w:rFonts w:ascii="Cambria Math" w:hAnsi="Cambria Math"/>
+                    </w:rPr>
+                    <m:t>s</m:t>
+                  </m:r>
+                </m:e>
+                <m:sub>
+                  <m:r>
+                    <w:rPr>
+                      <w:rFonts w:ascii="Cambria Math" w:hAnsi="Cambria Math"/>
+                    </w:rPr>
+                    <m:t>1</m:t>
+                  </m:r>
+                </m:sub>
+              </m:sSub>
+              <m:sSub>
+                <m:sSubPr>
+                  <m:ctrlPr>
+                    <w:rPr>
+                      <w:rFonts w:ascii="Cambria Math" w:hAnsi="Cambria Math"/>
+                      <w:i/>
+                    </w:rPr>
+                  </m:ctrlPr>
+                </m:sSubPr>
+                <m:e>
+                  <m:r>
+                    <w:rPr>
+                      <w:rFonts w:ascii="Cambria Math" w:hAnsi="Cambria Math"/>
+                    </w:rPr>
+                    <m:t>s</m:t>
+                  </m:r>
+                </m:e>
+                <m:sub>
+                  <m:r>
+                    <w:rPr>
+                      <w:rFonts w:ascii="Cambria Math" w:hAnsi="Cambria Math"/>
+                    </w:rPr>
+                    <m:t>2</m:t>
+                  </m:r>
+                </m:sub>
+              </m:sSub>
+              <m:r>
+                <w:rPr>
+                  <w:rFonts w:ascii="Cambria Math" w:hAnsi="Cambria Math"/>
+                </w:rPr>
+                <m:t>-</m:t>
+              </m:r>
+              <m:sSub>
+                <m:sSubPr>
+                  <m:ctrlPr>
+                    <w:rPr>
+                      <w:rFonts w:ascii="Cambria Math" w:hAnsi="Cambria Math"/>
+                      <w:i/>
+                    </w:rPr>
+                  </m:ctrlPr>
+                </m:sSubPr>
+                <m:e>
+                  <m:r>
+                    <w:rPr>
+                      <w:rFonts w:ascii="Cambria Math" w:hAnsi="Cambria Math"/>
+                    </w:rPr>
+                    <m:t>e</m:t>
+                  </m:r>
+                </m:e>
+                <m:sub>
+                  <m:r>
+                    <w:rPr>
+                      <w:rFonts w:ascii="Cambria Math" w:hAnsi="Cambria Math"/>
+                    </w:rPr>
+                    <m:t>1</m:t>
+                  </m:r>
+                </m:sub>
+              </m:sSub>
+            </m:num>
+            <m:den>
+              <m:sSub>
+                <m:sSubPr>
+                  <m:ctrlPr>
+                    <w:rPr>
+                      <w:rFonts w:ascii="Cambria Math" w:hAnsi="Cambria Math"/>
+                      <w:i/>
+                    </w:rPr>
+                  </m:ctrlPr>
+                </m:sSubPr>
+                <m:e>
+                  <m:r>
+                    <w:rPr>
+                      <w:rFonts w:ascii="Cambria Math" w:hAnsi="Cambria Math"/>
+                    </w:rPr>
+                    <m:t>r</m:t>
+                  </m:r>
+                </m:e>
+                <m:sub>
+                  <m:r>
+                    <w:rPr>
+                      <w:rFonts w:ascii="Cambria Math" w:hAnsi="Cambria Math"/>
+                    </w:rPr>
+                    <m:t>1</m:t>
+                  </m:r>
+                </m:sub>
+              </m:sSub>
+              <m:r>
+                <w:rPr>
+                  <w:rFonts w:ascii="Cambria Math" w:hAnsi="Cambria Math"/>
+                </w:rPr>
+                <m:t>-</m:t>
+              </m:r>
+              <m:sSub>
+                <m:sSubPr>
+                  <m:ctrlPr>
+                    <w:rPr>
+                      <w:rFonts w:ascii="Cambria Math" w:hAnsi="Cambria Math"/>
+                      <w:i/>
+                    </w:rPr>
+                  </m:ctrlPr>
+                </m:sSubPr>
+                <m:e>
+                  <m:r>
+                    <w:rPr>
+                      <w:rFonts w:ascii="Cambria Math" w:hAnsi="Cambria Math"/>
+                    </w:rPr>
+                    <m:t>s</m:t>
+                  </m:r>
+                </m:e>
+                <m:sub>
+                  <m:r>
+                    <w:rPr>
+                      <w:rFonts w:ascii="Cambria Math" w:hAnsi="Cambria Math"/>
+                    </w:rPr>
+                    <m:t>1</m:t>
+                  </m:r>
+                </m:sub>
+              </m:sSub>
+              <m:sSub>
+                <m:sSubPr>
+                  <m:ctrlPr>
+                    <w:rPr>
+                      <w:rFonts w:ascii="Cambria Math" w:hAnsi="Cambria Math"/>
+                      <w:i/>
+                    </w:rPr>
+                  </m:ctrlPr>
+                </m:sSubPr>
+                <m:e>
+                  <m:r>
+                    <w:rPr>
+                      <w:rFonts w:ascii="Cambria Math" w:hAnsi="Cambria Math"/>
+                    </w:rPr>
+                    <m:t>s</m:t>
+                  </m:r>
+                </m:e>
+                <m:sub>
+                  <m:r>
+                    <w:rPr>
+                      <w:rFonts w:ascii="Cambria Math" w:hAnsi="Cambria Math"/>
+                    </w:rPr>
+                    <m:t>2</m:t>
+                  </m:r>
+                </m:sub>
+              </m:sSub>
+              <m:r>
+                <w:rPr>
+                  <w:rFonts w:ascii="Cambria Math" w:hAnsi="Cambria Math"/>
+                </w:rPr>
+                <m:t>-</m:t>
+              </m:r>
+              <m:sSub>
+                <m:sSubPr>
+                  <m:ctrlPr>
+                    <w:rPr>
+                      <w:rFonts w:ascii="Cambria Math" w:hAnsi="Cambria Math"/>
+                      <w:i/>
+                    </w:rPr>
+                  </m:ctrlPr>
+                </m:sSubPr>
+                <m:e>
+                  <m:r>
+                    <w:rPr>
+                      <w:rFonts w:ascii="Cambria Math" w:hAnsi="Cambria Math"/>
+                    </w:rPr>
+                    <m:t>s</m:t>
+                  </m:r>
+                </m:e>
+                <m:sub>
+                  <m:r>
+                    <w:rPr>
+                      <w:rFonts w:ascii="Cambria Math" w:hAnsi="Cambria Math"/>
+                    </w:rPr>
+                    <m:t>1</m:t>
+                  </m:r>
+                </m:sub>
+              </m:sSub>
+              <m:sSub>
+                <m:sSubPr>
+                  <m:ctrlPr>
+                    <w:rPr>
+                      <w:rFonts w:ascii="Cambria Math" w:hAnsi="Cambria Math"/>
+                      <w:i/>
+                    </w:rPr>
+                  </m:ctrlPr>
+                </m:sSubPr>
+                <m:e>
+                  <m:r>
+                    <w:rPr>
+                      <w:rFonts w:ascii="Cambria Math" w:hAnsi="Cambria Math"/>
+                    </w:rPr>
+                    <m:t>r</m:t>
+                  </m:r>
+                </m:e>
+                <m:sub>
+                  <m:r>
+                    <w:rPr>
+                      <w:rFonts w:ascii="Cambria Math" w:hAnsi="Cambria Math"/>
+                    </w:rPr>
+                    <m:t>2</m:t>
+                  </m:r>
+                </m:sub>
+              </m:sSub>
+            </m:den>
+          </m:f>
+          <m:r>
+            <w:rPr>
+              <w:rFonts w:ascii="Cambria Math" w:hAnsi="Cambria Math"/>
+            </w:rPr>
+            <m:t xml:space="preserve"> mod n</m:t>
+          </m:r>
+        </m:oMath>
+      </m:oMathPara>
+    </w:p>
+    <w:p>
+      <w:pPr>
+        <w:rPr>
+          <w:b/>
+          <w:bCs/>
+        </w:rPr>
+      </w:pPr>
+      <w:r>
+        <w:rPr>
+          <w:b/>
+          <w:bCs/>
+        </w:rPr>
+        <w:t>POC</w:t>
+      </w:r>
+      <w:r>
+        <w:rPr>
+          <w:b/>
+          <w:bCs/>
+        </w:rPr>
+        <w:t>验证流程：</w:t>
+      </w:r>
+    </w:p>
+    <w:p>
+      <w:pPr>
+        <w:numPr>
+          <w:ilvl w:val="0"/>
+          <w:numId w:val="9"/>
+        </w:numPr>
+      </w:pPr>
+      <w:r>
+        <w:t>生成共享随机数</w:t>
+      </w:r>
+      <w:r>
+        <w:rPr>
+          <w:i/>
+          <w:iCs/>
+        </w:rPr>
+        <w:t>k</w:t>
+      </w:r>
+    </w:p>
+    <w:p>
+      <w:pPr>
+        <w:numPr>
+          <w:ilvl w:val="0"/>
+          <w:numId w:val="9"/>
+        </w:numPr>
+      </w:pPr>
+      <w:r>
+        <w:t>ECDSA</w:t>
+      </w:r>
+      <w:r>
+        <w:t>签名生成</w:t>
+      </w:r>
+      <w:r>
+        <w:t>(</w:t>
+      </w:r>
+      <w:r>
+        <w:rPr>
+          <w:i/>
+          <w:iCs/>
+        </w:rPr>
+        <w:t>r</w:t>
+      </w:r>
+      <w:r>
+        <w:t>1​,</w:t>
+      </w:r>
+      <w:r>
+        <w:rPr>
+          <w:i/>
+          <w:iCs/>
+        </w:rPr>
+        <w:t>s</w:t>
+      </w:r>
+      <w:r>
+        <w:t>1​)</w:t>
+      </w:r>
+    </w:p>
+    <w:p>
+      <w:pPr>
+        <w:numPr>
+          <w:ilvl w:val="0"/>
+          <w:numId w:val="9"/>
+        </w:numPr>
+      </w:pPr>
+      <w:r>
+        <w:t>SM2</w:t>
+      </w:r>
+      <w:r>
+        <w:t>签名生成</w:t>
+      </w:r>
+      <w:r>
+        <w:t>(</w:t>
+      </w:r>
+      <w:r>
+        <w:rPr>
+          <w:i/>
+          <w:iCs/>
+        </w:rPr>
+        <w:t>r</w:t>
+      </w:r>
+      <w:r>
+        <w:t>2​,</w:t>
+      </w:r>
+      <w:r>
+        <w:rPr>
+          <w:i/>
+          <w:iCs/>
+        </w:rPr>
+        <w:t>s</w:t>
+      </w:r>
+      <w:r>
+        <w:t>2​)</w:t>
+      </w:r>
+    </w:p>
+    <w:p>
+      <w:pPr>
+        <w:numPr>
+          <w:ilvl w:val="0"/>
+          <w:numId w:val="9"/>
+        </w:numPr>
+      </w:pPr>
+      <w:r>
+        <w:t>通过公式推导私</w:t>
+      </w:r>
+      <w:proofErr w:type="gramStart"/>
+      <w:r>
+        <w:t>钥</w:t>
+      </w:r>
+      <w:proofErr w:type="gramEnd"/>
+      <w:r>
+        <w:rPr>
+          <w:i/>
+          <w:iCs/>
+        </w:rPr>
+        <w:t>d</w:t>
+      </w:r>
+    </w:p>
+    <w:p>
+      <w:pPr>
+        <w:rPr>
+          <w:b/>
+          <w:bCs/>
+        </w:rPr>
+      </w:pPr>
+      <w:r>
+        <w:rPr>
+          <w:b/>
+          <w:bCs/>
+        </w:rPr>
+        <w:t>4. ​​</w:t>
+      </w:r>
+      <w:r>
+        <w:rPr>
+          <w:b/>
+          <w:bCs/>
+        </w:rPr>
+        <w:t>密钥泄漏攻击（</w:t>
+      </w:r>
+      <w:r>
+        <w:rPr>
+          <w:b/>
+          <w:bCs/>
+        </w:rPr>
+        <w:t>Leaking k</w:t>
+      </w:r>
+      <w:r>
+        <w:rPr>
+          <w:b/>
+          <w:bCs/>
+        </w:rPr>
+        <w:t>）</w:t>
+      </w:r>
+      <w:r>
+        <w:rPr>
+          <w:b/>
+          <w:bCs/>
+        </w:rPr>
+        <w:t>​​</w:t>
+      </w:r>
+    </w:p>
+    <w:p>
+      <w:pPr>
+        <w:rPr>
+          <w:b/>
+          <w:bCs/>
+        </w:rPr>
+      </w:pPr>
+      <w:r>
+        <w:rPr>
+          <w:b/>
+          <w:bCs/>
+        </w:rPr>
+        <w:t>推导过程：</w:t>
+      </w:r>
+    </w:p>
+    <w:p>
+      <w:r>
+        <w:t>由</w:t>
+      </w:r>
+      <w:r>
+        <w:t>SM2</w:t>
+      </w:r>
+      <w:r>
+        <w:t>签名方程：</w:t>
+      </w:r>
+    </w:p>
+    <w:p>
+      <w:pPr>
+        <w:rPr>
+          <w:i/>
+          <w:iCs/>
+        </w:rPr>
+      </w:pPr>
+      <m:oMathPara>
+        <m:oMath>
+          <m:r>
+            <w:rPr>
+              <w:rFonts w:ascii="Cambria Math" w:hAnsi="Cambria Math"/>
+            </w:rPr>
+            <m:t>s=</m:t>
+          </m:r>
+          <m:sSup>
+            <m:sSupPr>
+              <m:ctrlPr>
+                <w:rPr>
+                  <w:rFonts w:ascii="Cambria Math" w:hAnsi="Cambria Math"/>
+                  <w:i/>
+                  <w:iCs/>
+                </w:rPr>
+              </m:ctrlPr>
+            </m:sSupPr>
+            <m:e>
+              <m:d>
+                <m:dPr>
+                  <m:ctrlPr>
+                    <w:rPr>
+                      <w:rFonts w:ascii="Cambria Math" w:hAnsi="Cambria Math"/>
+                      <w:i/>
+                      <w:iCs/>
+                    </w:rPr>
+                  </m:ctrlPr>
+                </m:dPr>
+                <m:e>
+                  <m:r>
+                    <w:rPr>
+                      <w:rFonts w:ascii="Cambria Math" w:hAnsi="Cambria Math"/>
+                    </w:rPr>
+                    <m:t>1+</m:t>
+                  </m:r>
+                  <m:sSub>
+                    <m:sSubPr>
+                      <m:ctrlPr>
+                        <w:rPr>
+                          <w:rFonts w:ascii="Cambria Math" w:hAnsi="Cambria Math"/>
+                          <w:i/>
+                          <w:iCs/>
+                        </w:rPr>
+                      </m:ctrlPr>
+                    </m:sSubPr>
+                    <m:e>
+                      <m:r>
+                        <w:rPr>
+                          <w:rFonts w:ascii="Cambria Math" w:hAnsi="Cambria Math"/>
+                        </w:rPr>
+                        <m:t>d</m:t>
+                      </m:r>
+                    </m:e>
+                    <m:sub>
+                      <m:r>
+                        <w:rPr>
+                          <w:rFonts w:ascii="Cambria Math" w:hAnsi="Cambria Math"/>
+                        </w:rPr>
+                        <m:t>A</m:t>
+                      </m:r>
+                    </m:sub>
+                  </m:sSub>
+                </m:e>
+              </m:d>
+            </m:e>
+            <m:sup>
+              <m:r>
+                <w:rPr>
+                  <w:rFonts w:ascii="Cambria Math" w:hAnsi="Cambria Math"/>
+                </w:rPr>
+                <m:t>-1</m:t>
+              </m:r>
+            </m:sup>
+          </m:sSup>
+          <m:r>
+            <w:rPr>
+              <w:rFonts w:ascii="Cambria Math" w:hAnsi="Cambria Math"/>
+            </w:rPr>
+            <m:t>∙(k-r∙</m:t>
+          </m:r>
+          <m:sSub>
+            <m:sSubPr>
+              <m:ctrlPr>
+                <w:rPr>
+                  <w:rFonts w:ascii="Cambria Math" w:hAnsi="Cambria Math"/>
+                  <w:i/>
+                  <w:iCs/>
+                </w:rPr>
+              </m:ctrlPr>
+            </m:sSubPr>
+            <m:e>
+              <m:r>
+                <w:rPr>
+                  <w:rFonts w:ascii="Cambria Math" w:hAnsi="Cambria Math"/>
+                </w:rPr>
+                <m:t>d</m:t>
+              </m:r>
+            </m:e>
+            <m:sub>
+              <m:r>
+                <w:rPr>
+                  <w:rFonts w:ascii="Cambria Math" w:hAnsi="Cambria Math"/>
+                </w:rPr>
+                <m:t>A</m:t>
+              </m:r>
+            </m:sub>
+          </m:sSub>
+          <m:r>
+            <w:rPr>
+              <w:rFonts w:ascii="Cambria Math" w:hAnsi="Cambria Math"/>
+            </w:rPr>
+            <m:t>)</m:t>
+          </m:r>
+        </m:oMath>
+      </m:oMathPara>
+    </w:p>
+    <w:p>
+      <w:r>
+        <w:lastRenderedPageBreak/>
+        <w:t>直接解方程：</w:t>
+      </w:r>
+    </w:p>
+    <w:p>
+      <w:pPr>
+        <w:rPr>
+          <w:rFonts w:hint="eastAsia"/>
+        </w:rPr>
+      </w:pPr>
+      <m:oMathPara>
+        <m:oMath>
+          <m:r>
+            <w:rPr>
+              <w:rFonts w:ascii="Cambria Math" w:hAnsi="Cambria Math"/>
+            </w:rPr>
+            <m:t>s</m:t>
+          </m:r>
+          <m:d>
+            <m:dPr>
+              <m:ctrlPr>
+                <w:rPr>
+                  <w:rFonts w:ascii="Cambria Math" w:hAnsi="Cambria Math"/>
+                  <w:i/>
+                </w:rPr>
+              </m:ctrlPr>
+            </m:dPr>
+            <m:e>
+              <m:r>
+                <w:rPr>
+                  <w:rFonts w:ascii="Cambria Math" w:hAnsi="Cambria Math"/>
+                </w:rPr>
+                <m:t>1+</m:t>
+              </m:r>
+              <m:sSub>
+                <m:sSubPr>
+                  <m:ctrlPr>
+                    <w:rPr>
+                      <w:rFonts w:ascii="Cambria Math" w:hAnsi="Cambria Math"/>
+                      <w:i/>
+                    </w:rPr>
+                  </m:ctrlPr>
+                </m:sSubPr>
+                <m:e>
+                  <m:r>
+                    <w:rPr>
+                      <w:rFonts w:ascii="Cambria Math" w:hAnsi="Cambria Math"/>
+                    </w:rPr>
+                    <m:t>d</m:t>
+                  </m:r>
+                </m:e>
+                <m:sub>
+                  <m:r>
+                    <w:rPr>
+                      <w:rFonts w:ascii="Cambria Math" w:hAnsi="Cambria Math"/>
+                    </w:rPr>
+                    <m:t>A</m:t>
+                  </m:r>
+                </m:sub>
+              </m:sSub>
+            </m:e>
+          </m:d>
+          <m:r>
+            <w:rPr>
+              <w:rFonts w:ascii="Cambria Math" w:hAnsi="Cambria Math"/>
+            </w:rPr>
+            <m:t>=k-r</m:t>
+          </m:r>
+          <m:sSub>
+            <m:sSubPr>
+              <m:ctrlPr>
+                <w:rPr>
+                  <w:rFonts w:ascii="Cambria Math" w:hAnsi="Cambria Math"/>
+                  <w:i/>
+                </w:rPr>
+              </m:ctrlPr>
+            </m:sSubPr>
+            <m:e>
+              <m:r>
+                <w:rPr>
+                  <w:rFonts w:ascii="Cambria Math" w:hAnsi="Cambria Math"/>
+                </w:rPr>
+                <m:t>d</m:t>
+              </m:r>
+            </m:e>
+            <m:sub>
+              <m:r>
+                <w:rPr>
+                  <w:rFonts w:ascii="Cambria Math" w:hAnsi="Cambria Math"/>
+                </w:rPr>
+                <m:t>A</m:t>
+              </m:r>
+            </m:sub>
+          </m:sSub>
+        </m:oMath>
+      </m:oMathPara>
+    </w:p>
+    <w:p>
+      <w:r>
+        <w:t>整理得：</w:t>
+      </w:r>
+    </w:p>
+    <w:p>
+      <w:pPr>
+        <w:rPr>
+          <w:rFonts w:hint="eastAsia"/>
+        </w:rPr>
+      </w:pPr>
+      <m:oMathPara>
+        <m:oMath>
+          <m:sSub>
+            <m:sSubPr>
+              <m:ctrlPr>
+                <w:rPr>
+                  <w:rFonts w:ascii="Cambria Math" w:hAnsi="Cambria Math"/>
+                  <w:i/>
+                </w:rPr>
+              </m:ctrlPr>
+            </m:sSubPr>
+            <m:e>
+              <m:r>
+                <w:rPr>
+                  <w:rFonts w:ascii="Cambria Math" w:hAnsi="Cambria Math"/>
+                </w:rPr>
+                <m:t>d</m:t>
+              </m:r>
+            </m:e>
+            <m:sub>
+              <m:r>
+                <w:rPr>
+                  <w:rFonts w:ascii="Cambria Math" w:hAnsi="Cambria Math"/>
+                </w:rPr>
+                <m:t>A</m:t>
+              </m:r>
+            </m:sub>
+          </m:sSub>
+          <m:r>
+            <w:rPr>
+              <w:rFonts w:ascii="Cambria Math" w:hAnsi="Cambria Math"/>
+            </w:rPr>
+            <m:t>=</m:t>
+          </m:r>
+          <m:f>
+            <m:fPr>
+              <m:ctrlPr>
+                <w:rPr>
+                  <w:rFonts w:ascii="Cambria Math" w:hAnsi="Cambria Math"/>
+                  <w:i/>
+                </w:rPr>
+              </m:ctrlPr>
+            </m:fPr>
+            <m:num>
+              <m:r>
+                <w:rPr>
+                  <w:rFonts w:ascii="Cambria Math" w:hAnsi="Cambria Math"/>
+                </w:rPr>
+                <m:t>k-s</m:t>
+              </m:r>
+            </m:num>
+            <m:den>
+              <m:r>
+                <w:rPr>
+                  <w:rFonts w:ascii="Cambria Math" w:hAnsi="Cambria Math"/>
+                </w:rPr>
+                <m:t>s+r</m:t>
+              </m:r>
+            </m:den>
+          </m:f>
+          <m:r>
+            <w:rPr>
+              <w:rFonts w:ascii="Cambria Math" w:hAnsi="Cambria Math"/>
+            </w:rPr>
+            <m:t xml:space="preserve"> mod n</m:t>
+          </m:r>
+        </m:oMath>
+      </m:oMathPara>
+    </w:p>
+    <w:p>
+      <w:pPr>
+        <w:rPr>
+          <w:b/>
+          <w:bCs/>
+        </w:rPr>
+      </w:pPr>
+      <w:r>
+        <w:rPr>
+          <w:b/>
+          <w:bCs/>
+        </w:rPr>
+        <w:t>POC</w:t>
+      </w:r>
+      <w:r>
+        <w:rPr>
+          <w:b/>
+          <w:bCs/>
+        </w:rPr>
+        <w:t>验证：</w:t>
+      </w:r>
+    </w:p>
+    <w:p>
+      <w:pPr>
+        <w:rPr>
+          <w:b/>
+          <w:bCs/>
+        </w:rPr>
+      </w:pPr>
+      <w:r>
+        <w:rPr>
+          <w:b/>
+          <w:bCs/>
+        </w:rPr>
+        <w:t>安全防护建议</w:t>
+      </w:r>
+    </w:p>
+    <w:p>
+      <w:pPr>
+        <w:numPr>
+          <w:ilvl w:val="0"/>
+          <w:numId w:val="10"/>
+        </w:numPr>
+      </w:pPr>
+      <w:r>
+        <w:t>​</w:t>
+      </w:r>
+      <w:r>
+        <w:rPr>
+          <w:b/>
+          <w:bCs/>
+        </w:rPr>
+        <w:t>​</w:t>
+      </w:r>
+      <w:r>
+        <w:rPr>
+          <w:b/>
+          <w:bCs/>
+        </w:rPr>
+        <w:t>随机数生成</w:t>
+      </w:r>
+      <w:r>
+        <w:rPr>
+          <w:b/>
+          <w:bCs/>
+        </w:rPr>
+        <w:t>​</w:t>
+      </w:r>
+      <w:r>
+        <w:t>​</w:t>
+      </w:r>
+      <w:r>
+        <w:t>：</w:t>
+      </w:r>
+    </w:p>
+    <w:p>
+      <w:pPr>
+        <w:numPr>
+          <w:ilvl w:val="1"/>
+          <w:numId w:val="10"/>
+        </w:numPr>
+      </w:pPr>
+      <w:r>
+        <w:t>使用</w:t>
+      </w:r>
+      <w:r>
+        <w:t>RFC6979</w:t>
+      </w:r>
+      <w:r>
+        <w:t>确定性随机数生成</w:t>
+      </w:r>
+    </w:p>
+    <w:p>
+      <w:pPr>
+        <w:numPr>
+          <w:ilvl w:val="1"/>
+          <w:numId w:val="10"/>
+        </w:numPr>
+      </w:pPr>
+      <w:r>
+        <w:t>采用硬件安全模块</w:t>
+      </w:r>
+      <w:r>
+        <w:t>(HSM)</w:t>
+      </w:r>
+      <w:r>
+        <w:t>生成随机数</w:t>
+      </w:r>
+    </w:p>
+    <w:p>
+      <w:pPr>
+        <w:numPr>
+          <w:ilvl w:val="0"/>
+          <w:numId w:val="10"/>
+        </w:numPr>
+      </w:pPr>
+      <w:r>
+        <w:t>​</w:t>
+      </w:r>
+      <w:r>
+        <w:rPr>
+          <w:b/>
+          <w:bCs/>
+        </w:rPr>
+        <w:t>​</w:t>
+      </w:r>
+      <w:r>
+        <w:rPr>
+          <w:b/>
+          <w:bCs/>
+        </w:rPr>
+        <w:t>密钥管理</w:t>
+      </w:r>
+      <w:r>
+        <w:rPr>
+          <w:b/>
+          <w:bCs/>
+        </w:rPr>
+        <w:t>​</w:t>
+      </w:r>
+      <w:r>
+        <w:t>​</w:t>
+      </w:r>
+      <w:r>
+        <w:t>：</w:t>
+      </w:r>
+    </w:p>
+    <w:p>
+      <w:pPr>
+        <w:numPr>
+          <w:ilvl w:val="0"/>
+          <w:numId w:val="10"/>
+        </w:numPr>
+      </w:pPr>
+      <w:r>
+        <w:t>​</w:t>
+      </w:r>
+      <w:r>
+        <w:rPr>
+          <w:b/>
+          <w:bCs/>
+        </w:rPr>
+        <w:t>​</w:t>
+      </w:r>
+      <w:r>
+        <w:rPr>
+          <w:b/>
+          <w:bCs/>
+        </w:rPr>
+        <w:t>算法选择</w:t>
+      </w:r>
+      <w:r>
+        <w:rPr>
+          <w:b/>
+          <w:bCs/>
+        </w:rPr>
+        <w:t>​</w:t>
+      </w:r>
+      <w:r>
+        <w:t>​</w:t>
+      </w:r>
+      <w:r>
+        <w:t>：</w:t>
+      </w:r>
+    </w:p>
+    <w:p>
+      <w:pPr>
+        <w:ind w:left="720"/>
+      </w:pPr>
+      <w:r>
+        <w:t>​</w:t>
+      </w:r>
+      <w:r>
+        <w:rPr>
+          <w:b/>
+          <w:bCs/>
+        </w:rPr>
+        <w:t>​</w:t>
+      </w:r>
+      <w:r>
+        <w:rPr>
+          <w:b/>
+          <w:bCs/>
+        </w:rPr>
+        <w:t>实现加固</w:t>
+      </w:r>
+      <w:r>
+        <w:rPr>
+          <w:b/>
+          <w:bCs/>
+        </w:rPr>
+        <w:t>​</w:t>
+      </w:r>
+      <w:r>
+        <w:t>​</w:t>
+      </w:r>
+      <w:r>
+        <w:t>：</w:t>
+      </w:r>
+    </w:p>
+    <w:p>
+      <w:pPr>
+        <w:numPr>
+          <w:ilvl w:val="1"/>
+          <w:numId w:val="10"/>
+        </w:numPr>
+      </w:pPr>
+      <w:r>
+        <w:t>添加随机数审计日志</w:t>
+      </w:r>
+    </w:p>
+    <w:p>
+      <w:pPr>
+        <w:numPr>
+          <w:ilvl w:val="1"/>
+          <w:numId w:val="10"/>
+        </w:numPr>
+      </w:pPr>
+      <w:r>
+        <w:t>实现签名计数器和阈值机制</w:t>
+      </w:r>
+    </w:p>
+    <w:p>
+      <w:pPr>
+        <w:numPr>
+          <w:ilvl w:val="1"/>
+          <w:numId w:val="10"/>
+        </w:numPr>
+      </w:pPr>
+      <w:r>
+        <w:t>采用两方签名方案（</w:t>
+      </w:r>
+      <w:r>
+        <w:t>2P-Sign</w:t>
+      </w:r>
+      <w:r>
+        <w:t>）</w:t>
+      </w:r>
+    </w:p>
+    <w:p>
+      <w:pPr>
+        <w:pStyle w:val="1"/>
+      </w:pPr>
+      <w:r>
+        <w:rPr>
+          <w:rFonts w:hint="eastAsia"/>
+        </w:rPr>
+        <w:t>签名伪造</w:t>
+      </w:r>
+    </w:p>
+    <w:p>
+      <w:pPr>
+        <w:rPr>
+          <w:b/>
+          <w:bCs/>
+        </w:rPr>
+      </w:pPr>
+      <w:r>
+        <w:rPr>
+          <w:b/>
+          <w:bCs/>
+        </w:rPr>
+        <w:t>ECDSA</w:t>
+      </w:r>
+      <w:r>
+        <w:rPr>
+          <w:b/>
+          <w:bCs/>
+        </w:rPr>
+        <w:t>签名伪造教学示例详解</w:t>
+      </w:r>
+    </w:p>
+    <w:p>
+      <w:pPr>
+        <w:pStyle w:val="a9"/>
+        <w:numPr>
+          <w:ilvl w:val="0"/>
+          <w:numId w:val="13"/>
+        </w:numPr>
+        <w:rPr>
+          <w:b/>
+          <w:bCs/>
+        </w:rPr>
+      </w:pPr>
+      <w:r>
+        <w:rPr>
+          <w:b/>
+          <w:bCs/>
+        </w:rPr>
+        <w:t>代码结构与核心组件</w:t>
+      </w:r>
+    </w:p>
+    <w:p>
+      <w:pPr>
+        <w:rPr>
+          <w:rFonts w:hint="eastAsia"/>
+          <w:b/>
+          <w:bCs/>
+        </w:rPr>
+      </w:pPr>
+      <w:r>
+        <w:rPr>
+          <w:noProof/>
+        </w:rPr>
+        <w:lastRenderedPageBreak/>
+        <w:drawing>
+          <wp:inline distT="0" distB="0" distL="0" distR="0" wp14:anchorId="300EE6AB" wp14:editId="10001A01">
+            <wp:extent cx="5274310" cy="2633345"/>
+            <wp:effectExtent l="0" t="0" r="2540" b="0"/>
+            <wp:docPr id="719825862" name="图片 1"/>
+            <wp:cNvGraphicFramePr>
+              <a:graphicFrameLocks xmlns:a="http://schemas.openxmlformats.org/drawingml/2006/main" noChangeAspect="1"/>
+            </wp:cNvGraphicFramePr>
+            <a:graphic xmlns:a="http://schemas.openxmlformats.org/drawingml/2006/main">
+              <a:graphicData uri="http://schemas.openxmlformats.org/drawingml/2006/picture">
+                <pic:pic xmlns:pic="http://schemas.openxmlformats.org/drawingml/2006/picture">
+                  <pic:nvPicPr>
+                    <pic:cNvPr id="719825862" name=""/>
+                    <pic:cNvPicPr/>
+                  </pic:nvPicPr>
+                  <pic:blipFill>
+                    <a:blip r:embed="rId16"/>
+                    <a:stretch>
+                      <a:fillRect/>
+                    </a:stretch>
+                  </pic:blipFill>
+                  <pic:spPr>
+                    <a:xfrm>
+                      <a:off x="0" y="0"/>
+                      <a:ext cx="5274310" cy="2633345"/>
+                    </a:xfrm>
+                    <a:prstGeom prst="rect">
+                      <a:avLst/>
+                    </a:prstGeom>
+                  </pic:spPr>
+                </pic:pic>
+              </a:graphicData>
+            </a:graphic>
+          </wp:inline>
+        </w:drawing>
+      </w:r>
+    </w:p>
+    <w:p>
+      <w:pPr>
+        <w:rPr>
+          <w:b/>
+          <w:bCs/>
+        </w:rPr>
+      </w:pPr>
+      <w:r>
+        <w:rPr>
+          <w:b/>
+          <w:bCs/>
+        </w:rPr>
+        <w:t>二、核心漏洞原理</w:t>
+      </w:r>
+    </w:p>
+    <w:p>
+      <w:r>
+        <w:t>​</w:t>
+      </w:r>
+      <w:r>
+        <w:rPr>
+          <w:b/>
+          <w:bCs/>
+        </w:rPr>
+        <w:t>​</w:t>
+      </w:r>
+      <w:r>
+        <w:rPr>
+          <w:b/>
+          <w:bCs/>
+        </w:rPr>
+        <w:t>伪造签名的数学基础</w:t>
+      </w:r>
+      <w:r>
+        <w:rPr>
+          <w:b/>
+          <w:bCs/>
+        </w:rPr>
+        <w:t>​</w:t>
+      </w:r>
+      <w:r>
+        <w:t>​</w:t>
+      </w:r>
+      <w:r>
+        <w:t>：</w:t>
+      </w:r>
+    </w:p>
+    <w:p>
+      <w:r>
+        <w:t>​</w:t>
+      </w:r>
+      <w:r>
+        <w:t>构造</w:t>
+      </w:r>
+      <w:r>
+        <w:rPr>
+          <w:rFonts w:hint="eastAsia"/>
+        </w:rPr>
+        <w:t>：</w:t>
+      </w:r>
+      <m:oMath>
+        <m:r>
+          <w:rPr>
+            <w:rFonts w:ascii="Cambria Math" w:hAnsi="Cambria Math"/>
+          </w:rPr>
+          <m:t>R=uG+vQ</m:t>
+        </m:r>
+      </m:oMath>
+    </w:p>
+    <w:p>
+      <w:pPr>
+        <w:rPr>
+          <w:rFonts w:hint="eastAsia"/>
+        </w:rPr>
+      </w:pPr>
+      <w:r>
+        <w:rPr>
+          <w:rFonts w:hint="eastAsia"/>
+        </w:rPr>
+        <w:t>令：</w:t>
+      </w:r>
+      <m:oMath>
+        <m:r>
+          <w:rPr>
+            <w:rFonts w:ascii="Cambria Math" w:hAnsi="Cambria Math"/>
+          </w:rPr>
+          <m:t>r=</m:t>
+        </m:r>
+        <m:sSub>
+          <m:sSubPr>
+            <m:ctrlPr>
+              <w:rPr>
+                <w:rFonts w:ascii="Cambria Math" w:hAnsi="Cambria Math"/>
+                <w:i/>
+              </w:rPr>
+            </m:ctrlPr>
+          </m:sSubPr>
+          <m:e>
+            <m:r>
+              <w:rPr>
+                <w:rFonts w:ascii="Cambria Math" w:hAnsi="Cambria Math"/>
+              </w:rPr>
+              <m:t>R</m:t>
+            </m:r>
+          </m:e>
+          <m:sub>
+            <m:r>
+              <w:rPr>
+                <w:rFonts w:ascii="Cambria Math" w:hAnsi="Cambria Math"/>
+              </w:rPr>
+              <m:t>x</m:t>
+            </m:r>
+          </m:sub>
+        </m:sSub>
+        <m:r>
+          <w:rPr>
+            <w:rFonts w:ascii="Cambria Math" w:hAnsi="Cambria Math"/>
+          </w:rPr>
+          <m:t xml:space="preserve"> mod n</m:t>
+        </m:r>
+      </m:oMath>
+      <w:r>
+        <w:rPr>
+          <w:rFonts w:hint="eastAsia"/>
+        </w:rPr>
+        <w:t>、</w:t>
+      </w:r>
+      <m:oMath>
+        <m:r>
+          <w:rPr>
+            <w:rFonts w:ascii="Cambria Math" w:hAnsi="Cambria Math"/>
+          </w:rPr>
+          <m:t>s=r</m:t>
+        </m:r>
+        <m:sSup>
+          <m:sSupPr>
+            <m:ctrlPr>
+              <w:rPr>
+                <w:rFonts w:ascii="Cambria Math" w:hAnsi="Cambria Math"/>
+                <w:i/>
+              </w:rPr>
+            </m:ctrlPr>
+          </m:sSupPr>
+          <m:e>
+            <m:r>
+              <w:rPr>
+                <w:rFonts w:ascii="Cambria Math" w:hAnsi="Cambria Math"/>
+              </w:rPr>
+              <m:t>v</m:t>
+            </m:r>
+          </m:e>
+          <m:sup>
+            <m:r>
+              <w:rPr>
+                <w:rFonts w:ascii="Cambria Math" w:hAnsi="Cambria Math"/>
+              </w:rPr>
+              <m:t>-1</m:t>
+            </m:r>
+          </m:sup>
+        </m:sSup>
+        <m:r>
+          <w:rPr>
+            <w:rFonts w:ascii="Cambria Math" w:hAnsi="Cambria Math"/>
+          </w:rPr>
+          <m:t xml:space="preserve"> mod n</m:t>
+        </m:r>
+      </m:oMath>
+      <w:r>
+        <w:rPr>
+          <w:rFonts w:hint="eastAsia"/>
+        </w:rPr>
+        <w:t>、</w:t>
+      </w:r>
+      <m:oMath>
+        <m:r>
+          <w:rPr>
+            <w:rFonts w:ascii="Cambria Math" w:hAnsi="Cambria Math"/>
+          </w:rPr>
+          <m:t>e=us mod n</m:t>
+        </m:r>
+      </m:oMath>
+    </w:p>
+    <w:p>
+      <w:r>
+        <w:t>​</w:t>
+      </w:r>
+      <w:r>
+        <w:rPr>
+          <w:b/>
+          <w:bCs/>
+        </w:rPr>
+        <w:t>​</w:t>
+      </w:r>
+      <w:r>
+        <w:rPr>
+          <w:b/>
+          <w:bCs/>
+        </w:rPr>
+        <w:t>验证时会发生</w:t>
+      </w:r>
+      <w:r>
+        <w:rPr>
+          <w:b/>
+          <w:bCs/>
+        </w:rPr>
+        <w:t>​</w:t>
+      </w:r>
+      <w:r>
+        <w:t>​</w:t>
+      </w:r>
+      <w:r>
+        <w:t>：</w:t>
+      </w:r>
+    </w:p>
+    <w:p>
+      <w:pPr>
+        <w:rPr>
+          <w:rFonts w:hint="eastAsia"/>
+        </w:rPr>
+      </w:pPr>
+      <m:oMathPara>
+        <m:oMath>
+          <m:eqArr>
+            <m:eqArrPr>
+              <m:maxDist m:val="1"/>
+              <m:ctrlPr>
+                <w:rPr>
+                  <w:rFonts w:ascii="Cambria Math" w:hAnsi="Cambria Math"/>
+                  <w:i/>
+                </w:rPr>
+              </m:ctrlPr>
+            </m:eqArrPr>
+            <m:e>
+              <m:r>
+                <w:rPr>
+                  <w:rFonts w:ascii="Cambria Math" w:hAnsi="Cambria Math" w:hint="eastAsia"/>
+                </w:rPr>
+                <m:t>P</m:t>
+              </m:r>
+              <m:r>
+                <w:rPr>
+                  <w:rFonts w:ascii="Cambria Math" w:hAnsi="Cambria Math"/>
+                </w:rPr>
+                <m:t>&amp;=</m:t>
+              </m:r>
+              <m:d>
+                <m:dPr>
+                  <m:ctrlPr>
+                    <w:rPr>
+                      <w:rFonts w:ascii="Cambria Math" w:hAnsi="Cambria Math"/>
+                      <w:i/>
+                    </w:rPr>
+                  </m:ctrlPr>
+                </m:dPr>
+                <m:e>
+                  <m:f>
+                    <m:fPr>
+                      <m:ctrlPr>
+                        <w:rPr>
+                          <w:rFonts w:ascii="Cambria Math" w:hAnsi="Cambria Math"/>
+                          <w:i/>
+                        </w:rPr>
+                      </m:ctrlPr>
+                    </m:fPr>
+                    <m:num>
+                      <m:r>
+                        <w:rPr>
+                          <w:rFonts w:ascii="Cambria Math" w:hAnsi="Cambria Math"/>
+                        </w:rPr>
+                        <m:t>e</m:t>
+                      </m:r>
+                    </m:num>
+                    <m:den>
+                      <m:r>
+                        <w:rPr>
+                          <w:rFonts w:ascii="Cambria Math" w:hAnsi="Cambria Math"/>
+                        </w:rPr>
+                        <m:t>s</m:t>
+                      </m:r>
+                    </m:den>
+                  </m:f>
+                </m:e>
+              </m:d>
+              <m:r>
+                <w:rPr>
+                  <w:rFonts w:ascii="Cambria Math" w:hAnsi="Cambria Math"/>
+                </w:rPr>
+                <m:t>G+</m:t>
+              </m:r>
+              <m:d>
+                <m:dPr>
+                  <m:ctrlPr>
+                    <w:rPr>
+                      <w:rFonts w:ascii="Cambria Math" w:hAnsi="Cambria Math"/>
+                      <w:i/>
+                    </w:rPr>
+                  </m:ctrlPr>
+                </m:dPr>
+                <m:e>
+                  <m:f>
+                    <m:fPr>
+                      <m:ctrlPr>
+                        <w:rPr>
+                          <w:rFonts w:ascii="Cambria Math" w:hAnsi="Cambria Math"/>
+                          <w:i/>
+                        </w:rPr>
+                      </m:ctrlPr>
+                    </m:fPr>
+                    <m:num>
+                      <m:r>
+                        <w:rPr>
+                          <w:rFonts w:ascii="Cambria Math" w:hAnsi="Cambria Math"/>
+                        </w:rPr>
+                        <m:t>r</m:t>
+                      </m:r>
+                    </m:num>
+                    <m:den>
+                      <m:r>
+                        <w:rPr>
+                          <w:rFonts w:ascii="Cambria Math" w:hAnsi="Cambria Math"/>
+                        </w:rPr>
+                        <m:t>s</m:t>
+                      </m:r>
+                    </m:den>
+                  </m:f>
+                </m:e>
+              </m:d>
+              <m:r>
+                <w:rPr>
+                  <w:rFonts w:ascii="Cambria Math" w:hAnsi="Cambria Math"/>
+                </w:rPr>
+                <m:t>Q</m:t>
+              </m:r>
+              <m:ctrlPr>
+                <w:rPr>
+                  <w:rFonts w:ascii="Cambria Math" w:eastAsia="Cambria Math" w:hAnsi="Cambria Math" w:cs="Cambria Math"/>
+                  <w:i/>
+                </w:rPr>
+              </m:ctrlPr>
+            </m:e>
+            <m:e>
+              <m:r>
+                <w:rPr>
+                  <w:rFonts w:ascii="Cambria Math" w:hAnsi="Cambria Math"/>
+                </w:rPr>
+                <m:t>&amp;=</m:t>
+              </m:r>
+              <m:d>
+                <m:dPr>
+                  <m:ctrlPr>
+                    <w:rPr>
+                      <w:rFonts w:ascii="Cambria Math" w:hAnsi="Cambria Math"/>
+                      <w:i/>
+                    </w:rPr>
+                  </m:ctrlPr>
+                </m:dPr>
+                <m:e>
+                  <m:r>
+                    <w:rPr>
+                      <w:rFonts w:ascii="Cambria Math" w:hAnsi="Cambria Math"/>
+                    </w:rPr>
+                    <m:t>u∙</m:t>
+                  </m:r>
+                  <m:f>
+                    <m:fPr>
+                      <m:ctrlPr>
+                        <w:rPr>
+                          <w:rFonts w:ascii="Cambria Math" w:hAnsi="Cambria Math"/>
+                          <w:i/>
+                        </w:rPr>
+                      </m:ctrlPr>
+                    </m:fPr>
+                    <m:num>
+                      <m:r>
+                        <w:rPr>
+                          <w:rFonts w:ascii="Cambria Math" w:hAnsi="Cambria Math"/>
+                        </w:rPr>
+                        <m:t>s</m:t>
+                      </m:r>
+                    </m:num>
+                    <m:den>
+                      <m:r>
+                        <w:rPr>
+                          <w:rFonts w:ascii="Cambria Math" w:hAnsi="Cambria Math"/>
+                        </w:rPr>
+                        <m:t>s</m:t>
+                      </m:r>
+                    </m:den>
+                  </m:f>
+                </m:e>
+              </m:d>
+              <m:r>
+                <w:rPr>
+                  <w:rFonts w:ascii="Cambria Math" w:hAnsi="Cambria Math"/>
+                </w:rPr>
+                <m:t>G+</m:t>
+              </m:r>
+              <m:d>
+                <m:dPr>
+                  <m:ctrlPr>
+                    <w:rPr>
+                      <w:rFonts w:ascii="Cambria Math" w:hAnsi="Cambria Math"/>
+                      <w:i/>
+                    </w:rPr>
+                  </m:ctrlPr>
+                </m:dPr>
+                <m:e>
+                  <m:f>
+                    <m:fPr>
+                      <m:ctrlPr>
+                        <w:rPr>
+                          <w:rFonts w:ascii="Cambria Math" w:hAnsi="Cambria Math"/>
+                          <w:i/>
+                        </w:rPr>
+                      </m:ctrlPr>
+                    </m:fPr>
+                    <m:num>
+                      <m:r>
+                        <w:rPr>
+                          <w:rFonts w:ascii="Cambria Math" w:hAnsi="Cambria Math"/>
+                        </w:rPr>
+                        <m:t>r</m:t>
+                      </m:r>
+                    </m:num>
+                    <m:den>
+                      <m:r>
+                        <w:rPr>
+                          <w:rFonts w:ascii="Cambria Math" w:hAnsi="Cambria Math"/>
+                        </w:rPr>
+                        <m:t>s</m:t>
+                      </m:r>
+                    </m:den>
+                  </m:f>
+                </m:e>
+              </m:d>
+              <m:r>
+                <w:rPr>
+                  <w:rFonts w:ascii="Cambria Math" w:hAnsi="Cambria Math"/>
+                </w:rPr>
+                <m:t>∙</m:t>
+              </m:r>
+              <m:d>
+                <m:dPr>
+                  <m:ctrlPr>
+                    <w:rPr>
+                      <w:rFonts w:ascii="Cambria Math" w:hAnsi="Cambria Math"/>
+                      <w:i/>
+                    </w:rPr>
+                  </m:ctrlPr>
+                </m:dPr>
+                <m:e>
+                  <m:r>
+                    <w:rPr>
+                      <w:rFonts w:ascii="Cambria Math" w:hAnsi="Cambria Math"/>
+                    </w:rPr>
+                    <m:t>d∙G</m:t>
+                  </m:r>
+                </m:e>
+              </m:d>
+              <m:ctrlPr>
+                <w:rPr>
+                  <w:rFonts w:ascii="Cambria Math" w:eastAsia="Cambria Math" w:hAnsi="Cambria Math" w:cs="Cambria Math"/>
+                  <w:i/>
+                </w:rPr>
+              </m:ctrlPr>
+            </m:e>
+            <m:e>
+              <m:r>
+                <w:rPr>
+                  <w:rFonts w:ascii="Cambria Math" w:hAnsi="Cambria Math"/>
+                </w:rPr>
+                <m:t>&amp;=u∙G+</m:t>
+              </m:r>
+              <m:d>
+                <m:dPr>
+                  <m:ctrlPr>
+                    <w:rPr>
+                      <w:rFonts w:ascii="Cambria Math" w:hAnsi="Cambria Math"/>
+                      <w:i/>
+                    </w:rPr>
+                  </m:ctrlPr>
+                </m:dPr>
+                <m:e>
+                  <m:f>
+                    <m:fPr>
+                      <m:ctrlPr>
+                        <w:rPr>
+                          <w:rFonts w:ascii="Cambria Math" w:hAnsi="Cambria Math"/>
+                          <w:i/>
+                        </w:rPr>
+                      </m:ctrlPr>
+                    </m:fPr>
+                    <m:num>
+                      <m:r>
+                        <w:rPr>
+                          <w:rFonts w:ascii="Cambria Math" w:hAnsi="Cambria Math"/>
+                        </w:rPr>
+                        <m:t>r</m:t>
+                      </m:r>
+                    </m:num>
+                    <m:den>
+                      <m:r>
+                        <w:rPr>
+                          <w:rFonts w:ascii="Cambria Math" w:hAnsi="Cambria Math"/>
+                        </w:rPr>
+                        <m:t>s</m:t>
+                      </m:r>
+                    </m:den>
+                  </m:f>
+                </m:e>
+              </m:d>
+              <m:r>
+                <w:rPr>
+                  <w:rFonts w:ascii="Cambria Math" w:hAnsi="Cambria Math"/>
+                </w:rPr>
+                <m:t>∙d∙G</m:t>
+              </m:r>
+              <m:ctrlPr>
+                <w:rPr>
+                  <w:rFonts w:ascii="Cambria Math" w:eastAsia="Cambria Math" w:hAnsi="Cambria Math" w:cs="Cambria Math"/>
+                  <w:i/>
+                </w:rPr>
+              </m:ctrlPr>
+            </m:e>
+            <m:e>
+              <m:r>
+                <w:rPr>
+                  <w:rFonts w:ascii="Cambria Math" w:hAnsi="Cambria Math"/>
+                </w:rPr>
+                <m:t>&amp;=R#</m:t>
+              </m:r>
+            </m:e>
+          </m:eqArr>
+        </m:oMath>
+      </m:oMathPara>
+    </w:p>
+    <w:p>
+      <w:r>
+        <w:drawing>
+          <wp:inline distT="0" distB="0" distL="0" distR="0" wp14:anchorId="103B53F8" wp14:editId="26B82D50">
+            <wp:extent cx="5274310" cy="2076450"/>
+            <wp:effectExtent l="0" t="0" r="2540" b="0"/>
+            <wp:docPr id="1460917604" name="图片 5"/>
+            <wp:cNvGraphicFramePr>
+              <a:graphicFrameLocks xmlns:a="http://schemas.openxmlformats.org/drawingml/2006/main" noChangeAspect="1"/>
+            </wp:cNvGraphicFramePr>
+            <a:graphic xmlns:a="http://schemas.openxmlformats.org/drawingml/2006/main">
+              <a:graphicData uri="http://schemas.openxmlformats.org/drawingml/2006/picture">
+                <pic:pic xmlns:pic="http://schemas.openxmlformats.org/drawingml/2006/picture">
+                  <pic:nvPicPr>
+                    <pic:cNvPr id="0" name="Picture 19"/>
+                    <pic:cNvPicPr>
+                      <a:picLocks noChangeAspect="1" noChangeArrowheads="1"/>
+                    </pic:cNvPicPr>
+                  </pic:nvPicPr>
+                  <pic:blipFill>
+                    <a:blip r:embed="rId15">
+                      <a:extLst>
+                        <a:ext uri="{28A0092B-C50C-407E-A947-70E740481C1C}">
+                          <a14:useLocalDpi xmlns:a14="http://schemas.microsoft.com/office/drawing/2010/main" val="0"/>
+                        </a:ext>
+                      </a:extLst>
+                    </a:blip>
+                    <a:srcRect/>
+                    <a:stretch>
+                      <a:fillRect/>
+                    </a:stretch>
+                  </pic:blipFill>
+                  <pic:spPr bwMode="auto">
+                    <a:xfrm>
+                      <a:off x="0" y="0"/>
+                      <a:ext cx="5274310" cy="2076450"/>
+                    </a:xfrm>
+                    <a:prstGeom prst="rect">
+                      <a:avLst/>
+                    </a:prstGeom>
+                    <a:noFill/>
+                    <a:ln>
+                      <a:noFill/>
+                    </a:ln>
+                  </pic:spPr>
+                </pic:pic>
+              </a:graphicData>
+            </a:graphic>
+          </wp:inline>
+        </w:drawing>
+      </w:r>
+    </w:p>
+    <w:p>
+      <w:pPr>
+        <w:rPr>
+          <w:rFonts w:hint="eastAsia"/>
+        </w:rPr>
+      </w:pPr>
+    </w:p>
     <w:sectPr>
-      <w:footerReference w:type="default" r:id="rId8"/>
+      <w:footerReference w:type="default" r:id="rId17"/>
       <w:pgSz w:w="11906" w:h="16838"/>
       <w:pgMar w:top="1440" w:right="1800" w:bottom="1440" w:left="1800" w:header="851" w:footer="992" w:gutter="0"/>
       <w:cols w:space="425"/>
@@ -112,6 +6486,208 @@
 <file path=word/numbering.xml><?xml version="1.0" encoding="utf-8"?>
 <w:numbering xmlns:wpc="http://schemas.microsoft.com/office/word/2010/wordprocessingCanvas" xmlns:cx="http://schemas.microsoft.com/office/drawing/2014/chartex" xmlns:cx1="http://schemas.microsoft.com/office/drawing/2015/9/8/chartex" xmlns:cx2="http://schemas.microsoft.com/office/drawing/2015/10/21/chartex" xmlns:cx3="http://schemas.microsoft.com/office/drawing/2016/5/9/chartex" xmlns:cx4="http://schemas.microsoft.com/office/drawing/2016/5/10/chartex" xmlns:cx5="http://schemas.microsoft.com/office/drawing/2016/5/11/chartex" xmlns:cx6="http://schemas.microsoft.com/office/drawing/2016/5/12/chartex" xmlns:cx7="http://schemas.microsoft.com/office/drawing/2016/5/13/chartex" xmlns:cx8="http://schemas.microsoft.com/office/drawing/2016/5/14/chartex" xmlns:mc="http://schemas.openxmlformats.org/markup-compatibility/2006" xmlns:aink="http://schemas.microsoft.com/office/drawing/2016/ink" xmlns:am3d="http://schemas.microsoft.com/office/drawing/2017/model3d" xmlns:o="urn:schemas-microsoft-com:office:office" xmlns:oel="http://schemas.microsoft.com/office/2019/extlst" xmlns:r="http://schemas.openxmlformats.org/officeDocument/2006/relationships" xmlns:m="http://schemas.openxmlformats.org/officeDocument/2006/math" xmlns:v="urn:schemas-microsoft-com:vml" xmlns:wp14="http://schemas.microsoft.com/office/word/2010/wordprocessingDrawing" xmlns:wp="http://schemas.openxmlformats.org/drawingml/2006/wordprocessingDrawing" xmlns:w10="urn:schemas-microsoft-com:office:word" xmlns:w="http://schemas.openxmlformats.org/wordprocessingml/2006/main" xmlns:w14="http://schemas.microsoft.com/office/word/2010/wordml" xmlns:w15="http://schemas.microsoft.com/office/word/2012/wordml" xmlns:w16cex="http://schemas.microsoft.com/office/word/2018/wordml/cex" xmlns:w16cid="http://schemas.microsoft.com/office/word/2016/wordml/cid" xmlns:w16="http://schemas.microsoft.com/office/word/2018/wordml" xmlns:w16du="http://schemas.microsoft.com/office/word/2023/wordml/word16du" xmlns:w16sdtdh="http://schemas.microsoft.com/office/word/2020/wordml/sdtdatahash" xmlns:w16sdtfl="http://schemas.microsoft.com/office/word/2024/wordml/sdtformatlock" xmlns:w16se="http://schemas.microsoft.com/office/word/2015/wordml/symex" xmlns:wpg="http://schemas.microsoft.com/office/word/2010/wordprocessingGroup" xmlns:wpi="http://schemas.microsoft.com/office/word/2010/wordprocessingInk" xmlns:wne="http://schemas.microsoft.com/office/word/2006/wordml" xmlns:wps="http://schemas.microsoft.com/office/word/2010/wordprocessingShape" mc:Ignorable="w14 w15 w16se w16cid w16 w16cex w16sdtdh w16sdtfl w16du wp14">
   <w:abstractNum w:abstractNumId="0" w15:restartNumberingAfterBreak="0">
+    <w:nsid w:val="14716E9E"/>
+    <w:multiLevelType w:val="multilevel"/>
+    <w:tmpl w:val="EE0E4268"/>
+    <w:lvl w:ilvl="0">
+      <w:start w:val="1"/>
+      <w:numFmt w:val="decimal"/>
+      <w:lvlText w:val="%1."/>
+      <w:lvlJc w:val="left"/>
+      <w:pPr>
+        <w:tabs>
+          <w:tab w:val="num" w:pos="720"/>
+        </w:tabs>
+        <w:ind w:left="720" w:hanging="360"/>
+      </w:pPr>
+    </w:lvl>
+    <w:lvl w:ilvl="1" w:tentative="1">
+      <w:start w:val="1"/>
+      <w:numFmt w:val="decimal"/>
+      <w:lvlText w:val="%2."/>
+      <w:lvlJc w:val="left"/>
+      <w:pPr>
+        <w:tabs>
+          <w:tab w:val="num" w:pos="1440"/>
+        </w:tabs>
+        <w:ind w:left="1440" w:hanging="360"/>
+      </w:pPr>
+    </w:lvl>
+    <w:lvl w:ilvl="2" w:tentative="1">
+      <w:start w:val="1"/>
+      <w:numFmt w:val="decimal"/>
+      <w:lvlText w:val="%3."/>
+      <w:lvlJc w:val="left"/>
+      <w:pPr>
+        <w:tabs>
+          <w:tab w:val="num" w:pos="2160"/>
+        </w:tabs>
+        <w:ind w:left="2160" w:hanging="360"/>
+      </w:pPr>
+    </w:lvl>
+    <w:lvl w:ilvl="3" w:tentative="1">
+      <w:start w:val="1"/>
+      <w:numFmt w:val="decimal"/>
+      <w:lvlText w:val="%4."/>
+      <w:lvlJc w:val="left"/>
+      <w:pPr>
+        <w:tabs>
+          <w:tab w:val="num" w:pos="2880"/>
+        </w:tabs>
+        <w:ind w:left="2880" w:hanging="360"/>
+      </w:pPr>
+    </w:lvl>
+    <w:lvl w:ilvl="4" w:tentative="1">
+      <w:start w:val="1"/>
+      <w:numFmt w:val="decimal"/>
+      <w:lvlText w:val="%5."/>
+      <w:lvlJc w:val="left"/>
+      <w:pPr>
+        <w:tabs>
+          <w:tab w:val="num" w:pos="3600"/>
+        </w:tabs>
+        <w:ind w:left="3600" w:hanging="360"/>
+      </w:pPr>
+    </w:lvl>
+    <w:lvl w:ilvl="5" w:tentative="1">
+      <w:start w:val="1"/>
+      <w:numFmt w:val="decimal"/>
+      <w:lvlText w:val="%6."/>
+      <w:lvlJc w:val="left"/>
+      <w:pPr>
+        <w:tabs>
+          <w:tab w:val="num" w:pos="4320"/>
+        </w:tabs>
+        <w:ind w:left="4320" w:hanging="360"/>
+      </w:pPr>
+    </w:lvl>
+    <w:lvl w:ilvl="6" w:tentative="1">
+      <w:start w:val="1"/>
+      <w:numFmt w:val="decimal"/>
+      <w:lvlText w:val="%7."/>
+      <w:lvlJc w:val="left"/>
+      <w:pPr>
+        <w:tabs>
+          <w:tab w:val="num" w:pos="5040"/>
+        </w:tabs>
+        <w:ind w:left="5040" w:hanging="360"/>
+      </w:pPr>
+    </w:lvl>
+    <w:lvl w:ilvl="7" w:tentative="1">
+      <w:start w:val="1"/>
+      <w:numFmt w:val="decimal"/>
+      <w:lvlText w:val="%8."/>
+      <w:lvlJc w:val="left"/>
+      <w:pPr>
+        <w:tabs>
+          <w:tab w:val="num" w:pos="5760"/>
+        </w:tabs>
+        <w:ind w:left="5760" w:hanging="360"/>
+      </w:pPr>
+    </w:lvl>
+    <w:lvl w:ilvl="8" w:tentative="1">
+      <w:start w:val="1"/>
+      <w:numFmt w:val="decimal"/>
+      <w:lvlText w:val="%9."/>
+      <w:lvlJc w:val="left"/>
+      <w:pPr>
+        <w:tabs>
+          <w:tab w:val="num" w:pos="6480"/>
+        </w:tabs>
+        <w:ind w:left="6480" w:hanging="360"/>
+      </w:pPr>
+    </w:lvl>
+  </w:abstractNum>
+  <w:abstractNum w:abstractNumId="1" w15:restartNumberingAfterBreak="0">
+    <w:nsid w:val="1E641A3F"/>
+    <w:multiLevelType w:val="hybridMultilevel"/>
+    <w:tmpl w:val="87BA5A7E"/>
+    <w:lvl w:ilvl="0" w:tplc="5E80AD44">
+      <w:start w:val="1"/>
+      <w:numFmt w:val="japaneseCounting"/>
+      <w:lvlText w:val="%1、"/>
+      <w:lvlJc w:val="left"/>
+      <w:pPr>
+        <w:ind w:left="497" w:hanging="497"/>
+      </w:pPr>
+      <w:rPr>
+        <w:rFonts w:hint="default"/>
+      </w:rPr>
+    </w:lvl>
+    <w:lvl w:ilvl="1" w:tplc="04090019" w:tentative="1">
+      <w:start w:val="1"/>
+      <w:numFmt w:val="lowerLetter"/>
+      <w:lvlText w:val="%2)"/>
+      <w:lvlJc w:val="left"/>
+      <w:pPr>
+        <w:ind w:left="880" w:hanging="440"/>
+      </w:pPr>
+    </w:lvl>
+    <w:lvl w:ilvl="2" w:tplc="0409001B" w:tentative="1">
+      <w:start w:val="1"/>
+      <w:numFmt w:val="lowerRoman"/>
+      <w:lvlText w:val="%3."/>
+      <w:lvlJc w:val="right"/>
+      <w:pPr>
+        <w:ind w:left="1320" w:hanging="440"/>
+      </w:pPr>
+    </w:lvl>
+    <w:lvl w:ilvl="3" w:tplc="0409000F" w:tentative="1">
+      <w:start w:val="1"/>
+      <w:numFmt w:val="decimal"/>
+      <w:lvlText w:val="%4."/>
+      <w:lvlJc w:val="left"/>
+      <w:pPr>
+        <w:ind w:left="1760" w:hanging="440"/>
+      </w:pPr>
+    </w:lvl>
+    <w:lvl w:ilvl="4" w:tplc="04090019" w:tentative="1">
+      <w:start w:val="1"/>
+      <w:numFmt w:val="lowerLetter"/>
+      <w:lvlText w:val="%5)"/>
+      <w:lvlJc w:val="left"/>
+      <w:pPr>
+        <w:ind w:left="2200" w:hanging="440"/>
+      </w:pPr>
+    </w:lvl>
+    <w:lvl w:ilvl="5" w:tplc="0409001B" w:tentative="1">
+      <w:start w:val="1"/>
+      <w:numFmt w:val="lowerRoman"/>
+      <w:lvlText w:val="%6."/>
+      <w:lvlJc w:val="right"/>
+      <w:pPr>
+        <w:ind w:left="2640" w:hanging="440"/>
+      </w:pPr>
+    </w:lvl>
+    <w:lvl w:ilvl="6" w:tplc="0409000F" w:tentative="1">
+      <w:start w:val="1"/>
+      <w:numFmt w:val="decimal"/>
+      <w:lvlText w:val="%7."/>
+      <w:lvlJc w:val="left"/>
+      <w:pPr>
+        <w:ind w:left="3080" w:hanging="440"/>
+      </w:pPr>
+    </w:lvl>
+    <w:lvl w:ilvl="7" w:tplc="04090019" w:tentative="1">
+      <w:start w:val="1"/>
+      <w:numFmt w:val="lowerLetter"/>
+      <w:lvlText w:val="%8)"/>
+      <w:lvlJc w:val="left"/>
+      <w:pPr>
+        <w:ind w:left="3520" w:hanging="440"/>
+      </w:pPr>
+    </w:lvl>
+    <w:lvl w:ilvl="8" w:tplc="0409001B" w:tentative="1">
+      <w:start w:val="1"/>
+      <w:numFmt w:val="lowerRoman"/>
+      <w:lvlText w:val="%9."/>
+      <w:lvlJc w:val="right"/>
+      <w:pPr>
+        <w:ind w:left="3960" w:hanging="440"/>
+      </w:pPr>
+    </w:lvl>
+  </w:abstractNum>
+  <w:abstractNum w:abstractNumId="2" w15:restartNumberingAfterBreak="0">
     <w:nsid w:val="25FE4A3D"/>
     <w:multiLevelType w:val="hybridMultilevel"/>
     <w:tmpl w:val="3E72120E"/>
@@ -200,7 +6776,7 @@
       </w:pPr>
     </w:lvl>
   </w:abstractNum>
-  <w:abstractNum w:abstractNumId="1" w15:restartNumberingAfterBreak="0">
+  <w:abstractNum w:abstractNumId="3" w15:restartNumberingAfterBreak="0">
     <w:nsid w:val="2DF55B80"/>
     <w:multiLevelType w:val="hybridMultilevel"/>
     <w:tmpl w:val="23CA57FE"/>
@@ -313,7 +6889,382 @@
       </w:rPr>
     </w:lvl>
   </w:abstractNum>
-  <w:abstractNum w:abstractNumId="2" w15:restartNumberingAfterBreak="0">
+  <w:abstractNum w:abstractNumId="4" w15:restartNumberingAfterBreak="0">
+    <w:nsid w:val="31CF19B3"/>
+    <w:multiLevelType w:val="multilevel"/>
+    <w:tmpl w:val="4E50BA2C"/>
+    <w:lvl w:ilvl="0">
+      <w:start w:val="1"/>
+      <w:numFmt w:val="decimal"/>
+      <w:lvlText w:val="%1."/>
+      <w:lvlJc w:val="left"/>
+      <w:pPr>
+        <w:tabs>
+          <w:tab w:val="num" w:pos="720"/>
+        </w:tabs>
+        <w:ind w:left="720" w:hanging="360"/>
+      </w:pPr>
+    </w:lvl>
+    <w:lvl w:ilvl="1" w:tentative="1">
+      <w:start w:val="1"/>
+      <w:numFmt w:val="decimal"/>
+      <w:lvlText w:val="%2."/>
+      <w:lvlJc w:val="left"/>
+      <w:pPr>
+        <w:tabs>
+          <w:tab w:val="num" w:pos="1440"/>
+        </w:tabs>
+        <w:ind w:left="1440" w:hanging="360"/>
+      </w:pPr>
+    </w:lvl>
+    <w:lvl w:ilvl="2" w:tentative="1">
+      <w:start w:val="1"/>
+      <w:numFmt w:val="decimal"/>
+      <w:lvlText w:val="%3."/>
+      <w:lvlJc w:val="left"/>
+      <w:pPr>
+        <w:tabs>
+          <w:tab w:val="num" w:pos="2160"/>
+        </w:tabs>
+        <w:ind w:left="2160" w:hanging="360"/>
+      </w:pPr>
+    </w:lvl>
+    <w:lvl w:ilvl="3" w:tentative="1">
+      <w:start w:val="1"/>
+      <w:numFmt w:val="decimal"/>
+      <w:lvlText w:val="%4."/>
+      <w:lvlJc w:val="left"/>
+      <w:pPr>
+        <w:tabs>
+          <w:tab w:val="num" w:pos="2880"/>
+        </w:tabs>
+        <w:ind w:left="2880" w:hanging="360"/>
+      </w:pPr>
+    </w:lvl>
+    <w:lvl w:ilvl="4" w:tentative="1">
+      <w:start w:val="1"/>
+      <w:numFmt w:val="decimal"/>
+      <w:lvlText w:val="%5."/>
+      <w:lvlJc w:val="left"/>
+      <w:pPr>
+        <w:tabs>
+          <w:tab w:val="num" w:pos="3600"/>
+        </w:tabs>
+        <w:ind w:left="3600" w:hanging="360"/>
+      </w:pPr>
+    </w:lvl>
+    <w:lvl w:ilvl="5" w:tentative="1">
+      <w:start w:val="1"/>
+      <w:numFmt w:val="decimal"/>
+      <w:lvlText w:val="%6."/>
+      <w:lvlJc w:val="left"/>
+      <w:pPr>
+        <w:tabs>
+          <w:tab w:val="num" w:pos="4320"/>
+        </w:tabs>
+        <w:ind w:left="4320" w:hanging="360"/>
+      </w:pPr>
+    </w:lvl>
+    <w:lvl w:ilvl="6" w:tentative="1">
+      <w:start w:val="1"/>
+      <w:numFmt w:val="decimal"/>
+      <w:lvlText w:val="%7."/>
+      <w:lvlJc w:val="left"/>
+      <w:pPr>
+        <w:tabs>
+          <w:tab w:val="num" w:pos="5040"/>
+        </w:tabs>
+        <w:ind w:left="5040" w:hanging="360"/>
+      </w:pPr>
+    </w:lvl>
+    <w:lvl w:ilvl="7" w:tentative="1">
+      <w:start w:val="1"/>
+      <w:numFmt w:val="decimal"/>
+      <w:lvlText w:val="%8."/>
+      <w:lvlJc w:val="left"/>
+      <w:pPr>
+        <w:tabs>
+          <w:tab w:val="num" w:pos="5760"/>
+        </w:tabs>
+        <w:ind w:left="5760" w:hanging="360"/>
+      </w:pPr>
+    </w:lvl>
+    <w:lvl w:ilvl="8" w:tentative="1">
+      <w:start w:val="1"/>
+      <w:numFmt w:val="decimal"/>
+      <w:lvlText w:val="%9."/>
+      <w:lvlJc w:val="left"/>
+      <w:pPr>
+        <w:tabs>
+          <w:tab w:val="num" w:pos="6480"/>
+        </w:tabs>
+        <w:ind w:left="6480" w:hanging="360"/>
+      </w:pPr>
+    </w:lvl>
+  </w:abstractNum>
+  <w:abstractNum w:abstractNumId="5" w15:restartNumberingAfterBreak="0">
+    <w:nsid w:val="3A225925"/>
+    <w:multiLevelType w:val="multilevel"/>
+    <w:tmpl w:val="6E425328"/>
+    <w:lvl w:ilvl="0">
+      <w:start w:val="1"/>
+      <w:numFmt w:val="decimal"/>
+      <w:lvlText w:val="%1."/>
+      <w:lvlJc w:val="left"/>
+      <w:pPr>
+        <w:tabs>
+          <w:tab w:val="num" w:pos="720"/>
+        </w:tabs>
+        <w:ind w:left="720" w:hanging="360"/>
+      </w:pPr>
+    </w:lvl>
+    <w:lvl w:ilvl="1" w:tentative="1">
+      <w:start w:val="1"/>
+      <w:numFmt w:val="decimal"/>
+      <w:lvlText w:val="%2."/>
+      <w:lvlJc w:val="left"/>
+      <w:pPr>
+        <w:tabs>
+          <w:tab w:val="num" w:pos="1440"/>
+        </w:tabs>
+        <w:ind w:left="1440" w:hanging="360"/>
+      </w:pPr>
+    </w:lvl>
+    <w:lvl w:ilvl="2" w:tentative="1">
+      <w:start w:val="1"/>
+      <w:numFmt w:val="decimal"/>
+      <w:lvlText w:val="%3."/>
+      <w:lvlJc w:val="left"/>
+      <w:pPr>
+        <w:tabs>
+          <w:tab w:val="num" w:pos="2160"/>
+        </w:tabs>
+        <w:ind w:left="2160" w:hanging="360"/>
+      </w:pPr>
+    </w:lvl>
+    <w:lvl w:ilvl="3" w:tentative="1">
+      <w:start w:val="1"/>
+      <w:numFmt w:val="decimal"/>
+      <w:lvlText w:val="%4."/>
+      <w:lvlJc w:val="left"/>
+      <w:pPr>
+        <w:tabs>
+          <w:tab w:val="num" w:pos="2880"/>
+        </w:tabs>
+        <w:ind w:left="2880" w:hanging="360"/>
+      </w:pPr>
+    </w:lvl>
+    <w:lvl w:ilvl="4" w:tentative="1">
+      <w:start w:val="1"/>
+      <w:numFmt w:val="decimal"/>
+      <w:lvlText w:val="%5."/>
+      <w:lvlJc w:val="left"/>
+      <w:pPr>
+        <w:tabs>
+          <w:tab w:val="num" w:pos="3600"/>
+        </w:tabs>
+        <w:ind w:left="3600" w:hanging="360"/>
+      </w:pPr>
+    </w:lvl>
+    <w:lvl w:ilvl="5" w:tentative="1">
+      <w:start w:val="1"/>
+      <w:numFmt w:val="decimal"/>
+      <w:lvlText w:val="%6."/>
+      <w:lvlJc w:val="left"/>
+      <w:pPr>
+        <w:tabs>
+          <w:tab w:val="num" w:pos="4320"/>
+        </w:tabs>
+        <w:ind w:left="4320" w:hanging="360"/>
+      </w:pPr>
+    </w:lvl>
+    <w:lvl w:ilvl="6" w:tentative="1">
+      <w:start w:val="1"/>
+      <w:numFmt w:val="decimal"/>
+      <w:lvlText w:val="%7."/>
+      <w:lvlJc w:val="left"/>
+      <w:pPr>
+        <w:tabs>
+          <w:tab w:val="num" w:pos="5040"/>
+        </w:tabs>
+        <w:ind w:left="5040" w:hanging="360"/>
+      </w:pPr>
+    </w:lvl>
+    <w:lvl w:ilvl="7" w:tentative="1">
+      <w:start w:val="1"/>
+      <w:numFmt w:val="decimal"/>
+      <w:lvlText w:val="%8."/>
+      <w:lvlJc w:val="left"/>
+      <w:pPr>
+        <w:tabs>
+          <w:tab w:val="num" w:pos="5760"/>
+        </w:tabs>
+        <w:ind w:left="5760" w:hanging="360"/>
+      </w:pPr>
+    </w:lvl>
+    <w:lvl w:ilvl="8" w:tentative="1">
+      <w:start w:val="1"/>
+      <w:numFmt w:val="decimal"/>
+      <w:lvlText w:val="%9."/>
+      <w:lvlJc w:val="left"/>
+      <w:pPr>
+        <w:tabs>
+          <w:tab w:val="num" w:pos="6480"/>
+        </w:tabs>
+        <w:ind w:left="6480" w:hanging="360"/>
+      </w:pPr>
+    </w:lvl>
+  </w:abstractNum>
+  <w:abstractNum w:abstractNumId="6" w15:restartNumberingAfterBreak="0">
+    <w:nsid w:val="4A5A35A6"/>
+    <w:multiLevelType w:val="multilevel"/>
+    <w:tmpl w:val="A7667AA8"/>
+    <w:lvl w:ilvl="0">
+      <w:start w:val="1"/>
+      <w:numFmt w:val="bullet"/>
+      <w:lvlText w:val=""/>
+      <w:lvlJc w:val="left"/>
+      <w:pPr>
+        <w:tabs>
+          <w:tab w:val="num" w:pos="720"/>
+        </w:tabs>
+        <w:ind w:left="720" w:hanging="360"/>
+      </w:pPr>
+      <w:rPr>
+        <w:rFonts w:ascii="Symbol" w:hAnsi="Symbol" w:hint="default"/>
+        <w:sz w:val="20"/>
+      </w:rPr>
+    </w:lvl>
+    <w:lvl w:ilvl="1" w:tentative="1">
+      <w:start w:val="1"/>
+      <w:numFmt w:val="bullet"/>
+      <w:lvlText w:val=""/>
+      <w:lvlJc w:val="left"/>
+      <w:pPr>
+        <w:tabs>
+          <w:tab w:val="num" w:pos="1440"/>
+        </w:tabs>
+        <w:ind w:left="1440" w:hanging="360"/>
+      </w:pPr>
+      <w:rPr>
+        <w:rFonts w:ascii="Symbol" w:hAnsi="Symbol" w:hint="default"/>
+        <w:sz w:val="20"/>
+      </w:rPr>
+    </w:lvl>
+    <w:lvl w:ilvl="2" w:tentative="1">
+      <w:start w:val="1"/>
+      <w:numFmt w:val="bullet"/>
+      <w:lvlText w:val=""/>
+      <w:lvlJc w:val="left"/>
+      <w:pPr>
+        <w:tabs>
+          <w:tab w:val="num" w:pos="2160"/>
+        </w:tabs>
+        <w:ind w:left="2160" w:hanging="360"/>
+      </w:pPr>
+      <w:rPr>
+        <w:rFonts w:ascii="Symbol" w:hAnsi="Symbol" w:hint="default"/>
+        <w:sz w:val="20"/>
+      </w:rPr>
+    </w:lvl>
+    <w:lvl w:ilvl="3" w:tentative="1">
+      <w:start w:val="1"/>
+      <w:numFmt w:val="bullet"/>
+      <w:lvlText w:val=""/>
+      <w:lvlJc w:val="left"/>
+      <w:pPr>
+        <w:tabs>
+          <w:tab w:val="num" w:pos="2880"/>
+        </w:tabs>
+        <w:ind w:left="2880" w:hanging="360"/>
+      </w:pPr>
+      <w:rPr>
+        <w:rFonts w:ascii="Symbol" w:hAnsi="Symbol" w:hint="default"/>
+        <w:sz w:val="20"/>
+      </w:rPr>
+    </w:lvl>
+    <w:lvl w:ilvl="4" w:tentative="1">
+      <w:start w:val="1"/>
+      <w:numFmt w:val="bullet"/>
+      <w:lvlText w:val=""/>
+      <w:lvlJc w:val="left"/>
+      <w:pPr>
+        <w:tabs>
+          <w:tab w:val="num" w:pos="3600"/>
+        </w:tabs>
+        <w:ind w:left="3600" w:hanging="360"/>
+      </w:pPr>
+      <w:rPr>
+        <w:rFonts w:ascii="Symbol" w:hAnsi="Symbol" w:hint="default"/>
+        <w:sz w:val="20"/>
+      </w:rPr>
+    </w:lvl>
+    <w:lvl w:ilvl="5" w:tentative="1">
+      <w:start w:val="1"/>
+      <w:numFmt w:val="bullet"/>
+      <w:lvlText w:val=""/>
+      <w:lvlJc w:val="left"/>
+      <w:pPr>
+        <w:tabs>
+          <w:tab w:val="num" w:pos="4320"/>
+        </w:tabs>
+        <w:ind w:left="4320" w:hanging="360"/>
+      </w:pPr>
+      <w:rPr>
+        <w:rFonts w:ascii="Symbol" w:hAnsi="Symbol" w:hint="default"/>
+        <w:sz w:val="20"/>
+      </w:rPr>
+    </w:lvl>
+    <w:lvl w:ilvl="6" w:tentative="1">
+      <w:start w:val="1"/>
+      <w:numFmt w:val="bullet"/>
+      <w:lvlText w:val=""/>
+      <w:lvlJc w:val="left"/>
+      <w:pPr>
+        <w:tabs>
+          <w:tab w:val="num" w:pos="5040"/>
+        </w:tabs>
+        <w:ind w:left="5040" w:hanging="360"/>
+      </w:pPr>
+      <w:rPr>
+        <w:rFonts w:ascii="Symbol" w:hAnsi="Symbol" w:hint="default"/>
+        <w:sz w:val="20"/>
+      </w:rPr>
+    </w:lvl>
+    <w:lvl w:ilvl="7" w:tentative="1">
+      <w:start w:val="1"/>
+      <w:numFmt w:val="bullet"/>
+      <w:lvlText w:val=""/>
+      <w:lvlJc w:val="left"/>
+      <w:pPr>
+        <w:tabs>
+          <w:tab w:val="num" w:pos="5760"/>
+        </w:tabs>
+        <w:ind w:left="5760" w:hanging="360"/>
+      </w:pPr>
+      <w:rPr>
+        <w:rFonts w:ascii="Symbol" w:hAnsi="Symbol" w:hint="default"/>
+        <w:sz w:val="20"/>
+      </w:rPr>
+    </w:lvl>
+    <w:lvl w:ilvl="8" w:tentative="1">
+      <w:start w:val="1"/>
+      <w:numFmt w:val="bullet"/>
+      <w:lvlText w:val=""/>
+      <w:lvlJc w:val="left"/>
+      <w:pPr>
+        <w:tabs>
+          <w:tab w:val="num" w:pos="6480"/>
+        </w:tabs>
+        <w:ind w:left="6480" w:hanging="360"/>
+      </w:pPr>
+      <w:rPr>
+        <w:rFonts w:ascii="Symbol" w:hAnsi="Symbol" w:hint="default"/>
+        <w:sz w:val="20"/>
+      </w:rPr>
+    </w:lvl>
+  </w:abstractNum>
+  <w:abstractNum w:abstractNumId="7" w15:restartNumberingAfterBreak="0">
     <w:nsid w:val="5AEF5A8F"/>
     <w:multiLevelType w:val="hybridMultilevel"/>
     <w:tmpl w:val="861ED1B6"/>
@@ -402,7 +7353,362 @@
       </w:pPr>
     </w:lvl>
   </w:abstractNum>
-  <w:abstractNum w:abstractNumId="3" w15:restartNumberingAfterBreak="0">
+  <w:abstractNum w:abstractNumId="8" w15:restartNumberingAfterBreak="0">
+    <w:nsid w:val="6EF62B4C"/>
+    <w:multiLevelType w:val="multilevel"/>
+    <w:tmpl w:val="798C6EEA"/>
+    <w:lvl w:ilvl="0">
+      <w:start w:val="1"/>
+      <w:numFmt w:val="decimal"/>
+      <w:lvlText w:val="%1."/>
+      <w:lvlJc w:val="left"/>
+      <w:pPr>
+        <w:tabs>
+          <w:tab w:val="num" w:pos="720"/>
+        </w:tabs>
+        <w:ind w:left="720" w:hanging="360"/>
+      </w:pPr>
+    </w:lvl>
+    <w:lvl w:ilvl="1">
+      <w:start w:val="1"/>
+      <w:numFmt w:val="bullet"/>
+      <w:lvlText w:val=""/>
+      <w:lvlJc w:val="left"/>
+      <w:pPr>
+        <w:tabs>
+          <w:tab w:val="num" w:pos="1440"/>
+        </w:tabs>
+        <w:ind w:left="1440" w:hanging="360"/>
+      </w:pPr>
+      <w:rPr>
+        <w:rFonts w:ascii="Symbol" w:hAnsi="Symbol" w:hint="default"/>
+        <w:sz w:val="20"/>
+      </w:rPr>
+    </w:lvl>
+    <w:lvl w:ilvl="2" w:tentative="1">
+      <w:start w:val="1"/>
+      <w:numFmt w:val="decimal"/>
+      <w:lvlText w:val="%3."/>
+      <w:lvlJc w:val="left"/>
+      <w:pPr>
+        <w:tabs>
+          <w:tab w:val="num" w:pos="2160"/>
+        </w:tabs>
+        <w:ind w:left="2160" w:hanging="360"/>
+      </w:pPr>
+    </w:lvl>
+    <w:lvl w:ilvl="3" w:tentative="1">
+      <w:start w:val="1"/>
+      <w:numFmt w:val="decimal"/>
+      <w:lvlText w:val="%4."/>
+      <w:lvlJc w:val="left"/>
+      <w:pPr>
+        <w:tabs>
+          <w:tab w:val="num" w:pos="2880"/>
+        </w:tabs>
+        <w:ind w:left="2880" w:hanging="360"/>
+      </w:pPr>
+    </w:lvl>
+    <w:lvl w:ilvl="4" w:tentative="1">
+      <w:start w:val="1"/>
+      <w:numFmt w:val="decimal"/>
+      <w:lvlText w:val="%5."/>
+      <w:lvlJc w:val="left"/>
+      <w:pPr>
+        <w:tabs>
+          <w:tab w:val="num" w:pos="3600"/>
+        </w:tabs>
+        <w:ind w:left="3600" w:hanging="360"/>
+      </w:pPr>
+    </w:lvl>
+    <w:lvl w:ilvl="5" w:tentative="1">
+      <w:start w:val="1"/>
+      <w:numFmt w:val="decimal"/>
+      <w:lvlText w:val="%6."/>
+      <w:lvlJc w:val="left"/>
+      <w:pPr>
+        <w:tabs>
+          <w:tab w:val="num" w:pos="4320"/>
+        </w:tabs>
+        <w:ind w:left="4320" w:hanging="360"/>
+      </w:pPr>
+    </w:lvl>
+    <w:lvl w:ilvl="6" w:tentative="1">
+      <w:start w:val="1"/>
+      <w:numFmt w:val="decimal"/>
+      <w:lvlText w:val="%7."/>
+      <w:lvlJc w:val="left"/>
+      <w:pPr>
+        <w:tabs>
+          <w:tab w:val="num" w:pos="5040"/>
+        </w:tabs>
+        <w:ind w:left="5040" w:hanging="360"/>
+      </w:pPr>
+    </w:lvl>
+    <w:lvl w:ilvl="7" w:tentative="1">
+      <w:start w:val="1"/>
+      <w:numFmt w:val="decimal"/>
+      <w:lvlText w:val="%8."/>
+      <w:lvlJc w:val="left"/>
+      <w:pPr>
+        <w:tabs>
+          <w:tab w:val="num" w:pos="5760"/>
+        </w:tabs>
+        <w:ind w:left="5760" w:hanging="360"/>
+      </w:pPr>
+    </w:lvl>
+    <w:lvl w:ilvl="8" w:tentative="1">
+      <w:start w:val="1"/>
+      <w:numFmt w:val="decimal"/>
+      <w:lvlText w:val="%9."/>
+      <w:lvlJc w:val="left"/>
+      <w:pPr>
+        <w:tabs>
+          <w:tab w:val="num" w:pos="6480"/>
+        </w:tabs>
+        <w:ind w:left="6480" w:hanging="360"/>
+      </w:pPr>
+    </w:lvl>
+  </w:abstractNum>
+  <w:abstractNum w:abstractNumId="9" w15:restartNumberingAfterBreak="0">
+    <w:nsid w:val="71BD1CF3"/>
+    <w:multiLevelType w:val="multilevel"/>
+    <w:tmpl w:val="8B329162"/>
+    <w:lvl w:ilvl="0">
+      <w:start w:val="1"/>
+      <w:numFmt w:val="decimal"/>
+      <w:lvlText w:val="%1."/>
+      <w:lvlJc w:val="left"/>
+      <w:pPr>
+        <w:tabs>
+          <w:tab w:val="num" w:pos="720"/>
+        </w:tabs>
+        <w:ind w:left="720" w:hanging="360"/>
+      </w:pPr>
+    </w:lvl>
+    <w:lvl w:ilvl="1">
+      <w:start w:val="1"/>
+      <w:numFmt w:val="bullet"/>
+      <w:lvlText w:val=""/>
+      <w:lvlJc w:val="left"/>
+      <w:pPr>
+        <w:tabs>
+          <w:tab w:val="num" w:pos="1440"/>
+        </w:tabs>
+        <w:ind w:left="1440" w:hanging="360"/>
+      </w:pPr>
+      <w:rPr>
+        <w:rFonts w:ascii="Symbol" w:hAnsi="Symbol" w:hint="default"/>
+        <w:sz w:val="20"/>
+      </w:rPr>
+    </w:lvl>
+    <w:lvl w:ilvl="2" w:tentative="1">
+      <w:start w:val="1"/>
+      <w:numFmt w:val="decimal"/>
+      <w:lvlText w:val="%3."/>
+      <w:lvlJc w:val="left"/>
+      <w:pPr>
+        <w:tabs>
+          <w:tab w:val="num" w:pos="2160"/>
+        </w:tabs>
+        <w:ind w:left="2160" w:hanging="360"/>
+      </w:pPr>
+    </w:lvl>
+    <w:lvl w:ilvl="3" w:tentative="1">
+      <w:start w:val="1"/>
+      <w:numFmt w:val="decimal"/>
+      <w:lvlText w:val="%4."/>
+      <w:lvlJc w:val="left"/>
+      <w:pPr>
+        <w:tabs>
+          <w:tab w:val="num" w:pos="2880"/>
+        </w:tabs>
+        <w:ind w:left="2880" w:hanging="360"/>
+      </w:pPr>
+    </w:lvl>
+    <w:lvl w:ilvl="4" w:tentative="1">
+      <w:start w:val="1"/>
+      <w:numFmt w:val="decimal"/>
+      <w:lvlText w:val="%5."/>
+      <w:lvlJc w:val="left"/>
+      <w:pPr>
+        <w:tabs>
+          <w:tab w:val="num" w:pos="3600"/>
+        </w:tabs>
+        <w:ind w:left="3600" w:hanging="360"/>
+      </w:pPr>
+    </w:lvl>
+    <w:lvl w:ilvl="5" w:tentative="1">
+      <w:start w:val="1"/>
+      <w:numFmt w:val="decimal"/>
+      <w:lvlText w:val="%6."/>
+      <w:lvlJc w:val="left"/>
+      <w:pPr>
+        <w:tabs>
+          <w:tab w:val="num" w:pos="4320"/>
+        </w:tabs>
+        <w:ind w:left="4320" w:hanging="360"/>
+      </w:pPr>
+    </w:lvl>
+    <w:lvl w:ilvl="6" w:tentative="1">
+      <w:start w:val="1"/>
+      <w:numFmt w:val="decimal"/>
+      <w:lvlText w:val="%7."/>
+      <w:lvlJc w:val="left"/>
+      <w:pPr>
+        <w:tabs>
+          <w:tab w:val="num" w:pos="5040"/>
+        </w:tabs>
+        <w:ind w:left="5040" w:hanging="360"/>
+      </w:pPr>
+    </w:lvl>
+    <w:lvl w:ilvl="7" w:tentative="1">
+      <w:start w:val="1"/>
+      <w:numFmt w:val="decimal"/>
+      <w:lvlText w:val="%8."/>
+      <w:lvlJc w:val="left"/>
+      <w:pPr>
+        <w:tabs>
+          <w:tab w:val="num" w:pos="5760"/>
+        </w:tabs>
+        <w:ind w:left="5760" w:hanging="360"/>
+      </w:pPr>
+    </w:lvl>
+    <w:lvl w:ilvl="8" w:tentative="1">
+      <w:start w:val="1"/>
+      <w:numFmt w:val="decimal"/>
+      <w:lvlText w:val="%9."/>
+      <w:lvlJc w:val="left"/>
+      <w:pPr>
+        <w:tabs>
+          <w:tab w:val="num" w:pos="6480"/>
+        </w:tabs>
+        <w:ind w:left="6480" w:hanging="360"/>
+      </w:pPr>
+    </w:lvl>
+  </w:abstractNum>
+  <w:abstractNum w:abstractNumId="10" w15:restartNumberingAfterBreak="0">
+    <w:nsid w:val="73431DCB"/>
+    <w:multiLevelType w:val="multilevel"/>
+    <w:tmpl w:val="69AC7A78"/>
+    <w:lvl w:ilvl="0">
+      <w:start w:val="1"/>
+      <w:numFmt w:val="decimal"/>
+      <w:lvlText w:val="%1."/>
+      <w:lvlJc w:val="left"/>
+      <w:pPr>
+        <w:tabs>
+          <w:tab w:val="num" w:pos="720"/>
+        </w:tabs>
+        <w:ind w:left="720" w:hanging="360"/>
+      </w:pPr>
+    </w:lvl>
+    <w:lvl w:ilvl="1">
+      <w:start w:val="1"/>
+      <w:numFmt w:val="bullet"/>
+      <w:lvlText w:val=""/>
+      <w:lvlJc w:val="left"/>
+      <w:pPr>
+        <w:tabs>
+          <w:tab w:val="num" w:pos="1440"/>
+        </w:tabs>
+        <w:ind w:left="1440" w:hanging="360"/>
+      </w:pPr>
+      <w:rPr>
+        <w:rFonts w:ascii="Symbol" w:hAnsi="Symbol" w:hint="default"/>
+        <w:sz w:val="20"/>
+      </w:rPr>
+    </w:lvl>
+    <w:lvl w:ilvl="2">
+      <w:start w:val="1"/>
+      <w:numFmt w:val="bullet"/>
+      <w:lvlText w:val="o"/>
+      <w:lvlJc w:val="left"/>
+      <w:pPr>
+        <w:tabs>
+          <w:tab w:val="num" w:pos="2160"/>
+        </w:tabs>
+        <w:ind w:left="2160" w:hanging="360"/>
+      </w:pPr>
+      <w:rPr>
+        <w:rFonts w:ascii="Courier New" w:hAnsi="Courier New" w:hint="default"/>
+        <w:sz w:val="20"/>
+      </w:rPr>
+    </w:lvl>
+    <w:lvl w:ilvl="3" w:tentative="1">
+      <w:start w:val="1"/>
+      <w:numFmt w:val="decimal"/>
+      <w:lvlText w:val="%4."/>
+      <w:lvlJc w:val="left"/>
+      <w:pPr>
+        <w:tabs>
+          <w:tab w:val="num" w:pos="2880"/>
+        </w:tabs>
+        <w:ind w:left="2880" w:hanging="360"/>
+      </w:pPr>
+    </w:lvl>
+    <w:lvl w:ilvl="4" w:tentative="1">
+      <w:start w:val="1"/>
+      <w:numFmt w:val="decimal"/>
+      <w:lvlText w:val="%5."/>
+      <w:lvlJc w:val="left"/>
+      <w:pPr>
+        <w:tabs>
+          <w:tab w:val="num" w:pos="3600"/>
+        </w:tabs>
+        <w:ind w:left="3600" w:hanging="360"/>
+      </w:pPr>
+    </w:lvl>
+    <w:lvl w:ilvl="5" w:tentative="1">
+      <w:start w:val="1"/>
+      <w:numFmt w:val="decimal"/>
+      <w:lvlText w:val="%6."/>
+      <w:lvlJc w:val="left"/>
+      <w:pPr>
+        <w:tabs>
+          <w:tab w:val="num" w:pos="4320"/>
+        </w:tabs>
+        <w:ind w:left="4320" w:hanging="360"/>
+      </w:pPr>
+    </w:lvl>
+    <w:lvl w:ilvl="6" w:tentative="1">
+      <w:start w:val="1"/>
+      <w:numFmt w:val="decimal"/>
+      <w:lvlText w:val="%7."/>
+      <w:lvlJc w:val="left"/>
+      <w:pPr>
+        <w:tabs>
+          <w:tab w:val="num" w:pos="5040"/>
+        </w:tabs>
+        <w:ind w:left="5040" w:hanging="360"/>
+      </w:pPr>
+    </w:lvl>
+    <w:lvl w:ilvl="7" w:tentative="1">
+      <w:start w:val="1"/>
+      <w:numFmt w:val="decimal"/>
+      <w:lvlText w:val="%8."/>
+      <w:lvlJc w:val="left"/>
+      <w:pPr>
+        <w:tabs>
+          <w:tab w:val="num" w:pos="5760"/>
+        </w:tabs>
+        <w:ind w:left="5760" w:hanging="360"/>
+      </w:pPr>
+    </w:lvl>
+    <w:lvl w:ilvl="8" w:tentative="1">
+      <w:start w:val="1"/>
+      <w:numFmt w:val="decimal"/>
+      <w:lvlText w:val="%9."/>
+      <w:lvlJc w:val="left"/>
+      <w:pPr>
+        <w:tabs>
+          <w:tab w:val="num" w:pos="6480"/>
+        </w:tabs>
+        <w:ind w:left="6480" w:hanging="360"/>
+      </w:pPr>
+    </w:lvl>
+  </w:abstractNum>
+  <w:abstractNum w:abstractNumId="11" w15:restartNumberingAfterBreak="0">
     <w:nsid w:val="762133D7"/>
     <w:multiLevelType w:val="hybridMultilevel"/>
     <w:tmpl w:val="53A675B4"/>
@@ -491,17 +7797,157 @@
       </w:pPr>
     </w:lvl>
   </w:abstractNum>
+  <w:abstractNum w:abstractNumId="12" w15:restartNumberingAfterBreak="0">
+    <w:nsid w:val="7ED506F4"/>
+    <w:multiLevelType w:val="multilevel"/>
+    <w:tmpl w:val="EC60B280"/>
+    <w:lvl w:ilvl="0">
+      <w:start w:val="1"/>
+      <w:numFmt w:val="decimal"/>
+      <w:lvlText w:val="%1."/>
+      <w:lvlJc w:val="left"/>
+      <w:pPr>
+        <w:tabs>
+          <w:tab w:val="num" w:pos="720"/>
+        </w:tabs>
+        <w:ind w:left="720" w:hanging="360"/>
+      </w:pPr>
+    </w:lvl>
+    <w:lvl w:ilvl="1" w:tentative="1">
+      <w:start w:val="1"/>
+      <w:numFmt w:val="decimal"/>
+      <w:lvlText w:val="%2."/>
+      <w:lvlJc w:val="left"/>
+      <w:pPr>
+        <w:tabs>
+          <w:tab w:val="num" w:pos="1440"/>
+        </w:tabs>
+        <w:ind w:left="1440" w:hanging="360"/>
+      </w:pPr>
+    </w:lvl>
+    <w:lvl w:ilvl="2" w:tentative="1">
+      <w:start w:val="1"/>
+      <w:numFmt w:val="decimal"/>
+      <w:lvlText w:val="%3."/>
+      <w:lvlJc w:val="left"/>
+      <w:pPr>
+        <w:tabs>
+          <w:tab w:val="num" w:pos="2160"/>
+        </w:tabs>
+        <w:ind w:left="2160" w:hanging="360"/>
+      </w:pPr>
+    </w:lvl>
+    <w:lvl w:ilvl="3" w:tentative="1">
+      <w:start w:val="1"/>
+      <w:numFmt w:val="decimal"/>
+      <w:lvlText w:val="%4."/>
+      <w:lvlJc w:val="left"/>
+      <w:pPr>
+        <w:tabs>
+          <w:tab w:val="num" w:pos="2880"/>
+        </w:tabs>
+        <w:ind w:left="2880" w:hanging="360"/>
+      </w:pPr>
+    </w:lvl>
+    <w:lvl w:ilvl="4" w:tentative="1">
+      <w:start w:val="1"/>
+      <w:numFmt w:val="decimal"/>
+      <w:lvlText w:val="%5."/>
+      <w:lvlJc w:val="left"/>
+      <w:pPr>
+        <w:tabs>
+          <w:tab w:val="num" w:pos="3600"/>
+        </w:tabs>
+        <w:ind w:left="3600" w:hanging="360"/>
+      </w:pPr>
+    </w:lvl>
+    <w:lvl w:ilvl="5" w:tentative="1">
+      <w:start w:val="1"/>
+      <w:numFmt w:val="decimal"/>
+      <w:lvlText w:val="%6."/>
+      <w:lvlJc w:val="left"/>
+      <w:pPr>
+        <w:tabs>
+          <w:tab w:val="num" w:pos="4320"/>
+        </w:tabs>
+        <w:ind w:left="4320" w:hanging="360"/>
+      </w:pPr>
+    </w:lvl>
+    <w:lvl w:ilvl="6" w:tentative="1">
+      <w:start w:val="1"/>
+      <w:numFmt w:val="decimal"/>
+      <w:lvlText w:val="%7."/>
+      <w:lvlJc w:val="left"/>
+      <w:pPr>
+        <w:tabs>
+          <w:tab w:val="num" w:pos="5040"/>
+        </w:tabs>
+        <w:ind w:left="5040" w:hanging="360"/>
+      </w:pPr>
+    </w:lvl>
+    <w:lvl w:ilvl="7" w:tentative="1">
+      <w:start w:val="1"/>
+      <w:numFmt w:val="decimal"/>
+      <w:lvlText w:val="%8."/>
+      <w:lvlJc w:val="left"/>
+      <w:pPr>
+        <w:tabs>
+          <w:tab w:val="num" w:pos="5760"/>
+        </w:tabs>
+        <w:ind w:left="5760" w:hanging="360"/>
+      </w:pPr>
+    </w:lvl>
+    <w:lvl w:ilvl="8" w:tentative="1">
+      <w:start w:val="1"/>
+      <w:numFmt w:val="decimal"/>
+      <w:lvlText w:val="%9."/>
+      <w:lvlJc w:val="left"/>
+      <w:pPr>
+        <w:tabs>
+          <w:tab w:val="num" w:pos="6480"/>
+        </w:tabs>
+        <w:ind w:left="6480" w:hanging="360"/>
+      </w:pPr>
+    </w:lvl>
+  </w:abstractNum>
   <w:num w:numId="1" w16cid:durableId="1257902912">
-    <w:abstractNumId w:val="1"/>
+    <w:abstractNumId w:val="3"/>
   </w:num>
   <w:num w:numId="2" w16cid:durableId="549607882">
+    <w:abstractNumId w:val="7"/>
+  </w:num>
+  <w:num w:numId="3" w16cid:durableId="126247614">
     <w:abstractNumId w:val="2"/>
   </w:num>
-  <w:num w:numId="3" w16cid:durableId="126247614">
+  <w:num w:numId="4" w16cid:durableId="786849434">
+    <w:abstractNumId w:val="11"/>
+  </w:num>
+  <w:num w:numId="5" w16cid:durableId="1571770597">
+    <w:abstractNumId w:val="10"/>
+  </w:num>
+  <w:num w:numId="6" w16cid:durableId="1144082555">
+    <w:abstractNumId w:val="5"/>
+  </w:num>
+  <w:num w:numId="7" w16cid:durableId="62604992">
     <w:abstractNumId w:val="0"/>
   </w:num>
-  <w:num w:numId="4" w16cid:durableId="786849434">
-    <w:abstractNumId w:val="3"/>
+  <w:num w:numId="8" w16cid:durableId="18049011">
+    <w:abstractNumId w:val="6"/>
+  </w:num>
+  <w:num w:numId="9" w16cid:durableId="1167014032">
+    <w:abstractNumId w:val="12"/>
+  </w:num>
+  <w:num w:numId="10" w16cid:durableId="2070961238">
+    <w:abstractNumId w:val="9"/>
+  </w:num>
+  <w:num w:numId="11" w16cid:durableId="1830900712">
+    <w:abstractNumId w:val="4"/>
+  </w:num>
+  <w:num w:numId="12" w16cid:durableId="1104033245">
+    <w:abstractNumId w:val="8"/>
+  </w:num>
+  <w:num w:numId="13" w16cid:durableId="6834335">
+    <w:abstractNumId w:val="1"/>
   </w:num>
 </w:numbering>
 </file>
@@ -1116,7 +8562,6 @@
   <w:style w:type="character" w:default="1" w:styleId="a0">
     <w:name w:val="Default Paragraph Font"/>
     <w:uiPriority w:val="1"/>
-    <w:semiHidden/>
     <w:unhideWhenUsed/>
   </w:style>
   <w:style w:type="table" w:default="1" w:styleId="a1">

--- a/Project5/说明文档.docx
+++ b/Project5/说明文档.docx
@@ -4,11 +4,197 @@
   <w:body>
     <w:p>
       <w:pPr>
+        <w:jc w:val="center"/>
+      </w:pPr>
+      <w:r>
+        <w:rPr>
+          <w:rFonts w:hint="eastAsia"/>
+        </w:rPr>
+        <w:t xml:space="preserve">   </w:t>
+      </w:r>
+      <w:r>
+        <w:rPr>
+          <w:noProof/>
+        </w:rPr>
+        <w:drawing>
+          <wp:inline distT="0" distB="0" distL="0" distR="0" wp14:anchorId="7E7E1A98" wp14:editId="46CF3BE5">
+            <wp:extent cx="3250194" cy="3765550"/>
+            <wp:effectExtent l="0" t="0" r="7620" b="6350"/>
+            <wp:docPr id="1231555210" name="图片 1"/>
+            <wp:cNvGraphicFramePr>
+              <a:graphicFrameLocks xmlns:a="http://schemas.openxmlformats.org/drawingml/2006/main" noChangeAspect="1"/>
+            </wp:cNvGraphicFramePr>
+            <a:graphic xmlns:a="http://schemas.openxmlformats.org/drawingml/2006/main">
+              <a:graphicData uri="http://schemas.openxmlformats.org/drawingml/2006/picture">
+                <pic:pic xmlns:pic="http://schemas.openxmlformats.org/drawingml/2006/picture">
+                  <pic:nvPicPr>
+                    <pic:cNvPr id="0" name="Picture 1"/>
+                    <pic:cNvPicPr>
+                      <a:picLocks noChangeAspect="1" noChangeArrowheads="1"/>
+                    </pic:cNvPicPr>
+                  </pic:nvPicPr>
+                  <pic:blipFill rotWithShape="1">
+                    <a:blip r:embed="rId8" cstate="print">
+                      <a:extLst>
+                        <a:ext uri="{28A0092B-C50C-407E-A947-70E740481C1C}">
+                          <a14:useLocalDpi xmlns:a14="http://schemas.microsoft.com/office/drawing/2010/main" val="0"/>
+                        </a:ext>
+                      </a:extLst>
+                    </a:blip>
+                    <a:srcRect l="12188" r="7816"/>
+                    <a:stretch/>
+                  </pic:blipFill>
+                  <pic:spPr bwMode="auto">
+                    <a:xfrm>
+                      <a:off x="0" y="0"/>
+                      <a:ext cx="3250518" cy="3765925"/>
+                    </a:xfrm>
+                    <a:prstGeom prst="rect">
+                      <a:avLst/>
+                    </a:prstGeom>
+                    <a:noFill/>
+                    <a:ln>
+                      <a:noFill/>
+                    </a:ln>
+                    <a:extLst>
+                      <a:ext uri="{53640926-AAD7-44D8-BBD7-CCE9431645EC}">
+                        <a14:shadowObscured xmlns:a14="http://schemas.microsoft.com/office/drawing/2010/main"/>
+                      </a:ext>
+                    </a:extLst>
+                  </pic:spPr>
+                </pic:pic>
+              </a:graphicData>
+            </a:graphic>
+          </wp:inline>
+        </w:drawing>
+      </w:r>
+    </w:p>
+    <w:p>
+      <w:pPr>
+        <w:jc w:val="center"/>
+        <w:rPr>
+          <w:b/>
+          <w:bCs/>
+          <w:sz w:val="56"/>
+          <w:szCs w:val="56"/>
+        </w:rPr>
+      </w:pPr>
+      <w:r>
+        <w:rPr>
+          <w:rFonts w:hint="eastAsia"/>
+          <w:b/>
+          <w:bCs/>
+          <w:sz w:val="56"/>
+          <w:szCs w:val="56"/>
+        </w:rPr>
+        <w:t>Project5</w:t>
+      </w:r>
+    </w:p>
+    <w:p>
+      <w:pPr>
+        <w:jc w:val="center"/>
+        <w:rPr>
+          <w:b/>
+          <w:bCs/>
+          <w:sz w:val="56"/>
+          <w:szCs w:val="56"/>
+        </w:rPr>
+      </w:pPr>
+      <w:r>
+        <w:rPr>
+          <w:rFonts w:hint="eastAsia"/>
+          <w:b/>
+          <w:bCs/>
+          <w:sz w:val="56"/>
+          <w:szCs w:val="56"/>
+        </w:rPr>
+        <w:t>说明文档</w:t>
+      </w:r>
+    </w:p>
+    <w:p>
+      <w:pPr>
+        <w:jc w:val="center"/>
+      </w:pPr>
+    </w:p>
+    <w:p>
+      <w:pPr>
+        <w:jc w:val="center"/>
+        <w:rPr>
+          <w:b/>
+          <w:bCs/>
+          <w:sz w:val="48"/>
+          <w:szCs w:val="48"/>
+        </w:rPr>
+      </w:pPr>
+    </w:p>
+    <w:p>
+      <w:pPr>
+        <w:jc w:val="center"/>
+        <w:rPr>
+          <w:b/>
+          <w:bCs/>
+          <w:sz w:val="48"/>
+          <w:szCs w:val="48"/>
+        </w:rPr>
+      </w:pPr>
+    </w:p>
+    <w:p>
+      <w:pPr>
+        <w:jc w:val="center"/>
+        <w:rPr>
+          <w:b/>
+          <w:bCs/>
+          <w:sz w:val="48"/>
+          <w:szCs w:val="48"/>
+        </w:rPr>
+      </w:pPr>
+    </w:p>
+    <w:p>
+      <w:pPr>
+        <w:jc w:val="center"/>
+        <w:rPr>
+          <w:sz w:val="44"/>
+          <w:szCs w:val="44"/>
+        </w:rPr>
+      </w:pPr>
+      <w:r>
+        <w:rPr>
+          <w:rFonts w:hint="eastAsia"/>
+          <w:sz w:val="44"/>
+          <w:szCs w:val="44"/>
+        </w:rPr>
+        <w:t>郎泓森</w:t>
+      </w:r>
+    </w:p>
+    <w:p>
+      <w:pPr>
+        <w:jc w:val="center"/>
+        <w:rPr>
+          <w:sz w:val="44"/>
+          <w:szCs w:val="44"/>
+        </w:rPr>
+      </w:pPr>
+      <w:r>
+        <w:rPr>
+          <w:rFonts w:hint="eastAsia"/>
+          <w:sz w:val="44"/>
+          <w:szCs w:val="44"/>
+        </w:rPr>
+        <w:t>202200460010</w:t>
+      </w:r>
+    </w:p>
+    <w:p/>
+    <w:p>
+      <w:pPr>
         <w:pStyle w:val="1"/>
-        <w:rPr>
-          <w:rFonts w:hint="eastAsia"/>
-        </w:rPr>
-      </w:pPr>
+      </w:pPr>
+      <w:r>
+        <w:rPr>
+          <w:rFonts w:hint="eastAsia"/>
+        </w:rPr>
+        <w:lastRenderedPageBreak/>
+        <w:t>一、</w:t>
+      </w:r>
       <w:r>
         <w:rPr>
           <w:rFonts w:hint="eastAsia"/>
@@ -45,37 +231,38 @@
       </w:r>
     </w:p>
     <w:p>
-      <w:pPr>
-        <w:numPr>
-          <w:ilvl w:val="0"/>
-          <w:numId w:val="5"/>
-        </w:numPr>
-      </w:pPr>
-      <w:r>
+      <w:r>
+        <w:rPr>
+          <w:b/>
+          <w:bCs/>
+        </w:rPr>
+        <w:t>EllipticCurve</w:t>
+      </w:r>
+      <w:r>
+        <w:rPr>
+          <w:b/>
+          <w:bCs/>
+        </w:rPr>
+        <w:t>（原始仿射坐标实现）</w:t>
+      </w:r>
+      <w:r>
+        <w:rPr>
+          <w:b/>
+          <w:bCs/>
+        </w:rPr>
         <w:t>​</w:t>
       </w:r>
       <w:r>
-        <w:rPr>
-          <w:b/>
-          <w:bCs/>
-        </w:rPr>
         <w:t>​</w:t>
       </w:r>
-      <w:proofErr w:type="spellStart"/>
-      <w:r>
-        <w:rPr>
-          <w:b/>
-          <w:bCs/>
-        </w:rPr>
-        <w:t>EllipticCurve</w:t>
-      </w:r>
-      <w:proofErr w:type="spellEnd"/>
-      <w:r>
-        <w:rPr>
-          <w:b/>
-          <w:bCs/>
-        </w:rPr>
-        <w:t>（原始仿射坐标实现）</w:t>
+    </w:p>
+    <w:p>
+      <w:r>
+        <w:rPr>
+          <w:b/>
+          <w:bCs/>
+        </w:rPr>
+        <w:t>核心方法</w:t>
       </w:r>
       <w:r>
         <w:rPr>
@@ -87,25 +274,115 @@
       <w:r>
         <w:t>​</w:t>
       </w:r>
-    </w:p>
-    <w:p>
-      <w:pPr>
-        <w:numPr>
-          <w:ilvl w:val="1"/>
-          <w:numId w:val="5"/>
-        </w:numPr>
-      </w:pPr>
-      <w:r>
+      <w:r>
+        <w:t>：</w:t>
+      </w:r>
+    </w:p>
+    <w:p>
+      <w:pPr>
+        <w:ind w:leftChars="100" w:left="240"/>
+      </w:pPr>
+      <w:r>
+        <w:t>point_addition</w:t>
+      </w:r>
+      <w:r>
+        <w:t>：实现仿射坐标系下的点加法</w:t>
+      </w:r>
+    </w:p>
+    <w:p>
+      <w:pPr>
+        <w:ind w:leftChars="100" w:left="240"/>
+      </w:pPr>
+      <w:r>
+        <w:t>point_multiply</w:t>
+      </w:r>
+      <w:r>
+        <w:t>：基于倍点算法的点乘法（核心运算）</w:t>
+      </w:r>
+    </w:p>
+    <w:p>
+      <w:pPr>
+        <w:ind w:leftChars="100" w:left="240"/>
+      </w:pPr>
+      <w:r>
+        <w:t>inv_mod</w:t>
+      </w:r>
+      <w:r>
+        <w:t>：扩展欧几里得算法求模逆（运算瓶颈）</w:t>
+      </w:r>
+    </w:p>
+    <w:p>
+      <w:r>
+        <w:rPr>
+          <w:b/>
+          <w:bCs/>
+        </w:rPr>
+        <w:t>特点</w:t>
+      </w:r>
+      <w:r>
+        <w:rPr>
+          <w:b/>
+          <w:bCs/>
+        </w:rPr>
         <w:t>​</w:t>
       </w:r>
       <w:r>
-        <w:rPr>
-          <w:b/>
-          <w:bCs/>
-        </w:rPr>
         <w:t>​</w:t>
       </w:r>
       <w:r>
+        <w:t>：</w:t>
+      </w:r>
+    </w:p>
+    <w:p>
+      <w:pPr>
+        <w:ind w:leftChars="175" w:left="420"/>
+      </w:pPr>
+      <w:r>
+        <w:t>每次点加</w:t>
+      </w:r>
+      <w:r>
+        <w:t>/</w:t>
+      </w:r>
+      <w:r>
+        <w:t>倍点都需要计算模逆（耗时操作）</w:t>
+      </w:r>
+    </w:p>
+    <w:p>
+      <w:pPr>
+        <w:ind w:leftChars="175" w:left="420"/>
+      </w:pPr>
+      <w:r>
+        <w:t>实现直观但效率较低</w:t>
+      </w:r>
+    </w:p>
+    <w:p>
+      <w:r>
+        <w:rPr>
+          <w:b/>
+          <w:bCs/>
+        </w:rPr>
+        <w:t>EllipticCurveJacobi</w:t>
+      </w:r>
+      <w:r>
+        <w:rPr>
+          <w:b/>
+          <w:bCs/>
+        </w:rPr>
+        <w:t>（优化雅可比坐标实现）</w:t>
+      </w:r>
+      <w:r>
+        <w:rPr>
+          <w:b/>
+          <w:bCs/>
+        </w:rPr>
+        <w:t>​</w:t>
+      </w:r>
+      <w:r>
+        <w:t>​</w:t>
+      </w:r>
+    </w:p>
+    <w:p>
+      <w:r>
         <w:rPr>
           <w:b/>
           <w:bCs/>
@@ -128,91 +405,103 @@
     </w:p>
     <w:p>
       <w:pPr>
-        <w:numPr>
-          <w:ilvl w:val="2"/>
-          <w:numId w:val="5"/>
-        </w:numPr>
-      </w:pPr>
-      <w:proofErr w:type="spellStart"/>
-      <w:r>
-        <w:t>point_addition</w:t>
-      </w:r>
-      <w:proofErr w:type="spellEnd"/>
-      <w:r>
-        <w:t>：实现仿射坐标系下的点加法</w:t>
-      </w:r>
-    </w:p>
-    <w:p>
-      <w:pPr>
-        <w:numPr>
-          <w:ilvl w:val="2"/>
-          <w:numId w:val="5"/>
-        </w:numPr>
-      </w:pPr>
-      <w:proofErr w:type="spellStart"/>
+        <w:ind w:leftChars="100" w:left="240"/>
+      </w:pPr>
+      <w:r>
+        <w:t>jacobian_point_double</w:t>
+      </w:r>
+      <w:r>
+        <w:t>：雅可比坐标下的点加倍运算</w:t>
+      </w:r>
+    </w:p>
+    <w:p>
+      <w:pPr>
+        <w:ind w:leftChars="100" w:left="240"/>
+      </w:pPr>
+      <w:r>
+        <w:t>jacobian_point_add</w:t>
+      </w:r>
+      <w:r>
+        <w:t>：雅可比坐标下的点加运算</w:t>
+      </w:r>
+    </w:p>
+    <w:p>
+      <w:pPr>
+        <w:ind w:leftChars="100" w:left="240"/>
+      </w:pPr>
       <w:r>
         <w:t>point_multiply</w:t>
       </w:r>
-      <w:proofErr w:type="spellEnd"/>
-      <w:r>
-        <w:t>：基于</w:t>
-      </w:r>
-      <w:proofErr w:type="gramStart"/>
-      <w:r>
-        <w:t>倍</w:t>
-      </w:r>
-      <w:proofErr w:type="gramEnd"/>
-      <w:r>
-        <w:t>点算法的点乘法（核心运算）</w:t>
-      </w:r>
-    </w:p>
-    <w:p>
-      <w:pPr>
-        <w:numPr>
-          <w:ilvl w:val="2"/>
-          <w:numId w:val="5"/>
-        </w:numPr>
-      </w:pPr>
-      <w:proofErr w:type="spellStart"/>
-      <w:r>
-        <w:t>inv_mod</w:t>
-      </w:r>
-      <w:proofErr w:type="spellEnd"/>
-      <w:r>
-        <w:t>：扩展欧几里得算法</w:t>
-      </w:r>
-      <w:proofErr w:type="gramStart"/>
-      <w:r>
-        <w:t>求模逆</w:t>
-      </w:r>
-      <w:proofErr w:type="gramEnd"/>
-      <w:r>
-        <w:t>（运算瓶颈）</w:t>
-      </w:r>
-    </w:p>
-    <w:p>
-      <w:pPr>
-        <w:numPr>
-          <w:ilvl w:val="1"/>
-          <w:numId w:val="5"/>
-        </w:numPr>
-      </w:pPr>
-      <w:r>
+      <w:r>
+        <w:t>：重写点乘法（使用坐标转换）</w:t>
+      </w:r>
+    </w:p>
+    <w:p>
+      <w:r>
+        <w:rPr>
+          <w:b/>
+          <w:bCs/>
+        </w:rPr>
+        <w:t>优化原理</w:t>
+      </w:r>
+      <w:r>
+        <w:rPr>
+          <w:b/>
+          <w:bCs/>
+        </w:rPr>
         <w:t>​</w:t>
       </w:r>
       <w:r>
-        <w:rPr>
-          <w:b/>
-          <w:bCs/>
-        </w:rPr>
         <w:t>​</w:t>
       </w:r>
       <w:r>
-        <w:rPr>
-          <w:b/>
-          <w:bCs/>
-        </w:rPr>
-        <w:t>特点</w:t>
+        <w:t>：</w:t>
+      </w:r>
+    </w:p>
+    <w:p>
+      <w:pPr>
+        <w:ind w:leftChars="175" w:left="420"/>
+      </w:pPr>
+      <w:r>
+        <w:t>使用三元组</w:t>
+      </w:r>
+      <w:r>
+        <w:t xml:space="preserve"> (x, y, z) </w:t>
+      </w:r>
+      <w:r>
+        <w:t>表示点</w:t>
+      </w:r>
+    </w:p>
+    <w:p>
+      <w:pPr>
+        <w:ind w:leftChars="175" w:left="420"/>
+      </w:pPr>
+      <w:r>
+        <w:t>延迟模逆计算到坐标转换阶段</w:t>
+      </w:r>
+    </w:p>
+    <w:p>
+      <w:pPr>
+        <w:ind w:leftChars="175" w:left="420"/>
+      </w:pPr>
+      <w:r>
+        <w:t>避免重复模逆运算（主要性能瓶颈）</w:t>
+      </w:r>
+    </w:p>
+    <w:p>
+      <w:r>
+        <w:rPr>
+          <w:b/>
+          <w:bCs/>
+        </w:rPr>
+        <w:t>SM2</w:t>
+      </w:r>
+      <w:r>
+        <w:rPr>
+          <w:b/>
+          <w:bCs/>
+        </w:rPr>
+        <w:t>（国密算法实现）</w:t>
       </w:r>
       <w:r>
         <w:rPr>
@@ -224,77 +513,176 @@
       <w:r>
         <w:t>​</w:t>
       </w:r>
+    </w:p>
+    <w:p>
+      <w:r>
+        <w:rPr>
+          <w:b/>
+          <w:bCs/>
+        </w:rPr>
+        <w:t>参数</w:t>
+      </w:r>
+      <w:r>
+        <w:rPr>
+          <w:b/>
+          <w:bCs/>
+        </w:rPr>
+        <w:t>​</w:t>
+      </w:r>
+      <w:r>
+        <w:t>​</w:t>
+      </w:r>
+      <w:r>
+        <w:t>：使用</w:t>
+      </w:r>
+      <w:r>
+        <w:t xml:space="preserve"> SM2 </w:t>
+      </w:r>
+      <w:r>
+        <w:t>标准曲线参数</w:t>
+      </w:r>
+    </w:p>
+    <w:p>
+      <w:pPr>
+        <w:ind w:leftChars="100" w:left="240"/>
+      </w:pPr>
+      <w:r>
+        <w:t>P</w:t>
+      </w:r>
       <w:r>
         <w:t>：</w:t>
       </w:r>
-    </w:p>
-    <w:p>
-      <w:pPr>
-        <w:numPr>
-          <w:ilvl w:val="2"/>
-          <w:numId w:val="5"/>
-        </w:numPr>
-      </w:pPr>
-      <w:proofErr w:type="gramStart"/>
-      <w:r>
-        <w:t>每次点加</w:t>
-      </w:r>
-      <w:proofErr w:type="gramEnd"/>
-      <w:r>
-        <w:t>/</w:t>
-      </w:r>
-      <w:proofErr w:type="gramStart"/>
-      <w:r>
-        <w:t>倍</w:t>
-      </w:r>
-      <w:proofErr w:type="gramEnd"/>
-      <w:r>
-        <w:t>点都需要计算模逆（耗时操作）</w:t>
-      </w:r>
-    </w:p>
-    <w:p>
-      <w:pPr>
-        <w:numPr>
-          <w:ilvl w:val="2"/>
-          <w:numId w:val="5"/>
-        </w:numPr>
-      </w:pPr>
-      <w:r>
-        <w:t>实现直观但效率较低</w:t>
-      </w:r>
-    </w:p>
-    <w:p>
-      <w:pPr>
-        <w:numPr>
-          <w:ilvl w:val="0"/>
-          <w:numId w:val="5"/>
-        </w:numPr>
-      </w:pPr>
-      <w:r>
+      <w:r>
+        <w:t>256</w:t>
+      </w:r>
+      <w:r>
+        <w:t>位素数域</w:t>
+      </w:r>
+    </w:p>
+    <w:p>
+      <w:pPr>
+        <w:ind w:leftChars="100" w:left="240"/>
+      </w:pPr>
+      <w:r>
+        <w:t>A/B</w:t>
+      </w:r>
+      <w:r>
+        <w:t>：曲线系数</w:t>
+      </w:r>
+    </w:p>
+    <w:p>
+      <w:pPr>
+        <w:ind w:leftChars="100" w:left="240"/>
+      </w:pPr>
+      <w:r>
+        <w:t>N</w:t>
+      </w:r>
+      <w:r>
+        <w:t>：基点阶</w:t>
+      </w:r>
+    </w:p>
+    <w:p>
+      <w:pPr>
+        <w:ind w:leftChars="100" w:left="240"/>
+      </w:pPr>
+      <w:r>
+        <w:t>G</w:t>
+      </w:r>
+      <w:r>
+        <w:t>：</w:t>
+      </w:r>
+      <w:r>
+        <w:t xml:space="preserve">(Gx, Gy) </w:t>
+      </w:r>
+      <w:r>
+        <w:t>基点坐标</w:t>
+      </w:r>
+    </w:p>
+    <w:p>
+      <w:r>
+        <w:rPr>
+          <w:b/>
+          <w:bCs/>
+        </w:rPr>
+        <w:t>核心功能</w:t>
+      </w:r>
+      <w:r>
+        <w:rPr>
+          <w:b/>
+          <w:bCs/>
+        </w:rPr>
         <w:t>​</w:t>
       </w:r>
       <w:r>
-        <w:rPr>
-          <w:b/>
-          <w:bCs/>
-        </w:rPr>
         <w:t>​</w:t>
       </w:r>
-      <w:proofErr w:type="spellStart"/>
-      <w:r>
-        <w:rPr>
-          <w:b/>
-          <w:bCs/>
-        </w:rPr>
-        <w:t>EllipticCurveJacobi</w:t>
-      </w:r>
-      <w:proofErr w:type="spellEnd"/>
-      <w:r>
-        <w:rPr>
-          <w:b/>
-          <w:bCs/>
-        </w:rPr>
-        <w:t>（优化雅可比坐标实现）</w:t>
+      <w:r>
+        <w:t>：</w:t>
+      </w:r>
+    </w:p>
+    <w:p>
+      <w:pPr>
+        <w:ind w:leftChars="100" w:left="240"/>
+      </w:pPr>
+      <w:r>
+        <w:lastRenderedPageBreak/>
+        <w:t>generate_keypair</w:t>
+      </w:r>
+      <w:r>
+        <w:t>：生成公私钥对</w:t>
+      </w:r>
+    </w:p>
+    <w:p>
+      <w:pPr>
+        <w:ind w:leftChars="100" w:left="240"/>
+      </w:pPr>
+      <w:r>
+        <w:t>sign</w:t>
+      </w:r>
+      <w:r>
+        <w:t>：消息签名</w:t>
+      </w:r>
+    </w:p>
+    <w:p>
+      <w:pPr>
+        <w:ind w:leftChars="100" w:left="240"/>
+      </w:pPr>
+      <w:r>
+        <w:t>verify</w:t>
+      </w:r>
+      <w:r>
+        <w:t>：签名验证</w:t>
+      </w:r>
+    </w:p>
+    <w:p>
+      <w:pPr>
+        <w:rPr>
+          <w:b/>
+          <w:bCs/>
+        </w:rPr>
+      </w:pPr>
+      <w:r>
+        <w:rPr>
+          <w:b/>
+          <w:bCs/>
+        </w:rPr>
+        <w:t xml:space="preserve">2. </w:t>
+      </w:r>
+      <w:r>
+        <w:rPr>
+          <w:b/>
+          <w:bCs/>
+        </w:rPr>
+        <w:t>算法关键流程</w:t>
+      </w:r>
+    </w:p>
+    <w:p>
+      <w:r>
+        <w:rPr>
+          <w:b/>
+          <w:bCs/>
+        </w:rPr>
+        <w:t>密钥生成</w:t>
       </w:r>
       <w:r>
         <w:rPr>
@@ -306,501 +694,11 @@
       <w:r>
         <w:t>​</w:t>
       </w:r>
-    </w:p>
-    <w:p>
-      <w:pPr>
-        <w:numPr>
-          <w:ilvl w:val="1"/>
-          <w:numId w:val="5"/>
-        </w:numPr>
-      </w:pPr>
-      <w:r>
-        <w:t>​</w:t>
-      </w:r>
-      <w:r>
-        <w:rPr>
-          <w:b/>
-          <w:bCs/>
-        </w:rPr>
-        <w:t>​</w:t>
-      </w:r>
-      <w:r>
-        <w:rPr>
-          <w:b/>
-          <w:bCs/>
-        </w:rPr>
-        <w:t>核心方法</w:t>
-      </w:r>
-      <w:r>
-        <w:rPr>
-          <w:b/>
-          <w:bCs/>
-        </w:rPr>
-        <w:t>​</w:t>
-      </w:r>
-      <w:r>
-        <w:t>​</w:t>
-      </w:r>
       <w:r>
         <w:t>：</w:t>
       </w:r>
     </w:p>
     <w:p>
-      <w:pPr>
-        <w:numPr>
-          <w:ilvl w:val="2"/>
-          <w:numId w:val="5"/>
-        </w:numPr>
-      </w:pPr>
-      <w:proofErr w:type="spellStart"/>
-      <w:r>
-        <w:t>jacobian_point_double</w:t>
-      </w:r>
-      <w:proofErr w:type="spellEnd"/>
-      <w:r>
-        <w:t>：雅可比坐标下的点加倍运算</w:t>
-      </w:r>
-    </w:p>
-    <w:p>
-      <w:pPr>
-        <w:numPr>
-          <w:ilvl w:val="2"/>
-          <w:numId w:val="5"/>
-        </w:numPr>
-      </w:pPr>
-      <w:proofErr w:type="spellStart"/>
-      <w:r>
-        <w:t>jacobian_point_add</w:t>
-      </w:r>
-      <w:proofErr w:type="spellEnd"/>
-      <w:r>
-        <w:t>：雅可比坐标下</w:t>
-      </w:r>
-      <w:proofErr w:type="gramStart"/>
-      <w:r>
-        <w:t>的点加运算</w:t>
-      </w:r>
-      <w:proofErr w:type="gramEnd"/>
-    </w:p>
-    <w:p>
-      <w:pPr>
-        <w:numPr>
-          <w:ilvl w:val="2"/>
-          <w:numId w:val="5"/>
-        </w:numPr>
-      </w:pPr>
-      <w:proofErr w:type="spellStart"/>
-      <w:r>
-        <w:t>point_multiply</w:t>
-      </w:r>
-      <w:proofErr w:type="spellEnd"/>
-      <w:r>
-        <w:t>：重写点乘法（使用坐标转换）</w:t>
-      </w:r>
-    </w:p>
-    <w:p>
-      <w:pPr>
-        <w:numPr>
-          <w:ilvl w:val="1"/>
-          <w:numId w:val="5"/>
-        </w:numPr>
-      </w:pPr>
-      <w:r>
-        <w:t>​</w:t>
-      </w:r>
-      <w:r>
-        <w:rPr>
-          <w:b/>
-          <w:bCs/>
-        </w:rPr>
-        <w:t>​</w:t>
-      </w:r>
-      <w:r>
-        <w:rPr>
-          <w:b/>
-          <w:bCs/>
-        </w:rPr>
-        <w:t>优化原理</w:t>
-      </w:r>
-      <w:r>
-        <w:rPr>
-          <w:b/>
-          <w:bCs/>
-        </w:rPr>
-        <w:t>​</w:t>
-      </w:r>
-      <w:r>
-        <w:t>​</w:t>
-      </w:r>
-      <w:r>
-        <w:t>：</w:t>
-      </w:r>
-    </w:p>
-    <w:p>
-      <w:pPr>
-        <w:numPr>
-          <w:ilvl w:val="2"/>
-          <w:numId w:val="5"/>
-        </w:numPr>
-      </w:pPr>
-      <w:r>
-        <w:t>使用三元组</w:t>
-      </w:r>
-      <w:r>
-        <w:t xml:space="preserve"> (x, y, z) </w:t>
-      </w:r>
-      <w:r>
-        <w:t>表示点</w:t>
-      </w:r>
-    </w:p>
-    <w:p>
-      <w:pPr>
-        <w:numPr>
-          <w:ilvl w:val="2"/>
-          <w:numId w:val="5"/>
-        </w:numPr>
-      </w:pPr>
-      <w:r>
-        <w:t>延迟模</w:t>
-      </w:r>
-      <w:proofErr w:type="gramStart"/>
-      <w:r>
-        <w:t>逆计算</w:t>
-      </w:r>
-      <w:proofErr w:type="gramEnd"/>
-      <w:r>
-        <w:t>到坐标转换阶段</w:t>
-      </w:r>
-    </w:p>
-    <w:p>
-      <w:pPr>
-        <w:numPr>
-          <w:ilvl w:val="2"/>
-          <w:numId w:val="5"/>
-        </w:numPr>
-      </w:pPr>
-      <w:r>
-        <w:t>避免重复模逆运算（主要性能瓶颈）</w:t>
-      </w:r>
-    </w:p>
-    <w:p>
-      <w:pPr>
-        <w:numPr>
-          <w:ilvl w:val="0"/>
-          <w:numId w:val="5"/>
-        </w:numPr>
-      </w:pPr>
-      <w:r>
-        <w:t>​</w:t>
-      </w:r>
-      <w:r>
-        <w:rPr>
-          <w:b/>
-          <w:bCs/>
-        </w:rPr>
-        <w:t>​SM2</w:t>
-      </w:r>
-      <w:r>
-        <w:rPr>
-          <w:b/>
-          <w:bCs/>
-        </w:rPr>
-        <w:t>（</w:t>
-      </w:r>
-      <w:proofErr w:type="gramStart"/>
-      <w:r>
-        <w:rPr>
-          <w:b/>
-          <w:bCs/>
-        </w:rPr>
-        <w:t>国密算法</w:t>
-      </w:r>
-      <w:proofErr w:type="gramEnd"/>
-      <w:r>
-        <w:rPr>
-          <w:b/>
-          <w:bCs/>
-        </w:rPr>
-        <w:t>实现）</w:t>
-      </w:r>
-      <w:r>
-        <w:rPr>
-          <w:b/>
-          <w:bCs/>
-        </w:rPr>
-        <w:t>​</w:t>
-      </w:r>
-      <w:r>
-        <w:t>​</w:t>
-      </w:r>
-    </w:p>
-    <w:p>
-      <w:pPr>
-        <w:numPr>
-          <w:ilvl w:val="1"/>
-          <w:numId w:val="5"/>
-        </w:numPr>
-      </w:pPr>
-      <w:r>
-        <w:t>​</w:t>
-      </w:r>
-      <w:r>
-        <w:rPr>
-          <w:b/>
-          <w:bCs/>
-        </w:rPr>
-        <w:t>​</w:t>
-      </w:r>
-      <w:r>
-        <w:rPr>
-          <w:b/>
-          <w:bCs/>
-        </w:rPr>
-        <w:t>参数</w:t>
-      </w:r>
-      <w:r>
-        <w:rPr>
-          <w:b/>
-          <w:bCs/>
-        </w:rPr>
-        <w:t>​</w:t>
-      </w:r>
-      <w:r>
-        <w:t>​</w:t>
-      </w:r>
-      <w:r>
-        <w:t>：使用</w:t>
-      </w:r>
-      <w:r>
-        <w:t xml:space="preserve"> SM2 </w:t>
-      </w:r>
-      <w:r>
-        <w:t>标准曲线参数</w:t>
-      </w:r>
-    </w:p>
-    <w:p>
-      <w:pPr>
-        <w:numPr>
-          <w:ilvl w:val="2"/>
-          <w:numId w:val="5"/>
-        </w:numPr>
-      </w:pPr>
-      <w:r>
-        <w:t>P</w:t>
-      </w:r>
-      <w:r>
-        <w:t>：</w:t>
-      </w:r>
-      <w:r>
-        <w:t>256</w:t>
-      </w:r>
-      <w:r>
-        <w:t>位素数域</w:t>
-      </w:r>
-    </w:p>
-    <w:p>
-      <w:pPr>
-        <w:numPr>
-          <w:ilvl w:val="2"/>
-          <w:numId w:val="5"/>
-        </w:numPr>
-      </w:pPr>
-      <w:r>
-        <w:t>A/B</w:t>
-      </w:r>
-      <w:r>
-        <w:t>：曲线系数</w:t>
-      </w:r>
-    </w:p>
-    <w:p>
-      <w:pPr>
-        <w:numPr>
-          <w:ilvl w:val="2"/>
-          <w:numId w:val="5"/>
-        </w:numPr>
-      </w:pPr>
-      <w:r>
-        <w:t>N</w:t>
-      </w:r>
-      <w:r>
-        <w:t>：基点阶</w:t>
-      </w:r>
-    </w:p>
-    <w:p>
-      <w:pPr>
-        <w:numPr>
-          <w:ilvl w:val="2"/>
-          <w:numId w:val="5"/>
-        </w:numPr>
-      </w:pPr>
-      <w:r>
-        <w:t>G</w:t>
-      </w:r>
-      <w:r>
-        <w:t>：</w:t>
-      </w:r>
-      <w:r>
-        <w:t xml:space="preserve">(Gx, Gy) </w:t>
-      </w:r>
-      <w:r>
-        <w:t>基点坐标</w:t>
-      </w:r>
-    </w:p>
-    <w:p>
-      <w:pPr>
-        <w:numPr>
-          <w:ilvl w:val="1"/>
-          <w:numId w:val="5"/>
-        </w:numPr>
-      </w:pPr>
-      <w:r>
-        <w:lastRenderedPageBreak/>
-        <w:t>​</w:t>
-      </w:r>
-      <w:r>
-        <w:rPr>
-          <w:b/>
-          <w:bCs/>
-        </w:rPr>
-        <w:t>​</w:t>
-      </w:r>
-      <w:r>
-        <w:rPr>
-          <w:b/>
-          <w:bCs/>
-        </w:rPr>
-        <w:t>核心功能</w:t>
-      </w:r>
-      <w:r>
-        <w:rPr>
-          <w:b/>
-          <w:bCs/>
-        </w:rPr>
-        <w:t>​</w:t>
-      </w:r>
-      <w:r>
-        <w:t>​</w:t>
-      </w:r>
-      <w:r>
-        <w:t>：</w:t>
-      </w:r>
-    </w:p>
-    <w:p>
-      <w:pPr>
-        <w:numPr>
-          <w:ilvl w:val="2"/>
-          <w:numId w:val="5"/>
-        </w:numPr>
-      </w:pPr>
-      <w:proofErr w:type="spellStart"/>
-      <w:r>
-        <w:t>generate_keypair</w:t>
-      </w:r>
-      <w:proofErr w:type="spellEnd"/>
-      <w:r>
-        <w:t>：生成公私</w:t>
-      </w:r>
-      <w:proofErr w:type="gramStart"/>
-      <w:r>
-        <w:t>钥</w:t>
-      </w:r>
-      <w:proofErr w:type="gramEnd"/>
-      <w:r>
-        <w:t>对</w:t>
-      </w:r>
-    </w:p>
-    <w:p>
-      <w:pPr>
-        <w:numPr>
-          <w:ilvl w:val="2"/>
-          <w:numId w:val="5"/>
-        </w:numPr>
-      </w:pPr>
-      <w:r>
-        <w:t>sign</w:t>
-      </w:r>
-      <w:r>
-        <w:t>：消息签名</w:t>
-      </w:r>
-    </w:p>
-    <w:p>
-      <w:pPr>
-        <w:numPr>
-          <w:ilvl w:val="2"/>
-          <w:numId w:val="5"/>
-        </w:numPr>
-      </w:pPr>
-      <w:r>
-        <w:t>verify</w:t>
-      </w:r>
-      <w:r>
-        <w:t>：签名验证</w:t>
-      </w:r>
-    </w:p>
-    <w:p>
-      <w:pPr>
-        <w:rPr>
-          <w:b/>
-          <w:bCs/>
-        </w:rPr>
-      </w:pPr>
-      <w:r>
-        <w:rPr>
-          <w:b/>
-          <w:bCs/>
-        </w:rPr>
-        <w:t xml:space="preserve">2. </w:t>
-      </w:r>
-      <w:r>
-        <w:rPr>
-          <w:b/>
-          <w:bCs/>
-        </w:rPr>
-        <w:t>算法关键流程</w:t>
-      </w:r>
-    </w:p>
-    <w:p>
-      <w:pPr>
-        <w:numPr>
-          <w:ilvl w:val="0"/>
-          <w:numId w:val="6"/>
-        </w:numPr>
-      </w:pPr>
-      <w:r>
-        <w:t>​</w:t>
-      </w:r>
-      <w:r>
-        <w:rPr>
-          <w:b/>
-          <w:bCs/>
-        </w:rPr>
-        <w:t>​</w:t>
-      </w:r>
-      <w:r>
-        <w:rPr>
-          <w:b/>
-          <w:bCs/>
-        </w:rPr>
-        <w:t>密钥生成</w:t>
-      </w:r>
-      <w:r>
-        <w:rPr>
-          <w:b/>
-          <w:bCs/>
-        </w:rPr>
-        <w:t>​</w:t>
-      </w:r>
-      <w:r>
-        <w:t>​</w:t>
-      </w:r>
-      <w:r>
-        <w:t>：</w:t>
-      </w:r>
-    </w:p>
-    <w:p>
-      <w:pPr>
-        <w:ind w:left="720"/>
-      </w:pPr>
       <w:r>
         <w:rPr>
           <w:noProof/>
@@ -821,7 +719,7 @@
                     <pic:cNvPicPr/>
                   </pic:nvPicPr>
                   <pic:blipFill>
-                    <a:blip r:embed="rId8"/>
+                    <a:blip r:embed="rId9"/>
                     <a:stretch>
                       <a:fillRect/>
                     </a:stretch>
@@ -843,50 +741,28 @@
       </w:r>
     </w:p>
     <w:p>
-      <w:pPr>
-        <w:numPr>
-          <w:ilvl w:val="0"/>
-          <w:numId w:val="6"/>
-        </w:numPr>
-      </w:pPr>
-      <w:r>
+      <w:r>
+        <w:rPr>
+          <w:b/>
+          <w:bCs/>
+        </w:rPr>
+        <w:t>签名过程</w:t>
+      </w:r>
+      <w:r>
+        <w:rPr>
+          <w:b/>
+          <w:bCs/>
+        </w:rPr>
         <w:t>​</w:t>
       </w:r>
       <w:r>
-        <w:rPr>
-          <w:b/>
-          <w:bCs/>
-        </w:rPr>
         <w:t>​</w:t>
       </w:r>
       <w:r>
-        <w:rPr>
-          <w:b/>
-          <w:bCs/>
-        </w:rPr>
-        <w:t>签名过程</w:t>
-      </w:r>
-      <w:r>
-        <w:rPr>
-          <w:b/>
-          <w:bCs/>
-        </w:rPr>
-        <w:t>​</w:t>
-      </w:r>
-      <w:r>
-        <w:t>​</w:t>
-      </w:r>
-      <w:r>
         <w:t>：</w:t>
       </w:r>
     </w:p>
     <w:p>
-      <w:pPr>
-        <w:ind w:left="720"/>
-        <w:rPr>
-          <w:rFonts w:hint="eastAsia"/>
-        </w:rPr>
-      </w:pPr>
       <w:r>
         <w:rPr>
           <w:noProof/>
@@ -907,7 +783,7 @@
                     <pic:cNvPicPr/>
                   </pic:nvPicPr>
                   <pic:blipFill rotWithShape="1">
-                    <a:blip r:embed="rId9"/>
+                    <a:blip r:embed="rId10"/>
                     <a:srcRect b="8237"/>
                     <a:stretch>
                       <a:fillRect/>
@@ -938,50 +814,28 @@
       </w:r>
     </w:p>
     <w:p>
-      <w:pPr>
-        <w:numPr>
-          <w:ilvl w:val="0"/>
-          <w:numId w:val="6"/>
-        </w:numPr>
-      </w:pPr>
-      <w:r>
+      <w:r>
+        <w:rPr>
+          <w:b/>
+          <w:bCs/>
+        </w:rPr>
+        <w:t>验证过程</w:t>
+      </w:r>
+      <w:r>
+        <w:rPr>
+          <w:b/>
+          <w:bCs/>
+        </w:rPr>
         <w:t>​</w:t>
       </w:r>
       <w:r>
-        <w:rPr>
-          <w:b/>
-          <w:bCs/>
-        </w:rPr>
         <w:t>​</w:t>
       </w:r>
       <w:r>
-        <w:rPr>
-          <w:b/>
-          <w:bCs/>
-        </w:rPr>
-        <w:t>验证过程</w:t>
-      </w:r>
-      <w:r>
-        <w:rPr>
-          <w:b/>
-          <w:bCs/>
-        </w:rPr>
-        <w:t>​</w:t>
-      </w:r>
-      <w:r>
-        <w:t>​</w:t>
-      </w:r>
-      <w:r>
         <w:t>：</w:t>
       </w:r>
     </w:p>
     <w:p>
-      <w:pPr>
-        <w:ind w:left="720"/>
-        <w:rPr>
-          <w:rFonts w:hint="eastAsia"/>
-        </w:rPr>
-      </w:pPr>
       <w:r>
         <w:rPr>
           <w:noProof/>
@@ -1002,7 +856,7 @@
                     <pic:cNvPicPr/>
                   </pic:nvPicPr>
                   <pic:blipFill>
-                    <a:blip r:embed="rId10"/>
+                    <a:blip r:embed="rId11"/>
                     <a:stretch>
                       <a:fillRect/>
                     </a:stretch>
@@ -1072,7 +926,7 @@
                     <pic:cNvPicPr/>
                   </pic:nvPicPr>
                   <pic:blipFill>
-                    <a:blip r:embed="rId11"/>
+                    <a:blip r:embed="rId12"/>
                     <a:stretch>
                       <a:fillRect/>
                     </a:stretch>
@@ -1345,11 +1199,9 @@
             <w:hideMark/>
           </w:tcPr>
           <w:p>
-            <w:proofErr w:type="gramStart"/>
             <w:r>
               <w:t>点加</w:t>
             </w:r>
-            <w:proofErr w:type="gramEnd"/>
             <w:r>
               <w:t xml:space="preserve"> (P+Q)</w:t>
             </w:r>
@@ -1443,15 +1295,7 @@
               <w:t>点乘</w:t>
             </w:r>
             <w:r>
-              <w:t xml:space="preserve"> (</w:t>
-            </w:r>
-            <w:proofErr w:type="spellStart"/>
-            <w:r>
-              <w:t>k·P</w:t>
-            </w:r>
-            <w:proofErr w:type="spellEnd"/>
-            <w:r>
-              <w:t>)</w:t>
+              <w:t xml:space="preserve"> (k·P)</w:t>
             </w:r>
           </w:p>
         </w:tc>
@@ -1557,22 +1401,33 @@
         <w:t>：将昂贵的模逆运算次数从</w:t>
       </w:r>
       <w:r>
-        <w:t xml:space="preserve"> O(</w:t>
-      </w:r>
-      <w:proofErr w:type="spellStart"/>
-      <w:r>
-        <w:t>logk</w:t>
-      </w:r>
-      <w:proofErr w:type="spellEnd"/>
-      <w:r>
-        <w:t xml:space="preserve">) </w:t>
+        <w:t xml:space="preserve"> </w:t>
+      </w:r>
+      <m:oMath>
+        <m:r>
+          <w:rPr>
+            <w:rFonts w:ascii="Cambria Math" w:hAnsi="Cambria Math"/>
+          </w:rPr>
+          <m:t>O(logk)</m:t>
+        </m:r>
+      </m:oMath>
+      <w:r>
+        <w:t xml:space="preserve"> </w:t>
       </w:r>
       <w:r>
         <w:t>降低到</w:t>
       </w:r>
       <w:r>
-        <w:t xml:space="preserve"> O(1)</w:t>
-      </w:r>
+        <w:t xml:space="preserve"> </w:t>
+      </w:r>
+      <m:oMath>
+        <m:r>
+          <w:rPr>
+            <w:rFonts w:ascii="Cambria Math" w:hAnsi="Cambria Math"/>
+          </w:rPr>
+          <m:t>O(1)</m:t>
+        </m:r>
+      </m:oMath>
     </w:p>
     <w:p>
       <w:pPr>
@@ -1626,7 +1481,7 @@
                     <pic:cNvPicPr/>
                   </pic:nvPicPr>
                   <pic:blipFill>
-                    <a:blip r:embed="rId12"/>
+                    <a:blip r:embed="rId13"/>
                     <a:stretch>
                       <a:fillRect/>
                     </a:stretch>
@@ -1668,7 +1523,7 @@
                     <pic:cNvPicPr/>
                   </pic:nvPicPr>
                   <pic:blipFill>
-                    <a:blip r:embed="rId13"/>
+                    <a:blip r:embed="rId14"/>
                     <a:stretch>
                       <a:fillRect/>
                     </a:stretch>
@@ -1710,7 +1565,7 @@
                     <pic:cNvPicPr/>
                   </pic:nvPicPr>
                   <pic:blipFill>
-                    <a:blip r:embed="rId14"/>
+                    <a:blip r:embed="rId15"/>
                     <a:stretch>
                       <a:fillRect/>
                     </a:stretch>
@@ -1733,12 +1588,44 @@
     </w:p>
     <w:p>
       <w:pPr>
+        <w:ind w:firstLine="420"/>
+        <w:rPr>
+          <w:rFonts w:hint="eastAsia"/>
+        </w:rPr>
+      </w:pPr>
+      <w:r>
+        <w:rPr>
+          <w:rFonts w:hint="eastAsia"/>
+        </w:rPr>
+        <w:t>根据结果显示，原始版和优化版签名均通过了正确性验证，优化后的算法效率提高了将近</w:t>
+      </w:r>
+      <w:r>
+        <w:rPr>
+          <w:rFonts w:hint="eastAsia"/>
+        </w:rPr>
+        <w:t>7</w:t>
+      </w:r>
+      <w:r>
+        <w:rPr>
+          <w:rFonts w:hint="eastAsia"/>
+        </w:rPr>
+        <w:t>倍。</w:t>
+      </w:r>
+    </w:p>
+    <w:p>
+      <w:pPr>
         <w:pStyle w:val="1"/>
       </w:pPr>
       <w:r>
         <w:rPr>
           <w:rFonts w:hint="eastAsia"/>
         </w:rPr>
+        <w:t>二、</w:t>
+      </w:r>
+      <w:r>
+        <w:rPr>
+          <w:rFonts w:hint="eastAsia"/>
+        </w:rPr>
         <w:t>SM2</w:t>
       </w:r>
       <w:r>
@@ -1807,11 +1694,6 @@
       </w:r>
     </w:p>
     <w:p>
-      <w:pPr>
-        <w:rPr>
-          <w:rFonts w:hint="eastAsia"/>
-        </w:rPr>
-      </w:pPr>
       <m:oMathPara>
         <m:oMath>
           <m:d>
@@ -2219,11 +2101,6 @@
       </w:r>
     </w:p>
     <w:p>
-      <w:pPr>
-        <w:rPr>
-          <w:rFonts w:hint="eastAsia"/>
-        </w:rPr>
-      </w:pPr>
       <m:oMathPara>
         <m:oMath>
           <m:m>
@@ -2740,23 +2617,10 @@
     </w:p>
     <w:p>
       <w:r>
-        <w:t>最终推导私</w:t>
-      </w:r>
-      <w:proofErr w:type="gramStart"/>
-      <w:r>
-        <w:t>钥</w:t>
-      </w:r>
-      <w:proofErr w:type="gramEnd"/>
-      <w:r>
-        <w:t>公式：</w:t>
-      </w:r>
-    </w:p>
-    <w:p>
-      <w:pPr>
-        <w:rPr>
-          <w:rFonts w:hint="eastAsia"/>
-        </w:rPr>
-      </w:pPr>
+        <w:t>最终推导私钥公式：</w:t>
+      </w:r>
+    </w:p>
+    <w:p>
       <m:oMathPara>
         <m:oMath>
           <m:sSub>
@@ -3135,14 +2999,8 @@
         </w:numPr>
       </w:pPr>
       <w:r>
-        <w:t>用推导公式计算私</w:t>
-      </w:r>
-      <w:proofErr w:type="gramStart"/>
-      <w:r>
-        <w:t>钥</w:t>
-      </w:r>
-      <w:proofErr w:type="spellStart"/>
-      <w:proofErr w:type="gramEnd"/>
+        <w:t>用推导公式计算私钥</w:t>
+      </w:r>
       <w:r>
         <w:rPr>
           <w:i/>
@@ -3150,7 +3008,6 @@
         </w:rPr>
         <w:t>dA</w:t>
       </w:r>
-      <w:proofErr w:type="spellEnd"/>
       <w:r>
         <w:t>​</w:t>
       </w:r>
@@ -3163,15 +3020,7 @@
         </w:numPr>
       </w:pPr>
       <w:r>
-        <w:t>与真实私</w:t>
-      </w:r>
-      <w:proofErr w:type="gramStart"/>
-      <w:r>
-        <w:t>钥</w:t>
-      </w:r>
-      <w:proofErr w:type="gramEnd"/>
-      <w:r>
-        <w:t>比对</w:t>
+        <w:t>与真实私钥比对</w:t>
       </w:r>
     </w:p>
     <w:p>
@@ -3233,11 +3082,6 @@
       </w:r>
     </w:p>
     <w:p>
-      <w:pPr>
-        <w:rPr>
-          <w:rFonts w:hint="eastAsia"/>
-        </w:rPr>
-      </w:pPr>
       <m:oMathPara>
         <m:oMath>
           <m:d>
@@ -3610,15 +3454,11 @@
     </w:p>
     <w:p>
       <w:pPr>
-        <w:numPr>
-          <w:ilvl w:val="0"/>
-          <w:numId w:val="8"/>
-        </w:numPr>
+        <w:ind w:left="720"/>
       </w:pPr>
       <w:r>
         <w:t>包含两个未知数</w:t>
       </w:r>
-      <w:proofErr w:type="spellStart"/>
       <w:r>
         <w:rPr>
           <w:i/>
@@ -3626,7 +3466,6 @@
         </w:rPr>
         <w:t>dA</w:t>
       </w:r>
-      <w:proofErr w:type="spellEnd"/>
       <w:r>
         <w:t>​,</w:t>
       </w:r>
@@ -3643,10 +3482,7 @@
     </w:p>
     <w:p>
       <w:pPr>
-        <w:numPr>
-          <w:ilvl w:val="0"/>
-          <w:numId w:val="8"/>
-        </w:numPr>
+        <w:ind w:left="720"/>
       </w:pPr>
       <w:r>
         <w:t>仅有一个共享参数</w:t>
@@ -3661,10 +3497,7 @@
     </w:p>
     <w:p>
       <w:pPr>
-        <w:numPr>
-          <w:ilvl w:val="0"/>
-          <w:numId w:val="8"/>
-        </w:numPr>
+        <w:ind w:left="720"/>
       </w:pPr>
       <w:r>
         <w:t>无法构造有效方程组求解</w:t>
@@ -3687,6 +3520,9 @@
     </w:p>
     <w:p>
       <w:r>
+        <w:rPr>
+          <w:noProof/>
+        </w:rPr>
         <w:lastRenderedPageBreak/>
         <w:drawing>
           <wp:inline distT="0" distB="0" distL="0" distR="0" wp14:anchorId="2D9776BD" wp14:editId="54F01D2E">
@@ -3706,7 +3542,7 @@
                     </pic:cNvPicPr>
                   </pic:nvPicPr>
                   <pic:blipFill>
-                    <a:blip r:embed="rId15">
+                    <a:blip r:embed="rId16">
                       <a:extLst>
                         <a:ext uri="{28A0092B-C50C-407E-A947-70E740481C1C}">
                           <a14:useLocalDpi xmlns:a14="http://schemas.microsoft.com/office/drawing/2010/main" val="0"/>
@@ -3811,11 +3647,6 @@
       </w:r>
     </w:p>
     <w:p>
-      <w:pPr>
-        <w:rPr>
-          <w:rFonts w:hint="eastAsia"/>
-        </w:rPr>
-      </w:pPr>
       <m:oMathPara>
         <m:oMath>
           <m:d>
@@ -4133,11 +3964,6 @@
       </w:r>
     </w:p>
     <w:p>
-      <w:pPr>
-        <w:rPr>
-          <w:rFonts w:hint="eastAsia"/>
-        </w:rPr>
-      </w:pPr>
       <m:oMathPara>
         <m:oMath>
           <m:d>
@@ -4397,11 +4223,6 @@
       </w:r>
     </w:p>
     <w:p>
-      <w:pPr>
-        <w:rPr>
-          <w:rFonts w:hint="eastAsia"/>
-        </w:rPr>
-      </w:pPr>
       <m:oMathPara>
         <m:oMath>
           <m:sSubSup>
@@ -4649,11 +4470,6 @@
       </w:r>
     </w:p>
     <w:p>
-      <w:pPr>
-        <w:rPr>
-          <w:rFonts w:hint="eastAsia"/>
-        </w:rPr>
-      </w:pPr>
       <m:oMathPara>
         <m:oMath>
           <m:r>
@@ -5033,13 +4849,8 @@
         </w:numPr>
       </w:pPr>
       <w:r>
-        <w:t>通过公式推导私</w:t>
-      </w:r>
-      <w:proofErr w:type="gramStart"/>
-      <w:r>
-        <w:t>钥</w:t>
-      </w:r>
-      <w:proofErr w:type="gramEnd"/>
+        <w:t>通过公式推导私钥</w:t>
+      </w:r>
       <w:r>
         <w:rPr>
           <w:i/>
@@ -5248,11 +5059,6 @@
       </w:r>
     </w:p>
     <w:p>
-      <w:pPr>
-        <w:rPr>
-          <w:rFonts w:hint="eastAsia"/>
-        </w:rPr>
-      </w:pPr>
       <m:oMathPara>
         <m:oMath>
           <m:r>
@@ -5346,11 +5152,6 @@
       </w:r>
     </w:p>
     <w:p>
-      <w:pPr>
-        <w:rPr>
-          <w:rFonts w:hint="eastAsia"/>
-        </w:rPr>
-      </w:pPr>
       <m:oMathPara>
         <m:oMath>
           <m:sSub>
@@ -5497,10 +5298,7 @@
     </w:p>
     <w:p>
       <w:pPr>
-        <w:numPr>
-          <w:ilvl w:val="1"/>
-          <w:numId w:val="10"/>
-        </w:numPr>
+        <w:ind w:left="1440"/>
       </w:pPr>
       <w:r>
         <w:t>使用</w:t>
@@ -5514,10 +5312,7 @@
     </w:p>
     <w:p>
       <w:pPr>
-        <w:numPr>
-          <w:ilvl w:val="1"/>
-          <w:numId w:val="10"/>
-        </w:numPr>
+        <w:ind w:left="1440"/>
       </w:pPr>
       <w:r>
         <w:t>采用硬件安全模块</w:t>
@@ -5642,10 +5437,7 @@
     </w:p>
     <w:p>
       <w:pPr>
-        <w:numPr>
-          <w:ilvl w:val="1"/>
-          <w:numId w:val="10"/>
-        </w:numPr>
+        <w:ind w:left="1440"/>
       </w:pPr>
       <w:r>
         <w:t>添加随机数审计日志</w:t>
@@ -5653,10 +5445,7 @@
     </w:p>
     <w:p>
       <w:pPr>
-        <w:numPr>
-          <w:ilvl w:val="1"/>
-          <w:numId w:val="10"/>
-        </w:numPr>
+        <w:ind w:left="1440"/>
       </w:pPr>
       <w:r>
         <w:t>实现签名计数器和阈值机制</w:t>
@@ -5664,10 +5453,7 @@
     </w:p>
     <w:p>
       <w:pPr>
-        <w:numPr>
-          <w:ilvl w:val="1"/>
-          <w:numId w:val="10"/>
-        </w:numPr>
+        <w:ind w:left="1440"/>
       </w:pPr>
       <w:r>
         <w:t>采用两方签名方案（</w:t>
@@ -5680,76 +5466,15 @@
       </w:r>
     </w:p>
     <w:p>
-      <w:pPr>
-        <w:pStyle w:val="1"/>
-      </w:pPr>
-      <w:r>
-        <w:rPr>
-          <w:rFonts w:hint="eastAsia"/>
-        </w:rPr>
-        <w:t>签名伪造</w:t>
-      </w:r>
-    </w:p>
-    <w:p>
-      <w:pPr>
-        <w:rPr>
-          <w:b/>
-          <w:bCs/>
-        </w:rPr>
-      </w:pPr>
-      <w:r>
-        <w:rPr>
-          <w:b/>
-          <w:bCs/>
-        </w:rPr>
-        <w:t>ECDSA</w:t>
-      </w:r>
-      <w:r>
-        <w:rPr>
-          <w:b/>
-          <w:bCs/>
-        </w:rPr>
-        <w:t>签名伪造教学示例详解</w:t>
-      </w:r>
-    </w:p>
-    <w:p>
-      <w:pPr>
-        <w:pStyle w:val="a9"/>
-        <w:numPr>
-          <w:ilvl w:val="0"/>
-          <w:numId w:val="13"/>
-        </w:numPr>
-        <w:rPr>
-          <w:b/>
-          <w:bCs/>
-        </w:rPr>
-      </w:pPr>
-      <w:r>
-        <w:rPr>
-          <w:b/>
-          <w:bCs/>
-        </w:rPr>
-        <w:t>代码结构与核心组件</w:t>
-      </w:r>
-    </w:p>
-    <w:p>
-      <w:pPr>
-        <w:rPr>
-          <w:rFonts w:hint="eastAsia"/>
-          <w:b/>
-          <w:bCs/>
-        </w:rPr>
-      </w:pPr>
       <w:r>
         <w:rPr>
           <w:noProof/>
         </w:rPr>
-        <w:lastRenderedPageBreak/>
         <w:drawing>
-          <wp:inline distT="0" distB="0" distL="0" distR="0" wp14:anchorId="300EE6AB" wp14:editId="10001A01">
-            <wp:extent cx="5274310" cy="2633345"/>
+          <wp:inline distT="0" distB="0" distL="0" distR="0" wp14:anchorId="218D586F" wp14:editId="0DE892C0">
+            <wp:extent cx="5274310" cy="1836420"/>
             <wp:effectExtent l="0" t="0" r="2540" b="0"/>
-            <wp:docPr id="719825862" name="图片 1"/>
+            <wp:docPr id="70153601" name="图片 1"/>
             <wp:cNvGraphicFramePr>
               <a:graphicFrameLocks xmlns:a="http://schemas.openxmlformats.org/drawingml/2006/main" noChangeAspect="1"/>
             </wp:cNvGraphicFramePr>
@@ -5757,11 +5482,11 @@
               <a:graphicData uri="http://schemas.openxmlformats.org/drawingml/2006/picture">
                 <pic:pic xmlns:pic="http://schemas.openxmlformats.org/drawingml/2006/picture">
                   <pic:nvPicPr>
-                    <pic:cNvPr id="719825862" name=""/>
+                    <pic:cNvPr id="70153601" name=""/>
                     <pic:cNvPicPr/>
                   </pic:nvPicPr>
                   <pic:blipFill>
-                    <a:blip r:embed="rId16"/>
+                    <a:blip r:embed="rId17"/>
                     <a:stretch>
                       <a:fillRect/>
                     </a:stretch>
@@ -5769,7 +5494,7 @@
                   <pic:spPr>
                     <a:xfrm>
                       <a:off x="0" y="0"/>
-                      <a:ext cx="5274310" cy="2633345"/>
+                      <a:ext cx="5274310" cy="1836420"/>
                     </a:xfrm>
                     <a:prstGeom prst="rect">
                       <a:avLst/>
@@ -5783,6 +5508,1533 @@
       </w:r>
     </w:p>
     <w:p>
+      <w:r>
+        <w:rPr>
+          <w:noProof/>
+        </w:rPr>
+        <w:lastRenderedPageBreak/>
+        <w:drawing>
+          <wp:inline distT="0" distB="0" distL="0" distR="0" wp14:anchorId="3C4D016D" wp14:editId="6A6D3549">
+            <wp:extent cx="5274310" cy="1651000"/>
+            <wp:effectExtent l="0" t="0" r="2540" b="6350"/>
+            <wp:docPr id="329676085" name="图片 1"/>
+            <wp:cNvGraphicFramePr>
+              <a:graphicFrameLocks xmlns:a="http://schemas.openxmlformats.org/drawingml/2006/main" noChangeAspect="1"/>
+            </wp:cNvGraphicFramePr>
+            <a:graphic xmlns:a="http://schemas.openxmlformats.org/drawingml/2006/main">
+              <a:graphicData uri="http://schemas.openxmlformats.org/drawingml/2006/picture">
+                <pic:pic xmlns:pic="http://schemas.openxmlformats.org/drawingml/2006/picture">
+                  <pic:nvPicPr>
+                    <pic:cNvPr id="329676085" name=""/>
+                    <pic:cNvPicPr/>
+                  </pic:nvPicPr>
+                  <pic:blipFill>
+                    <a:blip r:embed="rId18"/>
+                    <a:stretch>
+                      <a:fillRect/>
+                    </a:stretch>
+                  </pic:blipFill>
+                  <pic:spPr>
+                    <a:xfrm>
+                      <a:off x="0" y="0"/>
+                      <a:ext cx="5274310" cy="1651000"/>
+                    </a:xfrm>
+                    <a:prstGeom prst="rect">
+                      <a:avLst/>
+                    </a:prstGeom>
+                  </pic:spPr>
+                </pic:pic>
+              </a:graphicData>
+            </a:graphic>
+          </wp:inline>
+        </w:drawing>
+      </w:r>
+      <w:r>
+        <w:rPr>
+          <w:noProof/>
+        </w:rPr>
+        <w:drawing>
+          <wp:inline distT="0" distB="0" distL="0" distR="0" wp14:anchorId="5BAD5295" wp14:editId="5C00A3BE">
+            <wp:extent cx="5187224" cy="2506345"/>
+            <wp:effectExtent l="0" t="0" r="0" b="8255"/>
+            <wp:docPr id="1825040264" name="图片 1"/>
+            <wp:cNvGraphicFramePr>
+              <a:graphicFrameLocks xmlns:a="http://schemas.openxmlformats.org/drawingml/2006/main" noChangeAspect="1"/>
+            </wp:cNvGraphicFramePr>
+            <a:graphic xmlns:a="http://schemas.openxmlformats.org/drawingml/2006/main">
+              <a:graphicData uri="http://schemas.openxmlformats.org/drawingml/2006/picture">
+                <pic:pic xmlns:pic="http://schemas.openxmlformats.org/drawingml/2006/picture">
+                  <pic:nvPicPr>
+                    <pic:cNvPr id="1825040264" name=""/>
+                    <pic:cNvPicPr/>
+                  </pic:nvPicPr>
+                  <pic:blipFill rotWithShape="1">
+                    <a:blip r:embed="rId19"/>
+                    <a:srcRect l="1651"/>
+                    <a:stretch>
+                      <a:fillRect/>
+                    </a:stretch>
+                  </pic:blipFill>
+                  <pic:spPr bwMode="auto">
+                    <a:xfrm>
+                      <a:off x="0" y="0"/>
+                      <a:ext cx="5187224" cy="2506345"/>
+                    </a:xfrm>
+                    <a:prstGeom prst="rect">
+                      <a:avLst/>
+                    </a:prstGeom>
+                    <a:ln>
+                      <a:noFill/>
+                    </a:ln>
+                    <a:extLst>
+                      <a:ext uri="{53640926-AAD7-44D8-BBD7-CCE9431645EC}">
+                        <a14:shadowObscured xmlns:a14="http://schemas.microsoft.com/office/drawing/2010/main"/>
+                      </a:ext>
+                    </a:extLst>
+                  </pic:spPr>
+                </pic:pic>
+              </a:graphicData>
+            </a:graphic>
+          </wp:inline>
+        </w:drawing>
+      </w:r>
+    </w:p>
+    <w:p>
+      <w:pPr>
+        <w:ind w:firstLine="420"/>
+        <w:rPr>
+          <w:rFonts w:hint="eastAsia"/>
+        </w:rPr>
+      </w:pPr>
+      <w:r>
+        <w:rPr>
+          <w:rFonts w:hint="eastAsia"/>
+        </w:rPr>
+        <w:t>根据结果显示，相同用户重用随机数</w:t>
+      </w:r>
+      <w:r>
+        <w:rPr>
+          <w:rFonts w:hint="eastAsia"/>
+        </w:rPr>
+        <w:t>k</w:t>
+      </w:r>
+      <w:r>
+        <w:rPr>
+          <w:rFonts w:hint="eastAsia"/>
+        </w:rPr>
+        <w:t>攻击成功，针对</w:t>
+      </w:r>
+      <w:r>
+        <w:rPr>
+          <w:rFonts w:hint="eastAsia"/>
+        </w:rPr>
+        <w:t>sm2</w:t>
+      </w:r>
+      <w:r>
+        <w:rPr>
+          <w:rFonts w:hint="eastAsia"/>
+        </w:rPr>
+        <w:t>签名的</w:t>
+      </w:r>
+      <w:r>
+        <w:rPr>
+          <w:rFonts w:hint="eastAsia"/>
+        </w:rPr>
+        <w:t>误用</w:t>
+      </w:r>
+      <w:r>
+        <w:rPr>
+          <w:rFonts w:hint="eastAsia"/>
+        </w:rPr>
+        <w:t>poc</w:t>
+      </w:r>
+      <w:r>
+        <w:rPr>
+          <w:rFonts w:hint="eastAsia"/>
+        </w:rPr>
+        <w:t>验证成功。</w:t>
+      </w:r>
+    </w:p>
+    <w:p>
+      <w:pPr>
+        <w:pStyle w:val="1"/>
+      </w:pPr>
+      <w:r>
+        <w:rPr>
+          <w:rFonts w:hint="eastAsia"/>
+        </w:rPr>
+        <w:t>三、中本聪数字</w:t>
+      </w:r>
+      <w:r>
+        <w:rPr>
+          <w:rFonts w:hint="eastAsia"/>
+        </w:rPr>
+        <w:t>签名伪造</w:t>
+      </w:r>
+    </w:p>
+    <w:p>
+      <w:pPr>
+        <w:pStyle w:val="a9"/>
+        <w:numPr>
+          <w:ilvl w:val="0"/>
+          <w:numId w:val="13"/>
+        </w:numPr>
+        <w:rPr>
+          <w:b/>
+          <w:bCs/>
+        </w:rPr>
+      </w:pPr>
+      <w:r>
+        <w:rPr>
+          <w:b/>
+          <w:bCs/>
+        </w:rPr>
+        <w:t>代码结构与核心组件</w:t>
+      </w:r>
+    </w:p>
+    <w:p>
+      <w:r>
+        <w:rPr>
+          <w:rFonts w:ascii="宋体" w:hAnsi="宋体" w:cs="宋体" w:hint="eastAsia"/>
+        </w:rPr>
+        <w:t>开头导入</w:t>
+      </w:r>
+      <w:r>
+        <w:t>random</w:t>
+      </w:r>
+      <w:r>
+        <w:rPr>
+          <w:rFonts w:hint="eastAsia"/>
+        </w:rPr>
+        <w:t>和</w:t>
+      </w:r>
+      <w:r>
+        <w:t>hashlib</w:t>
+      </w:r>
+      <w:r>
+        <w:rPr>
+          <w:rFonts w:hint="eastAsia"/>
+        </w:rPr>
+        <w:t>模块，用于生成随机数和计算哈希值。</w:t>
+      </w:r>
+    </w:p>
+    <w:p>
+      <w:pPr>
+        <w:rPr>
+          <w:rFonts w:hint="eastAsia"/>
+        </w:rPr>
+      </w:pPr>
+      <w:r>
+        <w:rPr>
+          <w:noProof/>
+        </w:rPr>
+        <w:drawing>
+          <wp:inline distT="0" distB="0" distL="0" distR="0" wp14:anchorId="76D38F4F" wp14:editId="44CDA040">
+            <wp:extent cx="5274310" cy="1647825"/>
+            <wp:effectExtent l="0" t="0" r="2540" b="9525"/>
+            <wp:docPr id="166402516" name="图片 1"/>
+            <wp:cNvGraphicFramePr>
+              <a:graphicFrameLocks xmlns:a="http://schemas.openxmlformats.org/drawingml/2006/main" noChangeAspect="1"/>
+            </wp:cNvGraphicFramePr>
+            <a:graphic xmlns:a="http://schemas.openxmlformats.org/drawingml/2006/main">
+              <a:graphicData uri="http://schemas.openxmlformats.org/drawingml/2006/picture">
+                <pic:pic xmlns:pic="http://schemas.openxmlformats.org/drawingml/2006/picture">
+                  <pic:nvPicPr>
+                    <pic:cNvPr id="166402516" name=""/>
+                    <pic:cNvPicPr/>
+                  </pic:nvPicPr>
+                  <pic:blipFill>
+                    <a:blip r:embed="rId20"/>
+                    <a:stretch>
+                      <a:fillRect/>
+                    </a:stretch>
+                  </pic:blipFill>
+                  <pic:spPr>
+                    <a:xfrm>
+                      <a:off x="0" y="0"/>
+                      <a:ext cx="5274310" cy="1647825"/>
+                    </a:xfrm>
+                    <a:prstGeom prst="rect">
+                      <a:avLst/>
+                    </a:prstGeom>
+                  </pic:spPr>
+                </pic:pic>
+              </a:graphicData>
+            </a:graphic>
+          </wp:inline>
+        </w:drawing>
+      </w:r>
+    </w:p>
+    <w:p>
+      <w:r>
+        <w:t>EllipticCurve</w:t>
+      </w:r>
+      <w:r>
+        <w:rPr>
+          <w:rFonts w:hint="eastAsia"/>
+        </w:rPr>
+        <w:t>类实现椭圆曲线密码学（</w:t>
+      </w:r>
+      <w:r>
+        <w:t>ECC</w:t>
+      </w:r>
+      <w:r>
+        <w:rPr>
+          <w:rFonts w:hint="eastAsia"/>
+        </w:rPr>
+        <w:t>）的核心运算</w:t>
+      </w:r>
+    </w:p>
+    <w:p>
+      <w:pPr>
+        <w:rPr>
+          <w:rFonts w:hint="eastAsia"/>
+        </w:rPr>
+      </w:pPr>
+      <w:r>
+        <w:rPr>
+          <w:rFonts w:hint="eastAsia"/>
+        </w:rPr>
+        <w:lastRenderedPageBreak/>
+        <w:t>inv_mod</w:t>
+      </w:r>
+      <w:r>
+        <w:rPr>
+          <w:rFonts w:hint="eastAsia"/>
+        </w:rPr>
+        <w:t>方法通过扩展欧几里得算法计算模逆元，解决模运算下的除法问题。</w:t>
+      </w:r>
+    </w:p>
+    <w:p>
+      <w:pPr>
+        <w:rPr>
+          <w:rFonts w:hint="eastAsia"/>
+        </w:rPr>
+      </w:pPr>
+      <w:r>
+        <w:rPr>
+          <w:rFonts w:hint="eastAsia"/>
+        </w:rPr>
+        <w:t>point_addition</w:t>
+      </w:r>
+      <w:r>
+        <w:rPr>
+          <w:rFonts w:hint="eastAsia"/>
+        </w:rPr>
+        <w:t>实现点加法，处理两点相异或相同（切线）的情况，通过斜率计算新点坐标。</w:t>
+      </w:r>
+    </w:p>
+    <w:p>
+      <w:r>
+        <w:rPr>
+          <w:rFonts w:hint="eastAsia"/>
+        </w:rPr>
+        <w:t>point_multiply</w:t>
+      </w:r>
+      <w:r>
+        <w:rPr>
+          <w:rFonts w:hint="eastAsia"/>
+        </w:rPr>
+        <w:t>通过倍点算法高效实现标量乘法（如计算</w:t>
+      </w:r>
+      <w:r>
+        <w:rPr>
+          <w:rFonts w:hint="eastAsia"/>
+        </w:rPr>
+        <w:t>k</w:t>
+      </w:r>
+      <w:r>
+        <w:rPr>
+          <w:rFonts w:hint="eastAsia"/>
+        </w:rPr>
+        <w:t>倍点），将</w:t>
+      </w:r>
+      <w:r>
+        <w:rPr>
+          <w:rFonts w:hint="eastAsia"/>
+        </w:rPr>
+        <w:t>k</w:t>
+      </w:r>
+      <w:r>
+        <w:rPr>
+          <w:rFonts w:hint="eastAsia"/>
+        </w:rPr>
+        <w:t>转为二进制逐位处理。</w:t>
+      </w:r>
+    </w:p>
+    <w:p>
+      <w:pPr>
+        <w:rPr>
+          <w:rFonts w:hint="eastAsia"/>
+        </w:rPr>
+      </w:pPr>
+      <w:r>
+        <w:rPr>
+          <w:noProof/>
+        </w:rPr>
+        <w:drawing>
+          <wp:inline distT="0" distB="0" distL="0" distR="0" wp14:anchorId="523F3767" wp14:editId="6D55031D">
+            <wp:extent cx="5274310" cy="1372870"/>
+            <wp:effectExtent l="0" t="0" r="2540" b="0"/>
+            <wp:docPr id="251494038" name="图片 1"/>
+            <wp:cNvGraphicFramePr>
+              <a:graphicFrameLocks xmlns:a="http://schemas.openxmlformats.org/drawingml/2006/main" noChangeAspect="1"/>
+            </wp:cNvGraphicFramePr>
+            <a:graphic xmlns:a="http://schemas.openxmlformats.org/drawingml/2006/main">
+              <a:graphicData uri="http://schemas.openxmlformats.org/drawingml/2006/picture">
+                <pic:pic xmlns:pic="http://schemas.openxmlformats.org/drawingml/2006/picture">
+                  <pic:nvPicPr>
+                    <pic:cNvPr id="251494038" name=""/>
+                    <pic:cNvPicPr/>
+                  </pic:nvPicPr>
+                  <pic:blipFill>
+                    <a:blip r:embed="rId21"/>
+                    <a:stretch>
+                      <a:fillRect/>
+                    </a:stretch>
+                  </pic:blipFill>
+                  <pic:spPr>
+                    <a:xfrm>
+                      <a:off x="0" y="0"/>
+                      <a:ext cx="5274310" cy="1372870"/>
+                    </a:xfrm>
+                    <a:prstGeom prst="rect">
+                      <a:avLst/>
+                    </a:prstGeom>
+                  </pic:spPr>
+                </pic:pic>
+              </a:graphicData>
+            </a:graphic>
+          </wp:inline>
+        </w:drawing>
+      </w:r>
+    </w:p>
+    <w:p>
+      <w:r>
+        <w:t>​​</w:t>
+      </w:r>
+      <w:r>
+        <w:rPr>
+          <w:rFonts w:hint="eastAsia"/>
+        </w:rPr>
+        <w:t>比特币</w:t>
+      </w:r>
+      <w:r>
+        <w:t>secp256k1</w:t>
+      </w:r>
+      <w:r>
+        <w:rPr>
+          <w:rFonts w:hint="eastAsia"/>
+        </w:rPr>
+        <w:t>曲线参数</w:t>
+      </w:r>
+      <w:r>
+        <w:rPr>
+          <w:rFonts w:cs="Times New Roman"/>
+        </w:rPr>
+        <w:t>​​</w:t>
+      </w:r>
+      <w:r>
+        <w:rPr>
+          <w:rFonts w:ascii="宋体" w:hAnsi="宋体" w:cs="宋体" w:hint="eastAsia"/>
+        </w:rPr>
+        <w:t>定义比特币使用的椭圆曲线标准参数</w:t>
+      </w:r>
+    </w:p>
+    <w:p>
+      <w:pPr>
+        <w:rPr>
+          <w:rFonts w:hint="eastAsia"/>
+        </w:rPr>
+      </w:pPr>
+      <w:r>
+        <w:rPr>
+          <w:rFonts w:hint="eastAsia"/>
+        </w:rPr>
+        <w:t>P=0xFFFFFF...FFFFC2F</w:t>
+      </w:r>
+      <w:r>
+        <w:rPr>
+          <w:rFonts w:hint="eastAsia"/>
+        </w:rPr>
+        <w:t>：</w:t>
+      </w:r>
+      <w:r>
+        <w:rPr>
+          <w:rFonts w:hint="eastAsia"/>
+        </w:rPr>
+        <w:t>256</w:t>
+      </w:r>
+      <w:r>
+        <w:rPr>
+          <w:rFonts w:hint="eastAsia"/>
+        </w:rPr>
+        <w:t>位素数，定义有限域大小。</w:t>
+      </w:r>
+    </w:p>
+    <w:p>
+      <w:pPr>
+        <w:rPr>
+          <w:rFonts w:hint="eastAsia"/>
+        </w:rPr>
+      </w:pPr>
+      <w:r>
+        <w:rPr>
+          <w:rFonts w:hint="eastAsia"/>
+        </w:rPr>
+        <w:t>A=0, B=7</w:t>
+      </w:r>
+      <w:r>
+        <w:rPr>
+          <w:rFonts w:hint="eastAsia"/>
+        </w:rPr>
+        <w:t>：曲线方程</w:t>
+      </w:r>
+      <w:r>
+        <w:rPr>
+          <w:rFonts w:hint="eastAsia"/>
+        </w:rPr>
+        <w:t>y</w:t>
+      </w:r>
+      <w:r>
+        <w:rPr>
+          <w:rFonts w:hint="eastAsia"/>
+        </w:rPr>
+        <w:t>²</w:t>
+      </w:r>
+      <w:r>
+        <w:rPr>
+          <w:rFonts w:hint="eastAsia"/>
+        </w:rPr>
+        <w:t xml:space="preserve"> = x</w:t>
+      </w:r>
+      <w:r>
+        <w:rPr>
+          <w:rFonts w:hint="eastAsia"/>
+        </w:rPr>
+        <w:t>³</w:t>
+      </w:r>
+      <w:r>
+        <w:rPr>
+          <w:rFonts w:hint="eastAsia"/>
+        </w:rPr>
+        <w:t xml:space="preserve"> + 7</w:t>
+      </w:r>
+      <w:r>
+        <w:rPr>
+          <w:rFonts w:hint="eastAsia"/>
+        </w:rPr>
+        <w:t>的系数。</w:t>
+      </w:r>
+    </w:p>
+    <w:p>
+      <w:pPr>
+        <w:rPr>
+          <w:rFonts w:hint="eastAsia"/>
+        </w:rPr>
+      </w:pPr>
+      <w:r>
+        <w:rPr>
+          <w:rFonts w:hint="eastAsia"/>
+        </w:rPr>
+        <w:t>N=0xFFFF...D0364141</w:t>
+      </w:r>
+      <w:r>
+        <w:rPr>
+          <w:rFonts w:hint="eastAsia"/>
+        </w:rPr>
+        <w:t>：基点</w:t>
+      </w:r>
+      <w:r>
+        <w:rPr>
+          <w:rFonts w:hint="eastAsia"/>
+        </w:rPr>
+        <w:t>G</w:t>
+      </w:r>
+      <w:r>
+        <w:rPr>
+          <w:rFonts w:hint="eastAsia"/>
+        </w:rPr>
+        <w:t>的阶，为质数。</w:t>
+      </w:r>
+    </w:p>
+    <w:p>
+      <w:r>
+        <w:rPr>
+          <w:rFonts w:hint="eastAsia"/>
+        </w:rPr>
+        <w:t>GX, GY</w:t>
+      </w:r>
+      <w:r>
+        <w:rPr>
+          <w:rFonts w:hint="eastAsia"/>
+        </w:rPr>
+        <w:t>：基点</w:t>
+      </w:r>
+      <w:r>
+        <w:rPr>
+          <w:rFonts w:hint="eastAsia"/>
+        </w:rPr>
+        <w:t>G</w:t>
+      </w:r>
+      <w:r>
+        <w:rPr>
+          <w:rFonts w:hint="eastAsia"/>
+        </w:rPr>
+        <w:t>的坐标，用于生成公钥。</w:t>
+      </w:r>
+    </w:p>
+    <w:p>
+      <w:pPr>
+        <w:rPr>
+          <w:rFonts w:hint="eastAsia"/>
+        </w:rPr>
+      </w:pPr>
+      <w:r>
+        <w:rPr>
+          <w:noProof/>
+        </w:rPr>
+        <w:drawing>
+          <wp:inline distT="0" distB="0" distL="0" distR="0" wp14:anchorId="5B776ABD" wp14:editId="2FAAD847">
+            <wp:extent cx="5274310" cy="1719580"/>
+            <wp:effectExtent l="0" t="0" r="2540" b="0"/>
+            <wp:docPr id="135550745" name="图片 1"/>
+            <wp:cNvGraphicFramePr>
+              <a:graphicFrameLocks xmlns:a="http://schemas.openxmlformats.org/drawingml/2006/main" noChangeAspect="1"/>
+            </wp:cNvGraphicFramePr>
+            <a:graphic xmlns:a="http://schemas.openxmlformats.org/drawingml/2006/main">
+              <a:graphicData uri="http://schemas.openxmlformats.org/drawingml/2006/picture">
+                <pic:pic xmlns:pic="http://schemas.openxmlformats.org/drawingml/2006/picture">
+                  <pic:nvPicPr>
+                    <pic:cNvPr id="135550745" name=""/>
+                    <pic:cNvPicPr/>
+                  </pic:nvPicPr>
+                  <pic:blipFill>
+                    <a:blip r:embed="rId22"/>
+                    <a:stretch>
+                      <a:fillRect/>
+                    </a:stretch>
+                  </pic:blipFill>
+                  <pic:spPr>
+                    <a:xfrm>
+                      <a:off x="0" y="0"/>
+                      <a:ext cx="5274310" cy="1719580"/>
+                    </a:xfrm>
+                    <a:prstGeom prst="rect">
+                      <a:avLst/>
+                    </a:prstGeom>
+                  </pic:spPr>
+                </pic:pic>
+              </a:graphicData>
+            </a:graphic>
+          </wp:inline>
+        </w:drawing>
+      </w:r>
+    </w:p>
+    <w:p>
+      <w:r>
+        <w:t>​​</w:t>
+      </w:r>
+      <w:r>
+        <w:rPr>
+          <w:rFonts w:hint="eastAsia"/>
+        </w:rPr>
+        <w:t>中本聪公钥与类初始化</w:t>
+      </w:r>
+      <w:r>
+        <w:rPr>
+          <w:rFonts w:cs="Times New Roman"/>
+        </w:rPr>
+        <w:t>​​</w:t>
+      </w:r>
+      <w:r>
+        <w:t>SatoshiForgery</w:t>
+      </w:r>
+      <w:r>
+        <w:rPr>
+          <w:rFonts w:hint="eastAsia"/>
+        </w:rPr>
+        <w:t>类初始化时：</w:t>
+      </w:r>
+    </w:p>
+    <w:p>
+      <w:pPr>
+        <w:rPr>
+          <w:rFonts w:hint="eastAsia"/>
+        </w:rPr>
+      </w:pPr>
+      <w:r>
+        <w:rPr>
+          <w:rFonts w:hint="eastAsia"/>
+        </w:rPr>
+        <w:t>加载</w:t>
+      </w:r>
+      <w:r>
+        <w:rPr>
+          <w:rFonts w:hint="eastAsia"/>
+        </w:rPr>
+        <w:t>secp256k1</w:t>
+      </w:r>
+      <w:r>
+        <w:rPr>
+          <w:rFonts w:hint="eastAsia"/>
+        </w:rPr>
+        <w:t>曲线对象。</w:t>
+      </w:r>
+    </w:p>
+    <w:p>
+      <w:r>
+        <w:rPr>
+          <w:rFonts w:hint="eastAsia"/>
+        </w:rPr>
+        <w:t>设置中本聪公钥</w:t>
+      </w:r>
+      <w:r>
+        <w:rPr>
+          <w:rFonts w:hint="eastAsia"/>
+        </w:rPr>
+        <w:t>(0x11DB93..., 0x0C6F5D...)</w:t>
+      </w:r>
+      <w:r>
+        <w:rPr>
+          <w:rFonts w:hint="eastAsia"/>
+        </w:rPr>
+        <w:t>，对应比特币创世区块地址</w:t>
+      </w:r>
+      <w:r>
+        <w:rPr>
+          <w:rFonts w:hint="eastAsia"/>
+        </w:rPr>
+        <w:t>1A1zP1...DivfNa</w:t>
+      </w:r>
+      <w:r>
+        <w:rPr>
+          <w:rFonts w:hint="eastAsia"/>
+        </w:rPr>
+        <w:t>。</w:t>
+      </w:r>
+    </w:p>
+    <w:p>
+      <w:pPr>
+        <w:rPr>
+          <w:rFonts w:hint="eastAsia"/>
+        </w:rPr>
+      </w:pPr>
+      <w:r>
+        <w:rPr>
+          <w:noProof/>
+        </w:rPr>
+        <w:lastRenderedPageBreak/>
+        <w:drawing>
+          <wp:inline distT="0" distB="0" distL="0" distR="0" wp14:anchorId="0F0D36EA" wp14:editId="2E6098DA">
+            <wp:extent cx="5274310" cy="1673860"/>
+            <wp:effectExtent l="0" t="0" r="2540" b="2540"/>
+            <wp:docPr id="1954857145" name="图片 1"/>
+            <wp:cNvGraphicFramePr>
+              <a:graphicFrameLocks xmlns:a="http://schemas.openxmlformats.org/drawingml/2006/main" noChangeAspect="1"/>
+            </wp:cNvGraphicFramePr>
+            <a:graphic xmlns:a="http://schemas.openxmlformats.org/drawingml/2006/main">
+              <a:graphicData uri="http://schemas.openxmlformats.org/drawingml/2006/picture">
+                <pic:pic xmlns:pic="http://schemas.openxmlformats.org/drawingml/2006/picture">
+                  <pic:nvPicPr>
+                    <pic:cNvPr id="1954857145" name=""/>
+                    <pic:cNvPicPr/>
+                  </pic:nvPicPr>
+                  <pic:blipFill>
+                    <a:blip r:embed="rId23"/>
+                    <a:stretch>
+                      <a:fillRect/>
+                    </a:stretch>
+                  </pic:blipFill>
+                  <pic:spPr>
+                    <a:xfrm>
+                      <a:off x="0" y="0"/>
+                      <a:ext cx="5274310" cy="1673860"/>
+                    </a:xfrm>
+                    <a:prstGeom prst="rect">
+                      <a:avLst/>
+                    </a:prstGeom>
+                  </pic:spPr>
+                </pic:pic>
+              </a:graphicData>
+            </a:graphic>
+          </wp:inline>
+        </w:drawing>
+      </w:r>
+    </w:p>
+    <w:p>
+      <w:r>
+        <w:rPr>
+          <w:rFonts w:hint="eastAsia"/>
+        </w:rPr>
+        <w:t>sm3_hash</w:t>
+      </w:r>
+      <w:r>
+        <w:rPr>
+          <w:rFonts w:hint="eastAsia"/>
+        </w:rPr>
+        <w:t>方法模拟哈希函数（实际应为</w:t>
+      </w:r>
+      <w:r>
+        <w:rPr>
+          <w:rFonts w:hint="eastAsia"/>
+        </w:rPr>
+        <w:t>SM3</w:t>
+      </w:r>
+      <w:r>
+        <w:rPr>
+          <w:rFonts w:hint="eastAsia"/>
+        </w:rPr>
+        <w:t>），用</w:t>
+      </w:r>
+      <w:r>
+        <w:rPr>
+          <w:rFonts w:hint="eastAsia"/>
+        </w:rPr>
+        <w:t>SHA-256</w:t>
+      </w:r>
+      <w:r>
+        <w:rPr>
+          <w:rFonts w:hint="eastAsia"/>
+        </w:rPr>
+        <w:t>计算消息摘要并取模</w:t>
+      </w:r>
+      <w:r>
+        <w:rPr>
+          <w:rFonts w:hint="eastAsia"/>
+        </w:rPr>
+        <w:t>N</w:t>
+      </w:r>
+      <w:r>
+        <w:rPr>
+          <w:rFonts w:hint="eastAsia"/>
+        </w:rPr>
+        <w:t>。</w:t>
+      </w:r>
+    </w:p>
+    <w:p>
+      <w:pPr>
+        <w:rPr>
+          <w:rFonts w:hint="eastAsia"/>
+        </w:rPr>
+      </w:pPr>
+      <w:r>
+        <w:rPr>
+          <w:noProof/>
+        </w:rPr>
+        <w:drawing>
+          <wp:inline distT="0" distB="0" distL="0" distR="0" wp14:anchorId="102EA49D" wp14:editId="0BE5B95E">
+            <wp:extent cx="5274310" cy="2463800"/>
+            <wp:effectExtent l="0" t="0" r="2540" b="0"/>
+            <wp:docPr id="580757639" name="图片 1"/>
+            <wp:cNvGraphicFramePr>
+              <a:graphicFrameLocks xmlns:a="http://schemas.openxmlformats.org/drawingml/2006/main" noChangeAspect="1"/>
+            </wp:cNvGraphicFramePr>
+            <a:graphic xmlns:a="http://schemas.openxmlformats.org/drawingml/2006/main">
+              <a:graphicData uri="http://schemas.openxmlformats.org/drawingml/2006/picture">
+                <pic:pic xmlns:pic="http://schemas.openxmlformats.org/drawingml/2006/picture">
+                  <pic:nvPicPr>
+                    <pic:cNvPr id="580757639" name=""/>
+                    <pic:cNvPicPr/>
+                  </pic:nvPicPr>
+                  <pic:blipFill>
+                    <a:blip r:embed="rId24"/>
+                    <a:stretch>
+                      <a:fillRect/>
+                    </a:stretch>
+                  </pic:blipFill>
+                  <pic:spPr>
+                    <a:xfrm>
+                      <a:off x="0" y="0"/>
+                      <a:ext cx="5274310" cy="2463800"/>
+                    </a:xfrm>
+                    <a:prstGeom prst="rect">
+                      <a:avLst/>
+                    </a:prstGeom>
+                  </pic:spPr>
+                </pic:pic>
+              </a:graphicData>
+            </a:graphic>
+          </wp:inline>
+        </w:drawing>
+      </w:r>
+    </w:p>
+    <w:p>
+      <w:r>
+        <w:t>​​</w:t>
+      </w:r>
+      <w:r>
+        <w:rPr>
+          <w:rFonts w:hint="eastAsia"/>
+        </w:rPr>
+        <w:t>伪造签名核心算法</w:t>
+      </w:r>
+      <w:r>
+        <w:rPr>
+          <w:rFonts w:cs="Times New Roman"/>
+        </w:rPr>
+        <w:t>​​</w:t>
+      </w:r>
+      <w:r>
+        <w:t>forge_signature</w:t>
+      </w:r>
+      <w:r>
+        <w:rPr>
+          <w:rFonts w:hint="eastAsia"/>
+        </w:rPr>
+        <w:t>方法分四步伪造签名：</w:t>
+      </w:r>
+    </w:p>
+    <w:p>
+      <w:r>
+        <w:t>​​</w:t>
+      </w:r>
+      <w:r>
+        <w:rPr>
+          <w:rFonts w:hint="eastAsia"/>
+        </w:rPr>
+        <w:t>步骤</w:t>
+      </w:r>
+      <w:r>
+        <w:t>1​​</w:t>
+      </w:r>
+      <w:r>
+        <w:rPr>
+          <w:rFonts w:hint="eastAsia"/>
+        </w:rPr>
+        <w:t>：生成随机数</w:t>
+      </w:r>
+      <w:r>
+        <w:t xml:space="preserve">a, b </w:t>
+      </w:r>
+      <w:r>
+        <w:rPr>
+          <w:rFonts w:hint="eastAsia"/>
+        </w:rPr>
+        <w:t>∈</w:t>
+      </w:r>
+      <w:r>
+        <w:t xml:space="preserve"> [1, N-1]</w:t>
+      </w:r>
+      <w:r>
+        <w:rPr>
+          <w:rFonts w:hint="eastAsia"/>
+        </w:rPr>
+        <w:t>作为临时私钥。</w:t>
+      </w:r>
+    </w:p>
+    <w:p>
+      <w:r>
+        <w:t>​​</w:t>
+      </w:r>
+      <w:r>
+        <w:rPr>
+          <w:rFonts w:hint="eastAsia"/>
+        </w:rPr>
+        <w:t>步骤</w:t>
+      </w:r>
+      <w:r>
+        <w:t>2​​</w:t>
+      </w:r>
+      <w:r>
+        <w:rPr>
+          <w:rFonts w:hint="eastAsia"/>
+        </w:rPr>
+        <w:t>：计算点</w:t>
+      </w:r>
+      <w:r>
+        <w:t>R = a*G + b*P</w:t>
+      </w:r>
+      <w:r>
+        <w:rPr>
+          <w:rFonts w:hint="eastAsia"/>
+        </w:rPr>
+        <w:t>，其中</w:t>
+      </w:r>
+      <w:r>
+        <w:t>P</w:t>
+      </w:r>
+      <w:r>
+        <w:rPr>
+          <w:rFonts w:hint="eastAsia"/>
+        </w:rPr>
+        <w:t>为中本聪公钥。通过点乘和点加实现。</w:t>
+      </w:r>
+    </w:p>
+    <w:p>
+      <w:r>
+        <w:t>​​</w:t>
+      </w:r>
+      <w:r>
+        <w:rPr>
+          <w:rFonts w:hint="eastAsia"/>
+        </w:rPr>
+        <w:t>步骤</w:t>
+      </w:r>
+      <w:r>
+        <w:t>3​​</w:t>
+      </w:r>
+      <w:r>
+        <w:rPr>
+          <w:rFonts w:hint="eastAsia"/>
+        </w:rPr>
+        <w:t>：取</w:t>
+      </w:r>
+      <w:r>
+        <w:t>R</w:t>
+      </w:r>
+      <w:r>
+        <w:rPr>
+          <w:rFonts w:hint="eastAsia"/>
+        </w:rPr>
+        <w:t>的</w:t>
+      </w:r>
+      <w:r>
+        <w:t>x</w:t>
+      </w:r>
+      <w:r>
+        <w:rPr>
+          <w:rFonts w:hint="eastAsia"/>
+        </w:rPr>
+        <w:t>坐标得</w:t>
+      </w:r>
+      <w:r>
+        <w:t>r</w:t>
+      </w:r>
+      <w:r>
+        <w:rPr>
+          <w:rFonts w:hint="eastAsia"/>
+        </w:rPr>
+        <w:t>，计算</w:t>
+      </w:r>
+      <w:r>
+        <w:t>s = r/b mod N</w:t>
+      </w:r>
+      <w:r>
+        <w:rPr>
+          <w:rFonts w:hint="eastAsia"/>
+        </w:rPr>
+        <w:t>和伪造的哈希</w:t>
+      </w:r>
+      <w:r>
+        <w:t>e = r*a/b mod N</w:t>
+      </w:r>
+      <w:r>
+        <w:rPr>
+          <w:rFonts w:hint="eastAsia"/>
+        </w:rPr>
+        <w:t>。</w:t>
+      </w:r>
+    </w:p>
+    <w:p>
+      <w:r>
+        <w:t>​​</w:t>
+      </w:r>
+      <w:r>
+        <w:rPr>
+          <w:rFonts w:hint="eastAsia"/>
+        </w:rPr>
+        <w:t>步骤</w:t>
+      </w:r>
+      <w:r>
+        <w:t>4​​</w:t>
+      </w:r>
+      <w:r>
+        <w:rPr>
+          <w:rFonts w:hint="eastAsia"/>
+        </w:rPr>
+        <w:t>：返回伪造的签名</w:t>
+      </w:r>
+      <w:r>
+        <w:t>(r, s)</w:t>
+      </w:r>
+      <w:r>
+        <w:rPr>
+          <w:rFonts w:hint="eastAsia"/>
+        </w:rPr>
+        <w:t>和哈希</w:t>
+      </w:r>
+      <w:r>
+        <w:t>e</w:t>
+      </w:r>
+      <w:r>
+        <w:rPr>
+          <w:rFonts w:hint="eastAsia"/>
+        </w:rPr>
+        <w:t>。此构造使</w:t>
+      </w:r>
+      <w:r>
+        <w:t>(r,s)</w:t>
+      </w:r>
+      <w:r>
+        <w:rPr>
+          <w:rFonts w:hint="eastAsia"/>
+        </w:rPr>
+        <w:t>对</w:t>
+      </w:r>
+      <w:r>
+        <w:t>e</w:t>
+      </w:r>
+      <w:r>
+        <w:rPr>
+          <w:rFonts w:hint="eastAsia"/>
+        </w:rPr>
+        <w:t>通过验证。</w:t>
+      </w:r>
+    </w:p>
+    <w:p>
+      <w:r>
+        <w:t>​​</w:t>
+      </w:r>
+      <w:r>
+        <w:rPr>
+          <w:rFonts w:hint="eastAsia"/>
+        </w:rPr>
+        <w:t>签名验证逻辑</w:t>
+      </w:r>
+      <w:r>
+        <w:rPr>
+          <w:rFonts w:cs="Times New Roman"/>
+        </w:rPr>
+        <w:t>​​</w:t>
+      </w:r>
+      <w:r>
+        <w:t>verify_forged_signature</w:t>
+      </w:r>
+      <w:r>
+        <w:rPr>
+          <w:rFonts w:hint="eastAsia"/>
+        </w:rPr>
+        <w:t>模拟</w:t>
+      </w:r>
+      <w:r>
+        <w:t>ECDSA</w:t>
+      </w:r>
+      <w:r>
+        <w:rPr>
+          <w:rFonts w:hint="eastAsia"/>
+        </w:rPr>
+        <w:t>验证流程：</w:t>
+      </w:r>
+    </w:p>
+    <w:p>
+      <w:r>
+        <w:rPr>
+          <w:rFonts w:hint="eastAsia"/>
+        </w:rPr>
+        <w:t>计算</w:t>
+      </w:r>
+      <w:r>
+        <w:t>w = s⁻¹ mod N</w:t>
+      </w:r>
+      <w:r>
+        <w:rPr>
+          <w:rFonts w:hint="eastAsia"/>
+        </w:rPr>
+        <w:t>。</w:t>
+      </w:r>
+    </w:p>
+    <w:p>
+      <w:pPr>
+        <w:rPr>
+          <w:rFonts w:hint="eastAsia"/>
+        </w:rPr>
+      </w:pPr>
+      <w:r>
+        <w:rPr>
+          <w:rFonts w:hint="eastAsia"/>
+        </w:rPr>
+        <w:t>推导</w:t>
+      </w:r>
+      <w:r>
+        <w:rPr>
+          <w:rFonts w:hint="eastAsia"/>
+        </w:rPr>
+        <w:t>u1 = e</w:t>
+      </w:r>
+      <w:r>
+        <w:rPr>
+          <w:rFonts w:hint="eastAsia"/>
+        </w:rPr>
+        <w:t>·</w:t>
+      </w:r>
+      <w:r>
+        <w:rPr>
+          <w:rFonts w:hint="eastAsia"/>
+        </w:rPr>
+        <w:t>w, u2 = r</w:t>
+      </w:r>
+      <w:r>
+        <w:rPr>
+          <w:rFonts w:hint="eastAsia"/>
+        </w:rPr>
+        <w:t>·</w:t>
+      </w:r>
+      <w:r>
+        <w:rPr>
+          <w:rFonts w:hint="eastAsia"/>
+        </w:rPr>
+        <w:t>w</w:t>
+      </w:r>
+      <w:r>
+        <w:rPr>
+          <w:rFonts w:hint="eastAsia"/>
+        </w:rPr>
+        <w:t>。</w:t>
+      </w:r>
+    </w:p>
+    <w:p>
+      <w:pPr>
+        <w:rPr>
+          <w:rFonts w:hint="eastAsia"/>
+        </w:rPr>
+      </w:pPr>
+      <w:r>
+        <w:rPr>
+          <w:rFonts w:hint="eastAsia"/>
+        </w:rPr>
+        <w:t>计算点</w:t>
+      </w:r>
+      <w:r>
+        <w:rPr>
+          <w:rFonts w:hint="eastAsia"/>
+        </w:rPr>
+        <w:t>X = u1*G + u2*P</w:t>
+      </w:r>
+      <w:r>
+        <w:rPr>
+          <w:rFonts w:hint="eastAsia"/>
+        </w:rPr>
+        <w:t>，若</w:t>
+      </w:r>
+      <w:r>
+        <w:rPr>
+          <w:rFonts w:hint="eastAsia"/>
+        </w:rPr>
+        <w:t>X</w:t>
+      </w:r>
+      <w:r>
+        <w:rPr>
+          <w:rFonts w:hint="eastAsia"/>
+        </w:rPr>
+        <w:t>的</w:t>
+      </w:r>
+      <w:r>
+        <w:rPr>
+          <w:rFonts w:hint="eastAsia"/>
+        </w:rPr>
+        <w:t>x</w:t>
+      </w:r>
+      <w:r>
+        <w:rPr>
+          <w:rFonts w:hint="eastAsia"/>
+        </w:rPr>
+        <w:t>坐标模</w:t>
+      </w:r>
+      <w:r>
+        <w:rPr>
+          <w:rFonts w:hint="eastAsia"/>
+        </w:rPr>
+        <w:t>N</w:t>
+      </w:r>
+      <w:r>
+        <w:rPr>
+          <w:rFonts w:hint="eastAsia"/>
+        </w:rPr>
+        <w:t>等于</w:t>
+      </w:r>
+      <w:r>
+        <w:rPr>
+          <w:rFonts w:hint="eastAsia"/>
+        </w:rPr>
+        <w:t>r</w:t>
+      </w:r>
+      <w:r>
+        <w:rPr>
+          <w:rFonts w:hint="eastAsia"/>
+        </w:rPr>
+        <w:t>则验证通过。此过程依赖椭圆曲线数学性质，与真实签名验证一致。</w:t>
+      </w:r>
+    </w:p>
+    <w:p>
+      <w:r>
+        <w:t>​​</w:t>
+      </w:r>
+      <w:r>
+        <w:rPr>
+          <w:rFonts w:hint="eastAsia"/>
+        </w:rPr>
+        <w:t>演示流程与攻击原理</w:t>
+      </w:r>
+      <w:r>
+        <w:rPr>
+          <w:rFonts w:cs="Times New Roman"/>
+        </w:rPr>
+        <w:t>​​</w:t>
+      </w:r>
+      <w:r>
+        <w:t>demonstrate_forgery</w:t>
+      </w:r>
+      <w:r>
+        <w:rPr>
+          <w:rFonts w:hint="eastAsia"/>
+        </w:rPr>
+        <w:t>方法：</w:t>
+      </w:r>
+    </w:p>
+    <w:p>
+      <w:pPr>
+        <w:rPr>
+          <w:rFonts w:hint="eastAsia"/>
+        </w:rPr>
+      </w:pPr>
+      <w:r>
+        <w:rPr>
+          <w:rFonts w:hint="eastAsia"/>
+        </w:rPr>
+        <w:lastRenderedPageBreak/>
+        <w:t>伪造声明消息（如承认</w:t>
+      </w:r>
+      <w:r>
+        <w:rPr>
+          <w:rFonts w:hint="eastAsia"/>
+        </w:rPr>
+        <w:t>Craig Wright</w:t>
+      </w:r>
+      <w:r>
+        <w:rPr>
+          <w:rFonts w:hint="eastAsia"/>
+        </w:rPr>
+        <w:t>为中本聪）。</w:t>
+      </w:r>
+    </w:p>
+    <w:p>
+      <w:r>
+        <w:rPr>
+          <w:rFonts w:hint="eastAsia"/>
+        </w:rPr>
+        <w:t>生成并打印伪造的</w:t>
+      </w:r>
+      <w:r>
+        <w:rPr>
+          <w:rFonts w:hint="eastAsia"/>
+        </w:rPr>
+        <w:t>r, s, e</w:t>
+      </w:r>
+      <w:r>
+        <w:rPr>
+          <w:rFonts w:hint="eastAsia"/>
+        </w:rPr>
+        <w:t>（</w:t>
+      </w:r>
+      <w:r>
+        <w:rPr>
+          <w:rFonts w:hint="eastAsia"/>
+        </w:rPr>
+        <w:t>64</w:t>
+      </w:r>
+      <w:r>
+        <w:rPr>
+          <w:rFonts w:hint="eastAsia"/>
+        </w:rPr>
+        <w:t>位十六进制格式）。</w:t>
+      </w:r>
+    </w:p>
+    <w:p>
+      <w:pPr>
+        <w:rPr>
+          <w:rFonts w:hint="eastAsia"/>
+        </w:rPr>
+      </w:pPr>
+      <w:r>
+        <w:rPr>
+          <w:noProof/>
+        </w:rPr>
+        <w:drawing>
+          <wp:inline distT="0" distB="0" distL="0" distR="0" wp14:anchorId="4F377311" wp14:editId="5A54CAD7">
+            <wp:extent cx="5274310" cy="2016125"/>
+            <wp:effectExtent l="0" t="0" r="2540" b="3175"/>
+            <wp:docPr id="546108868" name="图片 1"/>
+            <wp:cNvGraphicFramePr>
+              <a:graphicFrameLocks xmlns:a="http://schemas.openxmlformats.org/drawingml/2006/main" noChangeAspect="1"/>
+            </wp:cNvGraphicFramePr>
+            <a:graphic xmlns:a="http://schemas.openxmlformats.org/drawingml/2006/main">
+              <a:graphicData uri="http://schemas.openxmlformats.org/drawingml/2006/picture">
+                <pic:pic xmlns:pic="http://schemas.openxmlformats.org/drawingml/2006/picture">
+                  <pic:nvPicPr>
+                    <pic:cNvPr id="546108868" name=""/>
+                    <pic:cNvPicPr/>
+                  </pic:nvPicPr>
+                  <pic:blipFill>
+                    <a:blip r:embed="rId25"/>
+                    <a:stretch>
+                      <a:fillRect/>
+                    </a:stretch>
+                  </pic:blipFill>
+                  <pic:spPr>
+                    <a:xfrm>
+                      <a:off x="0" y="0"/>
+                      <a:ext cx="5274310" cy="2016125"/>
+                    </a:xfrm>
+                    <a:prstGeom prst="rect">
+                      <a:avLst/>
+                    </a:prstGeom>
+                  </pic:spPr>
+                </pic:pic>
+              </a:graphicData>
+            </a:graphic>
+          </wp:inline>
+        </w:drawing>
+      </w:r>
+    </w:p>
+    <w:p>
+      <w:pPr>
+        <w:rPr>
+          <w:rFonts w:hint="eastAsia"/>
+        </w:rPr>
+      </w:pPr>
+      <w:r>
+        <w:rPr>
+          <w:rFonts w:hint="eastAsia"/>
+        </w:rPr>
+        <w:t>调用验证逻辑并输出结果。</w:t>
+      </w:r>
+    </w:p>
+    <w:p>
+      <w:r>
+        <w:t>​​</w:t>
+      </w:r>
+      <w:r>
+        <w:rPr>
+          <w:rFonts w:hint="eastAsia"/>
+        </w:rPr>
+        <w:t>攻击原理</w:t>
+      </w:r>
+      <w:r>
+        <w:rPr>
+          <w:rFonts w:cs="Times New Roman"/>
+        </w:rPr>
+        <w:t>​​</w:t>
+      </w:r>
+      <w:r>
+        <w:rPr>
+          <w:rFonts w:ascii="宋体" w:hAnsi="宋体" w:cs="宋体" w:hint="eastAsia"/>
+        </w:rPr>
+        <w:t>：利用</w:t>
+      </w:r>
+      <w:r>
+        <w:t>ECDSA</w:t>
+      </w:r>
+      <w:r>
+        <w:rPr>
+          <w:rFonts w:hint="eastAsia"/>
+        </w:rPr>
+        <w:t>验证时接受外部哈希的漏洞。通过控制</w:t>
+      </w:r>
+      <w:r>
+        <w:t>a, b</w:t>
+      </w:r>
+      <w:r>
+        <w:rPr>
+          <w:rFonts w:hint="eastAsia"/>
+        </w:rPr>
+        <w:t>构造特殊点</w:t>
+      </w:r>
+      <w:r>
+        <w:t>R</w:t>
+      </w:r>
+      <w:r>
+        <w:rPr>
+          <w:rFonts w:hint="eastAsia"/>
+        </w:rPr>
+        <w:t>，使</w:t>
+      </w:r>
+      <w:r>
+        <w:t>(r, s)</w:t>
+      </w:r>
+      <w:r>
+        <w:rPr>
+          <w:rFonts w:hint="eastAsia"/>
+        </w:rPr>
+        <w:t>对攻击者指定的</w:t>
+      </w:r>
+      <w:r>
+        <w:t>e</w:t>
+      </w:r>
+      <w:r>
+        <w:rPr>
+          <w:rFonts w:hint="eastAsia"/>
+        </w:rPr>
+        <w:t>有效。此漏洞曾被用于伪造身份证明。</w:t>
+      </w:r>
+    </w:p>
+    <w:p>
+      <w:r>
+        <w:t>​​</w:t>
+      </w:r>
+      <w:r>
+        <w:rPr>
+          <w:rFonts w:hint="eastAsia"/>
+        </w:rPr>
+        <w:t>执行与输出</w:t>
+      </w:r>
+      <w:r>
+        <w:rPr>
+          <w:rFonts w:cs="Times New Roman"/>
+        </w:rPr>
+        <w:t>​​</w:t>
+      </w:r>
+      <w:r>
+        <w:rPr>
+          <w:rFonts w:ascii="宋体" w:hAnsi="宋体" w:cs="宋体" w:hint="eastAsia"/>
+        </w:rPr>
+        <w:t>主程序创建</w:t>
+      </w:r>
+      <w:r>
+        <w:t>SatoshiForgery</w:t>
+      </w:r>
+      <w:r>
+        <w:rPr>
+          <w:rFonts w:hint="eastAsia"/>
+        </w:rPr>
+        <w:t>对象并运行演示：</w:t>
+      </w:r>
+    </w:p>
+    <w:p>
+      <w:pPr>
+        <w:rPr>
+          <w:rFonts w:hint="eastAsia"/>
+        </w:rPr>
+      </w:pPr>
+      <w:r>
+        <w:rPr>
+          <w:rFonts w:hint="eastAsia"/>
+        </w:rPr>
+        <w:t>打印伪造声明和签名参数。</w:t>
+      </w:r>
+    </w:p>
+    <w:p>
+      <w:pPr>
+        <w:rPr>
+          <w:rFonts w:hint="eastAsia"/>
+        </w:rPr>
+      </w:pPr>
+      <w:r>
+        <w:rPr>
+          <w:rFonts w:hint="eastAsia"/>
+        </w:rPr>
+        <w:t>显示验证结果（成功时警告）。</w:t>
+      </w:r>
+    </w:p>
+    <w:p>
+      <w:r>
+        <w:rPr>
+          <w:rFonts w:hint="eastAsia"/>
+        </w:rPr>
+        <w:t>输出攻击原理说明，强调其教育意义（实际中本聪私钥未知）</w:t>
+      </w:r>
+    </w:p>
+    <w:p>
       <w:pPr>
         <w:rPr>
           <w:b/>
@@ -5852,11 +7104,6 @@
       </m:oMath>
     </w:p>
     <w:p>
-      <w:pPr>
-        <w:rPr>
-          <w:rFonts w:hint="eastAsia"/>
-        </w:rPr>
-      </w:pPr>
       <w:r>
         <w:rPr>
           <w:rFonts w:hint="eastAsia"/>
@@ -5997,11 +7244,6 @@
       </w:r>
     </w:p>
     <w:p>
-      <w:pPr>
-        <w:rPr>
-          <w:rFonts w:hint="eastAsia"/>
-        </w:rPr>
-      </w:pPr>
       <m:oMathPara>
         <m:oMath>
           <m:eqArr>
@@ -6319,12 +7561,47 @@
       </m:oMathPara>
     </w:p>
     <w:p>
-      <w:r>
+      <w:pPr>
+        <w:rPr>
+          <w:b/>
+          <w:bCs/>
+        </w:rPr>
+      </w:pPr>
+      <w:r>
+        <w:rPr>
+          <w:rFonts w:hint="eastAsia"/>
+          <w:b/>
+          <w:bCs/>
+        </w:rPr>
+        <w:t>三</w:t>
+      </w:r>
+      <w:r>
+        <w:rPr>
+          <w:b/>
+          <w:bCs/>
+        </w:rPr>
+        <w:t>、</w:t>
+      </w:r>
+      <w:r>
+        <w:rPr>
+          <w:rFonts w:hint="eastAsia"/>
+          <w:b/>
+          <w:bCs/>
+        </w:rPr>
+        <w:t>运行结果</w:t>
+      </w:r>
+    </w:p>
+    <w:p>
+      <w:r>
+        <w:rPr>
+          <w:noProof/>
+        </w:rPr>
+        <w:lastRenderedPageBreak/>
         <w:drawing>
-          <wp:inline distT="0" distB="0" distL="0" distR="0" wp14:anchorId="103B53F8" wp14:editId="26B82D50">
-            <wp:extent cx="5274310" cy="2076450"/>
-            <wp:effectExtent l="0" t="0" r="2540" b="0"/>
-            <wp:docPr id="1460917604" name="图片 5"/>
+          <wp:inline distT="0" distB="0" distL="0" distR="0" wp14:anchorId="6AADF197" wp14:editId="1ADE1099">
+            <wp:extent cx="5274310" cy="1782445"/>
+            <wp:effectExtent l="0" t="0" r="2540" b="8255"/>
+            <wp:docPr id="1052456708" name="图片 1"/>
             <wp:cNvGraphicFramePr>
               <a:graphicFrameLocks xmlns:a="http://schemas.openxmlformats.org/drawingml/2006/main" noChangeAspect="1"/>
             </wp:cNvGraphicFramePr>
@@ -6332,36 +7609,23 @@
               <a:graphicData uri="http://schemas.openxmlformats.org/drawingml/2006/picture">
                 <pic:pic xmlns:pic="http://schemas.openxmlformats.org/drawingml/2006/picture">
                   <pic:nvPicPr>
-                    <pic:cNvPr id="0" name="Picture 19"/>
-                    <pic:cNvPicPr>
-                      <a:picLocks noChangeAspect="1" noChangeArrowheads="1"/>
-                    </pic:cNvPicPr>
+                    <pic:cNvPr id="1052456708" name=""/>
+                    <pic:cNvPicPr/>
                   </pic:nvPicPr>
                   <pic:blipFill>
-                    <a:blip r:embed="rId15">
-                      <a:extLst>
-                        <a:ext uri="{28A0092B-C50C-407E-A947-70E740481C1C}">
-                          <a14:useLocalDpi xmlns:a14="http://schemas.microsoft.com/office/drawing/2010/main" val="0"/>
-                        </a:ext>
-                      </a:extLst>
-                    </a:blip>
-                    <a:srcRect/>
+                    <a:blip r:embed="rId26"/>
                     <a:stretch>
                       <a:fillRect/>
                     </a:stretch>
                   </pic:blipFill>
-                  <pic:spPr bwMode="auto">
+                  <pic:spPr>
                     <a:xfrm>
                       <a:off x="0" y="0"/>
-                      <a:ext cx="5274310" cy="2076450"/>
+                      <a:ext cx="5274310" cy="1782445"/>
                     </a:xfrm>
                     <a:prstGeom prst="rect">
                       <a:avLst/>
                     </a:prstGeom>
-                    <a:noFill/>
-                    <a:ln>
-                      <a:noFill/>
-                    </a:ln>
                   </pic:spPr>
                 </pic:pic>
               </a:graphicData>
@@ -6376,9 +7640,22 @@
           <w:rFonts w:hint="eastAsia"/>
         </w:rPr>
       </w:pPr>
-    </w:p>
+      <w:r>
+        <w:rPr>
+          <w:rFonts w:hint="eastAsia"/>
+        </w:rPr>
+        <w:t>可以看到，代码成功伪造了中本聪的数字签名</w:t>
+      </w:r>
+      <w:r>
+        <w:rPr>
+          <w:rFonts w:hint="eastAsia"/>
+        </w:rPr>
+        <w:t>，伪造的签名通过了公钥验证。</w:t>
+      </w:r>
+    </w:p>
+    <w:p/>
     <w:sectPr>
-      <w:footerReference w:type="default" r:id="rId17"/>
+      <w:footerReference w:type="default" r:id="rId27"/>
       <w:pgSz w:w="11906" w:h="16838"/>
       <w:pgMar w:top="1440" w:right="1800" w:bottom="1440" w:left="1800" w:header="851" w:footer="992" w:gutter="0"/>
       <w:cols w:space="425"/>
@@ -8352,7 +9629,7 @@
   <w:style w:type="paragraph" w:default="1" w:styleId="a">
     <w:name w:val="Normal"/>
     <w:qFormat/>
-    <w:rsid w:val="00683AEC"/>
+    <w:rsid w:val="006C744C"/>
     <w:pPr>
       <w:widowControl w:val="0"/>
     </w:pPr>
@@ -8562,6 +9839,7 @@
   <w:style w:type="character" w:default="1" w:styleId="a0">
     <w:name w:val="Default Paragraph Font"/>
     <w:uiPriority w:val="1"/>
+    <w:semiHidden/>
     <w:unhideWhenUsed/>
   </w:style>
   <w:style w:type="table" w:default="1" w:styleId="a1">

--- a/Project5/说明文档.docx
+++ b/Project5/说明文档.docx
@@ -1589,9 +1589,6 @@
     <w:p>
       <w:pPr>
         <w:ind w:firstLine="420"/>
-        <w:rPr>
-          <w:rFonts w:hint="eastAsia"/>
-        </w:rPr>
       </w:pPr>
       <w:r>
         <w:rPr>
@@ -5549,62 +5546,10 @@
           </wp:inline>
         </w:drawing>
       </w:r>
-      <w:r>
-        <w:rPr>
-          <w:noProof/>
-        </w:rPr>
-        <w:drawing>
-          <wp:inline distT="0" distB="0" distL="0" distR="0" wp14:anchorId="5BAD5295" wp14:editId="5C00A3BE">
-            <wp:extent cx="5187224" cy="2506345"/>
-            <wp:effectExtent l="0" t="0" r="0" b="8255"/>
-            <wp:docPr id="1825040264" name="图片 1"/>
-            <wp:cNvGraphicFramePr>
-              <a:graphicFrameLocks xmlns:a="http://schemas.openxmlformats.org/drawingml/2006/main" noChangeAspect="1"/>
-            </wp:cNvGraphicFramePr>
-            <a:graphic xmlns:a="http://schemas.openxmlformats.org/drawingml/2006/main">
-              <a:graphicData uri="http://schemas.openxmlformats.org/drawingml/2006/picture">
-                <pic:pic xmlns:pic="http://schemas.openxmlformats.org/drawingml/2006/picture">
-                  <pic:nvPicPr>
-                    <pic:cNvPr id="1825040264" name=""/>
-                    <pic:cNvPicPr/>
-                  </pic:nvPicPr>
-                  <pic:blipFill rotWithShape="1">
-                    <a:blip r:embed="rId19"/>
-                    <a:srcRect l="1651"/>
-                    <a:stretch>
-                      <a:fillRect/>
-                    </a:stretch>
-                  </pic:blipFill>
-                  <pic:spPr bwMode="auto">
-                    <a:xfrm>
-                      <a:off x="0" y="0"/>
-                      <a:ext cx="5187224" cy="2506345"/>
-                    </a:xfrm>
-                    <a:prstGeom prst="rect">
-                      <a:avLst/>
-                    </a:prstGeom>
-                    <a:ln>
-                      <a:noFill/>
-                    </a:ln>
-                    <a:extLst>
-                      <a:ext uri="{53640926-AAD7-44D8-BBD7-CCE9431645EC}">
-                        <a14:shadowObscured xmlns:a14="http://schemas.microsoft.com/office/drawing/2010/main"/>
-                      </a:ext>
-                    </a:extLst>
-                  </pic:spPr>
-                </pic:pic>
-              </a:graphicData>
-            </a:graphic>
-          </wp:inline>
-        </w:drawing>
-      </w:r>
     </w:p>
     <w:p>
       <w:pPr>
         <w:ind w:firstLine="420"/>
-        <w:rPr>
-          <w:rFonts w:hint="eastAsia"/>
-        </w:rPr>
       </w:pPr>
       <w:r>
         <w:rPr>
@@ -5719,11 +5664,6 @@
       </w:r>
     </w:p>
     <w:p>
-      <w:pPr>
-        <w:rPr>
-          <w:rFonts w:hint="eastAsia"/>
-        </w:rPr>
-      </w:pPr>
       <w:r>
         <w:rPr>
           <w:noProof/>
@@ -5744,7 +5684,7 @@
                     <pic:cNvPicPr/>
                   </pic:nvPicPr>
                   <pic:blipFill>
-                    <a:blip r:embed="rId20"/>
+                    <a:blip r:embed="rId19"/>
                     <a:stretch>
                       <a:fillRect/>
                     </a:stretch>
@@ -5786,92 +5726,77 @@
       </w:r>
     </w:p>
     <w:p>
-      <w:pPr>
-        <w:rPr>
-          <w:rFonts w:hint="eastAsia"/>
-        </w:rPr>
-      </w:pPr>
-      <w:r>
-        <w:rPr>
-          <w:rFonts w:hint="eastAsia"/>
+      <w:r>
+        <w:rPr>
+          <w:rFonts w:hint="eastAsia"/>
+        </w:rPr>
+        <w:t>inv_mod</w:t>
+      </w:r>
+      <w:r>
+        <w:rPr>
+          <w:rFonts w:hint="eastAsia"/>
+        </w:rPr>
+        <w:t>方法通过扩展欧几里得算法计算模逆元，解决模运算下的除法问题。</w:t>
+      </w:r>
+    </w:p>
+    <w:p>
+      <w:r>
+        <w:rPr>
+          <w:rFonts w:hint="eastAsia"/>
+        </w:rPr>
+        <w:t>point_addition</w:t>
+      </w:r>
+      <w:r>
+        <w:rPr>
+          <w:rFonts w:hint="eastAsia"/>
+        </w:rPr>
+        <w:t>实现点加法，处理两点相异或相同（切线）的情况，通过斜率计算新点坐标。</w:t>
+      </w:r>
+    </w:p>
+    <w:p>
+      <w:r>
+        <w:rPr>
+          <w:rFonts w:hint="eastAsia"/>
+        </w:rPr>
+        <w:t>point_multiply</w:t>
+      </w:r>
+      <w:r>
+        <w:rPr>
+          <w:rFonts w:hint="eastAsia"/>
+        </w:rPr>
+        <w:t>通过倍点算法高效实现标量乘法（如计算</w:t>
+      </w:r>
+      <w:r>
+        <w:rPr>
+          <w:rFonts w:hint="eastAsia"/>
+        </w:rPr>
+        <w:t>k</w:t>
+      </w:r>
+      <w:r>
+        <w:rPr>
+          <w:rFonts w:hint="eastAsia"/>
+        </w:rPr>
+        <w:t>倍点），将</w:t>
+      </w:r>
+      <w:r>
+        <w:rPr>
+          <w:rFonts w:hint="eastAsia"/>
+        </w:rPr>
+        <w:t>k</w:t>
+      </w:r>
+      <w:r>
+        <w:rPr>
+          <w:rFonts w:hint="eastAsia"/>
+        </w:rPr>
+        <w:t>转为二进制逐位处理。</w:t>
+      </w:r>
+    </w:p>
+    <w:p>
+      <w:r>
+        <w:rPr>
+          <w:noProof/>
         </w:rPr>
         <w:lastRenderedPageBreak/>
-        <w:t>inv_mod</w:t>
-      </w:r>
-      <w:r>
-        <w:rPr>
-          <w:rFonts w:hint="eastAsia"/>
-        </w:rPr>
-        <w:t>方法通过扩展欧几里得算法计算模逆元，解决模运算下的除法问题。</w:t>
-      </w:r>
-    </w:p>
-    <w:p>
-      <w:pPr>
-        <w:rPr>
-          <w:rFonts w:hint="eastAsia"/>
-        </w:rPr>
-      </w:pPr>
-      <w:r>
-        <w:rPr>
-          <w:rFonts w:hint="eastAsia"/>
-        </w:rPr>
-        <w:t>point_addition</w:t>
-      </w:r>
-      <w:r>
-        <w:rPr>
-          <w:rFonts w:hint="eastAsia"/>
-        </w:rPr>
-        <w:t>实现点加法，处理两点相异或相同（切线）的情况，通过斜率计算新点坐标。</w:t>
-      </w:r>
-    </w:p>
-    <w:p>
-      <w:r>
-        <w:rPr>
-          <w:rFonts w:hint="eastAsia"/>
-        </w:rPr>
-        <w:t>point_multiply</w:t>
-      </w:r>
-      <w:r>
-        <w:rPr>
-          <w:rFonts w:hint="eastAsia"/>
-        </w:rPr>
-        <w:t>通过倍点算法高效实现标量乘法（如计算</w:t>
-      </w:r>
-      <w:r>
-        <w:rPr>
-          <w:rFonts w:hint="eastAsia"/>
-        </w:rPr>
-        <w:t>k</w:t>
-      </w:r>
-      <w:r>
-        <w:rPr>
-          <w:rFonts w:hint="eastAsia"/>
-        </w:rPr>
-        <w:t>倍点），将</w:t>
-      </w:r>
-      <w:r>
-        <w:rPr>
-          <w:rFonts w:hint="eastAsia"/>
-        </w:rPr>
-        <w:t>k</w:t>
-      </w:r>
-      <w:r>
-        <w:rPr>
-          <w:rFonts w:hint="eastAsia"/>
-        </w:rPr>
-        <w:t>转为二进制逐位处理。</w:t>
-      </w:r>
-    </w:p>
-    <w:p>
-      <w:pPr>
-        <w:rPr>
-          <w:rFonts w:hint="eastAsia"/>
-        </w:rPr>
-      </w:pPr>
-      <w:r>
-        <w:rPr>
-          <w:noProof/>
-        </w:rPr>
         <w:drawing>
           <wp:inline distT="0" distB="0" distL="0" distR="0" wp14:anchorId="523F3767" wp14:editId="6D55031D">
             <wp:extent cx="5274310" cy="1372870"/>
@@ -5888,7 +5813,7 @@
                     <pic:cNvPicPr/>
                   </pic:nvPicPr>
                   <pic:blipFill>
-                    <a:blip r:embed="rId21"/>
+                    <a:blip r:embed="rId20"/>
                     <a:stretch>
                       <a:fillRect/>
                     </a:stretch>
@@ -5942,11 +5867,6 @@
       </w:r>
     </w:p>
     <w:p>
-      <w:pPr>
-        <w:rPr>
-          <w:rFonts w:hint="eastAsia"/>
-        </w:rPr>
-      </w:pPr>
       <w:r>
         <w:rPr>
           <w:rFonts w:hint="eastAsia"/>
@@ -5973,11 +5893,6 @@
       </w:r>
     </w:p>
     <w:p>
-      <w:pPr>
-        <w:rPr>
-          <w:rFonts w:hint="eastAsia"/>
-        </w:rPr>
-      </w:pPr>
       <w:r>
         <w:rPr>
           <w:rFonts w:hint="eastAsia"/>
@@ -6028,11 +5943,6 @@
       </w:r>
     </w:p>
     <w:p>
-      <w:pPr>
-        <w:rPr>
-          <w:rFonts w:hint="eastAsia"/>
-        </w:rPr>
-      </w:pPr>
       <w:r>
         <w:rPr>
           <w:rFonts w:hint="eastAsia"/>
@@ -6085,11 +5995,6 @@
       </w:r>
     </w:p>
     <w:p>
-      <w:pPr>
-        <w:rPr>
-          <w:rFonts w:hint="eastAsia"/>
-        </w:rPr>
-      </w:pPr>
       <w:r>
         <w:rPr>
           <w:noProof/>
@@ -6110,7 +6015,7 @@
                     <pic:cNvPicPr/>
                   </pic:nvPicPr>
                   <pic:blipFill>
-                    <a:blip r:embed="rId22"/>
+                    <a:blip r:embed="rId21"/>
                     <a:stretch>
                       <a:fillRect/>
                     </a:stretch>
@@ -6158,11 +6063,6 @@
       </w:r>
     </w:p>
     <w:p>
-      <w:pPr>
-        <w:rPr>
-          <w:rFonts w:hint="eastAsia"/>
-        </w:rPr>
-      </w:pPr>
       <w:r>
         <w:rPr>
           <w:rFonts w:hint="eastAsia"/>
@@ -6215,16 +6115,10 @@
       </w:r>
     </w:p>
     <w:p>
-      <w:pPr>
-        <w:rPr>
-          <w:rFonts w:hint="eastAsia"/>
-        </w:rPr>
-      </w:pPr>
       <w:r>
         <w:rPr>
           <w:noProof/>
         </w:rPr>
-        <w:lastRenderedPageBreak/>
         <w:drawing>
           <wp:inline distT="0" distB="0" distL="0" distR="0" wp14:anchorId="0F0D36EA" wp14:editId="2E6098DA">
             <wp:extent cx="5274310" cy="1673860"/>
@@ -6241,7 +6135,7 @@
                     <pic:cNvPicPr/>
                   </pic:nvPicPr>
                   <pic:blipFill>
-                    <a:blip r:embed="rId23"/>
+                    <a:blip r:embed="rId22"/>
                     <a:stretch>
                       <a:fillRect/>
                     </a:stretch>
@@ -6313,15 +6207,11 @@
       </w:r>
     </w:p>
     <w:p>
-      <w:pPr>
-        <w:rPr>
-          <w:rFonts w:hint="eastAsia"/>
-        </w:rPr>
-      </w:pPr>
       <w:r>
         <w:rPr>
           <w:noProof/>
         </w:rPr>
+        <w:lastRenderedPageBreak/>
         <w:drawing>
           <wp:inline distT="0" distB="0" distL="0" distR="0" wp14:anchorId="102EA49D" wp14:editId="0BE5B95E">
             <wp:extent cx="5274310" cy="2463800"/>
@@ -6338,7 +6228,7 @@
                     <pic:cNvPicPr/>
                   </pic:nvPicPr>
                   <pic:blipFill>
-                    <a:blip r:embed="rId24"/>
+                    <a:blip r:embed="rId23"/>
                     <a:stretch>
                       <a:fillRect/>
                     </a:stretch>
@@ -6635,11 +6525,6 @@
       </w:r>
     </w:p>
     <w:p>
-      <w:pPr>
-        <w:rPr>
-          <w:rFonts w:hint="eastAsia"/>
-        </w:rPr>
-      </w:pPr>
       <w:r>
         <w:rPr>
           <w:rFonts w:hint="eastAsia"/>
@@ -6684,11 +6569,6 @@
       </w:r>
     </w:p>
     <w:p>
-      <w:pPr>
-        <w:rPr>
-          <w:rFonts w:hint="eastAsia"/>
-        </w:rPr>
-      </w:pPr>
       <w:r>
         <w:rPr>
           <w:rFonts w:hint="eastAsia"/>
@@ -6783,73 +6663,63 @@
       </w:r>
     </w:p>
     <w:p>
-      <w:pPr>
-        <w:rPr>
-          <w:rFonts w:hint="eastAsia"/>
-        </w:rPr>
-      </w:pPr>
-      <w:r>
-        <w:rPr>
-          <w:rFonts w:hint="eastAsia"/>
+      <w:r>
+        <w:rPr>
+          <w:rFonts w:hint="eastAsia"/>
+        </w:rPr>
+        <w:t>伪造声明消息（如承认</w:t>
+      </w:r>
+      <w:r>
+        <w:rPr>
+          <w:rFonts w:hint="eastAsia"/>
+        </w:rPr>
+        <w:t>Craig Wright</w:t>
+      </w:r>
+      <w:r>
+        <w:rPr>
+          <w:rFonts w:hint="eastAsia"/>
+        </w:rPr>
+        <w:t>为中本聪）。</w:t>
+      </w:r>
+    </w:p>
+    <w:p>
+      <w:r>
+        <w:rPr>
+          <w:rFonts w:hint="eastAsia"/>
+        </w:rPr>
+        <w:t>生成并打印伪造的</w:t>
+      </w:r>
+      <w:r>
+        <w:rPr>
+          <w:rFonts w:hint="eastAsia"/>
+        </w:rPr>
+        <w:t>r, s, e</w:t>
+      </w:r>
+      <w:r>
+        <w:rPr>
+          <w:rFonts w:hint="eastAsia"/>
+        </w:rPr>
+        <w:t>（</w:t>
+      </w:r>
+      <w:r>
+        <w:rPr>
+          <w:rFonts w:hint="eastAsia"/>
+        </w:rPr>
+        <w:t>64</w:t>
+      </w:r>
+      <w:r>
+        <w:rPr>
+          <w:rFonts w:hint="eastAsia"/>
+        </w:rPr>
+        <w:t>位十六进制格式）。</w:t>
+      </w:r>
+    </w:p>
+    <w:p>
+      <w:r>
+        <w:rPr>
+          <w:noProof/>
         </w:rPr>
         <w:lastRenderedPageBreak/>
-        <w:t>伪造声明消息（如承认</w:t>
-      </w:r>
-      <w:r>
-        <w:rPr>
-          <w:rFonts w:hint="eastAsia"/>
-        </w:rPr>
-        <w:t>Craig Wright</w:t>
-      </w:r>
-      <w:r>
-        <w:rPr>
-          <w:rFonts w:hint="eastAsia"/>
-        </w:rPr>
-        <w:t>为中本聪）。</w:t>
-      </w:r>
-    </w:p>
-    <w:p>
-      <w:r>
-        <w:rPr>
-          <w:rFonts w:hint="eastAsia"/>
-        </w:rPr>
-        <w:t>生成并打印伪造的</w:t>
-      </w:r>
-      <w:r>
-        <w:rPr>
-          <w:rFonts w:hint="eastAsia"/>
-        </w:rPr>
-        <w:t>r, s, e</w:t>
-      </w:r>
-      <w:r>
-        <w:rPr>
-          <w:rFonts w:hint="eastAsia"/>
-        </w:rPr>
-        <w:t>（</w:t>
-      </w:r>
-      <w:r>
-        <w:rPr>
-          <w:rFonts w:hint="eastAsia"/>
-        </w:rPr>
-        <w:t>64</w:t>
-      </w:r>
-      <w:r>
-        <w:rPr>
-          <w:rFonts w:hint="eastAsia"/>
-        </w:rPr>
-        <w:t>位十六进制格式）。</w:t>
-      </w:r>
-    </w:p>
-    <w:p>
-      <w:pPr>
-        <w:rPr>
-          <w:rFonts w:hint="eastAsia"/>
-        </w:rPr>
-      </w:pPr>
-      <w:r>
-        <w:rPr>
-          <w:noProof/>
-        </w:rPr>
         <w:drawing>
           <wp:inline distT="0" distB="0" distL="0" distR="0" wp14:anchorId="4F377311" wp14:editId="5A54CAD7">
             <wp:extent cx="5274310" cy="2016125"/>
@@ -6866,7 +6736,7 @@
                     <pic:cNvPicPr/>
                   </pic:nvPicPr>
                   <pic:blipFill>
-                    <a:blip r:embed="rId25"/>
+                    <a:blip r:embed="rId24"/>
                     <a:stretch>
                       <a:fillRect/>
                     </a:stretch>
@@ -6888,11 +6758,6 @@
       </w:r>
     </w:p>
     <w:p>
-      <w:pPr>
-        <w:rPr>
-          <w:rFonts w:hint="eastAsia"/>
-        </w:rPr>
-      </w:pPr>
       <w:r>
         <w:rPr>
           <w:rFonts w:hint="eastAsia"/>
@@ -7001,11 +6866,6 @@
       </w:r>
     </w:p>
     <w:p>
-      <w:pPr>
-        <w:rPr>
-          <w:rFonts w:hint="eastAsia"/>
-        </w:rPr>
-      </w:pPr>
       <w:r>
         <w:rPr>
           <w:rFonts w:hint="eastAsia"/>
@@ -7014,11 +6874,6 @@
       </w:r>
     </w:p>
     <w:p>
-      <w:pPr>
-        <w:rPr>
-          <w:rFonts w:hint="eastAsia"/>
-        </w:rPr>
-      </w:pPr>
       <w:r>
         <w:rPr>
           <w:rFonts w:hint="eastAsia"/>
@@ -7613,7 +7468,7 @@
                     <pic:cNvPicPr/>
                   </pic:nvPicPr>
                   <pic:blipFill>
-                    <a:blip r:embed="rId26"/>
+                    <a:blip r:embed="rId25"/>
                     <a:stretch>
                       <a:fillRect/>
                     </a:stretch>
@@ -7635,11 +7490,6 @@
       </w:r>
     </w:p>
     <w:p>
-      <w:pPr>
-        <w:rPr>
-          <w:rFonts w:hint="eastAsia"/>
-        </w:rPr>
-      </w:pPr>
       <w:r>
         <w:rPr>
           <w:rFonts w:hint="eastAsia"/>
@@ -7655,7 +7505,7 @@
     </w:p>
     <w:p/>
     <w:sectPr>
-      <w:footerReference w:type="default" r:id="rId27"/>
+      <w:footerReference w:type="default" r:id="rId26"/>
       <w:pgSz w:w="11906" w:h="16838"/>
       <w:pgMar w:top="1440" w:right="1800" w:bottom="1440" w:left="1800" w:header="851" w:footer="992" w:gutter="0"/>
       <w:cols w:space="425"/>

--- a/Project5/说明文档.docx
+++ b/Project5/说明文档.docx
@@ -87,7 +87,7 @@
           <w:sz w:val="56"/>
           <w:szCs w:val="56"/>
         </w:rPr>
-        <w:t>Project5</w:t>
+        <w:t>创新创业实践</w:t>
       </w:r>
     </w:p>
     <w:p>
@@ -108,6 +108,27 @@
           <w:sz w:val="56"/>
           <w:szCs w:val="56"/>
         </w:rPr>
+        <w:t>Project5</w:t>
+      </w:r>
+    </w:p>
+    <w:p>
+      <w:pPr>
+        <w:jc w:val="center"/>
+        <w:rPr>
+          <w:b/>
+          <w:bCs/>
+          <w:sz w:val="56"/>
+          <w:szCs w:val="56"/>
+        </w:rPr>
+      </w:pPr>
+      <w:r>
+        <w:rPr>
+          <w:rFonts w:hint="eastAsia"/>
+          <w:b/>
+          <w:bCs/>
+          <w:sz w:val="56"/>
+          <w:szCs w:val="56"/>
+        </w:rPr>
         <w:t>说明文档</w:t>
       </w:r>
     </w:p>
@@ -129,19 +150,8 @@
     </w:p>
     <w:p>
       <w:pPr>
-        <w:jc w:val="center"/>
-        <w:rPr>
-          <w:b/>
-          <w:bCs/>
-          <w:sz w:val="48"/>
-          <w:szCs w:val="48"/>
-        </w:rPr>
-      </w:pPr>
-    </w:p>
-    <w:p>
-      <w:pPr>
-        <w:jc w:val="center"/>
-        <w:rPr>
+        <w:rPr>
+          <w:rFonts w:hint="eastAsia"/>
           <w:b/>
           <w:bCs/>
           <w:sz w:val="48"/>
@@ -5598,6 +5608,24 @@
           <w:rFonts w:hint="eastAsia"/>
         </w:rPr>
         <w:t>验证成功。</w:t>
+      </w:r>
+      <w:r>
+        <w:rPr>
+          <w:rFonts w:hint="eastAsia"/>
+        </w:rPr>
+        <w:t>而不同用户重用随机数</w:t>
+      </w:r>
+      <w:r>
+        <w:rPr>
+          <w:rFonts w:hint="eastAsia"/>
+        </w:rPr>
+        <w:t>k</w:t>
+      </w:r>
+      <w:r>
+        <w:rPr>
+          <w:rFonts w:hint="eastAsia"/>
+        </w:rPr>
+        <w:t>攻击在数学上不可行，因此无法实现攻击。</w:t>
       </w:r>
     </w:p>
     <w:p>

--- a/Project5/说明文档.docx
+++ b/Project5/说明文档.docx
@@ -151,7 +151,6 @@
     <w:p>
       <w:pPr>
         <w:rPr>
-          <w:rFonts w:hint="eastAsia"/>
           <w:b/>
           <w:bCs/>
           <w:sz w:val="48"/>
@@ -241,6 +240,7 @@
       </w:r>
     </w:p>
     <w:p>
+      <w:proofErr w:type="spellStart"/>
       <w:r>
         <w:rPr>
           <w:b/>
@@ -248,6 +248,7 @@
         </w:rPr>
         <w:t>EllipticCurve</w:t>
       </w:r>
+      <w:proofErr w:type="spellEnd"/>
       <w:r>
         <w:rPr>
           <w:b/>
@@ -292,9 +293,11 @@
       <w:pPr>
         <w:ind w:leftChars="100" w:left="240"/>
       </w:pPr>
+      <w:proofErr w:type="spellStart"/>
       <w:r>
         <w:t>point_addition</w:t>
       </w:r>
+      <w:proofErr w:type="spellEnd"/>
       <w:r>
         <w:t>：实现仿射坐标系下的点加法</w:t>
       </w:r>
@@ -303,9 +306,11 @@
       <w:pPr>
         <w:ind w:leftChars="100" w:left="240"/>
       </w:pPr>
+      <w:proofErr w:type="spellStart"/>
       <w:r>
         <w:t>point_multiply</w:t>
       </w:r>
+      <w:proofErr w:type="spellEnd"/>
       <w:r>
         <w:t>：基于倍点算法的点乘法（核心运算）</w:t>
       </w:r>
@@ -314,9 +319,11 @@
       <w:pPr>
         <w:ind w:leftChars="100" w:left="240"/>
       </w:pPr>
+      <w:proofErr w:type="spellStart"/>
       <w:r>
         <w:t>inv_mod</w:t>
       </w:r>
+      <w:proofErr w:type="spellEnd"/>
       <w:r>
         <w:t>：扩展欧几里得算法求模逆（运算瓶颈）</w:t>
       </w:r>
@@ -366,6 +373,7 @@
       </w:r>
     </w:p>
     <w:p>
+      <w:proofErr w:type="spellStart"/>
       <w:r>
         <w:rPr>
           <w:b/>
@@ -373,6 +381,7 @@
         </w:rPr>
         <w:t>EllipticCurveJacobi</w:t>
       </w:r>
+      <w:proofErr w:type="spellEnd"/>
       <w:r>
         <w:rPr>
           <w:b/>
@@ -417,9 +426,11 @@
       <w:pPr>
         <w:ind w:leftChars="100" w:left="240"/>
       </w:pPr>
+      <w:proofErr w:type="spellStart"/>
       <w:r>
         <w:t>jacobian_point_double</w:t>
       </w:r>
+      <w:proofErr w:type="spellEnd"/>
       <w:r>
         <w:t>：雅可比坐标下的点加倍运算</w:t>
       </w:r>
@@ -428,9 +439,11 @@
       <w:pPr>
         <w:ind w:leftChars="100" w:left="240"/>
       </w:pPr>
+      <w:proofErr w:type="spellStart"/>
       <w:r>
         <w:t>jacobian_point_add</w:t>
       </w:r>
+      <w:proofErr w:type="spellEnd"/>
       <w:r>
         <w:t>：雅可比坐标下的点加运算</w:t>
       </w:r>
@@ -439,9 +452,11 @@
       <w:pPr>
         <w:ind w:leftChars="100" w:left="240"/>
       </w:pPr>
+      <w:proofErr w:type="spellStart"/>
       <w:r>
         <w:t>point_multiply</w:t>
       </w:r>
+      <w:proofErr w:type="spellEnd"/>
       <w:r>
         <w:t>：重写点乘法（使用坐标转换）</w:t>
       </w:r>
@@ -634,10 +649,12 @@
       <w:pPr>
         <w:ind w:leftChars="100" w:left="240"/>
       </w:pPr>
+      <w:proofErr w:type="spellStart"/>
       <w:r>
         <w:lastRenderedPageBreak/>
         <w:t>generate_keypair</w:t>
       </w:r>
+      <w:proofErr w:type="spellEnd"/>
       <w:r>
         <w:t>：生成公私钥对</w:t>
       </w:r>
@@ -1305,7 +1322,15 @@
               <w:t>点乘</w:t>
             </w:r>
             <w:r>
-              <w:t xml:space="preserve"> (k·P)</w:t>
+              <w:t xml:space="preserve"> (</w:t>
+            </w:r>
+            <w:proofErr w:type="spellStart"/>
+            <w:r>
+              <w:t>k·P</w:t>
+            </w:r>
+            <w:proofErr w:type="spellEnd"/>
+            <w:r>
+              <w:t>)</w:t>
             </w:r>
           </w:p>
         </w:tc>
@@ -1644,17 +1669,656 @@
     </w:p>
     <w:p>
       <w:pPr>
-        <w:rPr>
-          <w:b/>
-          <w:bCs/>
-        </w:rPr>
-      </w:pPr>
-      <w:r>
-        <w:rPr>
-          <w:b/>
-          <w:bCs/>
-        </w:rPr>
-        <w:t>1. ​​</w:t>
+        <w:pStyle w:val="2"/>
+        <w:rPr>
+          <w:rFonts w:hint="eastAsia"/>
+        </w:rPr>
+      </w:pPr>
+      <w:r>
+        <w:rPr>
+          <w:rFonts w:hint="eastAsia"/>
+        </w:rPr>
+        <w:t>数学推导表示</w:t>
+      </w:r>
+    </w:p>
+    <w:p>
+      <w:pPr>
+        <w:rPr>
+          <w:b/>
+          <w:bCs/>
+        </w:rPr>
+      </w:pPr>
+      <w:r>
+        <w:rPr>
+          <w:rFonts w:hint="eastAsia"/>
+          <w:b/>
+          <w:bCs/>
+        </w:rPr>
+        <w:t>1</w:t>
+      </w:r>
+      <w:r>
+        <w:rPr>
+          <w:b/>
+          <w:bCs/>
+        </w:rPr>
+        <w:t>. ​​</w:t>
+      </w:r>
+      <w:r>
+        <w:rPr>
+          <w:b/>
+          <w:bCs/>
+        </w:rPr>
+        <w:t>密钥泄漏攻击（</w:t>
+      </w:r>
+      <w:r>
+        <w:rPr>
+          <w:b/>
+          <w:bCs/>
+        </w:rPr>
+        <w:t>Leaking k</w:t>
+      </w:r>
+      <w:r>
+        <w:rPr>
+          <w:b/>
+          <w:bCs/>
+        </w:rPr>
+        <w:t>）</w:t>
+      </w:r>
+      <w:r>
+        <w:rPr>
+          <w:b/>
+          <w:bCs/>
+        </w:rPr>
+        <w:t>​​</w:t>
+      </w:r>
+    </w:p>
+    <w:p>
+      <w:pPr>
+        <w:rPr>
+          <w:b/>
+          <w:bCs/>
+        </w:rPr>
+      </w:pPr>
+      <w:r>
+        <w:rPr>
+          <w:b/>
+          <w:bCs/>
+        </w:rPr>
+        <w:t>推导过程：</w:t>
+      </w:r>
+    </w:p>
+    <w:p>
+      <w:r>
+        <w:lastRenderedPageBreak/>
+        <w:t>由</w:t>
+      </w:r>
+      <w:r>
+        <w:t>SM2</w:t>
+      </w:r>
+      <w:r>
+        <w:t>签名方程：</w:t>
+      </w:r>
+    </w:p>
+    <w:p>
+      <w:pPr>
+        <w:rPr>
+          <w:i/>
+          <w:iCs/>
+        </w:rPr>
+      </w:pPr>
+      <m:oMathPara>
+        <m:oMath>
+          <m:r>
+            <w:rPr>
+              <w:rFonts w:ascii="Cambria Math" w:hAnsi="Cambria Math"/>
+            </w:rPr>
+            <m:t>s=</m:t>
+          </m:r>
+          <m:sSup>
+            <m:sSupPr>
+              <m:ctrlPr>
+                <w:rPr>
+                  <w:rFonts w:ascii="Cambria Math" w:hAnsi="Cambria Math"/>
+                  <w:i/>
+                  <w:iCs/>
+                </w:rPr>
+              </m:ctrlPr>
+            </m:sSupPr>
+            <m:e>
+              <m:d>
+                <m:dPr>
+                  <m:ctrlPr>
+                    <w:rPr>
+                      <w:rFonts w:ascii="Cambria Math" w:hAnsi="Cambria Math"/>
+                      <w:i/>
+                      <w:iCs/>
+                    </w:rPr>
+                  </m:ctrlPr>
+                </m:dPr>
+                <m:e>
+                  <m:r>
+                    <w:rPr>
+                      <w:rFonts w:ascii="Cambria Math" w:hAnsi="Cambria Math"/>
+                    </w:rPr>
+                    <m:t>1+</m:t>
+                  </m:r>
+                  <m:sSub>
+                    <m:sSubPr>
+                      <m:ctrlPr>
+                        <w:rPr>
+                          <w:rFonts w:ascii="Cambria Math" w:hAnsi="Cambria Math"/>
+                          <w:i/>
+                          <w:iCs/>
+                        </w:rPr>
+                      </m:ctrlPr>
+                    </m:sSubPr>
+                    <m:e>
+                      <m:r>
+                        <w:rPr>
+                          <w:rFonts w:ascii="Cambria Math" w:hAnsi="Cambria Math"/>
+                        </w:rPr>
+                        <m:t>d</m:t>
+                      </m:r>
+                    </m:e>
+                    <m:sub>
+                      <m:r>
+                        <w:rPr>
+                          <w:rFonts w:ascii="Cambria Math" w:hAnsi="Cambria Math"/>
+                        </w:rPr>
+                        <m:t>A</m:t>
+                      </m:r>
+                    </m:sub>
+                  </m:sSub>
+                </m:e>
+              </m:d>
+            </m:e>
+            <m:sup>
+              <m:r>
+                <w:rPr>
+                  <w:rFonts w:ascii="Cambria Math" w:hAnsi="Cambria Math"/>
+                </w:rPr>
+                <m:t>-1</m:t>
+              </m:r>
+            </m:sup>
+          </m:sSup>
+          <m:r>
+            <w:rPr>
+              <w:rFonts w:ascii="Cambria Math" w:hAnsi="Cambria Math"/>
+            </w:rPr>
+            <m:t>∙(k-r∙</m:t>
+          </m:r>
+          <m:sSub>
+            <m:sSubPr>
+              <m:ctrlPr>
+                <w:rPr>
+                  <w:rFonts w:ascii="Cambria Math" w:hAnsi="Cambria Math"/>
+                  <w:i/>
+                  <w:iCs/>
+                </w:rPr>
+              </m:ctrlPr>
+            </m:sSubPr>
+            <m:e>
+              <m:r>
+                <w:rPr>
+                  <w:rFonts w:ascii="Cambria Math" w:hAnsi="Cambria Math"/>
+                </w:rPr>
+                <m:t>d</m:t>
+              </m:r>
+            </m:e>
+            <m:sub>
+              <m:r>
+                <w:rPr>
+                  <w:rFonts w:ascii="Cambria Math" w:hAnsi="Cambria Math"/>
+                </w:rPr>
+                <m:t>A</m:t>
+              </m:r>
+            </m:sub>
+          </m:sSub>
+          <m:r>
+            <w:rPr>
+              <w:rFonts w:ascii="Cambria Math" w:hAnsi="Cambria Math"/>
+            </w:rPr>
+            <m:t>)</m:t>
+          </m:r>
+        </m:oMath>
+      </m:oMathPara>
+    </w:p>
+    <w:p>
+      <w:r>
+        <w:t>直接解方程：</w:t>
+      </w:r>
+    </w:p>
+    <w:p>
+      <m:oMathPara>
+        <m:oMath>
+          <m:r>
+            <w:rPr>
+              <w:rFonts w:ascii="Cambria Math" w:hAnsi="Cambria Math"/>
+            </w:rPr>
+            <m:t>s</m:t>
+          </m:r>
+          <m:d>
+            <m:dPr>
+              <m:ctrlPr>
+                <w:rPr>
+                  <w:rFonts w:ascii="Cambria Math" w:hAnsi="Cambria Math"/>
+                  <w:i/>
+                </w:rPr>
+              </m:ctrlPr>
+            </m:dPr>
+            <m:e>
+              <m:r>
+                <w:rPr>
+                  <w:rFonts w:ascii="Cambria Math" w:hAnsi="Cambria Math"/>
+                </w:rPr>
+                <m:t>1+</m:t>
+              </m:r>
+              <m:sSub>
+                <m:sSubPr>
+                  <m:ctrlPr>
+                    <w:rPr>
+                      <w:rFonts w:ascii="Cambria Math" w:hAnsi="Cambria Math"/>
+                      <w:i/>
+                    </w:rPr>
+                  </m:ctrlPr>
+                </m:sSubPr>
+                <m:e>
+                  <m:r>
+                    <w:rPr>
+                      <w:rFonts w:ascii="Cambria Math" w:hAnsi="Cambria Math"/>
+                    </w:rPr>
+                    <m:t>d</m:t>
+                  </m:r>
+                </m:e>
+                <m:sub>
+                  <m:r>
+                    <w:rPr>
+                      <w:rFonts w:ascii="Cambria Math" w:hAnsi="Cambria Math"/>
+                    </w:rPr>
+                    <m:t>A</m:t>
+                  </m:r>
+                </m:sub>
+              </m:sSub>
+            </m:e>
+          </m:d>
+          <m:r>
+            <w:rPr>
+              <w:rFonts w:ascii="Cambria Math" w:hAnsi="Cambria Math"/>
+            </w:rPr>
+            <m:t>=k-r</m:t>
+          </m:r>
+          <m:sSub>
+            <m:sSubPr>
+              <m:ctrlPr>
+                <w:rPr>
+                  <w:rFonts w:ascii="Cambria Math" w:hAnsi="Cambria Math"/>
+                  <w:i/>
+                </w:rPr>
+              </m:ctrlPr>
+            </m:sSubPr>
+            <m:e>
+              <m:r>
+                <w:rPr>
+                  <w:rFonts w:ascii="Cambria Math" w:hAnsi="Cambria Math"/>
+                </w:rPr>
+                <m:t>d</m:t>
+              </m:r>
+            </m:e>
+            <m:sub>
+              <m:r>
+                <w:rPr>
+                  <w:rFonts w:ascii="Cambria Math" w:hAnsi="Cambria Math"/>
+                </w:rPr>
+                <m:t>A</m:t>
+              </m:r>
+            </m:sub>
+          </m:sSub>
+        </m:oMath>
+      </m:oMathPara>
+    </w:p>
+    <w:p>
+      <w:r>
+        <w:t>整理得：</w:t>
+      </w:r>
+    </w:p>
+    <w:p>
+      <m:oMathPara>
+        <m:oMath>
+          <m:sSub>
+            <m:sSubPr>
+              <m:ctrlPr>
+                <w:rPr>
+                  <w:rFonts w:ascii="Cambria Math" w:hAnsi="Cambria Math"/>
+                  <w:i/>
+                </w:rPr>
+              </m:ctrlPr>
+            </m:sSubPr>
+            <m:e>
+              <m:r>
+                <w:rPr>
+                  <w:rFonts w:ascii="Cambria Math" w:hAnsi="Cambria Math"/>
+                </w:rPr>
+                <m:t>d</m:t>
+              </m:r>
+            </m:e>
+            <m:sub>
+              <m:r>
+                <w:rPr>
+                  <w:rFonts w:ascii="Cambria Math" w:hAnsi="Cambria Math"/>
+                </w:rPr>
+                <m:t>A</m:t>
+              </m:r>
+            </m:sub>
+          </m:sSub>
+          <m:r>
+            <w:rPr>
+              <w:rFonts w:ascii="Cambria Math" w:hAnsi="Cambria Math"/>
+            </w:rPr>
+            <m:t>=</m:t>
+          </m:r>
+          <m:f>
+            <m:fPr>
+              <m:ctrlPr>
+                <w:rPr>
+                  <w:rFonts w:ascii="Cambria Math" w:hAnsi="Cambria Math"/>
+                  <w:i/>
+                </w:rPr>
+              </m:ctrlPr>
+            </m:fPr>
+            <m:num>
+              <m:r>
+                <w:rPr>
+                  <w:rFonts w:ascii="Cambria Math" w:hAnsi="Cambria Math"/>
+                </w:rPr>
+                <m:t>k-s</m:t>
+              </m:r>
+            </m:num>
+            <m:den>
+              <m:r>
+                <w:rPr>
+                  <w:rFonts w:ascii="Cambria Math" w:hAnsi="Cambria Math"/>
+                </w:rPr>
+                <m:t>s+r</m:t>
+              </m:r>
+            </m:den>
+          </m:f>
+          <m:r>
+            <w:rPr>
+              <w:rFonts w:ascii="Cambria Math" w:hAnsi="Cambria Math"/>
+            </w:rPr>
+            <m:t xml:space="preserve"> mod n</m:t>
+          </m:r>
+        </m:oMath>
+      </m:oMathPara>
+    </w:p>
+    <w:p>
+      <w:pPr>
+        <w:rPr>
+          <w:b/>
+          <w:bCs/>
+        </w:rPr>
+      </w:pPr>
+      <w:r>
+        <w:rPr>
+          <w:b/>
+          <w:bCs/>
+        </w:rPr>
+        <w:t>POC</w:t>
+      </w:r>
+      <w:r>
+        <w:rPr>
+          <w:b/>
+          <w:bCs/>
+        </w:rPr>
+        <w:t>验证：</w:t>
+      </w:r>
+    </w:p>
+    <w:p>
+      <w:pPr>
+        <w:rPr>
+          <w:b/>
+          <w:bCs/>
+        </w:rPr>
+      </w:pPr>
+      <w:r>
+        <w:rPr>
+          <w:b/>
+          <w:bCs/>
+        </w:rPr>
+        <w:t>安全防护建议</w:t>
+      </w:r>
+    </w:p>
+    <w:p>
+      <w:pPr>
+        <w:numPr>
+          <w:ilvl w:val="0"/>
+          <w:numId w:val="10"/>
+        </w:numPr>
+      </w:pPr>
+      <w:r>
+        <w:t>​</w:t>
+      </w:r>
+      <w:r>
+        <w:rPr>
+          <w:b/>
+          <w:bCs/>
+        </w:rPr>
+        <w:t>​</w:t>
+      </w:r>
+      <w:r>
+        <w:rPr>
+          <w:b/>
+          <w:bCs/>
+        </w:rPr>
+        <w:t>随机数生成</w:t>
+      </w:r>
+      <w:r>
+        <w:rPr>
+          <w:b/>
+          <w:bCs/>
+        </w:rPr>
+        <w:t>​</w:t>
+      </w:r>
+      <w:r>
+        <w:t>​</w:t>
+      </w:r>
+      <w:r>
+        <w:t>：</w:t>
+      </w:r>
+    </w:p>
+    <w:p>
+      <w:pPr>
+        <w:ind w:left="1440"/>
+      </w:pPr>
+      <w:r>
+        <w:t>使用</w:t>
+      </w:r>
+      <w:r>
+        <w:t>RFC6979</w:t>
+      </w:r>
+      <w:r>
+        <w:t>确定性随机数生成</w:t>
+      </w:r>
+    </w:p>
+    <w:p>
+      <w:pPr>
+        <w:ind w:left="1440"/>
+      </w:pPr>
+      <w:r>
+        <w:t>采用硬件安全模块</w:t>
+      </w:r>
+      <w:r>
+        <w:t>(HSM)</w:t>
+      </w:r>
+      <w:r>
+        <w:t>生成随机数</w:t>
+      </w:r>
+    </w:p>
+    <w:p>
+      <w:pPr>
+        <w:numPr>
+          <w:ilvl w:val="0"/>
+          <w:numId w:val="10"/>
+        </w:numPr>
+      </w:pPr>
+      <w:r>
+        <w:t>​</w:t>
+      </w:r>
+      <w:r>
+        <w:rPr>
+          <w:b/>
+          <w:bCs/>
+        </w:rPr>
+        <w:t>​</w:t>
+      </w:r>
+      <w:r>
+        <w:rPr>
+          <w:b/>
+          <w:bCs/>
+        </w:rPr>
+        <w:t>密钥管理</w:t>
+      </w:r>
+      <w:r>
+        <w:rPr>
+          <w:b/>
+          <w:bCs/>
+        </w:rPr>
+        <w:t>​</w:t>
+      </w:r>
+      <w:r>
+        <w:t>​</w:t>
+      </w:r>
+      <w:r>
+        <w:t>：</w:t>
+      </w:r>
+    </w:p>
+    <w:p>
+      <w:pPr>
+        <w:numPr>
+          <w:ilvl w:val="0"/>
+          <w:numId w:val="10"/>
+        </w:numPr>
+      </w:pPr>
+      <w:r>
+        <w:t>​</w:t>
+      </w:r>
+      <w:r>
+        <w:rPr>
+          <w:b/>
+          <w:bCs/>
+        </w:rPr>
+        <w:t>​</w:t>
+      </w:r>
+      <w:r>
+        <w:rPr>
+          <w:b/>
+          <w:bCs/>
+        </w:rPr>
+        <w:t>算法选择</w:t>
+      </w:r>
+      <w:r>
+        <w:rPr>
+          <w:b/>
+          <w:bCs/>
+        </w:rPr>
+        <w:t>​</w:t>
+      </w:r>
+      <w:r>
+        <w:t>​</w:t>
+      </w:r>
+      <w:r>
+        <w:t>：</w:t>
+      </w:r>
+    </w:p>
+    <w:p>
+      <w:pPr>
+        <w:ind w:left="720"/>
+      </w:pPr>
+      <w:r>
+        <w:t>​</w:t>
+      </w:r>
+      <w:r>
+        <w:rPr>
+          <w:b/>
+          <w:bCs/>
+        </w:rPr>
+        <w:t>​</w:t>
+      </w:r>
+      <w:r>
+        <w:rPr>
+          <w:b/>
+          <w:bCs/>
+        </w:rPr>
+        <w:t>实现加固</w:t>
+      </w:r>
+      <w:r>
+        <w:rPr>
+          <w:b/>
+          <w:bCs/>
+        </w:rPr>
+        <w:t>​</w:t>
+      </w:r>
+      <w:r>
+        <w:t>​</w:t>
+      </w:r>
+      <w:r>
+        <w:t>：</w:t>
+      </w:r>
+    </w:p>
+    <w:p>
+      <w:pPr>
+        <w:ind w:left="1440"/>
+      </w:pPr>
+      <w:r>
+        <w:t>添加随机数审计日志</w:t>
+      </w:r>
+    </w:p>
+    <w:p>
+      <w:pPr>
+        <w:ind w:left="1440"/>
+      </w:pPr>
+      <w:r>
+        <w:t>实现签名计数器和阈值机制</w:t>
+      </w:r>
+    </w:p>
+    <w:p>
+      <w:pPr>
+        <w:ind w:left="1440"/>
+        <w:rPr>
+          <w:rFonts w:hint="eastAsia"/>
+        </w:rPr>
+      </w:pPr>
+      <w:r>
+        <w:t>采用两方签名方案（</w:t>
+      </w:r>
+      <w:r>
+        <w:t>2P-Sign</w:t>
+      </w:r>
+      <w:r>
+        <w:t>）</w:t>
+      </w:r>
+    </w:p>
+    <w:p>
+      <w:pPr>
+        <w:rPr>
+          <w:b/>
+          <w:bCs/>
+        </w:rPr>
+      </w:pPr>
+      <w:r>
+        <w:rPr>
+          <w:rFonts w:hint="eastAsia"/>
+          <w:b/>
+          <w:bCs/>
+        </w:rPr>
+        <w:t>2</w:t>
+      </w:r>
+      <w:r>
+        <w:rPr>
+          <w:b/>
+          <w:bCs/>
+        </w:rPr>
+        <w:t>. ​​</w:t>
       </w:r>
       <w:r>
         <w:rPr>
@@ -3008,6 +3672,7 @@
       <w:r>
         <w:t>用推导公式计算私钥</w:t>
       </w:r>
+      <w:proofErr w:type="spellStart"/>
       <w:r>
         <w:rPr>
           <w:i/>
@@ -3015,6 +3680,7 @@
         </w:rPr>
         <w:t>dA</w:t>
       </w:r>
+      <w:proofErr w:type="spellEnd"/>
       <w:r>
         <w:t>​</w:t>
       </w:r>
@@ -3039,10 +3705,18 @@
       </w:pPr>
       <w:r>
         <w:rPr>
-          <w:b/>
-          <w:bCs/>
-        </w:rPr>
-        <w:t>2. ​​</w:t>
+          <w:rFonts w:hint="eastAsia"/>
+          <w:b/>
+          <w:bCs/>
+        </w:rPr>
+        <w:t>3</w:t>
+      </w:r>
+      <w:r>
+        <w:rPr>
+          <w:b/>
+          <w:bCs/>
+        </w:rPr>
+        <w:t>. ​​</w:t>
       </w:r>
       <w:r>
         <w:rPr>
@@ -3466,6 +4140,7 @@
       <w:r>
         <w:t>包含两个未知数</w:t>
       </w:r>
+      <w:proofErr w:type="spellStart"/>
       <w:r>
         <w:rPr>
           <w:i/>
@@ -3473,6 +4148,7 @@
         </w:rPr>
         <w:t>dA</w:t>
       </w:r>
+      <w:proofErr w:type="spellEnd"/>
       <w:r>
         <w:t>​,</w:t>
       </w:r>
@@ -3530,7 +4206,6 @@
         <w:rPr>
           <w:noProof/>
         </w:rPr>
-        <w:lastRenderedPageBreak/>
         <w:drawing>
           <wp:inline distT="0" distB="0" distL="0" distR="0" wp14:anchorId="2D9776BD" wp14:editId="54F01D2E">
             <wp:extent cx="5274310" cy="2076450"/>
@@ -3590,10 +4265,819 @@
       </w:pPr>
       <w:r>
         <w:rPr>
-          <w:b/>
-          <w:bCs/>
-        </w:rPr>
-        <w:t>3. ​​SM2</w:t>
+          <w:rFonts w:hint="eastAsia"/>
+          <w:b/>
+          <w:bCs/>
+        </w:rPr>
+        <w:t>4</w:t>
+      </w:r>
+      <w:r>
+        <w:rPr>
+          <w:b/>
+          <w:bCs/>
+        </w:rPr>
+        <w:t>.</w:t>
+      </w:r>
+      <w:r>
+        <w:rPr>
+          <w:b/>
+          <w:bCs/>
+        </w:rPr>
+        <w:t xml:space="preserve"> </w:t>
+      </w:r>
+      <w:r>
+        <w:rPr>
+          <w:b/>
+          <w:bCs/>
+        </w:rPr>
+        <w:t>​​</w:t>
+      </w:r>
+      <w:r>
+        <w:rPr>
+          <w:rFonts w:hint="eastAsia"/>
+          <w:b/>
+          <w:bCs/>
+        </w:rPr>
+        <w:t>签名可锻性攻击</w:t>
+      </w:r>
+    </w:p>
+    <w:p>
+      <w:r>
+        <w:rPr>
+          <w:rFonts w:hint="eastAsia"/>
+        </w:rPr>
+        <w:t>合法签名</w:t>
+      </w:r>
+      <m:oMath>
+        <m:d>
+          <m:dPr>
+            <m:ctrlPr>
+              <w:rPr>
+                <w:rFonts w:ascii="Cambria Math" w:hAnsi="Cambria Math"/>
+                <w:i/>
+              </w:rPr>
+            </m:ctrlPr>
+          </m:dPr>
+          <m:e>
+            <m:r>
+              <w:rPr>
+                <w:rFonts w:ascii="Cambria Math" w:hAnsi="Cambria Math"/>
+              </w:rPr>
+              <m:t>r,s</m:t>
+            </m:r>
+          </m:e>
+        </m:d>
+      </m:oMath>
+      <w:r>
+        <w:rPr>
+          <w:rFonts w:hint="eastAsia"/>
+        </w:rPr>
+        <w:t>可被篡改为</w:t>
+      </w:r>
+      <m:oMath>
+        <m:r>
+          <w:rPr>
+            <w:rFonts w:ascii="Cambria Math" w:hAnsi="Cambria Math"/>
+          </w:rPr>
+          <m:t>(r,-s mod n)</m:t>
+        </m:r>
+      </m:oMath>
+      <w:r>
+        <w:rPr>
+          <w:rFonts w:hint="eastAsia"/>
+        </w:rPr>
+        <w:t>，但验证结果依赖实现逻辑。</w:t>
+      </w:r>
+    </w:p>
+    <w:p>
+      <w:r>
+        <w:rPr>
+          <w:rFonts w:hint="eastAsia"/>
+        </w:rPr>
+        <w:t>原始签名验证方程：</w:t>
+      </w:r>
+    </w:p>
+    <w:p>
+      <m:oMathPara>
+        <m:oMath>
+          <m:r>
+            <w:rPr>
+              <w:rFonts w:ascii="Cambria Math" w:hAnsi="Cambria Math"/>
+            </w:rPr>
+            <w:lastRenderedPageBreak/>
+            <m:t xml:space="preserve">t≡r+s </m:t>
+          </m:r>
+          <m:d>
+            <m:dPr>
+              <m:ctrlPr>
+                <w:rPr>
+                  <w:rFonts w:ascii="Cambria Math" w:hAnsi="Cambria Math"/>
+                  <w:i/>
+                </w:rPr>
+              </m:ctrlPr>
+            </m:dPr>
+            <m:e>
+              <m:r>
+                <w:rPr>
+                  <w:rFonts w:ascii="Cambria Math" w:hAnsi="Cambria Math"/>
+                </w:rPr>
+                <m:t>mod n</m:t>
+              </m:r>
+            </m:e>
+          </m:d>
+          <m:r>
+            <w:rPr>
+              <w:rFonts w:ascii="Cambria Math" w:hAnsi="Cambria Math"/>
+            </w:rPr>
+            <m:t>,R≡e+</m:t>
+          </m:r>
+          <m:sSub>
+            <m:sSubPr>
+              <m:ctrlPr>
+                <w:rPr>
+                  <w:rFonts w:ascii="Cambria Math" w:hAnsi="Cambria Math"/>
+                  <w:i/>
+                </w:rPr>
+              </m:ctrlPr>
+            </m:sSubPr>
+            <m:e>
+              <m:r>
+                <w:rPr>
+                  <w:rFonts w:ascii="Cambria Math" w:hAnsi="Cambria Math"/>
+                </w:rPr>
+                <m:t>x</m:t>
+              </m:r>
+            </m:e>
+            <m:sub>
+              <m:r>
+                <w:rPr>
+                  <w:rFonts w:ascii="Cambria Math" w:hAnsi="Cambria Math"/>
+                </w:rPr>
+                <m:t>1</m:t>
+              </m:r>
+            </m:sub>
+          </m:sSub>
+          <m:r>
+            <w:rPr>
+              <w:rFonts w:ascii="Cambria Math" w:hAnsi="Cambria Math"/>
+            </w:rPr>
+            <m:t xml:space="preserve"> (mod n)</m:t>
+          </m:r>
+        </m:oMath>
+      </m:oMathPara>
+    </w:p>
+    <w:p>
+      <w:r>
+        <w:rPr>
+          <w:rFonts w:hint="eastAsia"/>
+        </w:rPr>
+        <w:t>其中</w:t>
+      </w:r>
+      <m:oMath>
+        <m:d>
+          <m:dPr>
+            <m:ctrlPr>
+              <w:rPr>
+                <w:rFonts w:ascii="Cambria Math" w:hAnsi="Cambria Math"/>
+                <w:i/>
+              </w:rPr>
+            </m:ctrlPr>
+          </m:dPr>
+          <m:e>
+            <m:sSub>
+              <m:sSubPr>
+                <m:ctrlPr>
+                  <w:rPr>
+                    <w:rFonts w:ascii="Cambria Math" w:hAnsi="Cambria Math"/>
+                    <w:i/>
+                  </w:rPr>
+                </m:ctrlPr>
+              </m:sSubPr>
+              <m:e>
+                <m:r>
+                  <w:rPr>
+                    <w:rFonts w:ascii="Cambria Math" w:hAnsi="Cambria Math"/>
+                  </w:rPr>
+                  <m:t>x</m:t>
+                </m:r>
+              </m:e>
+              <m:sub>
+                <m:r>
+                  <w:rPr>
+                    <w:rFonts w:ascii="Cambria Math" w:hAnsi="Cambria Math"/>
+                  </w:rPr>
+                  <m:t>1</m:t>
+                </m:r>
+              </m:sub>
+            </m:sSub>
+            <m:r>
+              <w:rPr>
+                <w:rFonts w:ascii="Cambria Math" w:hAnsi="Cambria Math"/>
+              </w:rPr>
+              <m:t>,</m:t>
+            </m:r>
+            <m:sSub>
+              <m:sSubPr>
+                <m:ctrlPr>
+                  <w:rPr>
+                    <w:rFonts w:ascii="Cambria Math" w:hAnsi="Cambria Math"/>
+                    <w:i/>
+                  </w:rPr>
+                </m:ctrlPr>
+              </m:sSubPr>
+              <m:e>
+                <m:r>
+                  <w:rPr>
+                    <w:rFonts w:ascii="Cambria Math" w:hAnsi="Cambria Math"/>
+                  </w:rPr>
+                  <m:t>y</m:t>
+                </m:r>
+              </m:e>
+              <m:sub>
+                <m:r>
+                  <w:rPr>
+                    <w:rFonts w:ascii="Cambria Math" w:hAnsi="Cambria Math"/>
+                  </w:rPr>
+                  <m:t>1</m:t>
+                </m:r>
+              </m:sub>
+            </m:sSub>
+          </m:e>
+        </m:d>
+        <m:r>
+          <w:rPr>
+            <w:rFonts w:ascii="Cambria Math" w:hAnsi="Cambria Math"/>
+          </w:rPr>
+          <m:t>=sG+tP</m:t>
+        </m:r>
+      </m:oMath>
+    </w:p>
+    <w:p>
+      <w:r>
+        <w:rPr>
+          <w:rFonts w:hint="eastAsia"/>
+        </w:rPr>
+        <w:t>变体签名</w:t>
+      </w:r>
+      <m:oMath>
+        <m:r>
+          <w:rPr>
+            <w:rFonts w:ascii="Cambria Math" w:hAnsi="Cambria Math"/>
+          </w:rPr>
+          <m:t>(r,</m:t>
+        </m:r>
+        <m:sSup>
+          <m:sSupPr>
+            <m:ctrlPr>
+              <w:rPr>
+                <w:rFonts w:ascii="Cambria Math" w:hAnsi="Cambria Math"/>
+                <w:i/>
+              </w:rPr>
+            </m:ctrlPr>
+          </m:sSupPr>
+          <m:e>
+            <m:r>
+              <w:rPr>
+                <w:rFonts w:ascii="Cambria Math" w:hAnsi="Cambria Math"/>
+              </w:rPr>
+              <m:t>s</m:t>
+            </m:r>
+          </m:e>
+          <m:sup>
+            <m:r>
+              <w:rPr>
+                <w:rFonts w:ascii="Cambria Math" w:hAnsi="Cambria Math"/>
+              </w:rPr>
+              <m:t>'</m:t>
+            </m:r>
+          </m:sup>
+        </m:sSup>
+        <m:r>
+          <w:rPr>
+            <w:rFonts w:ascii="Cambria Math" w:hAnsi="Cambria Math"/>
+          </w:rPr>
+          <m:t>)(</m:t>
+        </m:r>
+        <m:sSup>
+          <m:sSupPr>
+            <m:ctrlPr>
+              <w:rPr>
+                <w:rFonts w:ascii="Cambria Math" w:hAnsi="Cambria Math"/>
+                <w:i/>
+              </w:rPr>
+            </m:ctrlPr>
+          </m:sSupPr>
+          <m:e>
+            <m:r>
+              <w:rPr>
+                <w:rFonts w:ascii="Cambria Math" w:hAnsi="Cambria Math"/>
+              </w:rPr>
+              <m:t>s</m:t>
+            </m:r>
+          </m:e>
+          <m:sup>
+            <m:r>
+              <w:rPr>
+                <w:rFonts w:ascii="Cambria Math" w:hAnsi="Cambria Math"/>
+              </w:rPr>
+              <m:t>'</m:t>
+            </m:r>
+          </m:sup>
+        </m:sSup>
+        <m:r>
+          <w:rPr>
+            <w:rFonts w:ascii="Cambria Math" w:hAnsi="Cambria Math"/>
+          </w:rPr>
+          <m:t>=-s)</m:t>
+        </m:r>
+      </m:oMath>
+    </w:p>
+    <w:p>
+      <m:oMathPara>
+        <m:oMath>
+          <m:sSup>
+            <m:sSupPr>
+              <m:ctrlPr>
+                <w:rPr>
+                  <w:rFonts w:ascii="Cambria Math" w:hAnsi="Cambria Math"/>
+                  <w:i/>
+                </w:rPr>
+              </m:ctrlPr>
+            </m:sSupPr>
+            <m:e>
+              <m:r>
+                <w:rPr>
+                  <w:rFonts w:ascii="Cambria Math" w:hAnsi="Cambria Math"/>
+                </w:rPr>
+                <m:t>t</m:t>
+              </m:r>
+            </m:e>
+            <m:sup>
+              <m:r>
+                <w:rPr>
+                  <w:rFonts w:ascii="Cambria Math" w:hAnsi="Cambria Math"/>
+                </w:rPr>
+                <m:t>'</m:t>
+              </m:r>
+            </m:sup>
+          </m:sSup>
+          <m:r>
+            <w:rPr>
+              <w:rFonts w:ascii="Cambria Math" w:hAnsi="Cambria Math"/>
+            </w:rPr>
+            <m:t>≡r+</m:t>
+          </m:r>
+          <m:sSup>
+            <m:sSupPr>
+              <m:ctrlPr>
+                <w:rPr>
+                  <w:rFonts w:ascii="Cambria Math" w:hAnsi="Cambria Math"/>
+                  <w:i/>
+                </w:rPr>
+              </m:ctrlPr>
+            </m:sSupPr>
+            <m:e>
+              <m:r>
+                <w:rPr>
+                  <w:rFonts w:ascii="Cambria Math" w:hAnsi="Cambria Math"/>
+                </w:rPr>
+                <m:t>s</m:t>
+              </m:r>
+            </m:e>
+            <m:sup>
+              <m:r>
+                <w:rPr>
+                  <w:rFonts w:ascii="Cambria Math" w:hAnsi="Cambria Math"/>
+                </w:rPr>
+                <m:t>'</m:t>
+              </m:r>
+            </m:sup>
+          </m:sSup>
+          <m:r>
+            <w:rPr>
+              <w:rFonts w:ascii="Cambria Math" w:hAnsi="Cambria Math"/>
+            </w:rPr>
+            <m:t>≡r-s(mod n)</m:t>
+          </m:r>
+        </m:oMath>
+      </m:oMathPara>
+    </w:p>
+    <w:p>
+      <w:r>
+        <w:rPr>
+          <w:rFonts w:hint="eastAsia"/>
+        </w:rPr>
+        <w:t>验证点计算</w:t>
+      </w:r>
+    </w:p>
+    <w:p>
+      <m:oMathPara>
+        <m:oMath>
+          <m:d>
+            <m:dPr>
+              <m:ctrlPr>
+                <w:rPr>
+                  <w:rFonts w:ascii="Cambria Math" w:hAnsi="Cambria Math"/>
+                  <w:i/>
+                </w:rPr>
+              </m:ctrlPr>
+            </m:dPr>
+            <m:e>
+              <m:sSubSup>
+                <m:sSubSupPr>
+                  <m:ctrlPr>
+                    <w:rPr>
+                      <w:rFonts w:ascii="Cambria Math" w:hAnsi="Cambria Math"/>
+                      <w:i/>
+                    </w:rPr>
+                  </m:ctrlPr>
+                </m:sSubSupPr>
+                <m:e>
+                  <m:r>
+                    <w:rPr>
+                      <w:rFonts w:ascii="Cambria Math" w:hAnsi="Cambria Math"/>
+                    </w:rPr>
+                    <m:t>x</m:t>
+                  </m:r>
+                </m:e>
+                <m:sub>
+                  <m:r>
+                    <w:rPr>
+                      <w:rFonts w:ascii="Cambria Math" w:hAnsi="Cambria Math"/>
+                    </w:rPr>
+                    <m:t>1</m:t>
+                  </m:r>
+                </m:sub>
+                <m:sup>
+                  <m:r>
+                    <w:rPr>
+                      <w:rFonts w:ascii="Cambria Math" w:hAnsi="Cambria Math"/>
+                    </w:rPr>
+                    <m:t>'</m:t>
+                  </m:r>
+                </m:sup>
+              </m:sSubSup>
+              <m:r>
+                <w:rPr>
+                  <w:rFonts w:ascii="Cambria Math" w:hAnsi="Cambria Math"/>
+                </w:rPr>
+                <m:t>,</m:t>
+              </m:r>
+              <m:sSubSup>
+                <m:sSubSupPr>
+                  <m:ctrlPr>
+                    <w:rPr>
+                      <w:rFonts w:ascii="Cambria Math" w:hAnsi="Cambria Math"/>
+                      <w:i/>
+                    </w:rPr>
+                  </m:ctrlPr>
+                </m:sSubSupPr>
+                <m:e>
+                  <m:r>
+                    <w:rPr>
+                      <w:rFonts w:ascii="Cambria Math" w:hAnsi="Cambria Math"/>
+                    </w:rPr>
+                    <m:t>y</m:t>
+                  </m:r>
+                </m:e>
+                <m:sub>
+                  <m:r>
+                    <w:rPr>
+                      <w:rFonts w:ascii="Cambria Math" w:hAnsi="Cambria Math"/>
+                    </w:rPr>
+                    <m:t>1</m:t>
+                  </m:r>
+                </m:sub>
+                <m:sup>
+                  <m:r>
+                    <w:rPr>
+                      <w:rFonts w:ascii="Cambria Math" w:hAnsi="Cambria Math"/>
+                    </w:rPr>
+                    <m:t>'</m:t>
+                  </m:r>
+                </m:sup>
+              </m:sSubSup>
+            </m:e>
+          </m:d>
+          <m:r>
+            <w:rPr>
+              <w:rFonts w:ascii="Cambria Math" w:hAnsi="Cambria Math"/>
+            </w:rPr>
+            <m:t>=</m:t>
+          </m:r>
+          <m:sSup>
+            <m:sSupPr>
+              <m:ctrlPr>
+                <w:rPr>
+                  <w:rFonts w:ascii="Cambria Math" w:hAnsi="Cambria Math"/>
+                  <w:i/>
+                </w:rPr>
+              </m:ctrlPr>
+            </m:sSupPr>
+            <m:e>
+              <m:r>
+                <w:rPr>
+                  <w:rFonts w:ascii="Cambria Math" w:hAnsi="Cambria Math"/>
+                </w:rPr>
+                <m:t>s</m:t>
+              </m:r>
+            </m:e>
+            <m:sup>
+              <m:r>
+                <w:rPr>
+                  <w:rFonts w:ascii="Cambria Math" w:hAnsi="Cambria Math"/>
+                </w:rPr>
+                <m:t>'</m:t>
+              </m:r>
+            </m:sup>
+          </m:sSup>
+          <m:r>
+            <w:rPr>
+              <w:rFonts w:ascii="Cambria Math" w:hAnsi="Cambria Math"/>
+            </w:rPr>
+            <m:t>G+</m:t>
+          </m:r>
+          <m:sSup>
+            <m:sSupPr>
+              <m:ctrlPr>
+                <w:rPr>
+                  <w:rFonts w:ascii="Cambria Math" w:hAnsi="Cambria Math"/>
+                  <w:i/>
+                </w:rPr>
+              </m:ctrlPr>
+            </m:sSupPr>
+            <m:e>
+              <m:r>
+                <w:rPr>
+                  <w:rFonts w:ascii="Cambria Math" w:hAnsi="Cambria Math"/>
+                </w:rPr>
+                <m:t>t</m:t>
+              </m:r>
+            </m:e>
+            <m:sup>
+              <m:r>
+                <w:rPr>
+                  <w:rFonts w:ascii="Cambria Math" w:hAnsi="Cambria Math"/>
+                </w:rPr>
+                <m:t>'</m:t>
+              </m:r>
+            </m:sup>
+          </m:sSup>
+          <m:r>
+            <w:rPr>
+              <w:rFonts w:ascii="Cambria Math" w:hAnsi="Cambria Math"/>
+            </w:rPr>
+            <m:t>P=-sG+</m:t>
+          </m:r>
+          <m:d>
+            <m:dPr>
+              <m:ctrlPr>
+                <w:rPr>
+                  <w:rFonts w:ascii="Cambria Math" w:hAnsi="Cambria Math"/>
+                  <w:i/>
+                </w:rPr>
+              </m:ctrlPr>
+            </m:dPr>
+            <m:e>
+              <m:r>
+                <w:rPr>
+                  <w:rFonts w:ascii="Cambria Math" w:hAnsi="Cambria Math"/>
+                </w:rPr>
+                <m:t>r-s</m:t>
+              </m:r>
+            </m:e>
+          </m:d>
+          <m:r>
+            <w:rPr>
+              <w:rFonts w:ascii="Cambria Math" w:hAnsi="Cambria Math"/>
+            </w:rPr>
+            <m:t>P</m:t>
+          </m:r>
+        </m:oMath>
+      </m:oMathPara>
+    </w:p>
+    <w:p>
+      <w:r>
+        <w:rPr>
+          <w:rFonts w:hint="eastAsia"/>
+        </w:rPr>
+        <w:t>无法推导到</w:t>
+      </w:r>
+      <m:oMath>
+        <m:r>
+          <w:rPr>
+            <w:rFonts w:ascii="Cambria Math" w:hAnsi="Cambria Math"/>
+          </w:rPr>
+          <m:t>kG</m:t>
+        </m:r>
+      </m:oMath>
+      <w:r>
+        <w:rPr>
+          <w:rFonts w:hint="eastAsia"/>
+        </w:rPr>
+        <w:t>。</w:t>
+      </w:r>
+    </w:p>
+    <w:p>
+      <w:pPr>
+        <w:rPr>
+          <w:rFonts w:hint="eastAsia"/>
+          <w:b/>
+          <w:bCs/>
+        </w:rPr>
+      </w:pPr>
+      <w:r>
+        <w:rPr>
+          <w:rFonts w:hint="eastAsia"/>
+          <w:b/>
+          <w:bCs/>
+        </w:rPr>
+        <w:t>5</w:t>
+      </w:r>
+      <w:r>
+        <w:rPr>
+          <w:b/>
+          <w:bCs/>
+        </w:rPr>
+        <w:t>. ​</w:t>
+      </w:r>
+      <w:r>
+        <w:rPr>
+          <w:rFonts w:hint="eastAsia"/>
+          <w:b/>
+          <w:bCs/>
+        </w:rPr>
+        <w:t>不检查消息的伪造攻击</w:t>
+      </w:r>
+    </w:p>
+    <w:p>
+      <w:r>
+        <w:rPr>
+          <w:rFonts w:hint="eastAsia"/>
+        </w:rPr>
+        <w:t>系统仅验证</w:t>
+      </w:r>
+      <m:oMath>
+        <m:r>
+          <w:rPr>
+            <w:rFonts w:ascii="Cambria Math" w:hAnsi="Cambria Math"/>
+          </w:rPr>
+          <m:t>(r,s)</m:t>
+        </m:r>
+      </m:oMath>
+      <w:r>
+        <w:rPr>
+          <w:rFonts w:hint="eastAsia"/>
+        </w:rPr>
+        <w:t>符合曲线数学关系，但未关联具体消息</w:t>
+      </w:r>
+      <m:oMath>
+        <m:r>
+          <w:rPr>
+            <w:rFonts w:ascii="Cambria Math" w:hAnsi="Cambria Math"/>
+          </w:rPr>
+          <m:t>M</m:t>
+        </m:r>
+      </m:oMath>
+    </w:p>
+    <w:p>
+      <w:r>
+        <w:rPr>
+          <w:rFonts w:hint="eastAsia"/>
+        </w:rPr>
+        <w:t>攻击者随机生成</w:t>
+      </w:r>
+      <m:oMath>
+        <m:r>
+          <w:rPr>
+            <w:rFonts w:ascii="Cambria Math" w:hAnsi="Cambria Math"/>
+          </w:rPr>
+          <m:t>r,s∈[1,n-1]</m:t>
+        </m:r>
+      </m:oMath>
+      <w:r>
+        <w:rPr>
+          <w:rFonts w:hint="eastAsia"/>
+        </w:rPr>
+        <w:t>，构造签名</w:t>
+      </w:r>
+      <m:oMath>
+        <m:r>
+          <w:rPr>
+            <w:rFonts w:ascii="Cambria Math" w:hAnsi="Cambria Math"/>
+          </w:rPr>
+          <m:t>(r,s)</m:t>
+        </m:r>
+      </m:oMath>
+    </w:p>
+    <w:p>
+      <w:pPr>
+        <w:rPr>
+          <w:rFonts w:hint="eastAsia"/>
+        </w:rPr>
+      </w:pPr>
+      <w:r>
+        <w:rPr>
+          <w:rFonts w:hint="eastAsia"/>
+        </w:rPr>
+        <w:t>若验证流程为计算</w:t>
+      </w:r>
+      <m:oMath>
+        <m:r>
+          <w:rPr>
+            <w:rFonts w:ascii="Cambria Math" w:hAnsi="Cambria Math"/>
+          </w:rPr>
+          <m:t>e=SM3(</m:t>
+        </m:r>
+        <m:sSub>
+          <m:sSubPr>
+            <m:ctrlPr>
+              <w:rPr>
+                <w:rFonts w:ascii="Cambria Math" w:hAnsi="Cambria Math"/>
+                <w:i/>
+              </w:rPr>
+            </m:ctrlPr>
+          </m:sSubPr>
+          <m:e>
+            <m:r>
+              <w:rPr>
+                <w:rFonts w:ascii="Cambria Math" w:hAnsi="Cambria Math"/>
+              </w:rPr>
+              <m:t>Z</m:t>
+            </m:r>
+          </m:e>
+          <m:sub>
+            <m:r>
+              <w:rPr>
+                <w:rFonts w:ascii="Cambria Math" w:hAnsi="Cambria Math"/>
+              </w:rPr>
+              <m:t>A</m:t>
+            </m:r>
+          </m:sub>
+        </m:sSub>
+        <m:r>
+          <w:rPr>
+            <w:rFonts w:ascii="Cambria Math" w:hAnsi="Cambria Math"/>
+          </w:rPr>
+          <m:t>||M)</m:t>
+        </m:r>
+      </m:oMath>
+      <w:r>
+        <w:rPr>
+          <w:rFonts w:hint="eastAsia"/>
+        </w:rPr>
+        <w:t>，跳过</w:t>
+      </w:r>
+      <m:oMath>
+        <m:r>
+          <w:rPr>
+            <w:rFonts w:ascii="Cambria Math" w:hAnsi="Cambria Math"/>
+          </w:rPr>
+          <m:t>e</m:t>
+        </m:r>
+      </m:oMath>
+      <w:r>
+        <w:rPr>
+          <w:rFonts w:hint="eastAsia"/>
+        </w:rPr>
+        <w:t>的计算和比较</w:t>
+      </w:r>
+      <m:oMath>
+        <m:r>
+          <w:rPr>
+            <w:rFonts w:ascii="Cambria Math" w:hAnsi="Cambria Math"/>
+          </w:rPr>
+          <m:t>R=r</m:t>
+        </m:r>
+      </m:oMath>
+      <w:r>
+        <w:rPr>
+          <w:rFonts w:hint="eastAsia"/>
+        </w:rPr>
+        <w:t>的步骤。系统错误接受未绑定消息的签名。</w:t>
+      </w:r>
+    </w:p>
+    <w:p>
+      <w:pPr>
+        <w:rPr>
+          <w:b/>
+          <w:bCs/>
+        </w:rPr>
+      </w:pPr>
+      <w:r>
+        <w:rPr>
+          <w:rFonts w:hint="eastAsia"/>
+          <w:b/>
+          <w:bCs/>
+        </w:rPr>
+        <w:t>6</w:t>
+      </w:r>
+      <w:r>
+        <w:rPr>
+          <w:b/>
+          <w:bCs/>
+        </w:rPr>
+        <w:t>. ​​SM2</w:t>
       </w:r>
       <w:r>
         <w:rPr>
@@ -4856,6 +6340,7 @@
         </w:numPr>
       </w:pPr>
       <w:r>
+        <w:lastRenderedPageBreak/>
         <w:t>通过公式推导私钥</w:t>
       </w:r>
       <w:r>
@@ -4868,410 +6353,32 @@
     </w:p>
     <w:p>
       <w:pPr>
-        <w:rPr>
-          <w:b/>
-          <w:bCs/>
-        </w:rPr>
-      </w:pPr>
-      <w:r>
-        <w:rPr>
-          <w:b/>
-          <w:bCs/>
-        </w:rPr>
-        <w:t>4. ​​</w:t>
-      </w:r>
-      <w:r>
-        <w:rPr>
-          <w:b/>
-          <w:bCs/>
-        </w:rPr>
-        <w:t>密钥泄漏攻击（</w:t>
-      </w:r>
-      <w:r>
-        <w:rPr>
-          <w:b/>
-          <w:bCs/>
-        </w:rPr>
-        <w:t>Leaking k</w:t>
-      </w:r>
-      <w:r>
-        <w:rPr>
-          <w:b/>
-          <w:bCs/>
-        </w:rPr>
-        <w:t>）</w:t>
-      </w:r>
-      <w:r>
-        <w:rPr>
-          <w:b/>
-          <w:bCs/>
-        </w:rPr>
-        <w:t>​​</w:t>
-      </w:r>
-    </w:p>
-    <w:p>
-      <w:pPr>
-        <w:rPr>
-          <w:b/>
-          <w:bCs/>
-        </w:rPr>
-      </w:pPr>
-      <w:r>
-        <w:rPr>
-          <w:b/>
-          <w:bCs/>
-        </w:rPr>
-        <w:t>推导过程：</w:t>
-      </w:r>
-    </w:p>
-    <w:p>
-      <w:r>
-        <w:t>由</w:t>
-      </w:r>
-      <w:r>
-        <w:t>SM2</w:t>
-      </w:r>
-      <w:r>
-        <w:t>签名方程：</w:t>
-      </w:r>
-    </w:p>
-    <w:p>
-      <w:pPr>
-        <w:rPr>
-          <w:i/>
-          <w:iCs/>
-        </w:rPr>
-      </w:pPr>
-      <m:oMathPara>
-        <m:oMath>
-          <m:r>
-            <w:rPr>
-              <w:rFonts w:ascii="Cambria Math" w:hAnsi="Cambria Math"/>
-            </w:rPr>
-            <m:t>s=</m:t>
-          </m:r>
-          <m:sSup>
-            <m:sSupPr>
-              <m:ctrlPr>
-                <w:rPr>
-                  <w:rFonts w:ascii="Cambria Math" w:hAnsi="Cambria Math"/>
-                  <w:i/>
-                  <w:iCs/>
-                </w:rPr>
-              </m:ctrlPr>
-            </m:sSupPr>
-            <m:e>
-              <m:d>
-                <m:dPr>
-                  <m:ctrlPr>
-                    <w:rPr>
-                      <w:rFonts w:ascii="Cambria Math" w:hAnsi="Cambria Math"/>
-                      <w:i/>
-                      <w:iCs/>
-                    </w:rPr>
-                  </m:ctrlPr>
-                </m:dPr>
-                <m:e>
-                  <m:r>
-                    <w:rPr>
-                      <w:rFonts w:ascii="Cambria Math" w:hAnsi="Cambria Math"/>
-                    </w:rPr>
-                    <m:t>1+</m:t>
-                  </m:r>
-                  <m:sSub>
-                    <m:sSubPr>
-                      <m:ctrlPr>
-                        <w:rPr>
-                          <w:rFonts w:ascii="Cambria Math" w:hAnsi="Cambria Math"/>
-                          <w:i/>
-                          <w:iCs/>
-                        </w:rPr>
-                      </m:ctrlPr>
-                    </m:sSubPr>
-                    <m:e>
-                      <m:r>
-                        <w:rPr>
-                          <w:rFonts w:ascii="Cambria Math" w:hAnsi="Cambria Math"/>
-                        </w:rPr>
-                        <m:t>d</m:t>
-                      </m:r>
-                    </m:e>
-                    <m:sub>
-                      <m:r>
-                        <w:rPr>
-                          <w:rFonts w:ascii="Cambria Math" w:hAnsi="Cambria Math"/>
-                        </w:rPr>
-                        <m:t>A</m:t>
-                      </m:r>
-                    </m:sub>
-                  </m:sSub>
-                </m:e>
-              </m:d>
-            </m:e>
-            <m:sup>
-              <m:r>
-                <w:rPr>
-                  <w:rFonts w:ascii="Cambria Math" w:hAnsi="Cambria Math"/>
-                </w:rPr>
-                <m:t>-1</m:t>
-              </m:r>
-            </m:sup>
-          </m:sSup>
-          <m:r>
-            <w:rPr>
-              <w:rFonts w:ascii="Cambria Math" w:hAnsi="Cambria Math"/>
-            </w:rPr>
-            <m:t>∙(k-r∙</m:t>
-          </m:r>
-          <m:sSub>
-            <m:sSubPr>
-              <m:ctrlPr>
-                <w:rPr>
-                  <w:rFonts w:ascii="Cambria Math" w:hAnsi="Cambria Math"/>
-                  <w:i/>
-                  <w:iCs/>
-                </w:rPr>
-              </m:ctrlPr>
-            </m:sSubPr>
-            <m:e>
-              <m:r>
-                <w:rPr>
-                  <w:rFonts w:ascii="Cambria Math" w:hAnsi="Cambria Math"/>
-                </w:rPr>
-                <m:t>d</m:t>
-              </m:r>
-            </m:e>
-            <m:sub>
-              <m:r>
-                <w:rPr>
-                  <w:rFonts w:ascii="Cambria Math" w:hAnsi="Cambria Math"/>
-                </w:rPr>
-                <m:t>A</m:t>
-              </m:r>
-            </m:sub>
-          </m:sSub>
-          <m:r>
-            <w:rPr>
-              <w:rFonts w:ascii="Cambria Math" w:hAnsi="Cambria Math"/>
-            </w:rPr>
-            <m:t>)</m:t>
-          </m:r>
-        </m:oMath>
-      </m:oMathPara>
-    </w:p>
-    <w:p>
-      <w:r>
-        <w:lastRenderedPageBreak/>
-        <w:t>直接解方程：</w:t>
-      </w:r>
-    </w:p>
-    <w:p>
-      <m:oMathPara>
-        <m:oMath>
-          <m:r>
-            <w:rPr>
-              <w:rFonts w:ascii="Cambria Math" w:hAnsi="Cambria Math"/>
-            </w:rPr>
-            <m:t>s</m:t>
-          </m:r>
-          <m:d>
-            <m:dPr>
-              <m:ctrlPr>
-                <w:rPr>
-                  <w:rFonts w:ascii="Cambria Math" w:hAnsi="Cambria Math"/>
-                  <w:i/>
-                </w:rPr>
-              </m:ctrlPr>
-            </m:dPr>
-            <m:e>
-              <m:r>
-                <w:rPr>
-                  <w:rFonts w:ascii="Cambria Math" w:hAnsi="Cambria Math"/>
-                </w:rPr>
-                <m:t>1+</m:t>
-              </m:r>
-              <m:sSub>
-                <m:sSubPr>
-                  <m:ctrlPr>
-                    <w:rPr>
-                      <w:rFonts w:ascii="Cambria Math" w:hAnsi="Cambria Math"/>
-                      <w:i/>
-                    </w:rPr>
-                  </m:ctrlPr>
-                </m:sSubPr>
-                <m:e>
-                  <m:r>
-                    <w:rPr>
-                      <w:rFonts w:ascii="Cambria Math" w:hAnsi="Cambria Math"/>
-                    </w:rPr>
-                    <m:t>d</m:t>
-                  </m:r>
-                </m:e>
-                <m:sub>
-                  <m:r>
-                    <w:rPr>
-                      <w:rFonts w:ascii="Cambria Math" w:hAnsi="Cambria Math"/>
-                    </w:rPr>
-                    <m:t>A</m:t>
-                  </m:r>
-                </m:sub>
-              </m:sSub>
-            </m:e>
-          </m:d>
-          <m:r>
-            <w:rPr>
-              <w:rFonts w:ascii="Cambria Math" w:hAnsi="Cambria Math"/>
-            </w:rPr>
-            <m:t>=k-r</m:t>
-          </m:r>
-          <m:sSub>
-            <m:sSubPr>
-              <m:ctrlPr>
-                <w:rPr>
-                  <w:rFonts w:ascii="Cambria Math" w:hAnsi="Cambria Math"/>
-                  <w:i/>
-                </w:rPr>
-              </m:ctrlPr>
-            </m:sSubPr>
-            <m:e>
-              <m:r>
-                <w:rPr>
-                  <w:rFonts w:ascii="Cambria Math" w:hAnsi="Cambria Math"/>
-                </w:rPr>
-                <m:t>d</m:t>
-              </m:r>
-            </m:e>
-            <m:sub>
-              <m:r>
-                <w:rPr>
-                  <w:rFonts w:ascii="Cambria Math" w:hAnsi="Cambria Math"/>
-                </w:rPr>
-                <m:t>A</m:t>
-              </m:r>
-            </m:sub>
-          </m:sSub>
-        </m:oMath>
-      </m:oMathPara>
-    </w:p>
-    <w:p>
-      <w:r>
-        <w:t>整理得：</w:t>
-      </w:r>
-    </w:p>
-    <w:p>
-      <m:oMathPara>
-        <m:oMath>
-          <m:sSub>
-            <m:sSubPr>
-              <m:ctrlPr>
-                <w:rPr>
-                  <w:rFonts w:ascii="Cambria Math" w:hAnsi="Cambria Math"/>
-                  <w:i/>
-                </w:rPr>
-              </m:ctrlPr>
-            </m:sSubPr>
-            <m:e>
-              <m:r>
-                <w:rPr>
-                  <w:rFonts w:ascii="Cambria Math" w:hAnsi="Cambria Math"/>
-                </w:rPr>
-                <m:t>d</m:t>
-              </m:r>
-            </m:e>
-            <m:sub>
-              <m:r>
-                <w:rPr>
-                  <w:rFonts w:ascii="Cambria Math" w:hAnsi="Cambria Math"/>
-                </w:rPr>
-                <m:t>A</m:t>
-              </m:r>
-            </m:sub>
-          </m:sSub>
-          <m:r>
-            <w:rPr>
-              <w:rFonts w:ascii="Cambria Math" w:hAnsi="Cambria Math"/>
-            </w:rPr>
-            <m:t>=</m:t>
-          </m:r>
-          <m:f>
-            <m:fPr>
-              <m:ctrlPr>
-                <w:rPr>
-                  <w:rFonts w:ascii="Cambria Math" w:hAnsi="Cambria Math"/>
-                  <w:i/>
-                </w:rPr>
-              </m:ctrlPr>
-            </m:fPr>
-            <m:num>
-              <m:r>
-                <w:rPr>
-                  <w:rFonts w:ascii="Cambria Math" w:hAnsi="Cambria Math"/>
-                </w:rPr>
-                <m:t>k-s</m:t>
-              </m:r>
-            </m:num>
-            <m:den>
-              <m:r>
-                <w:rPr>
-                  <w:rFonts w:ascii="Cambria Math" w:hAnsi="Cambria Math"/>
-                </w:rPr>
-                <m:t>s+r</m:t>
-              </m:r>
-            </m:den>
-          </m:f>
-          <m:r>
-            <w:rPr>
-              <w:rFonts w:ascii="Cambria Math" w:hAnsi="Cambria Math"/>
-            </w:rPr>
-            <m:t xml:space="preserve"> mod n</m:t>
-          </m:r>
-        </m:oMath>
-      </m:oMathPara>
-    </w:p>
-    <w:p>
-      <w:pPr>
-        <w:rPr>
-          <w:b/>
-          <w:bCs/>
-        </w:rPr>
-      </w:pPr>
-      <w:r>
-        <w:rPr>
-          <w:b/>
-          <w:bCs/>
-        </w:rPr>
-        <w:t>POC</w:t>
-      </w:r>
-      <w:r>
-        <w:rPr>
-          <w:b/>
-          <w:bCs/>
-        </w:rPr>
-        <w:t>验证：</w:t>
-      </w:r>
-    </w:p>
-    <w:p>
-      <w:pPr>
-        <w:rPr>
-          <w:b/>
-          <w:bCs/>
-        </w:rPr>
-      </w:pPr>
-      <w:r>
-        <w:rPr>
-          <w:b/>
-          <w:bCs/>
-        </w:rPr>
-        <w:t>安全防护建议</w:t>
-      </w:r>
-    </w:p>
-    <w:p>
-      <w:pPr>
-        <w:numPr>
-          <w:ilvl w:val="0"/>
-          <w:numId w:val="10"/>
-        </w:numPr>
-      </w:pPr>
+        <w:pStyle w:val="2"/>
+      </w:pPr>
+      <w:r>
+        <w:rPr>
+          <w:rFonts w:hint="eastAsia"/>
+        </w:rPr>
+        <w:t>代码解释</w:t>
+      </w:r>
+    </w:p>
+    <w:p>
+      <w:pPr>
+        <w:rPr>
+          <w:b/>
+          <w:bCs/>
+        </w:rPr>
+      </w:pPr>
+      <w:r>
+        <w:rPr>
+          <w:rFonts w:hint="eastAsia"/>
+          <w:b/>
+          <w:bCs/>
+        </w:rPr>
+        <w:t>一、基础椭圆曲线实现</w:t>
+      </w:r>
+    </w:p>
+    <w:p>
       <w:r>
         <w:t>​</w:t>
       </w:r>
@@ -5282,12 +6389,21 @@
         </w:rPr>
         <w:t>​</w:t>
       </w:r>
-      <w:r>
-        <w:rPr>
-          <w:b/>
-          <w:bCs/>
-        </w:rPr>
-        <w:t>随机数生成</w:t>
+      <w:proofErr w:type="spellStart"/>
+      <w:r>
+        <w:rPr>
+          <w:b/>
+          <w:bCs/>
+        </w:rPr>
+        <w:t>ECPoint</w:t>
+      </w:r>
+      <w:proofErr w:type="spellEnd"/>
+      <w:r>
+        <w:rPr>
+          <w:b/>
+          <w:bCs/>
+        </w:rPr>
+        <w:t>类</w:t>
       </w:r>
       <w:r>
         <w:rPr>
@@ -5299,177 +6415,16 @@
       <w:r>
         <w:t>​</w:t>
       </w:r>
-      <w:r>
-        <w:t>：</w:t>
-      </w:r>
-    </w:p>
-    <w:p>
-      <w:pPr>
-        <w:ind w:left="1440"/>
-      </w:pPr>
-      <w:r>
-        <w:t>使用</w:t>
-      </w:r>
-      <w:r>
-        <w:t>RFC6979</w:t>
-      </w:r>
-      <w:r>
-        <w:t>确定性随机数生成</w:t>
-      </w:r>
-    </w:p>
-    <w:p>
-      <w:pPr>
-        <w:ind w:left="1440"/>
-      </w:pPr>
-      <w:r>
-        <w:t>采用硬件安全模块</w:t>
-      </w:r>
-      <w:r>
-        <w:t>(HSM)</w:t>
-      </w:r>
-      <w:r>
-        <w:t>生成随机数</w:t>
-      </w:r>
-    </w:p>
-    <w:p>
-      <w:pPr>
-        <w:numPr>
-          <w:ilvl w:val="0"/>
-          <w:numId w:val="10"/>
-        </w:numPr>
-      </w:pPr>
-      <w:r>
-        <w:t>​</w:t>
-      </w:r>
-      <w:r>
-        <w:rPr>
-          <w:b/>
-          <w:bCs/>
-        </w:rPr>
-        <w:t>​</w:t>
-      </w:r>
-      <w:r>
-        <w:rPr>
-          <w:b/>
-          <w:bCs/>
-        </w:rPr>
-        <w:t>密钥管理</w:t>
-      </w:r>
-      <w:r>
-        <w:rPr>
-          <w:b/>
-          <w:bCs/>
-        </w:rPr>
-        <w:t>​</w:t>
-      </w:r>
-      <w:r>
-        <w:t>​</w:t>
-      </w:r>
-      <w:r>
-        <w:t>：</w:t>
-      </w:r>
-    </w:p>
-    <w:p>
-      <w:pPr>
-        <w:numPr>
-          <w:ilvl w:val="0"/>
-          <w:numId w:val="10"/>
-        </w:numPr>
-      </w:pPr>
-      <w:r>
-        <w:t>​</w:t>
-      </w:r>
-      <w:r>
-        <w:rPr>
-          <w:b/>
-          <w:bCs/>
-        </w:rPr>
-        <w:t>​</w:t>
-      </w:r>
-      <w:r>
-        <w:rPr>
-          <w:b/>
-          <w:bCs/>
-        </w:rPr>
-        <w:t>算法选择</w:t>
-      </w:r>
-      <w:r>
-        <w:rPr>
-          <w:b/>
-          <w:bCs/>
-        </w:rPr>
-        <w:t>​</w:t>
-      </w:r>
-      <w:r>
-        <w:t>​</w:t>
-      </w:r>
-      <w:r>
-        <w:t>：</w:t>
-      </w:r>
-    </w:p>
-    <w:p>
-      <w:pPr>
-        <w:ind w:left="720"/>
-      </w:pPr>
-      <w:r>
-        <w:t>​</w:t>
-      </w:r>
-      <w:r>
-        <w:rPr>
-          <w:b/>
-          <w:bCs/>
-        </w:rPr>
-        <w:t>​</w:t>
-      </w:r>
-      <w:r>
-        <w:rPr>
-          <w:b/>
-          <w:bCs/>
-        </w:rPr>
-        <w:t>实现加固</w:t>
-      </w:r>
-      <w:r>
-        <w:rPr>
-          <w:b/>
-          <w:bCs/>
-        </w:rPr>
-        <w:t>​</w:t>
-      </w:r>
-      <w:r>
-        <w:t>​</w:t>
-      </w:r>
-      <w:r>
-        <w:t>：</w:t>
-      </w:r>
-    </w:p>
-    <w:p>
-      <w:pPr>
-        <w:ind w:left="1440"/>
-      </w:pPr>
-      <w:r>
-        <w:t>添加随机数审计日志</w:t>
-      </w:r>
-    </w:p>
-    <w:p>
-      <w:pPr>
-        <w:ind w:left="1440"/>
-      </w:pPr>
-      <w:r>
-        <w:t>实现签名计数器和阈值机制</w:t>
-      </w:r>
-    </w:p>
-    <w:p>
-      <w:pPr>
-        <w:ind w:left="1440"/>
-      </w:pPr>
-      <w:r>
-        <w:t>采用两方签名方案（</w:t>
-      </w:r>
-      <w:r>
-        <w:t>2P-Sign</w:t>
-      </w:r>
-      <w:r>
-        <w:t>）</w:t>
+    </w:p>
+    <w:p>
+      <w:r>
+        <w:t>表示椭圆曲线上的点，包含坐标</w:t>
+      </w:r>
+      <w:r>
+        <w:t>(x, y)</w:t>
+      </w:r>
+      <w:r>
+        <w:t>。支持点相等性判断和格式化输出（如无穷远点处理）。</w:t>
       </w:r>
     </w:p>
     <w:p>
@@ -5478,10 +6433,10 @@
           <w:noProof/>
         </w:rPr>
         <w:drawing>
-          <wp:inline distT="0" distB="0" distL="0" distR="0" wp14:anchorId="218D586F" wp14:editId="0DE892C0">
-            <wp:extent cx="5274310" cy="1836420"/>
+          <wp:inline distT="0" distB="0" distL="0" distR="0" wp14:anchorId="521E366E" wp14:editId="54BF4285">
+            <wp:extent cx="5274310" cy="1189990"/>
             <wp:effectExtent l="0" t="0" r="2540" b="0"/>
-            <wp:docPr id="70153601" name="图片 1"/>
+            <wp:docPr id="158823211" name="图片 1"/>
             <wp:cNvGraphicFramePr>
               <a:graphicFrameLocks xmlns:a="http://schemas.openxmlformats.org/drawingml/2006/main" noChangeAspect="1"/>
             </wp:cNvGraphicFramePr>
@@ -5489,7 +6444,7 @@
               <a:graphicData uri="http://schemas.openxmlformats.org/drawingml/2006/picture">
                 <pic:pic xmlns:pic="http://schemas.openxmlformats.org/drawingml/2006/picture">
                   <pic:nvPicPr>
-                    <pic:cNvPr id="70153601" name=""/>
+                    <pic:cNvPr id="158823211" name=""/>
                     <pic:cNvPicPr/>
                   </pic:nvPicPr>
                   <pic:blipFill>
@@ -5501,7 +6456,7 @@
                   <pic:spPr>
                     <a:xfrm>
                       <a:off x="0" y="0"/>
-                      <a:ext cx="5274310" cy="1836420"/>
+                      <a:ext cx="5274310" cy="1189990"/>
                     </a:xfrm>
                     <a:prstGeom prst="rect">
                       <a:avLst/>
@@ -5517,14 +6472,93 @@
     <w:p>
       <w:r>
         <w:rPr>
+          <w:b/>
+          <w:bCs/>
+        </w:rPr>
+        <w:t>椭圆曲线参数</w:t>
+      </w:r>
+      <w:r>
+        <w:rPr>
+          <w:b/>
+          <w:bCs/>
+        </w:rPr>
+        <w:t>​</w:t>
+      </w:r>
+      <w:r>
+        <w:t>​</w:t>
+      </w:r>
+    </w:p>
+    <w:p>
+      <w:r>
+        <w:t>SM2</w:t>
+      </w:r>
+      <w:r>
+        <w:t>标准推荐参数（</w:t>
+      </w:r>
+      <w:r>
+        <w:t>256</w:t>
+      </w:r>
+      <w:r>
+        <w:t>位素数域）：</w:t>
+      </w:r>
+    </w:p>
+    <w:p>
+      <w:pPr>
+        <w:rPr>
+          <w:rFonts w:hint="eastAsia"/>
+        </w:rPr>
+      </w:pPr>
+      <w:r>
+        <w:t xml:space="preserve">p: </w:t>
+      </w:r>
+      <w:r>
+        <w:t>素数域模数</w:t>
+      </w:r>
+    </w:p>
+    <w:p>
+      <w:pPr>
+        <w:rPr>
+          <w:rFonts w:hint="eastAsia"/>
+        </w:rPr>
+      </w:pPr>
+      <w:r>
+        <w:t xml:space="preserve">a, b: </w:t>
+      </w:r>
+      <w:r>
+        <w:t>曲线方程系数</w:t>
+      </w:r>
+    </w:p>
+    <w:p>
+      <w:pPr>
+        <w:rPr>
+          <w:rFonts w:hint="eastAsia"/>
+        </w:rPr>
+      </w:pPr>
+      <w:r>
+        <w:t xml:space="preserve">n: </w:t>
+      </w:r>
+      <w:r>
+        <w:t>基点阶数（私钥取值范围）</w:t>
+      </w:r>
+    </w:p>
+    <w:p>
+      <w:r>
+        <w:t xml:space="preserve">G: </w:t>
+      </w:r>
+      <w:r>
+        <w:t>基点（生成元）</w:t>
+      </w:r>
+    </w:p>
+    <w:p>
+      <w:r>
+        <w:rPr>
           <w:noProof/>
         </w:rPr>
-        <w:lastRenderedPageBreak/>
         <w:drawing>
-          <wp:inline distT="0" distB="0" distL="0" distR="0" wp14:anchorId="3C4D016D" wp14:editId="6A6D3549">
-            <wp:extent cx="5274310" cy="1651000"/>
-            <wp:effectExtent l="0" t="0" r="2540" b="6350"/>
-            <wp:docPr id="329676085" name="图片 1"/>
+          <wp:inline distT="0" distB="0" distL="0" distR="0" wp14:anchorId="177B4ECD" wp14:editId="5A425E06">
+            <wp:extent cx="5274310" cy="470535"/>
+            <wp:effectExtent l="0" t="0" r="2540" b="5715"/>
+            <wp:docPr id="1748167320" name="图片 1"/>
             <wp:cNvGraphicFramePr>
               <a:graphicFrameLocks xmlns:a="http://schemas.openxmlformats.org/drawingml/2006/main" noChangeAspect="1"/>
             </wp:cNvGraphicFramePr>
@@ -5532,7 +6566,7 @@
               <a:graphicData uri="http://schemas.openxmlformats.org/drawingml/2006/picture">
                 <pic:pic xmlns:pic="http://schemas.openxmlformats.org/drawingml/2006/picture">
                   <pic:nvPicPr>
-                    <pic:cNvPr id="329676085" name=""/>
+                    <pic:cNvPr id="1748167320" name=""/>
                     <pic:cNvPicPr/>
                   </pic:nvPicPr>
                   <pic:blipFill>
@@ -5544,7 +6578,7 @@
                   <pic:spPr>
                     <a:xfrm>
                       <a:off x="0" y="0"/>
-                      <a:ext cx="5274310" cy="1651000"/>
+                      <a:ext cx="5274310" cy="470535"/>
                     </a:xfrm>
                     <a:prstGeom prst="rect">
                       <a:avLst/>
@@ -5558,14 +6592,355 @@
       </w:r>
     </w:p>
     <w:p>
-      <w:pPr>
-        <w:ind w:firstLine="420"/>
-      </w:pPr>
-      <w:r>
-        <w:rPr>
-          <w:rFonts w:hint="eastAsia"/>
-        </w:rPr>
-        <w:t>根据结果显示，相同用户重用随机数</w:t>
+      <w:r>
+        <w:rPr>
+          <w:b/>
+          <w:bCs/>
+        </w:rPr>
+        <w:t>核心运算函数</w:t>
+      </w:r>
+      <w:r>
+        <w:rPr>
+          <w:b/>
+          <w:bCs/>
+        </w:rPr>
+        <w:t>​</w:t>
+      </w:r>
+      <w:r>
+        <w:t>​</w:t>
+      </w:r>
+    </w:p>
+    <w:p>
+      <w:proofErr w:type="spellStart"/>
+      <w:r>
+        <w:t>extended_gcd</w:t>
+      </w:r>
+      <w:proofErr w:type="spellEnd"/>
+      <w:r>
+        <w:t xml:space="preserve">(): </w:t>
+      </w:r>
+      <w:r>
+        <w:t>扩展欧几里得算法，用于模逆计算</w:t>
+      </w:r>
+    </w:p>
+    <w:p>
+      <w:pPr>
+        <w:rPr>
+          <w:rFonts w:hint="eastAsia"/>
+        </w:rPr>
+      </w:pPr>
+      <w:proofErr w:type="spellStart"/>
+      <w:r>
+        <w:t>mod_inv</w:t>
+      </w:r>
+      <w:proofErr w:type="spellEnd"/>
+      <w:r>
+        <w:t xml:space="preserve">(): </w:t>
+      </w:r>
+      <w:r>
+        <w:t>安全计算模逆（避免除零错误）。</w:t>
+      </w:r>
+    </w:p>
+    <w:p>
+      <w:pPr>
+        <w:rPr>
+          <w:rFonts w:hint="eastAsia"/>
+        </w:rPr>
+      </w:pPr>
+      <w:proofErr w:type="spellStart"/>
+      <w:r>
+        <w:t>ec_add</w:t>
+      </w:r>
+      <w:proofErr w:type="spellEnd"/>
+      <w:r>
+        <w:t xml:space="preserve">(): </w:t>
+      </w:r>
+      <w:r>
+        <w:t>点加法（含点加倍处理）。</w:t>
+      </w:r>
+    </w:p>
+    <w:p>
+      <w:proofErr w:type="spellStart"/>
+      <w:r>
+        <w:t>ec_mul</w:t>
+      </w:r>
+      <w:proofErr w:type="spellEnd"/>
+      <w:r>
+        <w:t xml:space="preserve">(): </w:t>
+      </w:r>
+      <w:r>
+        <w:t>高效标量乘法（二进制展开优化）。</w:t>
+      </w:r>
+    </w:p>
+    <w:p>
+      <w:pPr>
+        <w:rPr>
+          <w:b/>
+          <w:bCs/>
+        </w:rPr>
+      </w:pPr>
+      <w:r>
+        <w:rPr>
+          <w:rFonts w:hint="eastAsia"/>
+          <w:b/>
+          <w:bCs/>
+        </w:rPr>
+        <w:t>二、</w:t>
+      </w:r>
+      <w:r>
+        <w:rPr>
+          <w:rFonts w:hint="eastAsia"/>
+          <w:b/>
+          <w:bCs/>
+        </w:rPr>
+        <w:t>SM2</w:t>
+      </w:r>
+      <w:r>
+        <w:rPr>
+          <w:rFonts w:hint="eastAsia"/>
+          <w:b/>
+          <w:bCs/>
+        </w:rPr>
+        <w:t>核心功能实现</w:t>
+      </w:r>
+    </w:p>
+    <w:p>
+      <w:r>
+        <w:rPr>
+          <w:rFonts w:hint="eastAsia"/>
+        </w:rPr>
+        <w:t>密钥生成</w:t>
+      </w:r>
+      <w:r>
+        <w:rPr>
+          <w:rFonts w:cs="Times New Roman"/>
+        </w:rPr>
+        <w:t>​​</w:t>
+      </w:r>
+    </w:p>
+    <w:p/>
+    <w:p>
+      <w:r>
+        <w:rPr>
+          <w:rFonts w:hint="eastAsia"/>
+        </w:rPr>
+        <w:lastRenderedPageBreak/>
+        <w:t>生成私钥</w:t>
+      </w:r>
+      <w:r>
+        <w:rPr>
+          <w:rFonts w:hint="eastAsia"/>
+        </w:rPr>
+        <w:t>d</w:t>
+      </w:r>
+      <w:r>
+        <w:rPr>
+          <w:rFonts w:hint="eastAsia"/>
+        </w:rPr>
+        <w:t>（随机数）和公钥</w:t>
+      </w:r>
+      <w:r>
+        <w:rPr>
+          <w:rFonts w:hint="eastAsia"/>
+        </w:rPr>
+        <w:t>P = d*G</w:t>
+      </w:r>
+      <w:r>
+        <w:rPr>
+          <w:rFonts w:hint="eastAsia"/>
+        </w:rPr>
+        <w:t>：</w:t>
+      </w:r>
+    </w:p>
+    <w:p>
+      <w:r>
+        <w:rPr>
+          <w:noProof/>
+        </w:rPr>
+        <w:drawing>
+          <wp:inline distT="0" distB="0" distL="0" distR="0" wp14:anchorId="338F2D80" wp14:editId="2EE96799">
+            <wp:extent cx="5274310" cy="1167130"/>
+            <wp:effectExtent l="0" t="0" r="2540" b="0"/>
+            <wp:docPr id="304845066" name="图片 1"/>
+            <wp:cNvGraphicFramePr>
+              <a:graphicFrameLocks xmlns:a="http://schemas.openxmlformats.org/drawingml/2006/main" noChangeAspect="1"/>
+            </wp:cNvGraphicFramePr>
+            <a:graphic xmlns:a="http://schemas.openxmlformats.org/drawingml/2006/main">
+              <a:graphicData uri="http://schemas.openxmlformats.org/drawingml/2006/picture">
+                <pic:pic xmlns:pic="http://schemas.openxmlformats.org/drawingml/2006/picture">
+                  <pic:nvPicPr>
+                    <pic:cNvPr id="304845066" name=""/>
+                    <pic:cNvPicPr/>
+                  </pic:nvPicPr>
+                  <pic:blipFill>
+                    <a:blip r:embed="rId19"/>
+                    <a:stretch>
+                      <a:fillRect/>
+                    </a:stretch>
+                  </pic:blipFill>
+                  <pic:spPr>
+                    <a:xfrm>
+                      <a:off x="0" y="0"/>
+                      <a:ext cx="5274310" cy="1167130"/>
+                    </a:xfrm>
+                    <a:prstGeom prst="rect">
+                      <a:avLst/>
+                    </a:prstGeom>
+                  </pic:spPr>
+                </pic:pic>
+              </a:graphicData>
+            </a:graphic>
+          </wp:inline>
+        </w:drawing>
+      </w:r>
+    </w:p>
+    <w:p>
+      <w:pPr>
+        <w:rPr>
+          <w:rFonts w:hint="eastAsia"/>
+        </w:rPr>
+      </w:pPr>
+      <w:r>
+        <w:t>ZA</w:t>
+      </w:r>
+      <w:r>
+        <w:rPr>
+          <w:rFonts w:hint="eastAsia"/>
+        </w:rPr>
+        <w:t>计算</w:t>
+      </w:r>
+      <w:r>
+        <w:rPr>
+          <w:rFonts w:cs="Times New Roman"/>
+        </w:rPr>
+        <w:t>​​</w:t>
+      </w:r>
+    </w:p>
+    <w:p>
+      <w:r>
+        <w:rPr>
+          <w:rFonts w:hint="eastAsia"/>
+        </w:rPr>
+        <w:t>用户标识哈希值，包含曲线参数和公钥信息，确保身份绑定：</w:t>
+      </w:r>
+    </w:p>
+    <w:p>
+      <w:r>
+        <w:rPr>
+          <w:noProof/>
+        </w:rPr>
+        <w:drawing>
+          <wp:inline distT="0" distB="0" distL="0" distR="0" wp14:anchorId="78BDA114" wp14:editId="70463913">
+            <wp:extent cx="5274310" cy="876300"/>
+            <wp:effectExtent l="0" t="0" r="2540" b="0"/>
+            <wp:docPr id="1685971059" name="图片 1"/>
+            <wp:cNvGraphicFramePr>
+              <a:graphicFrameLocks xmlns:a="http://schemas.openxmlformats.org/drawingml/2006/main" noChangeAspect="1"/>
+            </wp:cNvGraphicFramePr>
+            <a:graphic xmlns:a="http://schemas.openxmlformats.org/drawingml/2006/main">
+              <a:graphicData uri="http://schemas.openxmlformats.org/drawingml/2006/picture">
+                <pic:pic xmlns:pic="http://schemas.openxmlformats.org/drawingml/2006/picture">
+                  <pic:nvPicPr>
+                    <pic:cNvPr id="1685971059" name=""/>
+                    <pic:cNvPicPr/>
+                  </pic:nvPicPr>
+                  <pic:blipFill rotWithShape="1">
+                    <a:blip r:embed="rId20"/>
+                    <a:srcRect t="1" b="8122"/>
+                    <a:stretch>
+                      <a:fillRect/>
+                    </a:stretch>
+                  </pic:blipFill>
+                  <pic:spPr bwMode="auto">
+                    <a:xfrm>
+                      <a:off x="0" y="0"/>
+                      <a:ext cx="5274310" cy="876300"/>
+                    </a:xfrm>
+                    <a:prstGeom prst="rect">
+                      <a:avLst/>
+                    </a:prstGeom>
+                    <a:ln>
+                      <a:noFill/>
+                    </a:ln>
+                    <a:extLst>
+                      <a:ext uri="{53640926-AAD7-44D8-BBD7-CCE9431645EC}">
+                        <a14:shadowObscured xmlns:a14="http://schemas.microsoft.com/office/drawing/2010/main"/>
+                      </a:ext>
+                    </a:extLst>
+                  </pic:spPr>
+                </pic:pic>
+              </a:graphicData>
+            </a:graphic>
+          </wp:inline>
+        </w:drawing>
+      </w:r>
+    </w:p>
+    <w:p>
+      <w:pPr>
+        <w:rPr>
+          <w:rFonts w:hint="eastAsia"/>
+          <w:b/>
+          <w:bCs/>
+        </w:rPr>
+      </w:pPr>
+      <w:r>
+        <w:rPr>
+          <w:rFonts w:hint="eastAsia"/>
+          <w:b/>
+          <w:bCs/>
+        </w:rPr>
+        <w:t>签名流程</w:t>
+      </w:r>
+    </w:p>
+    <w:p>
+      <w:pPr>
+        <w:rPr>
+          <w:rFonts w:hint="eastAsia"/>
+        </w:rPr>
+      </w:pPr>
+      <w:r>
+        <w:t>1.</w:t>
+      </w:r>
+      <w:r>
+        <w:rPr>
+          <w:rFonts w:hint="eastAsia"/>
+        </w:rPr>
+        <w:t>计算</w:t>
+      </w:r>
+      <w:r>
+        <w:rPr>
+          <w:rFonts w:hint="eastAsia"/>
+        </w:rPr>
+        <w:t>ZA</w:t>
+      </w:r>
+      <w:r>
+        <w:rPr>
+          <w:rFonts w:hint="eastAsia"/>
+        </w:rPr>
+        <w:t>并生成消息摘要</w:t>
+      </w:r>
+      <w:r>
+        <w:rPr>
+          <w:rFonts w:hint="eastAsia"/>
+        </w:rPr>
+        <w:t>e = Hash(ZA || msg)</w:t>
+      </w:r>
+      <w:r>
+        <w:rPr>
+          <w:rFonts w:hint="eastAsia"/>
+        </w:rPr>
+        <w:t>。</w:t>
+      </w:r>
+    </w:p>
+    <w:p>
+      <w:r>
+        <w:t>2.</w:t>
+      </w:r>
+      <w:r>
+        <w:rPr>
+          <w:rFonts w:hint="eastAsia"/>
+        </w:rPr>
+        <w:t>生成随机数</w:t>
       </w:r>
       <w:r>
         <w:rPr>
@@ -5577,55 +6952,611 @@
         <w:rPr>
           <w:rFonts w:hint="eastAsia"/>
         </w:rPr>
-        <w:t>攻击成功，针对</w:t>
-      </w:r>
-      <w:r>
-        <w:rPr>
-          <w:rFonts w:hint="eastAsia"/>
-        </w:rPr>
-        <w:t>sm2</w:t>
-      </w:r>
-      <w:r>
-        <w:rPr>
-          <w:rFonts w:hint="eastAsia"/>
-        </w:rPr>
-        <w:t>签名的</w:t>
-      </w:r>
-      <w:r>
-        <w:rPr>
-          <w:rFonts w:hint="eastAsia"/>
-        </w:rPr>
-        <w:t>误用</w:t>
-      </w:r>
-      <w:r>
-        <w:rPr>
-          <w:rFonts w:hint="eastAsia"/>
+        <w:t>，计算点</w:t>
+      </w:r>
+      <w:proofErr w:type="spellStart"/>
+      <w:r>
+        <w:rPr>
+          <w:rFonts w:hint="eastAsia"/>
+        </w:rPr>
+        <w:t>P_k</w:t>
+      </w:r>
+      <w:proofErr w:type="spellEnd"/>
+      <w:r>
+        <w:rPr>
+          <w:rFonts w:hint="eastAsia"/>
+        </w:rPr>
+        <w:t xml:space="preserve"> = k*G</w:t>
+      </w:r>
+      <w:r>
+        <w:rPr>
+          <w:rFonts w:hint="eastAsia"/>
+        </w:rPr>
+        <w:t>。</w:t>
+      </w:r>
+    </w:p>
+    <w:p>
+      <w:pPr>
+        <w:rPr>
+          <w:rFonts w:hint="eastAsia"/>
+        </w:rPr>
+      </w:pPr>
+      <w:r>
+        <w:t>3.</w:t>
+      </w:r>
+      <w:r>
+        <w:rPr>
+          <w:rFonts w:hint="eastAsia"/>
+        </w:rPr>
+        <w:t>计算</w:t>
+      </w:r>
+      <w:r>
+        <w:rPr>
+          <w:rFonts w:hint="eastAsia"/>
+        </w:rPr>
+        <w:t xml:space="preserve">r = (e + </w:t>
+      </w:r>
+      <w:proofErr w:type="spellStart"/>
+      <w:r>
+        <w:rPr>
+          <w:rFonts w:hint="eastAsia"/>
+        </w:rPr>
+        <w:t>P_k.x</w:t>
+      </w:r>
+      <w:proofErr w:type="spellEnd"/>
+      <w:r>
+        <w:rPr>
+          <w:rFonts w:hint="eastAsia"/>
+        </w:rPr>
+        <w:t>) mod n</w:t>
+      </w:r>
+      <w:r>
+        <w:rPr>
+          <w:rFonts w:hint="eastAsia"/>
+        </w:rPr>
+        <w:t>，若</w:t>
+      </w:r>
+      <w:r>
+        <w:rPr>
+          <w:rFonts w:hint="eastAsia"/>
+        </w:rPr>
+        <w:t>r=0</w:t>
+      </w:r>
+      <w:r>
+        <w:rPr>
+          <w:rFonts w:hint="eastAsia"/>
+        </w:rPr>
+        <w:t>或</w:t>
+      </w:r>
+      <w:proofErr w:type="spellStart"/>
+      <w:r>
+        <w:rPr>
+          <w:rFonts w:hint="eastAsia"/>
+        </w:rPr>
+        <w:t>r+k</w:t>
+      </w:r>
+      <w:proofErr w:type="spellEnd"/>
+      <w:r>
+        <w:rPr>
+          <w:rFonts w:hint="eastAsia"/>
+        </w:rPr>
+        <w:t>=n</w:t>
+      </w:r>
+      <w:r>
+        <w:rPr>
+          <w:rFonts w:hint="eastAsia"/>
+        </w:rPr>
+        <w:t>则重试。</w:t>
+      </w:r>
+    </w:p>
+    <w:p>
+      <w:r>
+        <w:t>4.</w:t>
+      </w:r>
+      <w:r>
+        <w:rPr>
+          <w:rFonts w:hint="eastAsia"/>
+        </w:rPr>
+        <w:t>计算</w:t>
+      </w:r>
+      <w:r>
+        <w:rPr>
+          <w:rFonts w:hint="eastAsia"/>
+        </w:rPr>
+        <w:t>s = (1+d)^-1 * (k - r*d) mod n</w:t>
+      </w:r>
+      <w:r>
+        <w:rPr>
+          <w:rFonts w:hint="eastAsia"/>
+        </w:rPr>
+        <w:t>。</w:t>
+      </w:r>
+    </w:p>
+    <w:p>
+      <w:r>
+        <w:rPr>
+          <w:noProof/>
+        </w:rPr>
+        <w:drawing>
+          <wp:inline distT="0" distB="0" distL="0" distR="0" wp14:anchorId="7D039447" wp14:editId="4E65343A">
+            <wp:extent cx="3603171" cy="547026"/>
+            <wp:effectExtent l="0" t="0" r="0" b="5715"/>
+            <wp:docPr id="1747916677" name="图片 1"/>
+            <wp:cNvGraphicFramePr>
+              <a:graphicFrameLocks xmlns:a="http://schemas.openxmlformats.org/drawingml/2006/main" noChangeAspect="1"/>
+            </wp:cNvGraphicFramePr>
+            <a:graphic xmlns:a="http://schemas.openxmlformats.org/drawingml/2006/main">
+              <a:graphicData uri="http://schemas.openxmlformats.org/drawingml/2006/picture">
+                <pic:pic xmlns:pic="http://schemas.openxmlformats.org/drawingml/2006/picture">
+                  <pic:nvPicPr>
+                    <pic:cNvPr id="1747916677" name=""/>
+                    <pic:cNvPicPr/>
+                  </pic:nvPicPr>
+                  <pic:blipFill>
+                    <a:blip r:embed="rId21"/>
+                    <a:stretch>
+                      <a:fillRect/>
+                    </a:stretch>
+                  </pic:blipFill>
+                  <pic:spPr>
+                    <a:xfrm>
+                      <a:off x="0" y="0"/>
+                      <a:ext cx="3626362" cy="550547"/>
+                    </a:xfrm>
+                    <a:prstGeom prst="rect">
+                      <a:avLst/>
+                    </a:prstGeom>
+                  </pic:spPr>
+                </pic:pic>
+              </a:graphicData>
+            </a:graphic>
+          </wp:inline>
+        </w:drawing>
+      </w:r>
+    </w:p>
+    <w:p>
+      <w:pPr>
+        <w:rPr>
+          <w:rFonts w:hint="eastAsia"/>
+          <w:b/>
+          <w:bCs/>
+        </w:rPr>
+      </w:pPr>
+      <w:r>
+        <w:rPr>
+          <w:rFonts w:hint="eastAsia"/>
+          <w:b/>
+          <w:bCs/>
+        </w:rPr>
+        <w:t>验签流程</w:t>
+      </w:r>
+    </w:p>
+    <w:p>
+      <w:pPr>
+        <w:rPr>
+          <w:rFonts w:hint="eastAsia"/>
+        </w:rPr>
+      </w:pPr>
+      <w:r>
+        <w:t>1.</w:t>
+      </w:r>
+      <w:r>
+        <w:rPr>
+          <w:rFonts w:hint="eastAsia"/>
+        </w:rPr>
+        <w:t>检查</w:t>
+      </w:r>
+      <w:r>
+        <w:rPr>
+          <w:rFonts w:hint="eastAsia"/>
+        </w:rPr>
+        <w:t>r, s</w:t>
+      </w:r>
+      <w:r>
+        <w:rPr>
+          <w:rFonts w:hint="eastAsia"/>
+        </w:rPr>
+        <w:t>范围是否合法。</w:t>
+      </w:r>
+    </w:p>
+    <w:p>
+      <w:pPr>
+        <w:rPr>
+          <w:rFonts w:hint="eastAsia"/>
+        </w:rPr>
+      </w:pPr>
+      <w:r>
+        <w:t>2.</w:t>
+      </w:r>
+      <w:r>
+        <w:rPr>
+          <w:rFonts w:hint="eastAsia"/>
+        </w:rPr>
+        <w:t>计算</w:t>
+      </w:r>
+      <w:r>
+        <w:rPr>
+          <w:rFonts w:hint="eastAsia"/>
+        </w:rPr>
+        <w:t>t = (r + s) mod n</w:t>
+      </w:r>
+      <w:r>
+        <w:rPr>
+          <w:rFonts w:hint="eastAsia"/>
+        </w:rPr>
+        <w:t>，若</w:t>
+      </w:r>
+      <w:r>
+        <w:rPr>
+          <w:rFonts w:hint="eastAsia"/>
+        </w:rPr>
+        <w:t>t=0</w:t>
+      </w:r>
+      <w:r>
+        <w:rPr>
+          <w:rFonts w:hint="eastAsia"/>
+        </w:rPr>
+        <w:t>则失败。</w:t>
+      </w:r>
+    </w:p>
+    <w:p>
+      <w:pPr>
+        <w:rPr>
+          <w:rFonts w:hint="eastAsia"/>
+        </w:rPr>
+      </w:pPr>
+      <w:r>
+        <w:t>3.</w:t>
+      </w:r>
+      <w:r>
+        <w:rPr>
+          <w:rFonts w:hint="eastAsia"/>
+        </w:rPr>
+        <w:t>计算点</w:t>
+      </w:r>
+      <w:r>
+        <w:rPr>
+          <w:rFonts w:hint="eastAsia"/>
+        </w:rPr>
+        <w:t>P = s*G + t*</w:t>
+      </w:r>
+      <w:proofErr w:type="spellStart"/>
+      <w:r>
+        <w:rPr>
+          <w:rFonts w:hint="eastAsia"/>
+        </w:rPr>
+        <w:t>pub_key</w:t>
+      </w:r>
+      <w:proofErr w:type="spellEnd"/>
+      <w:r>
+        <w:rPr>
+          <w:rFonts w:hint="eastAsia"/>
+        </w:rPr>
+        <w:t>。</w:t>
+      </w:r>
+    </w:p>
+    <w:p>
+      <w:r>
+        <w:t>4.</w:t>
+      </w:r>
+      <w:r>
+        <w:rPr>
+          <w:rFonts w:hint="eastAsia"/>
+        </w:rPr>
+        <w:t>验证</w:t>
+      </w:r>
+      <w:r>
+        <w:rPr>
+          <w:rFonts w:hint="eastAsia"/>
+        </w:rPr>
+        <w:t xml:space="preserve">(e + </w:t>
+      </w:r>
+      <w:proofErr w:type="spellStart"/>
+      <w:r>
+        <w:rPr>
+          <w:rFonts w:hint="eastAsia"/>
+        </w:rPr>
+        <w:t>P.x</w:t>
+      </w:r>
+      <w:proofErr w:type="spellEnd"/>
+      <w:r>
+        <w:rPr>
+          <w:rFonts w:hint="eastAsia"/>
+        </w:rPr>
+        <w:t>) mod n == r</w:t>
+      </w:r>
+      <w:r>
+        <w:rPr>
+          <w:rFonts w:hint="eastAsia"/>
+        </w:rPr>
+        <w:t>。</w:t>
+      </w:r>
+    </w:p>
+    <w:p>
+      <w:r>
+        <w:rPr>
+          <w:noProof/>
+        </w:rPr>
+        <w:drawing>
+          <wp:inline distT="0" distB="0" distL="0" distR="0" wp14:anchorId="01609D99" wp14:editId="2E5B270A">
+            <wp:extent cx="3369129" cy="600732"/>
+            <wp:effectExtent l="0" t="0" r="3175" b="8890"/>
+            <wp:docPr id="147951429" name="图片 1"/>
+            <wp:cNvGraphicFramePr>
+              <a:graphicFrameLocks xmlns:a="http://schemas.openxmlformats.org/drawingml/2006/main" noChangeAspect="1"/>
+            </wp:cNvGraphicFramePr>
+            <a:graphic xmlns:a="http://schemas.openxmlformats.org/drawingml/2006/main">
+              <a:graphicData uri="http://schemas.openxmlformats.org/drawingml/2006/picture">
+                <pic:pic xmlns:pic="http://schemas.openxmlformats.org/drawingml/2006/picture">
+                  <pic:nvPicPr>
+                    <pic:cNvPr id="147951429" name=""/>
+                    <pic:cNvPicPr/>
+                  </pic:nvPicPr>
+                  <pic:blipFill>
+                    <a:blip r:embed="rId22"/>
+                    <a:stretch>
+                      <a:fillRect/>
+                    </a:stretch>
+                  </pic:blipFill>
+                  <pic:spPr>
+                    <a:xfrm>
+                      <a:off x="0" y="0"/>
+                      <a:ext cx="3395801" cy="605488"/>
+                    </a:xfrm>
+                    <a:prstGeom prst="rect">
+                      <a:avLst/>
+                    </a:prstGeom>
+                  </pic:spPr>
+                </pic:pic>
+              </a:graphicData>
+            </a:graphic>
+          </wp:inline>
+        </w:drawing>
+      </w:r>
+    </w:p>
+    <w:p>
+      <w:pPr>
+        <w:rPr>
+          <w:b/>
+          <w:bCs/>
+        </w:rPr>
+      </w:pPr>
+      <w:r>
+        <w:rPr>
+          <w:rFonts w:hint="eastAsia"/>
+          <w:b/>
+          <w:bCs/>
+        </w:rPr>
+        <w:t>三、</w:t>
+      </w:r>
+      <w:proofErr w:type="spellStart"/>
+      <w:r>
+        <w:rPr>
+          <w:rFonts w:hint="eastAsia"/>
+          <w:b/>
+          <w:bCs/>
         </w:rPr>
         <w:t>poc</w:t>
       </w:r>
-      <w:r>
-        <w:rPr>
-          <w:rFonts w:hint="eastAsia"/>
-        </w:rPr>
-        <w:t>验证成功。</w:t>
-      </w:r>
-      <w:r>
-        <w:rPr>
-          <w:rFonts w:hint="eastAsia"/>
-        </w:rPr>
-        <w:t>而不同用户重用随机数</w:t>
-      </w:r>
-      <w:r>
-        <w:rPr>
-          <w:rFonts w:hint="eastAsia"/>
-        </w:rPr>
-        <w:t>k</w:t>
-      </w:r>
-      <w:r>
-        <w:rPr>
-          <w:rFonts w:hint="eastAsia"/>
-        </w:rPr>
-        <w:t>攻击在数学上不可行，因此无法实现攻击。</w:t>
+      <w:proofErr w:type="spellEnd"/>
+      <w:r>
+        <w:rPr>
+          <w:rFonts w:hint="eastAsia"/>
+          <w:b/>
+          <w:bCs/>
+        </w:rPr>
+        <w:t>验证</w:t>
+      </w:r>
+    </w:p>
+    <w:p>
+      <w:pPr>
+        <w:rPr>
+          <w:rFonts w:hint="eastAsia"/>
+        </w:rPr>
+      </w:pPr>
+      <w:r>
+        <w:lastRenderedPageBreak/>
+        <w:t>poc1_leaking_k()</w:t>
+      </w:r>
+      <w:r>
+        <w:br/>
+        <w:t>poc2_reusing_k()</w:t>
+      </w:r>
+      <w:r>
+        <w:br/>
+        <w:t>poc3_two_users_same_k()</w:t>
+      </w:r>
+      <w:r>
+        <w:br/>
+        <w:t>poc4_malleability()</w:t>
+      </w:r>
+      <w:r>
+        <w:br/>
+        <w:t>poc5_forge_without_m_check()</w:t>
+      </w:r>
+      <w:r>
+        <w:br/>
+        <w:t>poc6_same_dk_ecdsa_sm2()</w:t>
+      </w:r>
+    </w:p>
+    <w:p>
+      <w:r>
+        <w:rPr>
+          <w:rFonts w:hint="eastAsia"/>
+        </w:rPr>
+        <w:t>分别实现了</w:t>
+      </w:r>
+      <w:r>
+        <w:rPr>
+          <w:rFonts w:hint="eastAsia"/>
+        </w:rPr>
+        <w:t>6</w:t>
+      </w:r>
+      <w:r>
+        <w:rPr>
+          <w:rFonts w:hint="eastAsia"/>
+        </w:rPr>
+        <w:t>种</w:t>
+      </w:r>
+      <w:proofErr w:type="spellStart"/>
+      <w:r>
+        <w:rPr>
+          <w:rFonts w:hint="eastAsia"/>
+        </w:rPr>
+        <w:t>poc</w:t>
+      </w:r>
+      <w:proofErr w:type="spellEnd"/>
+      <w:r>
+        <w:rPr>
+          <w:rFonts w:hint="eastAsia"/>
+        </w:rPr>
+        <w:t>验证</w:t>
+      </w:r>
+    </w:p>
+    <w:p>
+      <w:pPr>
+        <w:rPr>
+          <w:b/>
+          <w:bCs/>
+        </w:rPr>
+      </w:pPr>
+      <w:r>
+        <w:rPr>
+          <w:rFonts w:hint="eastAsia"/>
+          <w:b/>
+          <w:bCs/>
+        </w:rPr>
+        <w:t>四、运行结果</w:t>
+      </w:r>
+    </w:p>
+    <w:p>
+      <w:pPr>
+        <w:rPr>
+          <w:b/>
+          <w:bCs/>
+        </w:rPr>
+      </w:pPr>
+      <w:r>
+        <w:rPr>
+          <w:noProof/>
+        </w:rPr>
+        <w:drawing>
+          <wp:inline distT="0" distB="0" distL="0" distR="0" wp14:anchorId="7915A0CF" wp14:editId="142AF2AF">
+            <wp:extent cx="5274310" cy="2286635"/>
+            <wp:effectExtent l="0" t="0" r="2540" b="0"/>
+            <wp:docPr id="100107157" name="图片 1"/>
+            <wp:cNvGraphicFramePr>
+              <a:graphicFrameLocks xmlns:a="http://schemas.openxmlformats.org/drawingml/2006/main" noChangeAspect="1"/>
+            </wp:cNvGraphicFramePr>
+            <a:graphic xmlns:a="http://schemas.openxmlformats.org/drawingml/2006/main">
+              <a:graphicData uri="http://schemas.openxmlformats.org/drawingml/2006/picture">
+                <pic:pic xmlns:pic="http://schemas.openxmlformats.org/drawingml/2006/picture">
+                  <pic:nvPicPr>
+                    <pic:cNvPr id="100107157" name=""/>
+                    <pic:cNvPicPr/>
+                  </pic:nvPicPr>
+                  <pic:blipFill>
+                    <a:blip r:embed="rId23"/>
+                    <a:stretch>
+                      <a:fillRect/>
+                    </a:stretch>
+                  </pic:blipFill>
+                  <pic:spPr>
+                    <a:xfrm>
+                      <a:off x="0" y="0"/>
+                      <a:ext cx="5274310" cy="2286635"/>
+                    </a:xfrm>
+                    <a:prstGeom prst="rect">
+                      <a:avLst/>
+                    </a:prstGeom>
+                  </pic:spPr>
+                </pic:pic>
+              </a:graphicData>
+            </a:graphic>
+          </wp:inline>
+        </w:drawing>
+      </w:r>
+    </w:p>
+    <w:p>
+      <w:pPr>
+        <w:rPr>
+          <w:b/>
+          <w:bCs/>
+        </w:rPr>
+      </w:pPr>
+      <w:r>
+        <w:rPr>
+          <w:noProof/>
+        </w:rPr>
+        <w:drawing>
+          <wp:inline distT="0" distB="0" distL="0" distR="0" wp14:anchorId="51457081" wp14:editId="47500528">
+            <wp:extent cx="5274310" cy="2555875"/>
+            <wp:effectExtent l="0" t="0" r="2540" b="0"/>
+            <wp:docPr id="128130706" name="图片 1"/>
+            <wp:cNvGraphicFramePr>
+              <a:graphicFrameLocks xmlns:a="http://schemas.openxmlformats.org/drawingml/2006/main" noChangeAspect="1"/>
+            </wp:cNvGraphicFramePr>
+            <a:graphic xmlns:a="http://schemas.openxmlformats.org/drawingml/2006/main">
+              <a:graphicData uri="http://schemas.openxmlformats.org/drawingml/2006/picture">
+                <pic:pic xmlns:pic="http://schemas.openxmlformats.org/drawingml/2006/picture">
+                  <pic:nvPicPr>
+                    <pic:cNvPr id="128130706" name=""/>
+                    <pic:cNvPicPr/>
+                  </pic:nvPicPr>
+                  <pic:blipFill>
+                    <a:blip r:embed="rId24"/>
+                    <a:stretch>
+                      <a:fillRect/>
+                    </a:stretch>
+                  </pic:blipFill>
+                  <pic:spPr>
+                    <a:xfrm>
+                      <a:off x="0" y="0"/>
+                      <a:ext cx="5274310" cy="2555875"/>
+                    </a:xfrm>
+                    <a:prstGeom prst="rect">
+                      <a:avLst/>
+                    </a:prstGeom>
+                  </pic:spPr>
+                </pic:pic>
+              </a:graphicData>
+            </a:graphic>
+          </wp:inline>
+        </w:drawing>
+      </w:r>
+    </w:p>
+    <w:p>
+      <w:pPr>
+        <w:rPr>
+          <w:rFonts w:hint="eastAsia"/>
+        </w:rPr>
+      </w:pPr>
+      <w:r>
+        <w:rPr>
+          <w:b/>
+          <w:bCs/>
+        </w:rPr>
+        <w:tab/>
+      </w:r>
+      <w:r>
+        <w:rPr>
+          <w:rFonts w:hint="eastAsia"/>
+        </w:rPr>
+        <w:t>根据运行结果，所有</w:t>
+      </w:r>
+      <w:proofErr w:type="spellStart"/>
+      <w:r>
+        <w:rPr>
+          <w:rFonts w:hint="eastAsia"/>
+        </w:rPr>
+        <w:t>Poc</w:t>
+      </w:r>
+      <w:proofErr w:type="spellEnd"/>
+      <w:r>
+        <w:rPr>
+          <w:rFonts w:hint="eastAsia"/>
+        </w:rPr>
+        <w:t>验证均执行成功。</w:t>
       </w:r>
     </w:p>
     <w:p>
@@ -5670,6 +7601,7 @@
         <w:rPr>
           <w:rFonts w:ascii="宋体" w:hAnsi="宋体" w:cs="宋体" w:hint="eastAsia"/>
         </w:rPr>
+        <w:lastRenderedPageBreak/>
         <w:t>开头导入</w:t>
       </w:r>
       <w:r>
@@ -5681,9 +7613,11 @@
         </w:rPr>
         <w:t>和</w:t>
       </w:r>
+      <w:proofErr w:type="spellStart"/>
       <w:r>
         <w:t>hashlib</w:t>
       </w:r>
+      <w:proofErr w:type="spellEnd"/>
       <w:r>
         <w:rPr>
           <w:rFonts w:hint="eastAsia"/>
@@ -5712,7 +7646,7 @@
                     <pic:cNvPicPr/>
                   </pic:nvPicPr>
                   <pic:blipFill>
-                    <a:blip r:embed="rId19"/>
+                    <a:blip r:embed="rId25"/>
                     <a:stretch>
                       <a:fillRect/>
                     </a:stretch>
@@ -5734,9 +7668,11 @@
       </w:r>
     </w:p>
     <w:p>
+      <w:proofErr w:type="spellStart"/>
       <w:r>
         <w:t>EllipticCurve</w:t>
       </w:r>
+      <w:proofErr w:type="spellEnd"/>
       <w:r>
         <w:rPr>
           <w:rFonts w:hint="eastAsia"/>
@@ -5754,12 +7690,14 @@
       </w:r>
     </w:p>
     <w:p>
+      <w:proofErr w:type="spellStart"/>
       <w:r>
         <w:rPr>
           <w:rFonts w:hint="eastAsia"/>
         </w:rPr>
         <w:t>inv_mod</w:t>
       </w:r>
+      <w:proofErr w:type="spellEnd"/>
       <w:r>
         <w:rPr>
           <w:rFonts w:hint="eastAsia"/>
@@ -5768,12 +7706,14 @@
       </w:r>
     </w:p>
     <w:p>
+      <w:proofErr w:type="spellStart"/>
       <w:r>
         <w:rPr>
           <w:rFonts w:hint="eastAsia"/>
         </w:rPr>
         <w:t>point_addition</w:t>
       </w:r>
+      <w:proofErr w:type="spellEnd"/>
       <w:r>
         <w:rPr>
           <w:rFonts w:hint="eastAsia"/>
@@ -5782,12 +7722,14 @@
       </w:r>
     </w:p>
     <w:p>
+      <w:proofErr w:type="spellStart"/>
       <w:r>
         <w:rPr>
           <w:rFonts w:hint="eastAsia"/>
         </w:rPr>
         <w:t>point_multiply</w:t>
       </w:r>
+      <w:proofErr w:type="spellEnd"/>
       <w:r>
         <w:rPr>
           <w:rFonts w:hint="eastAsia"/>
@@ -5824,7 +7766,6 @@
         <w:rPr>
           <w:noProof/>
         </w:rPr>
-        <w:lastRenderedPageBreak/>
         <w:drawing>
           <wp:inline distT="0" distB="0" distL="0" distR="0" wp14:anchorId="523F3767" wp14:editId="6D55031D">
             <wp:extent cx="5274310" cy="1372870"/>
@@ -5841,7 +7782,7 @@
                     <pic:cNvPicPr/>
                   </pic:nvPicPr>
                   <pic:blipFill>
-                    <a:blip r:embed="rId20"/>
+                    <a:blip r:embed="rId26"/>
                     <a:stretch>
                       <a:fillRect/>
                     </a:stretch>
@@ -6027,6 +7968,7 @@
         <w:rPr>
           <w:noProof/>
         </w:rPr>
+        <w:lastRenderedPageBreak/>
         <w:drawing>
           <wp:inline distT="0" distB="0" distL="0" distR="0" wp14:anchorId="5B776ABD" wp14:editId="2FAAD847">
             <wp:extent cx="5274310" cy="1719580"/>
@@ -6043,7 +7985,7 @@
                     <pic:cNvPicPr/>
                   </pic:nvPicPr>
                   <pic:blipFill>
-                    <a:blip r:embed="rId21"/>
+                    <a:blip r:embed="rId27"/>
                     <a:stretch>
                       <a:fillRect/>
                     </a:stretch>
@@ -6080,9 +8022,11 @@
         </w:rPr>
         <w:t>​​</w:t>
       </w:r>
+      <w:proofErr w:type="spellStart"/>
       <w:r>
         <w:t>SatoshiForgery</w:t>
       </w:r>
+      <w:proofErr w:type="spellEnd"/>
       <w:r>
         <w:rPr>
           <w:rFonts w:hint="eastAsia"/>
@@ -6133,8 +8077,16 @@
         <w:rPr>
           <w:rFonts w:hint="eastAsia"/>
         </w:rPr>
-        <w:t>1A1zP1...DivfNa</w:t>
-      </w:r>
+        <w:t>1A1zP1...</w:t>
+      </w:r>
+      <w:proofErr w:type="spellStart"/>
+      <w:r>
+        <w:rPr>
+          <w:rFonts w:hint="eastAsia"/>
+        </w:rPr>
+        <w:t>DivfNa</w:t>
+      </w:r>
+      <w:proofErr w:type="spellEnd"/>
       <w:r>
         <w:rPr>
           <w:rFonts w:hint="eastAsia"/>
@@ -6163,7 +8115,7 @@
                     <pic:cNvPicPr/>
                   </pic:nvPicPr>
                   <pic:blipFill>
-                    <a:blip r:embed="rId22"/>
+                    <a:blip r:embed="rId28"/>
                     <a:stretch>
                       <a:fillRect/>
                     </a:stretch>
@@ -6239,7 +8191,6 @@
         <w:rPr>
           <w:noProof/>
         </w:rPr>
-        <w:lastRenderedPageBreak/>
         <w:drawing>
           <wp:inline distT="0" distB="0" distL="0" distR="0" wp14:anchorId="102EA49D" wp14:editId="0BE5B95E">
             <wp:extent cx="5274310" cy="2463800"/>
@@ -6256,7 +8207,7 @@
                     <pic:cNvPicPr/>
                   </pic:nvPicPr>
                   <pic:blipFill>
-                    <a:blip r:embed="rId23"/>
+                    <a:blip r:embed="rId29"/>
                     <a:stretch>
                       <a:fillRect/>
                     </a:stretch>
@@ -6293,9 +8244,11 @@
         </w:rPr>
         <w:t>​​</w:t>
       </w:r>
+      <w:proofErr w:type="spellStart"/>
       <w:r>
         <w:t>forge_signature</w:t>
       </w:r>
+      <w:proofErr w:type="spellEnd"/>
       <w:r>
         <w:rPr>
           <w:rFonts w:hint="eastAsia"/>
@@ -6305,6 +8258,7 @@
     </w:p>
     <w:p>
       <w:r>
+        <w:lastRenderedPageBreak/>
         <w:t>​​</w:t>
       </w:r>
       <w:r>
@@ -6482,7 +8436,15 @@
         <w:t>。此构造使</w:t>
       </w:r>
       <w:r>
-        <w:t>(r,s)</w:t>
+        <w:t>(</w:t>
+      </w:r>
+      <w:proofErr w:type="spellStart"/>
+      <w:r>
+        <w:t>r,s</w:t>
+      </w:r>
+      <w:proofErr w:type="spellEnd"/>
+      <w:r>
+        <w:t>)</w:t>
       </w:r>
       <w:r>
         <w:rPr>
@@ -6516,9 +8478,11 @@
         </w:rPr>
         <w:t>​​</w:t>
       </w:r>
+      <w:proofErr w:type="spellStart"/>
       <w:r>
         <w:t>verify_forged_signature</w:t>
       </w:r>
+      <w:proofErr w:type="spellEnd"/>
       <w:r>
         <w:rPr>
           <w:rFonts w:hint="eastAsia"/>
@@ -6680,9 +8644,11 @@
         </w:rPr>
         <w:t>​​</w:t>
       </w:r>
+      <w:proofErr w:type="spellStart"/>
       <w:r>
         <w:t>demonstrate_forgery</w:t>
       </w:r>
+      <w:proofErr w:type="spellEnd"/>
       <w:r>
         <w:rPr>
           <w:rFonts w:hint="eastAsia"/>
@@ -6747,7 +8713,6 @@
         <w:rPr>
           <w:noProof/>
         </w:rPr>
-        <w:lastRenderedPageBreak/>
         <w:drawing>
           <wp:inline distT="0" distB="0" distL="0" distR="0" wp14:anchorId="4F377311" wp14:editId="5A54CAD7">
             <wp:extent cx="5274310" cy="2016125"/>
@@ -6764,7 +8729,7 @@
                     <pic:cNvPicPr/>
                   </pic:nvPicPr>
                   <pic:blipFill>
-                    <a:blip r:embed="rId24"/>
+                    <a:blip r:embed="rId30"/>
                     <a:stretch>
                       <a:fillRect/>
                     </a:stretch>
@@ -6883,9 +8848,11 @@
         </w:rPr>
         <w:t>主程序创建</w:t>
       </w:r>
+      <w:proofErr w:type="spellStart"/>
       <w:r>
         <w:t>SatoshiForgery</w:t>
       </w:r>
+      <w:proofErr w:type="spellEnd"/>
       <w:r>
         <w:rPr>
           <w:rFonts w:hint="eastAsia"/>
@@ -6934,6 +8901,7 @@
     </w:p>
     <w:p>
       <w:r>
+        <w:lastRenderedPageBreak/>
         <w:t>​</w:t>
       </w:r>
       <w:r>
@@ -7479,7 +9447,6 @@
         <w:rPr>
           <w:noProof/>
         </w:rPr>
-        <w:lastRenderedPageBreak/>
         <w:drawing>
           <wp:inline distT="0" distB="0" distL="0" distR="0" wp14:anchorId="6AADF197" wp14:editId="1ADE1099">
             <wp:extent cx="5274310" cy="1782445"/>
@@ -7496,7 +9463,7 @@
                     <pic:cNvPicPr/>
                   </pic:nvPicPr>
                   <pic:blipFill>
-                    <a:blip r:embed="rId25"/>
+                    <a:blip r:embed="rId31"/>
                     <a:stretch>
                       <a:fillRect/>
                     </a:stretch>
@@ -7533,7 +9500,7 @@
     </w:p>
     <w:p/>
     <w:sectPr>
-      <w:footerReference w:type="default" r:id="rId26"/>
+      <w:footerReference w:type="default" r:id="rId32"/>
       <w:pgSz w:w="11906" w:h="16838"/>
       <w:pgMar w:top="1440" w:right="1800" w:bottom="1440" w:left="1800" w:header="851" w:footer="992" w:gutter="0"/>
       <w:cols w:space="425"/>
@@ -7641,6 +9608,155 @@
 <file path=word/numbering.xml><?xml version="1.0" encoding="utf-8"?>
 <w:numbering xmlns:wpc="http://schemas.microsoft.com/office/word/2010/wordprocessingCanvas" xmlns:cx="http://schemas.microsoft.com/office/drawing/2014/chartex" xmlns:cx1="http://schemas.microsoft.com/office/drawing/2015/9/8/chartex" xmlns:cx2="http://schemas.microsoft.com/office/drawing/2015/10/21/chartex" xmlns:cx3="http://schemas.microsoft.com/office/drawing/2016/5/9/chartex" xmlns:cx4="http://schemas.microsoft.com/office/drawing/2016/5/10/chartex" xmlns:cx5="http://schemas.microsoft.com/office/drawing/2016/5/11/chartex" xmlns:cx6="http://schemas.microsoft.com/office/drawing/2016/5/12/chartex" xmlns:cx7="http://schemas.microsoft.com/office/drawing/2016/5/13/chartex" xmlns:cx8="http://schemas.microsoft.com/office/drawing/2016/5/14/chartex" xmlns:mc="http://schemas.openxmlformats.org/markup-compatibility/2006" xmlns:aink="http://schemas.microsoft.com/office/drawing/2016/ink" xmlns:am3d="http://schemas.microsoft.com/office/drawing/2017/model3d" xmlns:o="urn:schemas-microsoft-com:office:office" xmlns:oel="http://schemas.microsoft.com/office/2019/extlst" xmlns:r="http://schemas.openxmlformats.org/officeDocument/2006/relationships" xmlns:m="http://schemas.openxmlformats.org/officeDocument/2006/math" xmlns:v="urn:schemas-microsoft-com:vml" xmlns:wp14="http://schemas.microsoft.com/office/word/2010/wordprocessingDrawing" xmlns:wp="http://schemas.openxmlformats.org/drawingml/2006/wordprocessingDrawing" xmlns:w10="urn:schemas-microsoft-com:office:word" xmlns:w="http://schemas.openxmlformats.org/wordprocessingml/2006/main" xmlns:w14="http://schemas.microsoft.com/office/word/2010/wordml" xmlns:w15="http://schemas.microsoft.com/office/word/2012/wordml" xmlns:w16cex="http://schemas.microsoft.com/office/word/2018/wordml/cex" xmlns:w16cid="http://schemas.microsoft.com/office/word/2016/wordml/cid" xmlns:w16="http://schemas.microsoft.com/office/word/2018/wordml" xmlns:w16du="http://schemas.microsoft.com/office/word/2023/wordml/word16du" xmlns:w16sdtdh="http://schemas.microsoft.com/office/word/2020/wordml/sdtdatahash" xmlns:w16sdtfl="http://schemas.microsoft.com/office/word/2024/wordml/sdtformatlock" xmlns:w16se="http://schemas.microsoft.com/office/word/2015/wordml/symex" xmlns:wpg="http://schemas.microsoft.com/office/word/2010/wordprocessingGroup" xmlns:wpi="http://schemas.microsoft.com/office/word/2010/wordprocessingInk" xmlns:wne="http://schemas.microsoft.com/office/word/2006/wordml" xmlns:wps="http://schemas.microsoft.com/office/word/2010/wordprocessingShape" mc:Ignorable="w14 w15 w16se w16cid w16 w16cex w16sdtdh w16sdtfl w16du wp14">
   <w:abstractNum w:abstractNumId="0" w15:restartNumberingAfterBreak="0">
+    <w:nsid w:val="0CD73C28"/>
+    <w:multiLevelType w:val="multilevel"/>
+    <w:tmpl w:val="0FC2F1D6"/>
+    <w:lvl w:ilvl="0">
+      <w:start w:val="1"/>
+      <w:numFmt w:val="bullet"/>
+      <w:lvlText w:val=""/>
+      <w:lvlJc w:val="left"/>
+      <w:pPr>
+        <w:tabs>
+          <w:tab w:val="num" w:pos="720"/>
+        </w:tabs>
+        <w:ind w:left="720" w:hanging="360"/>
+      </w:pPr>
+      <w:rPr>
+        <w:rFonts w:ascii="Symbol" w:hAnsi="Symbol" w:hint="default"/>
+        <w:sz w:val="20"/>
+      </w:rPr>
+    </w:lvl>
+    <w:lvl w:ilvl="1" w:tentative="1">
+      <w:start w:val="1"/>
+      <w:numFmt w:val="bullet"/>
+      <w:lvlText w:val=""/>
+      <w:lvlJc w:val="left"/>
+      <w:pPr>
+        <w:tabs>
+          <w:tab w:val="num" w:pos="1440"/>
+        </w:tabs>
+        <w:ind w:left="1440" w:hanging="360"/>
+      </w:pPr>
+      <w:rPr>
+        <w:rFonts w:ascii="Symbol" w:hAnsi="Symbol" w:hint="default"/>
+        <w:sz w:val="20"/>
+      </w:rPr>
+    </w:lvl>
+    <w:lvl w:ilvl="2" w:tentative="1">
+      <w:start w:val="1"/>
+      <w:numFmt w:val="bullet"/>
+      <w:lvlText w:val=""/>
+      <w:lvlJc w:val="left"/>
+      <w:pPr>
+        <w:tabs>
+          <w:tab w:val="num" w:pos="2160"/>
+        </w:tabs>
+        <w:ind w:left="2160" w:hanging="360"/>
+      </w:pPr>
+      <w:rPr>
+        <w:rFonts w:ascii="Symbol" w:hAnsi="Symbol" w:hint="default"/>
+        <w:sz w:val="20"/>
+      </w:rPr>
+    </w:lvl>
+    <w:lvl w:ilvl="3" w:tentative="1">
+      <w:start w:val="1"/>
+      <w:numFmt w:val="bullet"/>
+      <w:lvlText w:val=""/>
+      <w:lvlJc w:val="left"/>
+      <w:pPr>
+        <w:tabs>
+          <w:tab w:val="num" w:pos="2880"/>
+        </w:tabs>
+        <w:ind w:left="2880" w:hanging="360"/>
+      </w:pPr>
+      <w:rPr>
+        <w:rFonts w:ascii="Symbol" w:hAnsi="Symbol" w:hint="default"/>
+        <w:sz w:val="20"/>
+      </w:rPr>
+    </w:lvl>
+    <w:lvl w:ilvl="4" w:tentative="1">
+      <w:start w:val="1"/>
+      <w:numFmt w:val="bullet"/>
+      <w:lvlText w:val=""/>
+      <w:lvlJc w:val="left"/>
+      <w:pPr>
+        <w:tabs>
+          <w:tab w:val="num" w:pos="3600"/>
+        </w:tabs>
+        <w:ind w:left="3600" w:hanging="360"/>
+      </w:pPr>
+      <w:rPr>
+        <w:rFonts w:ascii="Symbol" w:hAnsi="Symbol" w:hint="default"/>
+        <w:sz w:val="20"/>
+      </w:rPr>
+    </w:lvl>
+    <w:lvl w:ilvl="5" w:tentative="1">
+      <w:start w:val="1"/>
+      <w:numFmt w:val="bullet"/>
+      <w:lvlText w:val=""/>
+      <w:lvlJc w:val="left"/>
+      <w:pPr>
+        <w:tabs>
+          <w:tab w:val="num" w:pos="4320"/>
+        </w:tabs>
+        <w:ind w:left="4320" w:hanging="360"/>
+      </w:pPr>
+      <w:rPr>
+        <w:rFonts w:ascii="Symbol" w:hAnsi="Symbol" w:hint="default"/>
+        <w:sz w:val="20"/>
+      </w:rPr>
+    </w:lvl>
+    <w:lvl w:ilvl="6" w:tentative="1">
+      <w:start w:val="1"/>
+      <w:numFmt w:val="bullet"/>
+      <w:lvlText w:val=""/>
+      <w:lvlJc w:val="left"/>
+      <w:pPr>
+        <w:tabs>
+          <w:tab w:val="num" w:pos="5040"/>
+        </w:tabs>
+        <w:ind w:left="5040" w:hanging="360"/>
+      </w:pPr>
+      <w:rPr>
+        <w:rFonts w:ascii="Symbol" w:hAnsi="Symbol" w:hint="default"/>
+        <w:sz w:val="20"/>
+      </w:rPr>
+    </w:lvl>
+    <w:lvl w:ilvl="7" w:tentative="1">
+      <w:start w:val="1"/>
+      <w:numFmt w:val="bullet"/>
+      <w:lvlText w:val=""/>
+      <w:lvlJc w:val="left"/>
+      <w:pPr>
+        <w:tabs>
+          <w:tab w:val="num" w:pos="5760"/>
+        </w:tabs>
+        <w:ind w:left="5760" w:hanging="360"/>
+      </w:pPr>
+      <w:rPr>
+        <w:rFonts w:ascii="Symbol" w:hAnsi="Symbol" w:hint="default"/>
+        <w:sz w:val="20"/>
+      </w:rPr>
+    </w:lvl>
+    <w:lvl w:ilvl="8" w:tentative="1">
+      <w:start w:val="1"/>
+      <w:numFmt w:val="bullet"/>
+      <w:lvlText w:val=""/>
+      <w:lvlJc w:val="left"/>
+      <w:pPr>
+        <w:tabs>
+          <w:tab w:val="num" w:pos="6480"/>
+        </w:tabs>
+        <w:ind w:left="6480" w:hanging="360"/>
+      </w:pPr>
+      <w:rPr>
+        <w:rFonts w:ascii="Symbol" w:hAnsi="Symbol" w:hint="default"/>
+        <w:sz w:val="20"/>
+      </w:rPr>
+    </w:lvl>
+  </w:abstractNum>
+  <w:abstractNum w:abstractNumId="1" w15:restartNumberingAfterBreak="0">
     <w:nsid w:val="14716E9E"/>
     <w:multiLevelType w:val="multilevel"/>
     <w:tmpl w:val="EE0E4268"/>
@@ -7753,7 +9869,7 @@
       </w:pPr>
     </w:lvl>
   </w:abstractNum>
-  <w:abstractNum w:abstractNumId="1" w15:restartNumberingAfterBreak="0">
+  <w:abstractNum w:abstractNumId="2" w15:restartNumberingAfterBreak="0">
     <w:nsid w:val="1E641A3F"/>
     <w:multiLevelType w:val="hybridMultilevel"/>
     <w:tmpl w:val="87BA5A7E"/>
@@ -7842,7 +9958,156 @@
       </w:pPr>
     </w:lvl>
   </w:abstractNum>
-  <w:abstractNum w:abstractNumId="2" w15:restartNumberingAfterBreak="0">
+  <w:abstractNum w:abstractNumId="3" w15:restartNumberingAfterBreak="0">
+    <w:nsid w:val="1E670083"/>
+    <w:multiLevelType w:val="multilevel"/>
+    <w:tmpl w:val="8ED60B1E"/>
+    <w:lvl w:ilvl="0">
+      <w:start w:val="1"/>
+      <w:numFmt w:val="bullet"/>
+      <w:lvlText w:val=""/>
+      <w:lvlJc w:val="left"/>
+      <w:pPr>
+        <w:tabs>
+          <w:tab w:val="num" w:pos="720"/>
+        </w:tabs>
+        <w:ind w:left="720" w:hanging="360"/>
+      </w:pPr>
+      <w:rPr>
+        <w:rFonts w:ascii="Symbol" w:hAnsi="Symbol" w:hint="default"/>
+        <w:sz w:val="20"/>
+      </w:rPr>
+    </w:lvl>
+    <w:lvl w:ilvl="1" w:tentative="1">
+      <w:start w:val="1"/>
+      <w:numFmt w:val="bullet"/>
+      <w:lvlText w:val=""/>
+      <w:lvlJc w:val="left"/>
+      <w:pPr>
+        <w:tabs>
+          <w:tab w:val="num" w:pos="1440"/>
+        </w:tabs>
+        <w:ind w:left="1440" w:hanging="360"/>
+      </w:pPr>
+      <w:rPr>
+        <w:rFonts w:ascii="Symbol" w:hAnsi="Symbol" w:hint="default"/>
+        <w:sz w:val="20"/>
+      </w:rPr>
+    </w:lvl>
+    <w:lvl w:ilvl="2" w:tentative="1">
+      <w:start w:val="1"/>
+      <w:numFmt w:val="bullet"/>
+      <w:lvlText w:val=""/>
+      <w:lvlJc w:val="left"/>
+      <w:pPr>
+        <w:tabs>
+          <w:tab w:val="num" w:pos="2160"/>
+        </w:tabs>
+        <w:ind w:left="2160" w:hanging="360"/>
+      </w:pPr>
+      <w:rPr>
+        <w:rFonts w:ascii="Symbol" w:hAnsi="Symbol" w:hint="default"/>
+        <w:sz w:val="20"/>
+      </w:rPr>
+    </w:lvl>
+    <w:lvl w:ilvl="3" w:tentative="1">
+      <w:start w:val="1"/>
+      <w:numFmt w:val="bullet"/>
+      <w:lvlText w:val=""/>
+      <w:lvlJc w:val="left"/>
+      <w:pPr>
+        <w:tabs>
+          <w:tab w:val="num" w:pos="2880"/>
+        </w:tabs>
+        <w:ind w:left="2880" w:hanging="360"/>
+      </w:pPr>
+      <w:rPr>
+        <w:rFonts w:ascii="Symbol" w:hAnsi="Symbol" w:hint="default"/>
+        <w:sz w:val="20"/>
+      </w:rPr>
+    </w:lvl>
+    <w:lvl w:ilvl="4" w:tentative="1">
+      <w:start w:val="1"/>
+      <w:numFmt w:val="bullet"/>
+      <w:lvlText w:val=""/>
+      <w:lvlJc w:val="left"/>
+      <w:pPr>
+        <w:tabs>
+          <w:tab w:val="num" w:pos="3600"/>
+        </w:tabs>
+        <w:ind w:left="3600" w:hanging="360"/>
+      </w:pPr>
+      <w:rPr>
+        <w:rFonts w:ascii="Symbol" w:hAnsi="Symbol" w:hint="default"/>
+        <w:sz w:val="20"/>
+      </w:rPr>
+    </w:lvl>
+    <w:lvl w:ilvl="5" w:tentative="1">
+      <w:start w:val="1"/>
+      <w:numFmt w:val="bullet"/>
+      <w:lvlText w:val=""/>
+      <w:lvlJc w:val="left"/>
+      <w:pPr>
+        <w:tabs>
+          <w:tab w:val="num" w:pos="4320"/>
+        </w:tabs>
+        <w:ind w:left="4320" w:hanging="360"/>
+      </w:pPr>
+      <w:rPr>
+        <w:rFonts w:ascii="Symbol" w:hAnsi="Symbol" w:hint="default"/>
+        <w:sz w:val="20"/>
+      </w:rPr>
+    </w:lvl>
+    <w:lvl w:ilvl="6" w:tentative="1">
+      <w:start w:val="1"/>
+      <w:numFmt w:val="bullet"/>
+      <w:lvlText w:val=""/>
+      <w:lvlJc w:val="left"/>
+      <w:pPr>
+        <w:tabs>
+          <w:tab w:val="num" w:pos="5040"/>
+        </w:tabs>
+        <w:ind w:left="5040" w:hanging="360"/>
+      </w:pPr>
+      <w:rPr>
+        <w:rFonts w:ascii="Symbol" w:hAnsi="Symbol" w:hint="default"/>
+        <w:sz w:val="20"/>
+      </w:rPr>
+    </w:lvl>
+    <w:lvl w:ilvl="7" w:tentative="1">
+      <w:start w:val="1"/>
+      <w:numFmt w:val="bullet"/>
+      <w:lvlText w:val=""/>
+      <w:lvlJc w:val="left"/>
+      <w:pPr>
+        <w:tabs>
+          <w:tab w:val="num" w:pos="5760"/>
+        </w:tabs>
+        <w:ind w:left="5760" w:hanging="360"/>
+      </w:pPr>
+      <w:rPr>
+        <w:rFonts w:ascii="Symbol" w:hAnsi="Symbol" w:hint="default"/>
+        <w:sz w:val="20"/>
+      </w:rPr>
+    </w:lvl>
+    <w:lvl w:ilvl="8" w:tentative="1">
+      <w:start w:val="1"/>
+      <w:numFmt w:val="bullet"/>
+      <w:lvlText w:val=""/>
+      <w:lvlJc w:val="left"/>
+      <w:pPr>
+        <w:tabs>
+          <w:tab w:val="num" w:pos="6480"/>
+        </w:tabs>
+        <w:ind w:left="6480" w:hanging="360"/>
+      </w:pPr>
+      <w:rPr>
+        <w:rFonts w:ascii="Symbol" w:hAnsi="Symbol" w:hint="default"/>
+        <w:sz w:val="20"/>
+      </w:rPr>
+    </w:lvl>
+  </w:abstractNum>
+  <w:abstractNum w:abstractNumId="4" w15:restartNumberingAfterBreak="0">
     <w:nsid w:val="25FE4A3D"/>
     <w:multiLevelType w:val="hybridMultilevel"/>
     <w:tmpl w:val="3E72120E"/>
@@ -7931,7 +10196,7 @@
       </w:pPr>
     </w:lvl>
   </w:abstractNum>
-  <w:abstractNum w:abstractNumId="3" w15:restartNumberingAfterBreak="0">
+  <w:abstractNum w:abstractNumId="5" w15:restartNumberingAfterBreak="0">
     <w:nsid w:val="2DF55B80"/>
     <w:multiLevelType w:val="hybridMultilevel"/>
     <w:tmpl w:val="23CA57FE"/>
@@ -8044,7 +10309,7 @@
       </w:rPr>
     </w:lvl>
   </w:abstractNum>
-  <w:abstractNum w:abstractNumId="4" w15:restartNumberingAfterBreak="0">
+  <w:abstractNum w:abstractNumId="6" w15:restartNumberingAfterBreak="0">
     <w:nsid w:val="31CF19B3"/>
     <w:multiLevelType w:val="multilevel"/>
     <w:tmpl w:val="4E50BA2C"/>
@@ -8157,7 +10422,7 @@
       </w:pPr>
     </w:lvl>
   </w:abstractNum>
-  <w:abstractNum w:abstractNumId="5" w15:restartNumberingAfterBreak="0">
+  <w:abstractNum w:abstractNumId="7" w15:restartNumberingAfterBreak="0">
     <w:nsid w:val="3A225925"/>
     <w:multiLevelType w:val="multilevel"/>
     <w:tmpl w:val="6E425328"/>
@@ -8270,7 +10535,7 @@
       </w:pPr>
     </w:lvl>
   </w:abstractNum>
-  <w:abstractNum w:abstractNumId="6" w15:restartNumberingAfterBreak="0">
+  <w:abstractNum w:abstractNumId="8" w15:restartNumberingAfterBreak="0">
     <w:nsid w:val="4A5A35A6"/>
     <w:multiLevelType w:val="multilevel"/>
     <w:tmpl w:val="A7667AA8"/>
@@ -8419,7 +10684,7 @@
       </w:rPr>
     </w:lvl>
   </w:abstractNum>
-  <w:abstractNum w:abstractNumId="7" w15:restartNumberingAfterBreak="0">
+  <w:abstractNum w:abstractNumId="9" w15:restartNumberingAfterBreak="0">
     <w:nsid w:val="5AEF5A8F"/>
     <w:multiLevelType w:val="hybridMultilevel"/>
     <w:tmpl w:val="861ED1B6"/>
@@ -8508,7 +10773,7 @@
       </w:pPr>
     </w:lvl>
   </w:abstractNum>
-  <w:abstractNum w:abstractNumId="8" w15:restartNumberingAfterBreak="0">
+  <w:abstractNum w:abstractNumId="10" w15:restartNumberingAfterBreak="0">
     <w:nsid w:val="6EF62B4C"/>
     <w:multiLevelType w:val="multilevel"/>
     <w:tmpl w:val="798C6EEA"/>
@@ -8625,7 +10890,7 @@
       </w:pPr>
     </w:lvl>
   </w:abstractNum>
-  <w:abstractNum w:abstractNumId="9" w15:restartNumberingAfterBreak="0">
+  <w:abstractNum w:abstractNumId="11" w15:restartNumberingAfterBreak="0">
     <w:nsid w:val="71BD1CF3"/>
     <w:multiLevelType w:val="multilevel"/>
     <w:tmpl w:val="8B329162"/>
@@ -8742,7 +11007,7 @@
       </w:pPr>
     </w:lvl>
   </w:abstractNum>
-  <w:abstractNum w:abstractNumId="10" w15:restartNumberingAfterBreak="0">
+  <w:abstractNum w:abstractNumId="12" w15:restartNumberingAfterBreak="0">
     <w:nsid w:val="73431DCB"/>
     <w:multiLevelType w:val="multilevel"/>
     <w:tmpl w:val="69AC7A78"/>
@@ -8863,7 +11128,7 @@
       </w:pPr>
     </w:lvl>
   </w:abstractNum>
-  <w:abstractNum w:abstractNumId="11" w15:restartNumberingAfterBreak="0">
+  <w:abstractNum w:abstractNumId="13" w15:restartNumberingAfterBreak="0">
     <w:nsid w:val="762133D7"/>
     <w:multiLevelType w:val="hybridMultilevel"/>
     <w:tmpl w:val="53A675B4"/>
@@ -8952,7 +11217,7 @@
       </w:pPr>
     </w:lvl>
   </w:abstractNum>
-  <w:abstractNum w:abstractNumId="12" w15:restartNumberingAfterBreak="0">
+  <w:abstractNum w:abstractNumId="14" w15:restartNumberingAfterBreak="0">
     <w:nsid w:val="7ED506F4"/>
     <w:multiLevelType w:val="multilevel"/>
     <w:tmpl w:val="EC60B280"/>
@@ -9066,43 +11331,49 @@
     </w:lvl>
   </w:abstractNum>
   <w:num w:numId="1" w16cid:durableId="1257902912">
-    <w:abstractNumId w:val="3"/>
+    <w:abstractNumId w:val="5"/>
   </w:num>
   <w:num w:numId="2" w16cid:durableId="549607882">
+    <w:abstractNumId w:val="9"/>
+  </w:num>
+  <w:num w:numId="3" w16cid:durableId="126247614">
+    <w:abstractNumId w:val="4"/>
+  </w:num>
+  <w:num w:numId="4" w16cid:durableId="786849434">
+    <w:abstractNumId w:val="13"/>
+  </w:num>
+  <w:num w:numId="5" w16cid:durableId="1571770597">
+    <w:abstractNumId w:val="12"/>
+  </w:num>
+  <w:num w:numId="6" w16cid:durableId="1144082555">
     <w:abstractNumId w:val="7"/>
   </w:num>
-  <w:num w:numId="3" w16cid:durableId="126247614">
+  <w:num w:numId="7" w16cid:durableId="62604992">
+    <w:abstractNumId w:val="1"/>
+  </w:num>
+  <w:num w:numId="8" w16cid:durableId="18049011">
+    <w:abstractNumId w:val="8"/>
+  </w:num>
+  <w:num w:numId="9" w16cid:durableId="1167014032">
+    <w:abstractNumId w:val="14"/>
+  </w:num>
+  <w:num w:numId="10" w16cid:durableId="2070961238">
+    <w:abstractNumId w:val="11"/>
+  </w:num>
+  <w:num w:numId="11" w16cid:durableId="1830900712">
+    <w:abstractNumId w:val="6"/>
+  </w:num>
+  <w:num w:numId="12" w16cid:durableId="1104033245">
+    <w:abstractNumId w:val="10"/>
+  </w:num>
+  <w:num w:numId="13" w16cid:durableId="6834335">
     <w:abstractNumId w:val="2"/>
   </w:num>
-  <w:num w:numId="4" w16cid:durableId="786849434">
-    <w:abstractNumId w:val="11"/>
-  </w:num>
-  <w:num w:numId="5" w16cid:durableId="1571770597">
-    <w:abstractNumId w:val="10"/>
-  </w:num>
-  <w:num w:numId="6" w16cid:durableId="1144082555">
-    <w:abstractNumId w:val="5"/>
-  </w:num>
-  <w:num w:numId="7" w16cid:durableId="62604992">
+  <w:num w:numId="14" w16cid:durableId="621570355">
     <w:abstractNumId w:val="0"/>
   </w:num>
-  <w:num w:numId="8" w16cid:durableId="18049011">
-    <w:abstractNumId w:val="6"/>
-  </w:num>
-  <w:num w:numId="9" w16cid:durableId="1167014032">
-    <w:abstractNumId w:val="12"/>
-  </w:num>
-  <w:num w:numId="10" w16cid:durableId="2070961238">
-    <w:abstractNumId w:val="9"/>
-  </w:num>
-  <w:num w:numId="11" w16cid:durableId="1830900712">
-    <w:abstractNumId w:val="4"/>
-  </w:num>
-  <w:num w:numId="12" w16cid:durableId="1104033245">
-    <w:abstractNumId w:val="8"/>
-  </w:num>
-  <w:num w:numId="13" w16cid:durableId="6834335">
-    <w:abstractNumId w:val="1"/>
+  <w:num w:numId="15" w16cid:durableId="2039767804">
+    <w:abstractNumId w:val="3"/>
   </w:num>
 </w:numbering>
 </file>
@@ -9507,7 +11778,7 @@
   <w:style w:type="paragraph" w:default="1" w:styleId="a">
     <w:name w:val="Normal"/>
     <w:qFormat/>
-    <w:rsid w:val="006C744C"/>
+    <w:rsid w:val="00D92178"/>
     <w:pPr>
       <w:widowControl w:val="0"/>
     </w:pPr>
@@ -9717,7 +11988,6 @@
   <w:style w:type="character" w:default="1" w:styleId="a0">
     <w:name w:val="Default Paragraph Font"/>
     <w:uiPriority w:val="1"/>
-    <w:semiHidden/>
     <w:unhideWhenUsed/>
   </w:style>
   <w:style w:type="table" w:default="1" w:styleId="a1">
